--- a/เค้าโครงโครงงานคอมพิวเตอร์.docx
+++ b/เค้าโครงโครงงานคอมพิวเตอร์.docx
@@ -1,8 +1,8 @@
 
 <file path=word/document.xml><?xml version="1.0" encoding="utf-8"?>
-<w:document xmlns:wpc="http://schemas.microsoft.com/office/word/2010/wordprocessingCanvas" xmlns:cx="http://schemas.microsoft.com/office/drawing/2014/chartex" xmlns:cx1="http://schemas.microsoft.com/office/drawing/2015/9/8/chartex" xmlns:cx2="http://schemas.microsoft.com/office/drawing/2015/10/21/chartex" xmlns:cx3="http://schemas.microsoft.com/office/drawing/2016/5/9/chartex" xmlns:cx4="http://schemas.microsoft.com/office/drawing/2016/5/10/chartex" xmlns:cx5="http://schemas.microsoft.com/office/drawing/2016/5/11/chartex" xmlns:cx6="http://schemas.microsoft.com/office/drawing/2016/5/12/chartex" xmlns:cx7="http://schemas.microsoft.com/office/drawing/2016/5/13/chartex" xmlns:cx8="http://schemas.microsoft.com/office/drawing/2016/5/14/chartex" xmlns:mc="http://schemas.openxmlformats.org/markup-compatibility/2006" xmlns:aink="http://schemas.microsoft.com/office/drawing/2016/ink" xmlns:am3d="http://schemas.microsoft.com/office/drawing/2017/model3d" xmlns:o="urn:schemas-microsoft-com:office:office" xmlns:oel="http://schemas.microsoft.com/office/2019/extlst" xmlns:r="http://schemas.openxmlformats.org/officeDocument/2006/relationships" xmlns:m="http://schemas.openxmlformats.org/officeDocument/2006/math" xmlns:v="urn:schemas-microsoft-com:vml" xmlns:wp14="http://schemas.microsoft.com/office/word/2010/wordprocessingDrawing" xmlns:wp="http://schemas.openxmlformats.org/drawingml/2006/wordprocessingDrawing" xmlns:w10="urn:schemas-microsoft-com:office:word" xmlns:w="http://schemas.openxmlformats.org/wordprocessingml/2006/main" xmlns:w14="http://schemas.microsoft.com/office/word/2010/wordml" xmlns:w15="http://schemas.microsoft.com/office/word/2012/wordml" xmlns:w16cex="http://schemas.microsoft.com/office/word/2018/wordml/cex" xmlns:w16cid="http://schemas.microsoft.com/office/word/2016/wordml/cid" xmlns:w16="http://schemas.microsoft.com/office/word/2018/wordml" xmlns:w16du="http://schemas.microsoft.com/office/word/2023/wordml/word16du" xmlns:w16sdtdh="http://schemas.microsoft.com/office/word/2020/wordml/sdtdatahash" xmlns:w16sdtfl="http://schemas.microsoft.com/office/word/2024/wordml/sdtformatlock" xmlns:w16se="http://schemas.microsoft.com/office/word/2015/wordml/symex" xmlns:wpg="http://schemas.microsoft.com/office/word/2010/wordprocessingGroup" xmlns:wpi="http://schemas.microsoft.com/office/word/2010/wordprocessingInk" xmlns:wne="http://schemas.microsoft.com/office/word/2006/wordml" xmlns:wps="http://schemas.microsoft.com/office/word/2010/wordprocessingShape" mc:Ignorable="w14 w15 w16se w16cid w16 w16cex w16sdtdh w16sdtfl w16du wp14">
+<w:document xmlns:ns1="http://schemas.openxmlformats.org/markup-compatibility/2006" xmlns:ns2="http://schemas.microsoft.com/office/word/2010/wordml" xmlns:ns3="http://schemas.openxmlformats.org/drawingml/2006/wordprocessingDrawing" xmlns:ns4="http://schemas.microsoft.com/office/word/2010/wordprocessingDrawing" xmlns:ns5="http://schemas.openxmlformats.org/drawingml/2006/main" xmlns:ns6="http://schemas.openxmlformats.org/drawingml/2006/picture" xmlns:ns7="http://schemas.openxmlformats.org/officeDocument/2006/relationships" xmlns:ns8="http://schemas.microsoft.com/office/drawing/2010/main" xmlns:ns9="http://schemas.openxmlformats.org/officeDocument/2006/math" xmlns:w="http://schemas.openxmlformats.org/wordprocessingml/2006/main" ns1:Ignorable="w14 w15 w16se w16cid w16 w16cex w16sdtdh w16sdtfl w16du wp14">
   <w:body>
-    <w:p>
+    <w:p ns2:paraId="569A3B17" ns2:textId="6662BBB9">
       <w:pPr>
         <w:pStyle w:val="NoSpacing"/>
         <w:jc w:val="center"/>
@@ -22,56 +22,56 @@
           <w:noProof/>
         </w:rPr>
         <w:drawing>
-          <wp:inline distT="0" distB="0" distL="0" distR="0" wp14:anchorId="4501F40B" wp14:editId="7D399CA7">
-            <wp:extent cx="1663700" cy="1544762"/>
-            <wp:effectExtent l="0" t="0" r="0" b="0"/>
-            <wp:docPr id="2139894577" name="Picture 1" descr="Official LOGO - Khon Kaen University"/>
-            <wp:cNvGraphicFramePr>
-              <a:graphicFrameLocks xmlns:a="http://schemas.openxmlformats.org/drawingml/2006/main" noChangeAspect="1"/>
-            </wp:cNvGraphicFramePr>
-            <a:graphic xmlns:a="http://schemas.openxmlformats.org/drawingml/2006/main">
-              <a:graphicData uri="http://schemas.openxmlformats.org/drawingml/2006/picture">
-                <pic:pic xmlns:pic="http://schemas.openxmlformats.org/drawingml/2006/picture">
-                  <pic:nvPicPr>
-                    <pic:cNvPr id="0" name="Picture 1" descr="Official LOGO - Khon Kaen University"/>
-                    <pic:cNvPicPr>
-                      <a:picLocks noChangeAspect="1" noChangeArrowheads="1"/>
-                    </pic:cNvPicPr>
-                  </pic:nvPicPr>
-                  <pic:blipFill>
-                    <a:blip r:embed="rId7">
-                      <a:extLst>
-                        <a:ext uri="{28A0092B-C50C-407E-A947-70E740481C1C}">
-                          <a14:useLocalDpi xmlns:a14="http://schemas.microsoft.com/office/drawing/2010/main" val="0"/>
-                        </a:ext>
-                      </a:extLst>
-                    </a:blip>
-                    <a:srcRect/>
-                    <a:stretch>
-                      <a:fillRect/>
-                    </a:stretch>
-                  </pic:blipFill>
-                  <pic:spPr bwMode="auto">
-                    <a:xfrm>
-                      <a:off x="0" y="0"/>
-                      <a:ext cx="1677036" cy="1557145"/>
-                    </a:xfrm>
-                    <a:prstGeom prst="rect">
-                      <a:avLst/>
-                    </a:prstGeom>
-                    <a:noFill/>
-                    <a:ln>
-                      <a:noFill/>
-                    </a:ln>
-                  </pic:spPr>
-                </pic:pic>
-              </a:graphicData>
-            </a:graphic>
-          </wp:inline>
+          <ns3:inline distT="0" distB="0" distL="0" distR="0" ns4:anchorId="4501F40B" ns4:editId="7D399CA7">
+            <ns3:extent cx="1663700" cy="1544762"/>
+            <ns3:effectExtent l="0" t="0" r="0" b="0"/>
+            <ns3:docPr id="2139894577" name="Picture 1" descr="Official LOGO - Khon Kaen University"/>
+            <ns3:cNvGraphicFramePr>
+              <ns5:graphicFrameLocks noChangeAspect="1"/>
+            </ns3:cNvGraphicFramePr>
+            <ns5:graphic>
+              <ns5:graphicData uri="http://schemas.openxmlformats.org/drawingml/2006/picture">
+                <ns6:pic>
+                  <ns6:nvPicPr>
+                    <ns6:cNvPr id="0" name="Picture 1" descr="Official LOGO - Khon Kaen University"/>
+                    <ns6:cNvPicPr>
+                      <ns5:picLocks noChangeAspect="1" noChangeArrowheads="1"/>
+                    </ns6:cNvPicPr>
+                  </ns6:nvPicPr>
+                  <ns6:blipFill>
+                    <ns5:blip ns7:embed="rId7">
+                      <ns5:extLst>
+                        <ns5:ext uri="{28A0092B-C50C-407E-A947-70E740481C1C}">
+                          <ns8:useLocalDpi val="0"/>
+                        </ns5:ext>
+                      </ns5:extLst>
+                    </ns5:blip>
+                    <ns5:srcRect/>
+                    <ns5:stretch>
+                      <ns5:fillRect/>
+                    </ns5:stretch>
+                  </ns6:blipFill>
+                  <ns6:spPr bwMode="auto">
+                    <ns5:xfrm>
+                      <ns5:off x="0" y="0"/>
+                      <ns5:ext cx="1677036" cy="1557145"/>
+                    </ns5:xfrm>
+                    <ns5:prstGeom prst="rect">
+                      <ns5:avLst/>
+                    </ns5:prstGeom>
+                    <ns5:noFill/>
+                    <ns5:ln>
+                      <ns5:noFill/>
+                    </ns5:ln>
+                  </ns6:spPr>
+                </ns6:pic>
+              </ns5:graphicData>
+            </ns5:graphic>
+          </ns3:inline>
         </w:drawing>
       </w:r>
     </w:p>
-    <w:p>
+    <w:p ns2:paraId="2FDCD152" ns2:textId="572B1BA0">
       <w:pPr>
         <w:pStyle w:val="NoSpacing"/>
         <w:jc w:val="center"/>
@@ -106,7 +106,7 @@
       </w:r>
       <w:proofErr w:type="spellEnd"/>
     </w:p>
-    <w:p>
+    <w:p ns2:paraId="6A3089A0" ns2:textId="1FF359E5">
       <w:pPr>
         <w:pStyle w:val="NoSpacing"/>
         <w:jc w:val="center"/>
@@ -130,7 +130,7 @@
         <w:t>เค้าโครงโครงงานคอมพิวเตอร์</w:t>
       </w:r>
     </w:p>
-    <w:p>
+    <w:p ns2:paraId="1C22CEF9" ns2:textId="77777777">
       <w:pPr>
         <w:pStyle w:val="NoSpacing"/>
         <w:spacing w:before="240"/>
@@ -144,7 +144,7 @@
         </w:rPr>
       </w:pPr>
     </w:p>
-    <w:p>
+    <w:p ns2:paraId="78D667BD" ns2:textId="1CF49A80">
       <w:pPr>
         <w:pStyle w:val="NoSpacing"/>
         <w:spacing w:before="240"/>
@@ -196,7 +196,7 @@
         <w:t>้</w:t>
       </w:r>
     </w:p>
-    <w:p>
+    <w:p ns2:paraId="5419DFC4" ns2:textId="0D4883B4">
       <w:pPr>
         <w:pStyle w:val="NoSpacing"/>
         <w:spacing w:before="240"/>
@@ -216,7 +216,7 @@
         <w:t>Enhancing Chest X-RAY Infiltration Detection Using Noise Reduction and Explainable AI</w:t>
       </w:r>
     </w:p>
-    <w:p>
+    <w:p ns2:paraId="1286DEF6" ns2:textId="77777777">
       <w:pPr>
         <w:pStyle w:val="NoSpacing"/>
         <w:spacing w:before="240"/>
@@ -230,7 +230,7 @@
         </w:rPr>
       </w:pPr>
     </w:p>
-    <w:p>
+    <w:p ns2:paraId="414CBDFA" ns2:textId="018377B0">
       <w:pPr>
         <w:pStyle w:val="NoSpacing"/>
         <w:jc w:val="center"/>
@@ -250,7 +250,7 @@
         <w:t>โดย</w:t>
       </w:r>
     </w:p>
-    <w:p>
+    <w:p ns2:paraId="34988F6B" ns2:textId="76010DF3">
       <w:pPr>
         <w:pStyle w:val="NoSpacing"/>
         <w:jc w:val="center"/>
@@ -313,7 +313,7 @@
         <w:t xml:space="preserve"> 673380280-2</w:t>
       </w:r>
     </w:p>
-    <w:p>
+    <w:p ns2:paraId="6F7A4BA0" ns2:textId="756D975F">
       <w:pPr>
         <w:pStyle w:val="NoSpacing"/>
         <w:jc w:val="center"/>
@@ -376,7 +376,7 @@
         <w:t xml:space="preserve"> 673380066-4</w:t>
       </w:r>
     </w:p>
-    <w:p>
+    <w:p ns2:paraId="5BE53BD6" ns2:textId="4C711337">
       <w:pPr>
         <w:pStyle w:val="NoSpacing"/>
         <w:jc w:val="center"/>
@@ -387,7 +387,7 @@
         </w:rPr>
       </w:pPr>
     </w:p>
-    <w:p>
+    <w:p ns2:paraId="37692574" ns2:textId="4426BDA3">
       <w:pPr>
         <w:pStyle w:val="NoSpacing"/>
         <w:spacing w:before="240"/>
@@ -442,7 +442,7 @@
       </w:r>
       <w:proofErr w:type="spellEnd"/>
     </w:p>
-    <w:p>
+    <w:p ns2:paraId="33E76C20" ns2:textId="721E357A">
       <w:pPr>
         <w:pStyle w:val="NoSpacing"/>
         <w:spacing w:before="240"/>
@@ -455,7 +455,7 @@
         </w:rPr>
       </w:pPr>
     </w:p>
-    <w:p>
+    <w:p ns2:paraId="663DD5CA" ns2:textId="3F924576">
       <w:pPr>
         <w:pStyle w:val="NoSpacing"/>
         <w:jc w:val="center"/>
@@ -492,7 +492,7 @@
         <w:t>สัมมนาทางวิทยาการคอมพิวเตอร์</w:t>
       </w:r>
     </w:p>
-    <w:p>
+    <w:p ns2:paraId="5BFCABAC" ns2:textId="3C7BFD76">
       <w:pPr>
         <w:pStyle w:val="NoSpacing"/>
         <w:jc w:val="center"/>
@@ -539,7 +539,7 @@
         <w:t xml:space="preserve"> 2569</w:t>
       </w:r>
     </w:p>
-    <w:p>
+    <w:p ns2:paraId="54BB1CCF" ns2:textId="426D0DBF">
       <w:pPr>
         <w:pStyle w:val="NoSpacing"/>
         <w:jc w:val="center"/>
@@ -559,7 +559,7 @@
         <w:t>สาขาวิชาวิทยาการคอมพิวเตอร์ วิทยาลัยการคอมพิวเตอร์</w:t>
       </w:r>
     </w:p>
-    <w:p>
+    <w:p ns2:paraId="7DD072B0" ns2:textId="632BA4F2">
       <w:pPr>
         <w:pStyle w:val="NoSpacing"/>
         <w:jc w:val="center"/>
@@ -579,7 +579,7 @@
         <w:t>มหาวิทยาลัยขอนแก่น</w:t>
       </w:r>
     </w:p>
-    <w:p>
+    <w:p ns2:paraId="04CCE067" ns2:textId="6D6295D5">
       <w:pPr>
         <w:pStyle w:val="NoSpacing"/>
         <w:jc w:val="center"/>
@@ -659,7 +659,7 @@
         <w:t>)</w:t>
       </w:r>
     </w:p>
-    <w:p>
+    <w:p ns2:paraId="38B9EBA5" ns2:textId="390E3FA2">
       <w:pPr>
         <w:spacing w:before="240"/>
         <w:rPr>
@@ -673,7 +673,7 @@
         <w:br w:type="page"/>
       </w:r>
     </w:p>
-    <w:p>
+    <w:p ns2:paraId="0E3A0B02" ns2:textId="336C237D">
       <w:pPr>
         <w:pStyle w:val="NoSpacing"/>
         <w:spacing w:before="240"/>
@@ -699,7 +699,7 @@
         <w:t>การเสนอเค้าโครงโครงงานคอมพิวเตอร์</w:t>
       </w:r>
     </w:p>
-    <w:p>
+    <w:p ns2:paraId="3440438F" ns2:textId="4F6B237F">
       <w:pPr>
         <w:pStyle w:val="NoSpacing"/>
         <w:spacing w:after="240"/>
@@ -745,7 +745,7 @@
         <w:t xml:space="preserve">  มหาวิทยาลัยขอนแก่น</w:t>
       </w:r>
     </w:p>
-    <w:p>
+    <w:p ns2:paraId="17D57BAF" ns2:textId="062530AE">
       <w:pPr>
         <w:pStyle w:val="NoSpacing"/>
         <w:rPr>
@@ -850,7 +850,7 @@
         <w:t>673380280-2</w:t>
       </w:r>
     </w:p>
-    <w:p>
+    <w:p ns2:paraId="73F6B96B" ns2:textId="5B5EFCD7">
       <w:pPr>
         <w:pStyle w:val="NoSpacing"/>
         <w:rPr>
@@ -882,7 +882,7 @@
       </w:r>
       <w:proofErr w:type="spellEnd"/>
     </w:p>
-    <w:p>
+    <w:p ns2:paraId="5B343DB3" ns2:textId="12C2465B">
       <w:pPr>
         <w:pStyle w:val="NoSpacing"/>
         <w:rPr>
@@ -954,7 +954,7 @@
         <w:t>673380066-4</w:t>
       </w:r>
     </w:p>
-    <w:p>
+    <w:p ns2:paraId="7E2FD15E" ns2:textId="2B790508">
       <w:pPr>
         <w:pStyle w:val="NoSpacing"/>
         <w:rPr>
@@ -985,7 +985,7 @@
         <w:t xml:space="preserve"> Sapphanyu Khamtoom</w:t>
       </w:r>
     </w:p>
-    <w:p>
+    <w:p ns2:paraId="0B7FFF15" ns2:textId="3C45B250">
       <w:pPr>
         <w:pStyle w:val="NoSpacing"/>
         <w:rPr>
@@ -1044,7 +1044,7 @@
         <w:t xml:space="preserve"> </w:t>
       </w:r>
     </w:p>
-    <w:p>
+    <w:p ns2:paraId="48698CE3" ns2:textId="433A5623">
       <w:pPr>
         <w:pStyle w:val="NoSpacing"/>
         <w:rPr>
@@ -1096,7 +1096,7 @@
       </w:r>
       <w:proofErr w:type="spellEnd"/>
     </w:p>
-    <w:p>
+    <w:p ns2:paraId="144ECC84" ns2:textId="6BFF9CE1">
       <w:pPr>
         <w:pStyle w:val="NoSpacing"/>
         <w:rPr>
@@ -1153,7 +1153,7 @@
       </w:r>
       <w:proofErr w:type="spellEnd"/>
     </w:p>
-    <w:p>
+    <w:p ns2:paraId="2E089495" ns2:textId="77777777">
       <w:pPr>
         <w:pStyle w:val="NoSpacing"/>
         <w:rPr>
@@ -1162,7 +1162,7 @@
         </w:rPr>
       </w:pPr>
     </w:p>
-    <w:p>
+    <w:p ns2:paraId="1A38ED8D" ns2:textId="77777777">
       <w:pPr>
         <w:pStyle w:val="NoSpacing"/>
         <w:rPr>
@@ -1185,7 +1185,7 @@
         <w:t>1.    ชื่อหัวข้อโครงงาน</w:t>
       </w:r>
     </w:p>
-    <w:p>
+    <w:p ns2:paraId="14FDF066" ns2:textId="1CF7D44B">
       <w:pPr>
         <w:pStyle w:val="NoSpacing"/>
         <w:rPr>
@@ -1223,7 +1223,7 @@
         <w:t>้</w:t>
       </w:r>
     </w:p>
-    <w:p>
+    <w:p ns2:paraId="728C81F7" ns2:textId="4B23D458">
       <w:pPr>
         <w:pStyle w:val="NoSpacing"/>
         <w:rPr>
@@ -1254,7 +1254,7 @@
         <w:t xml:space="preserve"> Enhancing Chest X-RAY Infiltration Detection Using Noise Reduction and Explainable AI</w:t>
       </w:r>
     </w:p>
-    <w:p>
+    <w:p ns2:paraId="0A7A3C8B" ns2:textId="1F77255F">
       <w:pPr>
         <w:pStyle w:val="NoSpacing"/>
         <w:rPr>
@@ -1266,7 +1266,7 @@
         </w:rPr>
       </w:pPr>
     </w:p>
-    <w:p>
+    <w:p ns2:paraId="4E706A06" ns2:textId="5F1BA1B0">
       <w:pPr>
         <w:rPr>
           <w:rFonts w:ascii="TH SarabunPSK" w:hAnsi="TH SarabunPSK" w:cs="TH SarabunPSK" w:hint="cs"/>
@@ -1279,7 +1279,7 @@
         <w:br w:type="page"/>
       </w:r>
     </w:p>
-    <w:p>
+    <w:p ns2:paraId="790CAD78" ns2:textId="567415F9">
       <w:pPr>
         <w:spacing w:after="240"/>
         <w:rPr>
@@ -1310,7 +1310,7 @@
       </w:r>
       <w:proofErr w:type="spellEnd"/>
     </w:p>
-    <w:p>
+    <w:p ns2:paraId="5319D8FD" ns2:textId="064C29B3">
       <w:pPr>
         <w:spacing w:after="240"/>
         <w:rPr>
@@ -1650,7 +1650,7 @@
         <w:t xml:space="preserve"> (Inter-observer variability) และส่งผลให้แพทย์มีภาระงานสูงจนอาจเกิดความผิดพลาดในการวินิจฉัยเบื้องต้นได้ (Raoof et al., 2012; Wang et al., 2017) </w:t>
       </w:r>
     </w:p>
-    <w:p>
+    <w:p ns2:paraId="357302B1" ns2:textId="55A070C1">
       <w:pPr>
         <w:spacing w:after="240"/>
         <w:rPr>
@@ -1882,7 +1882,7 @@
         <w:t xml:space="preserve"> ส่งผลให้ขาดความน่าเชื่อถือและความโปร่งใสในการนำไปสนับสนุนการตัดสินใจทางคลินิก (Rudin, 2019; van der Velden et al., 2022) </w:t>
       </w:r>
     </w:p>
-    <w:p>
+    <w:p ns2:paraId="66C722E1" ns2:textId="5154363E">
       <w:pPr>
         <w:spacing w:after="240"/>
         <w:rPr>
@@ -2098,7 +2098,7 @@
         <w:t xml:space="preserve"> </w:t>
       </w:r>
     </w:p>
-    <w:p>
+    <w:p ns2:paraId="41DCF234" ns2:textId="47C0B587">
       <w:pPr>
         <w:spacing w:after="240"/>
         <w:rPr>
@@ -2261,7 +2261,7 @@
         <w:t xml:space="preserve"> (Chrysoula, 2023) </w:t>
       </w:r>
     </w:p>
-    <w:p>
+    <w:p ns2:paraId="02017701" ns2:textId="2A639078">
       <w:pPr>
         <w:spacing w:after="240"/>
         <w:rPr>
@@ -2585,7 +2585,7 @@
         <w:t xml:space="preserve"> </w:t>
       </w:r>
     </w:p>
-    <w:p>
+    <w:p ns2:paraId="0D7771CF" ns2:textId="1EB4BEB7">
       <w:pPr>
         <w:spacing w:after="240"/>
         <w:rPr>
@@ -2799,7 +2799,7 @@
         <w:t xml:space="preserve"> Over-smoothing และยกระดับความน่าเชื่อถือของระบบปัญญาประดิษฐ์สำหรับสนับสนุนการตัดสินใจทางการแพทย์ต่อไปในอนาคต</w:t>
       </w:r>
     </w:p>
-    <w:p>
+    <w:p ns2:paraId="0EAE0CCB" ns2:textId="77EEE1BB">
       <w:pPr>
         <w:pStyle w:val="NoSpacing"/>
         <w:ind w:firstLine="720"/>
@@ -2810,7 +2810,7 @@
         </w:rPr>
       </w:pPr>
     </w:p>
-    <w:p>
+    <w:p ns2:paraId="4AAA6AB1" ns2:textId="573F2590">
       <w:pPr>
         <w:pStyle w:val="NoSpacing"/>
         <w:rPr>
@@ -2819,7 +2819,7 @@
         </w:rPr>
       </w:pPr>
     </w:p>
-    <w:p>
+    <w:p ns2:paraId="66524A3D" ns2:textId="77777777">
       <w:pPr>
         <w:pStyle w:val="NoSpacing"/>
         <w:rPr>
@@ -2828,7 +2828,7 @@
         </w:rPr>
       </w:pPr>
     </w:p>
-    <w:p>
+    <w:p ns2:paraId="2BC7045E" ns2:textId="77777777">
       <w:pPr>
         <w:spacing w:after="200" w:line="276" w:lineRule="auto"/>
         <w:rPr>
@@ -2852,7 +2852,7 @@
         <w:br w:type="page"/>
       </w:r>
     </w:p>
-    <w:p>
+    <w:p ns2:paraId="087412B2" ns2:textId="69BDA745">
       <w:pPr>
         <w:pStyle w:val="NoSpacing"/>
         <w:rPr>
@@ -2887,7 +2887,7 @@
       </w:r>
       <w:proofErr w:type="spellEnd"/>
     </w:p>
-    <w:p>
+    <w:p ns2:paraId="63E199DA" ns2:textId="77777777">
       <w:pPr>
         <w:pStyle w:val="NoSpacing"/>
         <w:rPr>
@@ -2903,7 +2903,7 @@
         <w:t xml:space="preserve">  </w:t>
       </w:r>
     </w:p>
-    <w:p>
+    <w:p ns2:paraId="59B6A076" ns2:textId="4135AB46">
       <w:pPr>
         <w:pStyle w:val="ListParagraph"/>
         <w:numPr>
@@ -3067,7 +3067,7 @@
         <w:t xml:space="preserve"> Infiltration </w:t>
       </w:r>
     </w:p>
-    <w:p>
+    <w:p ns2:paraId="6BE41C2B" ns2:textId="356CD823">
       <w:pPr>
         <w:pStyle w:val="ListParagraph"/>
         <w:numPr>
@@ -3166,7 +3166,7 @@
         <w:t xml:space="preserve"> </w:t>
       </w:r>
     </w:p>
-    <w:p>
+    <w:p ns2:paraId="3B00ACF8" ns2:textId="2E4929C5">
       <w:pPr>
         <w:pStyle w:val="ListParagraph"/>
         <w:numPr>
@@ -3233,7 +3233,7 @@
         <w:t xml:space="preserve"> ในการแสดงและวิเคราะห์บริเวณรอยโรคที่ส่งผลต่อการตัดสินใจของแบบจำลอง </w:t>
       </w:r>
     </w:p>
-    <w:p>
+    <w:p ns2:paraId="21C01DE8" ns2:textId="65F96949">
       <w:pPr>
         <w:pStyle w:val="ListParagraph"/>
         <w:numPr>
@@ -3360,7 +3360,7 @@
         <w:t xml:space="preserve"> (Ground-Truth Bounding Box)</w:t>
       </w:r>
     </w:p>
-    <w:p>
+    <w:p ns2:paraId="1A094AD6" ns2:textId="3BF0DAFD">
       <w:pPr>
         <w:rPr>
           <w:rFonts w:ascii="TH SarabunPSK" w:hAnsi="TH SarabunPSK" w:cs="TH SarabunPSK" w:hint="cs"/>
@@ -3378,7 +3378,7 @@
         <w:t>4.    ทฤษฎีและผลงานวิจัยที่เกี่ยวข้อง</w:t>
       </w:r>
     </w:p>
-    <w:p>
+    <w:p ns2:paraId="6349255F" ns2:textId="0A3BFE25">
       <w:pPr>
         <w:pStyle w:val="NoSpacing"/>
         <w:spacing w:before="360" w:after="240"/>
@@ -3444,7 +3444,7 @@
         <w:t xml:space="preserve"> (Pulmonary Infiltration)</w:t>
       </w:r>
     </w:p>
-    <w:p>
+    <w:p ns2:paraId="0E75A3DB" ns2:textId="0927E893">
       <w:pPr>
         <w:spacing w:after="240"/>
         <w:ind w:left="720" w:firstLine="720"/>
@@ -3647,7 +3647,7 @@
       </w:r>
       <w:proofErr w:type="spellEnd"/>
     </w:p>
-    <w:p>
+    <w:p ns2:paraId="72369A65" ns2:textId="43C0F74C">
       <w:pPr>
         <w:pStyle w:val="Heading3"/>
         <w:spacing w:before="360" w:after="240"/>
@@ -3686,7 +3686,7 @@
       </w:r>
       <w:proofErr w:type="spellEnd"/>
     </w:p>
-    <w:p>
+    <w:p ns2:paraId="58640B9A" ns2:textId="378C3E22">
       <w:pPr>
         <w:pStyle w:val="ListParagraph"/>
         <w:ind w:firstLine="720"/>
@@ -3902,7 +3902,7 @@
         <w:t xml:space="preserve"> Fair Comparison</w:t>
       </w:r>
     </w:p>
-    <w:p>
+    <w:p ns2:paraId="4F171F06" ns2:textId="59580E54">
       <w:pPr>
         <w:pStyle w:val="Heading3"/>
         <w:spacing w:before="360" w:after="240"/>
@@ -3952,7 +3952,7 @@
         <w:t xml:space="preserve"> (Image Denoising &amp; Enhancement)</w:t>
       </w:r>
     </w:p>
-    <w:p>
+    <w:p ns2:paraId="373CB26E" ns2:textId="41844E00">
       <w:pPr>
         <w:pStyle w:val="ListParagraph"/>
         <w:ind w:firstLine="720"/>
@@ -4200,7 +4200,7 @@
       </w:r>
       <w:proofErr w:type="spellEnd"/>
     </w:p>
-    <w:p>
+    <w:p ns2:paraId="21EE9C5A" ns2:textId="1A141548">
       <w:pPr>
         <w:pStyle w:val="ListParagraph"/>
         <w:ind w:firstLine="720"/>
@@ -4387,7 +4387,7 @@
         <w:t xml:space="preserve"> (Boundary Ringing Artifacts)</w:t>
       </w:r>
     </w:p>
-    <w:p>
+    <w:p ns2:paraId="4E2AB2F5" ns2:textId="7BEAE441">
       <w:pPr>
         <w:pStyle w:val="ListParagraph"/>
         <w:ind w:firstLine="720"/>
@@ -4514,7 +4514,7 @@
         <w:t xml:space="preserve"> Noise ได้โดยคงสภาพโครงสร้างทางกายวิภาคและเนื้อเยื่อฝ้าไว้ได้อย่างสมบูรณ์</w:t>
       </w:r>
     </w:p>
-    <w:p>
+    <w:p ns2:paraId="03ECB49D" ns2:textId="35DAA672">
       <w:pPr>
         <w:ind w:firstLine="720"/>
         <w:rPr>
@@ -4553,7 +4553,7 @@
         <w:t xml:space="preserve"> (Explainable AI: XAI)</w:t>
       </w:r>
     </w:p>
-    <w:p>
+    <w:p ns2:paraId="769E0147" ns2:textId="510A4F89">
       <w:pPr>
         <w:pStyle w:val="ListParagraph"/>
         <w:ind w:firstLine="720"/>
@@ -4667,7 +4667,7 @@
       </w:r>
       <w:proofErr w:type="spellEnd"/>
     </w:p>
-    <w:p>
+    <w:p ns2:paraId="7BAD028B" ns2:textId="68496DD3">
       <w:pPr>
         <w:pStyle w:val="ListParagraph"/>
         <w:ind w:firstLine="720"/>
@@ -4698,7 +4698,7 @@
           <w:sz w:val="32"/>
           <w:szCs w:val="32"/>
         </w:rPr>
-        <w:t>Score-CAM (Wang et al., 2020):</w:t>
+        <w:t>SHAP (Lundberg &amp; Lee, 2017):</w:t>
       </w:r>
       <w:r>
         <w:rPr>
@@ -4717,87 +4717,27 @@
           <w:sz w:val="32"/>
           <w:szCs w:val="32"/>
         </w:rPr>
-        <w:t>เทคนิค</w:t>
-      </w:r>
-      <w:proofErr w:type="spellEnd"/>
-      <w:r>
-        <w:rPr>
-          <w:rFonts w:ascii="TH SarabunPSK" w:eastAsia="TH SarabunPSK" w:hAnsi="TH SarabunPSK" w:cs="TH SarabunPSK" w:hint="cs"/>
-          <w:color w:val="000000" w:themeColor="text1"/>
-          <w:sz w:val="32"/>
-          <w:szCs w:val="32"/>
-        </w:rPr>
-        <w:t xml:space="preserve"> Gradient-Free </w:t>
-      </w:r>
-      <w:proofErr w:type="spellStart"/>
-      <w:r>
-        <w:rPr>
-          <w:rFonts w:ascii="TH SarabunPSK" w:eastAsia="TH SarabunPSK" w:hAnsi="TH SarabunPSK" w:cs="TH SarabunPSK" w:hint="cs"/>
-          <w:color w:val="000000" w:themeColor="text1"/>
-          <w:sz w:val="32"/>
-          <w:szCs w:val="32"/>
-        </w:rPr>
-        <w:t>ที่ใช้</w:t>
-      </w:r>
-      <w:proofErr w:type="spellEnd"/>
-      <w:r>
-        <w:rPr>
-          <w:rFonts w:ascii="TH SarabunPSK" w:eastAsia="TH SarabunPSK" w:hAnsi="TH SarabunPSK" w:cs="TH SarabunPSK" w:hint="cs"/>
-          <w:color w:val="000000" w:themeColor="text1"/>
-          <w:sz w:val="32"/>
-          <w:szCs w:val="32"/>
-        </w:rPr>
-        <w:t xml:space="preserve"> Feature Map </w:t>
-      </w:r>
-      <w:proofErr w:type="spellStart"/>
-      <w:r>
-        <w:rPr>
-          <w:rFonts w:ascii="TH SarabunPSK" w:eastAsia="TH SarabunPSK" w:hAnsi="TH SarabunPSK" w:cs="TH SarabunPSK" w:hint="cs"/>
-          <w:color w:val="000000" w:themeColor="text1"/>
-          <w:sz w:val="32"/>
-          <w:szCs w:val="32"/>
-        </w:rPr>
-        <w:t>เป็น</w:t>
-      </w:r>
-      <w:proofErr w:type="spellEnd"/>
-      <w:r>
-        <w:rPr>
-          <w:rFonts w:ascii="TH SarabunPSK" w:eastAsia="TH SarabunPSK" w:hAnsi="TH SarabunPSK" w:cs="TH SarabunPSK" w:hint="cs"/>
-          <w:color w:val="000000" w:themeColor="text1"/>
-          <w:sz w:val="32"/>
-          <w:szCs w:val="32"/>
-        </w:rPr>
-        <w:t xml:space="preserve"> Mask </w:t>
-      </w:r>
-      <w:proofErr w:type="spellStart"/>
-      <w:r>
-        <w:rPr>
-          <w:rFonts w:ascii="TH SarabunPSK" w:eastAsia="TH SarabunPSK" w:hAnsi="TH SarabunPSK" w:cs="TH SarabunPSK" w:hint="cs"/>
-          <w:color w:val="000000" w:themeColor="text1"/>
-          <w:sz w:val="32"/>
-          <w:szCs w:val="32"/>
-        </w:rPr>
-        <w:t>นำไปคูณกับภาพอินพุตแล้วส่ง</w:t>
-      </w:r>
-      <w:proofErr w:type="spellEnd"/>
-      <w:r>
-        <w:rPr>
-          <w:rFonts w:ascii="TH SarabunPSK" w:eastAsia="TH SarabunPSK" w:hAnsi="TH SarabunPSK" w:cs="TH SarabunPSK" w:hint="cs"/>
-          <w:color w:val="000000" w:themeColor="text1"/>
-          <w:sz w:val="32"/>
-          <w:szCs w:val="32"/>
-        </w:rPr>
-        <w:t xml:space="preserve"> Forward Pass </w:t>
-      </w:r>
-      <w:proofErr w:type="spellStart"/>
-      <w:r>
-        <w:rPr>
-          <w:rFonts w:ascii="TH SarabunPSK" w:eastAsia="TH SarabunPSK" w:hAnsi="TH SarabunPSK" w:cs="TH SarabunPSK" w:hint="cs"/>
-          <w:color w:val="000000" w:themeColor="text1"/>
-          <w:sz w:val="32"/>
-          <w:szCs w:val="32"/>
-        </w:rPr>
-        <w:t>เพื่อวัดการเปลี่ยนแปลงของคะแนนความเชื่อมั่น</w:t>
+        <w:t>การประยุกต์ใช้ทฤษฎีเกมเพื่อคำนวณค่า</w:t>
+      </w:r>
+      <w:proofErr w:type="spellEnd"/>
+      <w:r>
+        <w:rPr>
+          <w:rFonts w:ascii="TH SarabunPSK" w:eastAsia="TH SarabunPSK" w:hAnsi="TH SarabunPSK" w:cs="TH SarabunPSK" w:hint="cs"/>
+          <w:color w:val="000000" w:themeColor="text1"/>
+          <w:sz w:val="32"/>
+          <w:szCs w:val="32"/>
+        </w:rPr>
+        <w:t xml:space="preserve"> Shapley Value </w:t>
+      </w:r>
+      <w:proofErr w:type="spellStart"/>
+      <w:r>
+        <w:rPr>
+          <w:rFonts w:ascii="TH SarabunPSK" w:eastAsia="TH SarabunPSK" w:hAnsi="TH SarabunPSK" w:cs="TH SarabunPSK" w:hint="cs"/>
+          <w:color w:val="000000" w:themeColor="text1"/>
+          <w:sz w:val="32"/>
+          <w:szCs w:val="32"/>
+        </w:rPr>
+        <w:t>ในระดับพิกเซล</w:t>
       </w:r>
       <w:proofErr w:type="spellEnd"/>
       <w:r>
@@ -4817,129 +4757,6 @@
           <w:sz w:val="32"/>
           <w:szCs w:val="32"/>
         </w:rPr>
-        <w:t>ช่วยตัดปัญหา</w:t>
-      </w:r>
-      <w:proofErr w:type="spellEnd"/>
-      <w:r>
-        <w:rPr>
-          <w:rFonts w:ascii="TH SarabunPSK" w:eastAsia="TH SarabunPSK" w:hAnsi="TH SarabunPSK" w:cs="TH SarabunPSK" w:hint="cs"/>
-          <w:color w:val="000000" w:themeColor="text1"/>
-          <w:sz w:val="32"/>
-          <w:szCs w:val="32"/>
-        </w:rPr>
-        <w:t xml:space="preserve"> Gradient Saturation </w:t>
-      </w:r>
-      <w:proofErr w:type="spellStart"/>
-      <w:r>
-        <w:rPr>
-          <w:rFonts w:ascii="TH SarabunPSK" w:eastAsia="TH SarabunPSK" w:hAnsi="TH SarabunPSK" w:cs="TH SarabunPSK" w:hint="cs"/>
-          <w:color w:val="000000" w:themeColor="text1"/>
-          <w:sz w:val="32"/>
-          <w:szCs w:val="32"/>
-        </w:rPr>
-        <w:t>และ</w:t>
-      </w:r>
-      <w:proofErr w:type="spellEnd"/>
-      <w:r>
-        <w:rPr>
-          <w:rFonts w:ascii="TH SarabunPSK" w:eastAsia="TH SarabunPSK" w:hAnsi="TH SarabunPSK" w:cs="TH SarabunPSK" w:hint="cs"/>
-          <w:color w:val="000000" w:themeColor="text1"/>
-          <w:sz w:val="32"/>
-          <w:szCs w:val="32"/>
-        </w:rPr>
-        <w:t xml:space="preserve"> Gradient Noise</w:t>
-      </w:r>
-    </w:p>
-    <w:p>
-      <w:pPr>
-        <w:pStyle w:val="ListParagraph"/>
-        <w:ind w:firstLine="720"/>
-        <w:rPr>
-          <w:rFonts w:ascii="TH SarabunPSK" w:eastAsia="TH SarabunPSK" w:hAnsi="TH SarabunPSK" w:cs="TH SarabunPSK" w:hint="cs"/>
-          <w:color w:val="000000" w:themeColor="text1"/>
-          <w:sz w:val="32"/>
-          <w:szCs w:val="32"/>
-        </w:rPr>
-      </w:pPr>
-      <w:r>
-        <w:rPr>
-          <w:rFonts w:ascii="TH SarabunPSK" w:eastAsia="TH SarabunPSK" w:hAnsi="TH SarabunPSK" w:cs="TH SarabunPSK" w:hint="cs"/>
-          <w:b/>
-          <w:bCs/>
-          <w:color w:val="000000" w:themeColor="text1"/>
-          <w:sz w:val="32"/>
-          <w:szCs w:val="32"/>
-        </w:rPr>
-        <w:t xml:space="preserve">4.4.3 </w:t>
-      </w:r>
-      <w:r>
-        <w:rPr>
-          <w:rFonts w:ascii="TH SarabunPSK" w:eastAsia="TH SarabunPSK" w:hAnsi="TH SarabunPSK" w:cs="TH SarabunPSK" w:hint="cs"/>
-          <w:b/>
-          <w:bCs/>
-          <w:color w:val="000000" w:themeColor="text1"/>
-          <w:sz w:val="32"/>
-          <w:szCs w:val="32"/>
-        </w:rPr>
-        <w:t>SHAP (Lundberg &amp; Lee, 2017):</w:t>
-      </w:r>
-      <w:r>
-        <w:rPr>
-          <w:rFonts w:ascii="TH SarabunPSK" w:eastAsia="TH SarabunPSK" w:hAnsi="TH SarabunPSK" w:cs="TH SarabunPSK" w:hint="cs"/>
-          <w:color w:val="000000" w:themeColor="text1"/>
-          <w:sz w:val="32"/>
-          <w:szCs w:val="32"/>
-        </w:rPr>
-        <w:t xml:space="preserve"> </w:t>
-      </w:r>
-      <w:proofErr w:type="spellStart"/>
-      <w:r>
-        <w:rPr>
-          <w:rFonts w:ascii="TH SarabunPSK" w:eastAsia="TH SarabunPSK" w:hAnsi="TH SarabunPSK" w:cs="TH SarabunPSK" w:hint="cs"/>
-          <w:color w:val="000000" w:themeColor="text1"/>
-          <w:sz w:val="32"/>
-          <w:szCs w:val="32"/>
-        </w:rPr>
-        <w:t>การประยุกต์ใช้ทฤษฎีเกมเพื่อคำนวณค่า</w:t>
-      </w:r>
-      <w:proofErr w:type="spellEnd"/>
-      <w:r>
-        <w:rPr>
-          <w:rFonts w:ascii="TH SarabunPSK" w:eastAsia="TH SarabunPSK" w:hAnsi="TH SarabunPSK" w:cs="TH SarabunPSK" w:hint="cs"/>
-          <w:color w:val="000000" w:themeColor="text1"/>
-          <w:sz w:val="32"/>
-          <w:szCs w:val="32"/>
-        </w:rPr>
-        <w:t xml:space="preserve"> Shapley Value </w:t>
-      </w:r>
-      <w:proofErr w:type="spellStart"/>
-      <w:r>
-        <w:rPr>
-          <w:rFonts w:ascii="TH SarabunPSK" w:eastAsia="TH SarabunPSK" w:hAnsi="TH SarabunPSK" w:cs="TH SarabunPSK" w:hint="cs"/>
-          <w:color w:val="000000" w:themeColor="text1"/>
-          <w:sz w:val="32"/>
-          <w:szCs w:val="32"/>
-        </w:rPr>
-        <w:t>ในระดับพิกเซล</w:t>
-      </w:r>
-      <w:proofErr w:type="spellEnd"/>
-      <w:r>
-        <w:rPr>
-          <w:rFonts w:ascii="TH SarabunPSK" w:eastAsia="TH SarabunPSK" w:hAnsi="TH SarabunPSK" w:cs="TH SarabunPSK" w:hint="cs"/>
-          <w:color w:val="000000" w:themeColor="text1"/>
-          <w:sz w:val="32"/>
-          <w:szCs w:val="32"/>
-        </w:rPr>
-        <w:t xml:space="preserve"> </w:t>
-      </w:r>
-      <w:proofErr w:type="spellStart"/>
-      <w:r>
-        <w:rPr>
-          <w:rFonts w:ascii="TH SarabunPSK" w:eastAsia="TH SarabunPSK" w:hAnsi="TH SarabunPSK" w:cs="TH SarabunPSK" w:hint="cs"/>
-          <w:color w:val="000000" w:themeColor="text1"/>
-          <w:sz w:val="32"/>
-          <w:szCs w:val="32"/>
-        </w:rPr>
         <w:t>ทำให้สามารถแยกแยะระหว่างพิกเซลที่สนับสนุนการเกิดโรค</w:t>
       </w:r>
       <w:proofErr w:type="spellEnd"/>
@@ -4993,7 +4810,7 @@
       </w:r>
       <w:proofErr w:type="spellEnd"/>
     </w:p>
-    <w:p>
+    <w:p ns2:paraId="7188C5DC" ns2:textId="1F478B8A">
       <w:pPr>
         <w:pStyle w:val="NoSpacing"/>
         <w:rPr>
@@ -5002,7 +4819,7 @@
         </w:rPr>
       </w:pPr>
     </w:p>
-    <w:p>
+    <w:p ns2:paraId="271B8C20" ns2:textId="77777777">
       <w:pPr>
         <w:pStyle w:val="NoSpacing"/>
         <w:rPr>
@@ -5011,7 +4828,7 @@
         </w:rPr>
       </w:pPr>
     </w:p>
-    <w:p>
+    <w:p ns2:paraId="17C4AECC" ns2:textId="031CF7ED">
       <w:pPr>
         <w:pStyle w:val="NoSpacing"/>
         <w:rPr>
@@ -5071,7 +4888,7 @@
       </w:r>
       <w:proofErr w:type="spellEnd"/>
     </w:p>
-    <w:p>
+    <w:p ns2:paraId="4698CEEB" ns2:textId="23B34754">
       <w:pPr>
         <w:pStyle w:val="Heading3"/>
         <w:spacing w:before="360" w:after="240"/>
@@ -5120,7 +4937,7 @@
         <w:t xml:space="preserve"> (Dataset Acquisition &amp; Integrity)</w:t>
       </w:r>
     </w:p>
-    <w:p>
+    <w:p ns2:paraId="2A02BFBF" ns2:textId="32B38F54">
       <w:pPr>
         <w:pStyle w:val="ListParagraph"/>
         <w:numPr>
@@ -5246,7 +5063,7 @@
       </w:r>
       <w:proofErr w:type="spellEnd"/>
     </w:p>
-    <w:p>
+    <w:p ns2:paraId="3B6C66DB" ns2:textId="7D560A4F">
       <w:pPr>
         <w:pStyle w:val="ListParagraph"/>
         <w:numPr>
@@ -5281,7 +5098,7 @@
         <w:t xml:space="preserve"> Binary Classification:</w:t>
       </w:r>
     </w:p>
-    <w:p>
+    <w:p ns2:paraId="3C02D0CB" ns2:textId="21134157">
       <w:pPr>
         <w:pStyle w:val="ListParagraph"/>
         <w:numPr>
@@ -5336,7 +5153,7 @@
         <w:t xml:space="preserve"> Infiltration</w:t>
       </w:r>
     </w:p>
-    <w:p>
+    <w:p ns2:paraId="6B89AD98" ns2:textId="11A52F81">
       <w:pPr>
         <w:pStyle w:val="ListParagraph"/>
         <w:numPr>
@@ -5504,7 +5321,7 @@
         <w:t>)</w:t>
       </w:r>
     </w:p>
-    <w:p>
+    <w:p ns2:paraId="3C940B99" ns2:textId="120A44E5">
       <w:pPr>
         <w:pStyle w:val="ListParagraph"/>
         <w:numPr>
@@ -5639,7 +5456,7 @@
         <w:t xml:space="preserve"> Data Leakage 100%</w:t>
       </w:r>
     </w:p>
-    <w:p>
+    <w:p ns2:paraId="628B0ED5" ns2:textId="1FCA0BAF">
       <w:pPr>
         <w:pStyle w:val="ListParagraph"/>
         <w:numPr>
@@ -5773,7 +5590,7 @@
       </w:r>
       <w:proofErr w:type="spellEnd"/>
     </w:p>
-    <w:p>
+    <w:p ns2:paraId="5B094187" ns2:textId="76125993">
       <w:pPr>
         <w:pStyle w:val="Heading3"/>
         <w:spacing w:before="360" w:after="240"/>
@@ -5822,7 +5639,7 @@
         <w:t xml:space="preserve"> (Data Preprocessing)</w:t>
       </w:r>
     </w:p>
-    <w:p>
+    <w:p ns2:paraId="7A2641A9" ns2:textId="591982FA">
       <w:pPr>
         <w:pStyle w:val="ListParagraph"/>
         <w:numPr>
@@ -5848,7 +5665,7 @@
       </w:r>
       <w:proofErr w:type="spellEnd"/>
     </w:p>
-    <w:p>
+    <w:p ns2:paraId="61DA8588" ns2:textId="1AFDA8A0">
       <w:pPr>
         <w:pStyle w:val="ListParagraph"/>
         <w:spacing w:before="240" w:after="240"/>
@@ -5995,7 +5812,7 @@
       </w:r>
       <w:proofErr w:type="spellEnd"/>
     </w:p>
-    <w:p>
+    <w:p ns2:paraId="74D28A36" ns2:textId="6C4883EF">
       <w:pPr>
         <w:pStyle w:val="ListParagraph"/>
         <w:spacing w:before="240" w:after="240"/>
@@ -6006,7 +5823,7 @@
         </w:rPr>
       </w:pPr>
     </w:p>
-    <w:p>
+    <w:p ns2:paraId="68597925" ns2:textId="01003CD7">
       <w:pPr>
         <w:pStyle w:val="ListParagraph"/>
         <w:numPr>
@@ -6039,7 +5856,7 @@
         <w:t xml:space="preserve"> (Image Contract)</w:t>
       </w:r>
     </w:p>
-    <w:p>
+    <w:p ns2:paraId="651A1581" ns2:textId="7E0068B8">
       <w:pPr>
         <w:pStyle w:val="ListParagraph"/>
         <w:spacing w:before="240" w:after="240"/>
@@ -6240,7 +6057,7 @@
       </w:r>
       <w:proofErr w:type="spellEnd"/>
     </w:p>
-    <w:p>
+    <w:p ns2:paraId="18EF74C4" ns2:textId="2BA70AA7">
       <w:pPr>
         <w:pStyle w:val="Heading3"/>
         <w:spacing w:before="240" w:after="240"/>
@@ -6284,7 +6101,7 @@
         <w:t xml:space="preserve"> (Denoising Pipeline)</w:t>
       </w:r>
     </w:p>
-    <w:p>
+    <w:p ns2:paraId="67CA81A4" ns2:textId="451DB7D1">
       <w:pPr>
         <w:ind w:firstLine="720"/>
         <w:rPr>
@@ -6593,7 +6410,7 @@
       </w:r>
       <w:proofErr w:type="spellEnd"/>
     </w:p>
-    <w:p>
+    <w:p ns2:paraId="43A217A4" ns2:textId="59146C04">
       <w:pPr>
         <w:rPr>
           <w:rFonts w:ascii="TH SarabunPSK" w:eastAsia="TH SarabunPSK" w:hAnsi="TH SarabunPSK" w:cs="TH SarabunPSK" w:hint="cs"/>
@@ -6610,7 +6427,7 @@
         <w:t xml:space="preserve"> </w:t>
       </w:r>
     </w:p>
-    <w:p>
+    <w:p ns2:paraId="3EDA807B" ns2:textId="1A1DC485">
       <w:pPr>
         <w:rPr>
           <w:rFonts w:ascii="TH SarabunPSK" w:eastAsia="TH SarabunPSK" w:hAnsi="TH SarabunPSK" w:cs="TH SarabunPSK" w:hint="cs"/>
@@ -6673,7 +6490,7 @@
         <w:t xml:space="preserve"> (Raw CXR)</w:t>
       </w:r>
     </w:p>
-    <w:p>
+    <w:p ns2:paraId="291E813A" ns2:textId="652F02EF">
       <w:pPr>
         <w:rPr>
           <w:rFonts w:ascii="TH SarabunPSK" w:eastAsia="TH SarabunPSK" w:hAnsi="TH SarabunPSK" w:cs="TH SarabunPSK" w:hint="cs"/>
@@ -6690,7 +6507,7 @@
         <w:t xml:space="preserve"> </w:t>
       </w:r>
     </w:p>
-    <w:p>
+    <w:p ns2:paraId="2464C694" ns2:textId="13AB11CB">
       <w:pPr>
         <w:rPr>
           <w:rFonts w:ascii="TH SarabunPSK" w:eastAsia="TH SarabunPSK" w:hAnsi="TH SarabunPSK" w:cs="TH SarabunPSK" w:hint="cs"/>
@@ -6753,7 +6570,7 @@
         <w:t xml:space="preserve"> 7×7 (L3)</w:t>
       </w:r>
     </w:p>
-    <w:p>
+    <w:p ns2:paraId="2F922305" ns2:textId="303FBAD5">
       <w:pPr>
         <w:rPr>
           <w:rFonts w:ascii="TH SarabunPSK" w:eastAsia="TH SarabunPSK" w:hAnsi="TH SarabunPSK" w:cs="TH SarabunPSK" w:hint="cs"/>
@@ -6770,7 +6587,7 @@
         <w:t xml:space="preserve"> </w:t>
       </w:r>
     </w:p>
-    <w:p>
+    <w:p ns2:paraId="5FD5054A" ns2:textId="2DE0ECCC">
       <w:pPr>
         <w:rPr>
           <w:rFonts w:ascii="TH SarabunPSK" w:eastAsia="TH SarabunPSK" w:hAnsi="TH SarabunPSK" w:cs="TH SarabunPSK" w:hint="cs"/>
@@ -6923,7 +6740,7 @@
         <w:t xml:space="preserve"> DWT</w:t>
       </w:r>
     </w:p>
-    <w:p>
+    <w:p ns2:paraId="37AFD486" ns2:textId="08315462">
       <w:pPr>
         <w:rPr>
           <w:rFonts w:ascii="TH SarabunPSK" w:eastAsia="TH SarabunPSK" w:hAnsi="TH SarabunPSK" w:cs="TH SarabunPSK" w:hint="cs"/>
@@ -6940,7 +6757,7 @@
         <w:t xml:space="preserve"> </w:t>
       </w:r>
     </w:p>
-    <w:p>
+    <w:p ns2:paraId="5B744082" ns2:textId="24224A9B">
       <w:pPr>
         <w:rPr>
           <w:rFonts w:ascii="TH SarabunPSK" w:eastAsia="TH SarabunPSK" w:hAnsi="TH SarabunPSK" w:cs="TH SarabunPSK" w:hint="cs"/>
@@ -7057,7 +6874,7 @@
         <w:t xml:space="preserve"> DAE</w:t>
       </w:r>
     </w:p>
-    <w:p>
+    <w:p ns2:paraId="335419B6" ns2:textId="3BDBCF29">
       <w:pPr>
         <w:pStyle w:val="Heading3"/>
         <w:spacing w:before="360" w:after="240"/>
@@ -7106,7 +6923,7 @@
         <w:t xml:space="preserve"> (Objective Image Quality Metrics)</w:t>
       </w:r>
     </w:p>
-    <w:p>
+    <w:p ns2:paraId="53F052C4" ns2:textId="6FF97615">
       <w:pPr>
         <w:spacing w:after="240"/>
         <w:rPr>
@@ -7177,7 +6994,7 @@
         <w:t>:</w:t>
       </w:r>
     </w:p>
-    <w:p>
+    <w:p ns2:paraId="3121AC20" ns2:textId="0018F4D3">
       <w:pPr>
         <w:pStyle w:val="ListParagraph"/>
         <w:numPr>
@@ -7223,7 +7040,7 @@
       </w:r>
       <w:proofErr w:type="spellEnd"/>
     </w:p>
-    <w:p>
+    <w:p ns2:paraId="59261FFF" ns2:textId="1C4C2E0E">
       <w:pPr>
         <w:pStyle w:val="ListParagraph"/>
         <w:numPr>
@@ -7269,7 +7086,7 @@
       </w:r>
       <w:proofErr w:type="spellEnd"/>
     </w:p>
-    <w:p>
+    <w:p ns2:paraId="267BCAC8" ns2:textId="477D9430">
       <w:pPr>
         <w:pStyle w:val="ListParagraph"/>
         <w:numPr>
@@ -7315,7 +7132,7 @@
       </w:r>
       <w:proofErr w:type="spellEnd"/>
     </w:p>
-    <w:p>
+    <w:p ns2:paraId="79E40F29" ns2:textId="23991BD2">
       <w:pPr>
         <w:pStyle w:val="ListParagraph"/>
         <w:numPr>
@@ -7361,7 +7178,7 @@
       </w:r>
       <w:proofErr w:type="spellEnd"/>
     </w:p>
-    <w:p>
+    <w:p ns2:paraId="69CE5495" ns2:textId="7324B510">
       <w:pPr>
         <w:pStyle w:val="Heading3"/>
         <w:spacing w:before="360" w:after="240"/>
@@ -7410,7 +7227,7 @@
         <w:t xml:space="preserve"> (Model Training &amp; Fair Comparison)</w:t>
       </w:r>
     </w:p>
-    <w:p>
+    <w:p ns2:paraId="6814BCB5" ns2:textId="5E6C0F4A">
       <w:pPr>
         <w:pStyle w:val="ListParagraph"/>
         <w:numPr>
@@ -7504,33 +7321,33 @@
         </w:rPr>
         <w:t xml:space="preserve"> (Batch Size = 32, Learning Rate = </w:t>
       </w:r>
-      <m:oMath>
-        <m:sSup>
-          <m:sSupPr>
-            <m:ctrlPr>
+      <ns9:oMath>
+        <ns9:sSup>
+          <ns9:sSupPr>
+            <ns9:ctrlPr>
               <w:rPr>
                 <w:rFonts w:ascii="Cambria Math" w:hAnsi="Cambria Math" w:cs="TH SarabunPSK" w:hint="cs"/>
               </w:rPr>
-            </m:ctrlPr>
-          </m:sSupPr>
-          <m:e>
-            <m:r>
+            </ns9:ctrlPr>
+          </ns9:sSupPr>
+          <ns9:e>
+            <ns9:r>
               <w:rPr>
                 <w:rFonts w:ascii="Cambria Math" w:hAnsi="Cambria Math" w:cs="TH SarabunPSK" w:hint="cs"/>
               </w:rPr>
-              <m:t>10</m:t>
-            </m:r>
-          </m:e>
-          <m:sup>
-            <m:r>
+              <ns9:t>10</ns9:t>
+            </ns9:r>
+          </ns9:e>
+          <ns9:sup>
+            <ns9:r>
               <w:rPr>
                 <w:rFonts w:ascii="Cambria Math" w:hAnsi="Cambria Math" w:cs="TH SarabunPSK" w:hint="cs"/>
               </w:rPr>
-              <m:t>-4</m:t>
-            </m:r>
-          </m:sup>
-        </m:sSup>
-      </m:oMath>
+              <ns9:t>-4</ns9:t>
+            </ns9:r>
+          </ns9:sup>
+        </ns9:sSup>
+      </ns9:oMath>
       <w:r>
         <w:rPr>
           <w:rFonts w:ascii="TH SarabunPSK" w:eastAsia="TH SarabunPSK" w:hAnsi="TH SarabunPSK" w:cs="TH SarabunPSK" w:hint="cs"/>
@@ -7541,7 +7358,7 @@
         <w:t>, Cross-Entropy Loss, Adam Optimizer)</w:t>
       </w:r>
     </w:p>
-    <w:p>
+    <w:p ns2:paraId="770EFF35" ns2:textId="425150C7">
       <w:pPr>
         <w:pStyle w:val="ListParagraph"/>
         <w:numPr>
@@ -7664,7 +7481,7 @@
       </w:r>
       <w:proofErr w:type="spellEnd"/>
     </w:p>
-    <w:p>
+    <w:p ns2:paraId="702443D5" ns2:textId="12587E07">
       <w:pPr>
         <w:pStyle w:val="Heading3"/>
         <w:spacing w:before="360" w:after="240"/>
@@ -7714,7 +7531,7 @@
         <w:t xml:space="preserve"> (XAI Implementation)</w:t>
       </w:r>
     </w:p>
-    <w:p>
+    <w:p ns2:paraId="119CA4A2" ns2:textId="1F7BB8E0">
       <w:pPr>
         <w:pStyle w:val="ListParagraph"/>
         <w:numPr>
@@ -7926,7 +7743,7 @@
       </w:r>
       <w:proofErr w:type="spellEnd"/>
     </w:p>
-    <w:p>
+    <w:p ns2:paraId="722FB87D" ns2:textId="5059A116">
       <w:pPr>
         <w:pStyle w:val="ListParagraph"/>
         <w:numPr>
@@ -8099,7 +7916,7 @@
         <w:t xml:space="preserve"> [0,1]</w:t>
       </w:r>
     </w:p>
-    <w:p>
+    <w:p ns2:paraId="56211B1C" ns2:textId="0C6E7A5D">
       <w:pPr>
         <w:spacing w:before="360" w:after="240"/>
         <w:rPr>
@@ -8142,7 +7959,7 @@
         <w:t xml:space="preserve"> (Classification Evaluation)</w:t>
       </w:r>
     </w:p>
-    <w:p>
+    <w:p ns2:paraId="68CDAD65" ns2:textId="25CA562C">
       <w:pPr>
         <w:spacing w:after="240"/>
         <w:rPr>
@@ -8173,7 +7990,7 @@
         <w:t>:</w:t>
       </w:r>
     </w:p>
-    <w:p>
+    <w:p ns2:paraId="03A1EECB" ns2:textId="5E195C95">
       <w:pPr>
         <w:spacing w:after="240"/>
         <w:jc w:val="center"/>
@@ -8181,118 +7998,118 @@
           <w:rFonts w:ascii="TH SarabunPSK" w:hAnsi="TH SarabunPSK" w:cs="TH SarabunPSK" w:hint="cs"/>
         </w:rPr>
       </w:pPr>
-      <m:oMathPara>
-        <m:oMath>
-          <m:r>
-            <m:rPr>
-              <m:nor/>
-            </m:rPr>
+      <ns9:oMathPara>
+        <ns9:oMath>
+          <ns9:r>
+            <ns9:rPr>
+              <ns9:nor/>
+            </ns9:rPr>
             <w:rPr>
               <w:rFonts w:ascii="TH SarabunPSK" w:hAnsi="TH SarabunPSK" w:cs="TH SarabunPSK" w:hint="cs"/>
             </w:rPr>
-            <m:t>Accuracy</m:t>
-          </m:r>
-          <m:r>
+            <ns9:t>Accuracy</ns9:t>
+          </ns9:r>
+          <ns9:r>
             <w:rPr>
               <w:rFonts w:ascii="Cambria Math" w:hAnsi="Cambria Math" w:cs="TH SarabunPSK" w:hint="cs"/>
             </w:rPr>
-            <m:t>=</m:t>
-          </m:r>
-          <m:f>
-            <m:fPr>
-              <m:ctrlPr>
+            <ns9:t>=</ns9:t>
+          </ns9:r>
+          <ns9:f>
+            <ns9:fPr>
+              <ns9:ctrlPr>
                 <w:rPr>
                   <w:rFonts w:ascii="Cambria Math" w:hAnsi="Cambria Math" w:cs="TH SarabunPSK" w:hint="cs"/>
                 </w:rPr>
-              </m:ctrlPr>
-            </m:fPr>
-            <m:num>
-              <m:r>
-                <m:rPr>
-                  <m:nor/>
-                </m:rPr>
+              </ns9:ctrlPr>
+            </ns9:fPr>
+            <ns9:num>
+              <ns9:r>
+                <ns9:rPr>
+                  <ns9:nor/>
+                </ns9:rPr>
                 <w:rPr>
                   <w:rFonts w:ascii="TH SarabunPSK" w:hAnsi="TH SarabunPSK" w:cs="TH SarabunPSK" w:hint="cs"/>
                 </w:rPr>
-                <m:t>TP</m:t>
-              </m:r>
-              <m:r>
+                <ns9:t>TP</ns9:t>
+              </ns9:r>
+              <ns9:r>
                 <w:rPr>
                   <w:rFonts w:ascii="Cambria Math" w:hAnsi="Cambria Math" w:cs="TH SarabunPSK" w:hint="cs"/>
                 </w:rPr>
-                <m:t>+</m:t>
-              </m:r>
-              <m:r>
-                <m:rPr>
-                  <m:nor/>
-                </m:rPr>
+                <ns9:t>+</ns9:t>
+              </ns9:r>
+              <ns9:r>
+                <ns9:rPr>
+                  <ns9:nor/>
+                </ns9:rPr>
                 <w:rPr>
                   <w:rFonts w:ascii="TH SarabunPSK" w:hAnsi="TH SarabunPSK" w:cs="TH SarabunPSK" w:hint="cs"/>
                 </w:rPr>
-                <m:t>TN</m:t>
-              </m:r>
-            </m:num>
-            <m:den>
-              <m:r>
-                <m:rPr>
-                  <m:nor/>
-                </m:rPr>
+                <ns9:t>TN</ns9:t>
+              </ns9:r>
+            </ns9:num>
+            <ns9:den>
+              <ns9:r>
+                <ns9:rPr>
+                  <ns9:nor/>
+                </ns9:rPr>
                 <w:rPr>
                   <w:rFonts w:ascii="TH SarabunPSK" w:hAnsi="TH SarabunPSK" w:cs="TH SarabunPSK" w:hint="cs"/>
                 </w:rPr>
-                <m:t>TP</m:t>
-              </m:r>
-              <m:r>
+                <ns9:t>TP</ns9:t>
+              </ns9:r>
+              <ns9:r>
                 <w:rPr>
                   <w:rFonts w:ascii="Cambria Math" w:hAnsi="Cambria Math" w:cs="TH SarabunPSK" w:hint="cs"/>
                 </w:rPr>
-                <m:t>+</m:t>
-              </m:r>
-              <m:r>
-                <m:rPr>
-                  <m:nor/>
-                </m:rPr>
+                <ns9:t>+</ns9:t>
+              </ns9:r>
+              <ns9:r>
+                <ns9:rPr>
+                  <ns9:nor/>
+                </ns9:rPr>
                 <w:rPr>
                   <w:rFonts w:ascii="TH SarabunPSK" w:hAnsi="TH SarabunPSK" w:cs="TH SarabunPSK" w:hint="cs"/>
                 </w:rPr>
-                <m:t>TN</m:t>
-              </m:r>
-              <m:r>
+                <ns9:t>TN</ns9:t>
+              </ns9:r>
+              <ns9:r>
                 <w:rPr>
                   <w:rFonts w:ascii="Cambria Math" w:hAnsi="Cambria Math" w:cs="TH SarabunPSK" w:hint="cs"/>
                 </w:rPr>
-                <m:t>+</m:t>
-              </m:r>
-              <m:r>
-                <m:rPr>
-                  <m:nor/>
-                </m:rPr>
+                <ns9:t>+</ns9:t>
+              </ns9:r>
+              <ns9:r>
+                <ns9:rPr>
+                  <ns9:nor/>
+                </ns9:rPr>
                 <w:rPr>
                   <w:rFonts w:ascii="TH SarabunPSK" w:hAnsi="TH SarabunPSK" w:cs="TH SarabunPSK" w:hint="cs"/>
                 </w:rPr>
-                <m:t>FP</m:t>
-              </m:r>
-              <m:r>
+                <ns9:t>FP</ns9:t>
+              </ns9:r>
+              <ns9:r>
                 <w:rPr>
                   <w:rFonts w:ascii="Cambria Math" w:hAnsi="Cambria Math" w:cs="TH SarabunPSK" w:hint="cs"/>
                 </w:rPr>
-                <m:t>+</m:t>
-              </m:r>
-              <m:r>
-                <m:rPr>
-                  <m:nor/>
-                </m:rPr>
+                <ns9:t>+</ns9:t>
+              </ns9:r>
+              <ns9:r>
+                <ns9:rPr>
+                  <ns9:nor/>
+                </ns9:rPr>
                 <w:rPr>
                   <w:rFonts w:ascii="TH SarabunPSK" w:hAnsi="TH SarabunPSK" w:cs="TH SarabunPSK" w:hint="cs"/>
                 </w:rPr>
-                <m:t>FN</m:t>
-              </m:r>
-            </m:den>
-          </m:f>
-        </m:oMath>
-      </m:oMathPara>
-    </w:p>
-    <w:p>
+                <ns9:t>FN</ns9:t>
+              </ns9:r>
+            </ns9:den>
+          </ns9:f>
+        </ns9:oMath>
+      </ns9:oMathPara>
+    </w:p>
+    <w:p ns2:paraId="46298A8A" ns2:textId="3ABD2C54">
       <w:pPr>
         <w:spacing w:after="240"/>
         <w:jc w:val="center"/>
@@ -8300,73 +8117,73 @@
           <w:rFonts w:ascii="TH SarabunPSK" w:hAnsi="TH SarabunPSK" w:cs="TH SarabunPSK" w:hint="cs"/>
         </w:rPr>
       </w:pPr>
-      <m:oMathPara>
-        <m:oMath>
-          <m:r>
-            <m:rPr>
-              <m:nor/>
-            </m:rPr>
+      <ns9:oMathPara>
+        <ns9:oMath>
+          <ns9:r>
+            <ns9:rPr>
+              <ns9:nor/>
+            </ns9:rPr>
             <w:rPr>
               <w:rFonts w:ascii="TH SarabunPSK" w:hAnsi="TH SarabunPSK" w:cs="TH SarabunPSK" w:hint="cs"/>
             </w:rPr>
-            <m:t>Precision</m:t>
-          </m:r>
-          <m:r>
+            <ns9:t>Precision</ns9:t>
+          </ns9:r>
+          <ns9:r>
             <w:rPr>
               <w:rFonts w:ascii="Cambria Math" w:hAnsi="Cambria Math" w:cs="TH SarabunPSK" w:hint="cs"/>
             </w:rPr>
-            <m:t>=</m:t>
-          </m:r>
-          <m:f>
-            <m:fPr>
-              <m:ctrlPr>
+            <ns9:t>=</ns9:t>
+          </ns9:r>
+          <ns9:f>
+            <ns9:fPr>
+              <ns9:ctrlPr>
                 <w:rPr>
                   <w:rFonts w:ascii="Cambria Math" w:hAnsi="Cambria Math" w:cs="TH SarabunPSK" w:hint="cs"/>
                 </w:rPr>
-              </m:ctrlPr>
-            </m:fPr>
-            <m:num>
-              <m:r>
-                <m:rPr>
-                  <m:nor/>
-                </m:rPr>
+              </ns9:ctrlPr>
+            </ns9:fPr>
+            <ns9:num>
+              <ns9:r>
+                <ns9:rPr>
+                  <ns9:nor/>
+                </ns9:rPr>
                 <w:rPr>
                   <w:rFonts w:ascii="TH SarabunPSK" w:hAnsi="TH SarabunPSK" w:cs="TH SarabunPSK" w:hint="cs"/>
                 </w:rPr>
-                <m:t>TP</m:t>
-              </m:r>
-            </m:num>
-            <m:den>
-              <m:r>
-                <m:rPr>
-                  <m:nor/>
-                </m:rPr>
+                <ns9:t>TP</ns9:t>
+              </ns9:r>
+            </ns9:num>
+            <ns9:den>
+              <ns9:r>
+                <ns9:rPr>
+                  <ns9:nor/>
+                </ns9:rPr>
                 <w:rPr>
                   <w:rFonts w:ascii="TH SarabunPSK" w:hAnsi="TH SarabunPSK" w:cs="TH SarabunPSK" w:hint="cs"/>
                 </w:rPr>
-                <m:t>TP</m:t>
-              </m:r>
-              <m:r>
+                <ns9:t>TP</ns9:t>
+              </ns9:r>
+              <ns9:r>
                 <w:rPr>
                   <w:rFonts w:ascii="Cambria Math" w:hAnsi="Cambria Math" w:cs="TH SarabunPSK" w:hint="cs"/>
                 </w:rPr>
-                <m:t>+</m:t>
-              </m:r>
-              <m:r>
-                <m:rPr>
-                  <m:nor/>
-                </m:rPr>
+                <ns9:t>+</ns9:t>
+              </ns9:r>
+              <ns9:r>
+                <ns9:rPr>
+                  <ns9:nor/>
+                </ns9:rPr>
                 <w:rPr>
                   <w:rFonts w:ascii="TH SarabunPSK" w:hAnsi="TH SarabunPSK" w:cs="TH SarabunPSK" w:hint="cs"/>
                 </w:rPr>
-                <m:t>FP</m:t>
-              </m:r>
-            </m:den>
-          </m:f>
-        </m:oMath>
-      </m:oMathPara>
-    </w:p>
-    <w:p>
+                <ns9:t>FP</ns9:t>
+              </ns9:r>
+            </ns9:den>
+          </ns9:f>
+        </ns9:oMath>
+      </ns9:oMathPara>
+    </w:p>
+    <w:p ns2:paraId="1053D089" ns2:textId="2FCBA6F7">
       <w:pPr>
         <w:spacing w:after="240"/>
         <w:jc w:val="center"/>
@@ -8374,73 +8191,73 @@
           <w:rFonts w:ascii="TH SarabunPSK" w:hAnsi="TH SarabunPSK" w:cs="TH SarabunPSK" w:hint="cs"/>
         </w:rPr>
       </w:pPr>
-      <m:oMathPara>
-        <m:oMath>
-          <m:r>
-            <m:rPr>
-              <m:nor/>
-            </m:rPr>
+      <ns9:oMathPara>
+        <ns9:oMath>
+          <ns9:r>
+            <ns9:rPr>
+              <ns9:nor/>
+            </ns9:rPr>
             <w:rPr>
               <w:rFonts w:ascii="TH SarabunPSK" w:hAnsi="TH SarabunPSK" w:cs="TH SarabunPSK" w:hint="cs"/>
             </w:rPr>
-            <m:t>Sensitivity (Recall)</m:t>
-          </m:r>
-          <m:r>
+            <ns9:t>Sensitivity (Recall)</ns9:t>
+          </ns9:r>
+          <ns9:r>
             <w:rPr>
               <w:rFonts w:ascii="Cambria Math" w:hAnsi="Cambria Math" w:cs="TH SarabunPSK" w:hint="cs"/>
             </w:rPr>
-            <m:t>=</m:t>
-          </m:r>
-          <m:f>
-            <m:fPr>
-              <m:ctrlPr>
+            <ns9:t>=</ns9:t>
+          </ns9:r>
+          <ns9:f>
+            <ns9:fPr>
+              <ns9:ctrlPr>
                 <w:rPr>
                   <w:rFonts w:ascii="Cambria Math" w:hAnsi="Cambria Math" w:cs="TH SarabunPSK" w:hint="cs"/>
                 </w:rPr>
-              </m:ctrlPr>
-            </m:fPr>
-            <m:num>
-              <m:r>
-                <m:rPr>
-                  <m:nor/>
-                </m:rPr>
+              </ns9:ctrlPr>
+            </ns9:fPr>
+            <ns9:num>
+              <ns9:r>
+                <ns9:rPr>
+                  <ns9:nor/>
+                </ns9:rPr>
                 <w:rPr>
                   <w:rFonts w:ascii="TH SarabunPSK" w:hAnsi="TH SarabunPSK" w:cs="TH SarabunPSK" w:hint="cs"/>
                 </w:rPr>
-                <m:t>TP</m:t>
-              </m:r>
-            </m:num>
-            <m:den>
-              <m:r>
-                <m:rPr>
-                  <m:nor/>
-                </m:rPr>
+                <ns9:t>TP</ns9:t>
+              </ns9:r>
+            </ns9:num>
+            <ns9:den>
+              <ns9:r>
+                <ns9:rPr>
+                  <ns9:nor/>
+                </ns9:rPr>
                 <w:rPr>
                   <w:rFonts w:ascii="TH SarabunPSK" w:hAnsi="TH SarabunPSK" w:cs="TH SarabunPSK" w:hint="cs"/>
                 </w:rPr>
-                <m:t>TP</m:t>
-              </m:r>
-              <m:r>
+                <ns9:t>TP</ns9:t>
+              </ns9:r>
+              <ns9:r>
                 <w:rPr>
                   <w:rFonts w:ascii="Cambria Math" w:hAnsi="Cambria Math" w:cs="TH SarabunPSK" w:hint="cs"/>
                 </w:rPr>
-                <m:t>+</m:t>
-              </m:r>
-              <m:r>
-                <m:rPr>
-                  <m:nor/>
-                </m:rPr>
+                <ns9:t>+</ns9:t>
+              </ns9:r>
+              <ns9:r>
+                <ns9:rPr>
+                  <ns9:nor/>
+                </ns9:rPr>
                 <w:rPr>
                   <w:rFonts w:ascii="TH SarabunPSK" w:hAnsi="TH SarabunPSK" w:cs="TH SarabunPSK" w:hint="cs"/>
                 </w:rPr>
-                <m:t>FN</m:t>
-              </m:r>
-            </m:den>
-          </m:f>
-        </m:oMath>
-      </m:oMathPara>
-    </w:p>
-    <w:p>
+                <ns9:t>FN</ns9:t>
+              </ns9:r>
+            </ns9:den>
+          </ns9:f>
+        </ns9:oMath>
+      </ns9:oMathPara>
+    </w:p>
+    <w:p ns2:paraId="1DC16CB7" ns2:textId="491A08BE">
       <w:pPr>
         <w:spacing w:after="240"/>
         <w:jc w:val="center"/>
@@ -8448,88 +8265,88 @@
           <w:rFonts w:ascii="TH SarabunPSK" w:hAnsi="TH SarabunPSK" w:cs="TH SarabunPSK" w:hint="cs"/>
         </w:rPr>
       </w:pPr>
-      <m:oMathPara>
-        <m:oMath>
-          <m:r>
-            <m:rPr>
-              <m:nor/>
-            </m:rPr>
+      <ns9:oMathPara>
+        <ns9:oMath>
+          <ns9:r>
+            <ns9:rPr>
+              <ns9:nor/>
+            </ns9:rPr>
             <w:rPr>
               <w:rFonts w:ascii="TH SarabunPSK" w:hAnsi="TH SarabunPSK" w:cs="TH SarabunPSK" w:hint="cs"/>
             </w:rPr>
-            <m:t>F1-Score</m:t>
-          </m:r>
-          <m:r>
+            <ns9:t>F1-Score</ns9:t>
+          </ns9:r>
+          <ns9:r>
             <w:rPr>
               <w:rFonts w:ascii="Cambria Math" w:hAnsi="Cambria Math" w:cs="TH SarabunPSK" w:hint="cs"/>
             </w:rPr>
-            <m:t>=2×</m:t>
-          </m:r>
-          <m:f>
-            <m:fPr>
-              <m:ctrlPr>
+            <ns9:t>=2×</ns9:t>
+          </ns9:r>
+          <ns9:f>
+            <ns9:fPr>
+              <ns9:ctrlPr>
                 <w:rPr>
                   <w:rFonts w:ascii="Cambria Math" w:hAnsi="Cambria Math" w:cs="TH SarabunPSK" w:hint="cs"/>
                 </w:rPr>
-              </m:ctrlPr>
-            </m:fPr>
-            <m:num>
-              <m:r>
-                <m:rPr>
-                  <m:nor/>
-                </m:rPr>
+              </ns9:ctrlPr>
+            </ns9:fPr>
+            <ns9:num>
+              <ns9:r>
+                <ns9:rPr>
+                  <ns9:nor/>
+                </ns9:rPr>
                 <w:rPr>
                   <w:rFonts w:ascii="TH SarabunPSK" w:hAnsi="TH SarabunPSK" w:cs="TH SarabunPSK" w:hint="cs"/>
                 </w:rPr>
-                <m:t>Precision</m:t>
-              </m:r>
-              <m:r>
+                <ns9:t>Precision</ns9:t>
+              </ns9:r>
+              <ns9:r>
                 <w:rPr>
                   <w:rFonts w:ascii="Cambria Math" w:hAnsi="Cambria Math" w:cs="TH SarabunPSK" w:hint="cs"/>
                 </w:rPr>
-                <m:t>×</m:t>
-              </m:r>
-              <m:r>
-                <m:rPr>
-                  <m:nor/>
-                </m:rPr>
+                <ns9:t>×</ns9:t>
+              </ns9:r>
+              <ns9:r>
+                <ns9:rPr>
+                  <ns9:nor/>
+                </ns9:rPr>
                 <w:rPr>
                   <w:rFonts w:ascii="TH SarabunPSK" w:hAnsi="TH SarabunPSK" w:cs="TH SarabunPSK" w:hint="cs"/>
                 </w:rPr>
-                <m:t>Recall</m:t>
-              </m:r>
-            </m:num>
-            <m:den>
-              <m:r>
-                <m:rPr>
-                  <m:nor/>
-                </m:rPr>
+                <ns9:t>Recall</ns9:t>
+              </ns9:r>
+            </ns9:num>
+            <ns9:den>
+              <ns9:r>
+                <ns9:rPr>
+                  <ns9:nor/>
+                </ns9:rPr>
                 <w:rPr>
                   <w:rFonts w:ascii="TH SarabunPSK" w:hAnsi="TH SarabunPSK" w:cs="TH SarabunPSK" w:hint="cs"/>
                 </w:rPr>
-                <m:t>Precision</m:t>
-              </m:r>
-              <m:r>
+                <ns9:t>Precision</ns9:t>
+              </ns9:r>
+              <ns9:r>
                 <w:rPr>
                   <w:rFonts w:ascii="Cambria Math" w:hAnsi="Cambria Math" w:cs="TH SarabunPSK" w:hint="cs"/>
                 </w:rPr>
-                <m:t>+</m:t>
-              </m:r>
-              <m:r>
-                <m:rPr>
-                  <m:nor/>
-                </m:rPr>
+                <ns9:t>+</ns9:t>
+              </ns9:r>
+              <ns9:r>
+                <ns9:rPr>
+                  <ns9:nor/>
+                </ns9:rPr>
                 <w:rPr>
                   <w:rFonts w:ascii="TH SarabunPSK" w:hAnsi="TH SarabunPSK" w:cs="TH SarabunPSK" w:hint="cs"/>
                 </w:rPr>
-                <m:t>Recall</m:t>
-              </m:r>
-            </m:den>
-          </m:f>
-        </m:oMath>
-      </m:oMathPara>
-    </w:p>
-    <w:p>
+                <ns9:t>Recall</ns9:t>
+              </ns9:r>
+            </ns9:den>
+          </ns9:f>
+        </ns9:oMath>
+      </ns9:oMathPara>
+    </w:p>
+    <w:p ns2:paraId="0F17E18C" ns2:textId="42A6E085">
       <w:pPr>
         <w:spacing w:after="240"/>
         <w:rPr>
@@ -8591,7 +8408,7 @@
       </w:r>
       <w:proofErr w:type="spellEnd"/>
     </w:p>
-    <w:p>
+    <w:p ns2:paraId="2D193BA8" ns2:textId="77777777">
       <w:pPr>
         <w:rPr>
           <w:rFonts w:ascii="TH SarabunPSK" w:eastAsia="TH SarabunPSK" w:hAnsi="TH SarabunPSK" w:cs="TH SarabunPSK"/>
@@ -8637,7 +8454,7 @@
         <w:t>XAI Quantitative Localization)</w:t>
       </w:r>
     </w:p>
-    <w:p>
+    <w:p ns2:paraId="3C125AE6" ns2:textId="77777777">
       <w:pPr>
         <w:rPr>
           <w:rFonts w:ascii="TH SarabunPSK" w:eastAsia="TH SarabunPSK" w:hAnsi="TH SarabunPSK" w:cs="TH SarabunPSK"/>
@@ -8733,7 +8550,7 @@
         <w:t>ตัวชี้วัด:</w:t>
       </w:r>
     </w:p>
-    <w:p>
+    <w:p ns2:paraId="2735EC3E" ns2:textId="77777777">
       <w:pPr>
         <w:rPr>
           <w:rFonts w:ascii="TH SarabunPSK" w:eastAsia="TH SarabunPSK" w:hAnsi="TH SarabunPSK" w:cs="TH SarabunPSK"/>
@@ -8756,7 +8573,7 @@
         <w:t>1. Pointing Game Hit Rate (%):</w:t>
       </w:r>
     </w:p>
-    <w:p>
+    <w:p ns2:paraId="5AB4D353" ns2:textId="434FEBE8">
       <w:pPr>
         <w:rPr>
           <w:rFonts w:ascii="TH SarabunPSK" w:eastAsia="TH SarabunPSK" w:hAnsi="TH SarabunPSK" w:cs="TH SarabunPSK"/>
@@ -8765,196 +8582,196 @@
           <w:szCs w:val="32"/>
         </w:rPr>
       </w:pPr>
-      <m:oMathPara>
-        <m:oMath>
-          <m:r>
-            <m:rPr>
-              <m:nor/>
-            </m:rPr>
+      <ns9:oMathPara>
+        <ns9:oMath>
+          <ns9:r>
+            <ns9:rPr>
+              <ns9:nor/>
+            </ns9:rPr>
             <w:rPr>
               <w:rFonts w:ascii="TH SarabunPSK" w:eastAsia="TH SarabunPSK" w:hAnsi="TH SarabunPSK" w:cs="TH SarabunPSK"/>
               <w:color w:val="000000" w:themeColor="text1"/>
               <w:sz w:val="32"/>
               <w:szCs w:val="32"/>
             </w:rPr>
-            <m:t>Hit</m:t>
-          </m:r>
-          <m:r>
+            <ns9:t>Hit</ns9:t>
+          </ns9:r>
+          <ns9:r>
             <w:rPr>
               <w:rFonts w:ascii="Cambria Math" w:eastAsia="TH SarabunPSK" w:hAnsi="Cambria Math" w:cs="TH SarabunPSK"/>
               <w:color w:val="000000" w:themeColor="text1"/>
               <w:sz w:val="32"/>
               <w:szCs w:val="32"/>
             </w:rPr>
-            <m:t>=</m:t>
-          </m:r>
-          <m:r>
-            <m:rPr>
-              <m:scr m:val="double-struck"/>
-              <m:sty m:val="p"/>
-            </m:rPr>
+            <ns9:t>=</ns9:t>
+          </ns9:r>
+          <ns9:r>
+            <ns9:rPr>
+              <ns9:scr ns9:val="double-struck"/>
+              <ns9:sty ns9:val="p"/>
+            </ns9:rPr>
             <w:rPr>
               <w:rFonts w:ascii="Cambria Math" w:eastAsia="TH SarabunPSK" w:hAnsi="Cambria Math" w:cs="TH SarabunPSK"/>
               <w:color w:val="000000" w:themeColor="text1"/>
               <w:sz w:val="32"/>
               <w:szCs w:val="32"/>
             </w:rPr>
-            <m:t>I</m:t>
-          </m:r>
-          <m:d>
-            <m:dPr>
-              <m:ctrlPr>
+            <ns9:t>I</ns9:t>
+          </ns9:r>
+          <ns9:d>
+            <ns9:dPr>
+              <ns9:ctrlPr>
                 <w:rPr>
                   <w:rFonts w:ascii="Cambria Math" w:eastAsia="TH SarabunPSK" w:hAnsi="Cambria Math" w:cs="TH SarabunPSK"/>
                   <w:color w:val="000000" w:themeColor="text1"/>
                   <w:sz w:val="32"/>
                   <w:szCs w:val="32"/>
                 </w:rPr>
-              </m:ctrlPr>
-            </m:dPr>
-            <m:e>
-              <m:func>
-                <m:funcPr>
-                  <m:ctrlPr>
+              </ns9:ctrlPr>
+            </ns9:dPr>
+            <ns9:e>
+              <ns9:func>
+                <ns9:funcPr>
+                  <ns9:ctrlPr>
                     <w:rPr>
                       <w:rFonts w:ascii="Cambria Math" w:eastAsia="TH SarabunPSK" w:hAnsi="Cambria Math" w:cs="TH SarabunPSK"/>
                       <w:color w:val="000000" w:themeColor="text1"/>
                       <w:sz w:val="32"/>
                       <w:szCs w:val="32"/>
                     </w:rPr>
-                  </m:ctrlPr>
-                </m:funcPr>
-                <m:fName>
-                  <m:r>
-                    <m:rPr>
-                      <m:sty m:val="p"/>
-                    </m:rPr>
+                  </ns9:ctrlPr>
+                </ns9:funcPr>
+                <ns9:fName>
+                  <ns9:r>
+                    <ns9:rPr>
+                      <ns9:sty ns9:val="p"/>
+                    </ns9:rPr>
                     <w:rPr>
                       <w:rFonts w:ascii="Cambria Math" w:eastAsia="TH SarabunPSK" w:hAnsi="Cambria Math" w:cs="TH SarabunPSK"/>
                       <w:color w:val="000000" w:themeColor="text1"/>
                       <w:sz w:val="32"/>
                       <w:szCs w:val="32"/>
                     </w:rPr>
-                    <m:t>arg</m:t>
-                  </m:r>
-                </m:fName>
-                <m:e>
-                  <m:func>
-                    <m:funcPr>
-                      <m:ctrlPr>
+                    <ns9:t>arg</ns9:t>
+                  </ns9:r>
+                </ns9:fName>
+                <ns9:e>
+                  <ns9:func>
+                    <ns9:funcPr>
+                      <ns9:ctrlPr>
                         <w:rPr>
                           <w:rFonts w:ascii="Cambria Math" w:eastAsia="TH SarabunPSK" w:hAnsi="Cambria Math" w:cs="TH SarabunPSK"/>
                           <w:color w:val="000000" w:themeColor="text1"/>
                           <w:sz w:val="32"/>
                           <w:szCs w:val="32"/>
                         </w:rPr>
-                      </m:ctrlPr>
-                    </m:funcPr>
-                    <m:fName>
-                      <m:limLow>
-                        <m:limLowPr>
-                          <m:ctrlPr>
+                      </ns9:ctrlPr>
+                    </ns9:funcPr>
+                    <ns9:fName>
+                      <ns9:limLow>
+                        <ns9:limLowPr>
+                          <ns9:ctrlPr>
                             <w:rPr>
                               <w:rFonts w:ascii="Cambria Math" w:eastAsia="TH SarabunPSK" w:hAnsi="Cambria Math" w:cs="TH SarabunPSK"/>
                               <w:color w:val="000000" w:themeColor="text1"/>
                               <w:sz w:val="32"/>
                               <w:szCs w:val="32"/>
                             </w:rPr>
-                          </m:ctrlPr>
-                        </m:limLowPr>
-                        <m:e>
-                          <m:r>
-                            <m:rPr>
-                              <m:sty m:val="p"/>
-                            </m:rPr>
+                          </ns9:ctrlPr>
+                        </ns9:limLowPr>
+                        <ns9:e>
+                          <ns9:r>
+                            <ns9:rPr>
+                              <ns9:sty ns9:val="p"/>
+                            </ns9:rPr>
                             <w:rPr>
                               <w:rFonts w:ascii="Cambria Math" w:eastAsia="TH SarabunPSK" w:hAnsi="Cambria Math" w:cs="TH SarabunPSK"/>
                               <w:color w:val="000000" w:themeColor="text1"/>
                               <w:sz w:val="32"/>
                               <w:szCs w:val="32"/>
                             </w:rPr>
-                            <m:t>max</m:t>
-                          </m:r>
-                        </m:e>
-                        <m:lim>
-                          <m:d>
-                            <m:dPr>
-                              <m:ctrlPr>
+                            <ns9:t>max</ns9:t>
+                          </ns9:r>
+                        </ns9:e>
+                        <ns9:lim>
+                          <ns9:d>
+                            <ns9:dPr>
+                              <ns9:ctrlPr>
                                 <w:rPr>
                                   <w:rFonts w:ascii="Cambria Math" w:eastAsia="TH SarabunPSK" w:hAnsi="Cambria Math" w:cs="TH SarabunPSK"/>
                                   <w:color w:val="000000" w:themeColor="text1"/>
                                   <w:sz w:val="32"/>
                                   <w:szCs w:val="32"/>
                                 </w:rPr>
-                              </m:ctrlPr>
-                            </m:dPr>
-                            <m:e>
-                              <m:r>
+                              </ns9:ctrlPr>
+                            </ns9:dPr>
+                            <ns9:e>
+                              <ns9:r>
                                 <w:rPr>
                                   <w:rFonts w:ascii="Cambria Math" w:eastAsia="TH SarabunPSK" w:hAnsi="Cambria Math" w:cs="TH SarabunPSK"/>
                                   <w:color w:val="000000" w:themeColor="text1"/>
                                   <w:sz w:val="32"/>
                                   <w:szCs w:val="32"/>
                                 </w:rPr>
-                                <m:t>x,y</m:t>
-                              </m:r>
-                            </m:e>
-                          </m:d>
-                        </m:lim>
-                      </m:limLow>
-                    </m:fName>
-                    <m:e>
-                      <m:r>
+                                <ns9:t>x,y</ns9:t>
+                              </ns9:r>
+                            </ns9:e>
+                          </ns9:d>
+                        </ns9:lim>
+                      </ns9:limLow>
+                    </ns9:fName>
+                    <ns9:e>
+                      <ns9:r>
                         <w:rPr>
                           <w:rFonts w:ascii="Cambria Math" w:eastAsia="TH SarabunPSK" w:hAnsi="Cambria Math" w:cs="TH SarabunPSK"/>
                           <w:color w:val="000000" w:themeColor="text1"/>
                           <w:sz w:val="32"/>
                           <w:szCs w:val="32"/>
                         </w:rPr>
-                        <m:t>H</m:t>
-                      </m:r>
-                      <m:d>
-                        <m:dPr>
-                          <m:ctrlPr>
+                        <ns9:t>H</ns9:t>
+                      </ns9:r>
+                      <ns9:d>
+                        <ns9:dPr>
+                          <ns9:ctrlPr>
                             <w:rPr>
                               <w:rFonts w:ascii="Cambria Math" w:eastAsia="TH SarabunPSK" w:hAnsi="Cambria Math" w:cs="TH SarabunPSK"/>
                               <w:color w:val="000000" w:themeColor="text1"/>
                               <w:sz w:val="32"/>
                               <w:szCs w:val="32"/>
                             </w:rPr>
-                          </m:ctrlPr>
-                        </m:dPr>
-                        <m:e>
-                          <m:r>
+                          </ns9:ctrlPr>
+                        </ns9:dPr>
+                        <ns9:e>
+                          <ns9:r>
                             <w:rPr>
                               <w:rFonts w:ascii="Cambria Math" w:eastAsia="TH SarabunPSK" w:hAnsi="Cambria Math" w:cs="TH SarabunPSK"/>
                               <w:color w:val="000000" w:themeColor="text1"/>
                               <w:sz w:val="32"/>
                               <w:szCs w:val="32"/>
                             </w:rPr>
-                            <m:t>x,y</m:t>
-                          </m:r>
-                        </m:e>
-                      </m:d>
-                    </m:e>
-                  </m:func>
-                </m:e>
-              </m:func>
-              <m:r>
+                            <ns9:t>x,y</ns9:t>
+                          </ns9:r>
+                        </ns9:e>
+                      </ns9:d>
+                    </ns9:e>
+                  </ns9:func>
+                </ns9:e>
+              </ns9:func>
+              <ns9:r>
                 <w:rPr>
                   <w:rFonts w:ascii="Cambria Math" w:eastAsia="TH SarabunPSK" w:hAnsi="Cambria Math" w:cs="TH SarabunPSK"/>
                   <w:color w:val="000000" w:themeColor="text1"/>
                   <w:sz w:val="32"/>
                   <w:szCs w:val="32"/>
                 </w:rPr>
-                <m:t>∈B</m:t>
-              </m:r>
-            </m:e>
-          </m:d>
-        </m:oMath>
-      </m:oMathPara>
-    </w:p>
-    <w:p>
+                <ns9:t>∈B</ns9:t>
+              </ns9:r>
+            </ns9:e>
+          </ns9:d>
+        </ns9:oMath>
+      </ns9:oMathPara>
+    </w:p>
+    <w:p ns2:paraId="661BF7F5" ns2:textId="77777777">
       <w:pPr>
         <w:rPr>
           <w:rFonts w:ascii="TH SarabunPSK" w:eastAsia="TH SarabunPSK" w:hAnsi="TH SarabunPSK" w:cs="TH SarabunPSK"/>
@@ -9021,7 +8838,7 @@
         <w:t>Margin 5px tolerance)</w:t>
       </w:r>
     </w:p>
-    <w:p>
+    <w:p ns2:paraId="5A0465EB" ns2:textId="77777777">
       <w:pPr>
         <w:rPr>
           <w:rFonts w:ascii="TH SarabunPSK" w:eastAsia="TH SarabunPSK" w:hAnsi="TH SarabunPSK" w:cs="TH SarabunPSK"/>
@@ -9044,7 +8861,7 @@
         <w:t>2. Saliency Energy Inside Bounding Box (%):</w:t>
       </w:r>
     </w:p>
-    <w:p>
+    <w:p ns2:paraId="75C6C222" ns2:textId="56AB9D4D">
       <w:pPr>
         <w:rPr>
           <w:rFonts w:ascii="TH SarabunPSK" w:eastAsia="TH SarabunPSK" w:hAnsi="TH SarabunPSK" w:cs="TH SarabunPSK"/>
@@ -9053,266 +8870,266 @@
           <w:szCs w:val="32"/>
         </w:rPr>
       </w:pPr>
-      <m:oMathPara>
-        <m:oMath>
-          <m:sSub>
-            <m:sSubPr>
-              <m:ctrlPr>
+      <ns9:oMathPara>
+        <ns9:oMath>
+          <ns9:sSub>
+            <ns9:sSubPr>
+              <ns9:ctrlPr>
                 <w:rPr>
                   <w:rFonts w:ascii="Cambria Math" w:eastAsia="TH SarabunPSK" w:hAnsi="Cambria Math" w:cs="TH SarabunPSK"/>
                   <w:color w:val="000000" w:themeColor="text1"/>
                   <w:sz w:val="32"/>
                   <w:szCs w:val="32"/>
                 </w:rPr>
-              </m:ctrlPr>
-            </m:sSubPr>
-            <m:e>
-              <m:r>
-                <m:rPr>
-                  <m:nor/>
-                </m:rPr>
+              </ns9:ctrlPr>
+            </ns9:sSubPr>
+            <ns9:e>
+              <ns9:r>
+                <ns9:rPr>
+                  <ns9:nor/>
+                </ns9:rPr>
                 <w:rPr>
                   <w:rFonts w:ascii="TH SarabunPSK" w:eastAsia="TH SarabunPSK" w:hAnsi="TH SarabunPSK" w:cs="TH SarabunPSK"/>
                   <w:color w:val="000000" w:themeColor="text1"/>
                   <w:sz w:val="32"/>
                   <w:szCs w:val="32"/>
                 </w:rPr>
-                <m:t>Energy</m:t>
-              </m:r>
-            </m:e>
-            <m:sub>
-              <m:r>
-                <m:rPr>
-                  <m:nor/>
-                </m:rPr>
+                <ns9:t>Energy</ns9:t>
+              </ns9:r>
+            </ns9:e>
+            <ns9:sub>
+              <ns9:r>
+                <ns9:rPr>
+                  <ns9:nor/>
+                </ns9:rPr>
                 <w:rPr>
                   <w:rFonts w:ascii="TH SarabunPSK" w:eastAsia="TH SarabunPSK" w:hAnsi="TH SarabunPSK" w:cs="TH SarabunPSK"/>
                   <w:color w:val="000000" w:themeColor="text1"/>
                   <w:sz w:val="32"/>
                   <w:szCs w:val="32"/>
                 </w:rPr>
-                <m:t>inside</m:t>
-              </m:r>
-            </m:sub>
-          </m:sSub>
-          <m:r>
+                <ns9:t>inside</ns9:t>
+              </ns9:r>
+            </ns9:sub>
+          </ns9:sSub>
+          <ns9:r>
             <w:rPr>
               <w:rFonts w:ascii="Cambria Math" w:eastAsia="TH SarabunPSK" w:hAnsi="Cambria Math" w:cs="TH SarabunPSK"/>
               <w:color w:val="000000" w:themeColor="text1"/>
               <w:sz w:val="32"/>
               <w:szCs w:val="32"/>
             </w:rPr>
-            <m:t>=</m:t>
-          </m:r>
-          <m:f>
-            <m:fPr>
-              <m:ctrlPr>
+            <ns9:t>=</ns9:t>
+          </ns9:r>
+          <ns9:f>
+            <ns9:fPr>
+              <ns9:ctrlPr>
                 <w:rPr>
                   <w:rFonts w:ascii="Cambria Math" w:eastAsia="TH SarabunPSK" w:hAnsi="Cambria Math" w:cs="TH SarabunPSK"/>
                   <w:color w:val="000000" w:themeColor="text1"/>
                   <w:sz w:val="32"/>
                   <w:szCs w:val="32"/>
                 </w:rPr>
-              </m:ctrlPr>
-            </m:fPr>
-            <m:num>
-              <m:nary>
-                <m:naryPr>
-                  <m:chr m:val="∑"/>
-                  <m:limLoc m:val="undOvr"/>
-                  <m:supHide m:val="1"/>
-                  <m:ctrlPr>
+              </ns9:ctrlPr>
+            </ns9:fPr>
+            <ns9:num>
+              <ns9:nary>
+                <ns9:naryPr>
+                  <ns9:chr ns9:val="∑"/>
+                  <ns9:limLoc ns9:val="undOvr"/>
+                  <ns9:supHide ns9:val="1"/>
+                  <ns9:ctrlPr>
                     <w:rPr>
                       <w:rFonts w:ascii="Cambria Math" w:eastAsia="TH SarabunPSK" w:hAnsi="Cambria Math" w:cs="TH SarabunPSK"/>
                       <w:color w:val="000000" w:themeColor="text1"/>
                       <w:sz w:val="32"/>
                       <w:szCs w:val="32"/>
                     </w:rPr>
-                  </m:ctrlPr>
-                </m:naryPr>
-                <m:sub>
-                  <m:d>
-                    <m:dPr>
-                      <m:ctrlPr>
+                  </ns9:ctrlPr>
+                </ns9:naryPr>
+                <ns9:sub>
+                  <ns9:d>
+                    <ns9:dPr>
+                      <ns9:ctrlPr>
                         <w:rPr>
                           <w:rFonts w:ascii="Cambria Math" w:eastAsia="TH SarabunPSK" w:hAnsi="Cambria Math" w:cs="TH SarabunPSK"/>
                           <w:color w:val="000000" w:themeColor="text1"/>
                           <w:sz w:val="32"/>
                           <w:szCs w:val="32"/>
                         </w:rPr>
-                      </m:ctrlPr>
-                    </m:dPr>
-                    <m:e>
-                      <m:r>
+                      </ns9:ctrlPr>
+                    </ns9:dPr>
+                    <ns9:e>
+                      <ns9:r>
                         <w:rPr>
                           <w:rFonts w:ascii="Cambria Math" w:eastAsia="TH SarabunPSK" w:hAnsi="Cambria Math" w:cs="TH SarabunPSK"/>
                           <w:color w:val="000000" w:themeColor="text1"/>
                           <w:sz w:val="32"/>
                           <w:szCs w:val="32"/>
                         </w:rPr>
-                        <m:t>x,y</m:t>
-                      </m:r>
-                    </m:e>
-                  </m:d>
-                  <m:r>
+                        <ns9:t>x,y</ns9:t>
+                      </ns9:r>
+                    </ns9:e>
+                  </ns9:d>
+                  <ns9:r>
                     <w:rPr>
                       <w:rFonts w:ascii="Cambria Math" w:eastAsia="TH SarabunPSK" w:hAnsi="Cambria Math" w:cs="TH SarabunPSK"/>
                       <w:color w:val="000000" w:themeColor="text1"/>
                       <w:sz w:val="32"/>
                       <w:szCs w:val="32"/>
                     </w:rPr>
-                    <m:t>∈B</m:t>
-                  </m:r>
-                </m:sub>
-                <m:sup/>
-                <m:e>
-                  <m:r>
+                    <ns9:t>∈B</ns9:t>
+                  </ns9:r>
+                </ns9:sub>
+                <ns9:sup/>
+                <ns9:e>
+                  <ns9:r>
                     <w:rPr>
                       <w:rFonts w:ascii="Cambria Math" w:eastAsia="TH SarabunPSK" w:hAnsi="Cambria Math" w:cs="TH SarabunPSK"/>
                       <w:color w:val="000000" w:themeColor="text1"/>
                       <w:sz w:val="32"/>
                       <w:szCs w:val="32"/>
                     </w:rPr>
-                    <m:t>H</m:t>
-                  </m:r>
-                </m:e>
-              </m:nary>
-              <m:d>
-                <m:dPr>
-                  <m:ctrlPr>
+                    <ns9:t>H</ns9:t>
+                  </ns9:r>
+                </ns9:e>
+              </ns9:nary>
+              <ns9:d>
+                <ns9:dPr>
+                  <ns9:ctrlPr>
                     <w:rPr>
                       <w:rFonts w:ascii="Cambria Math" w:eastAsia="TH SarabunPSK" w:hAnsi="Cambria Math" w:cs="TH SarabunPSK"/>
                       <w:color w:val="000000" w:themeColor="text1"/>
                       <w:sz w:val="32"/>
                       <w:szCs w:val="32"/>
                     </w:rPr>
-                  </m:ctrlPr>
-                </m:dPr>
-                <m:e>
-                  <m:r>
+                  </ns9:ctrlPr>
+                </ns9:dPr>
+                <ns9:e>
+                  <ns9:r>
                     <w:rPr>
                       <w:rFonts w:ascii="Cambria Math" w:eastAsia="TH SarabunPSK" w:hAnsi="Cambria Math" w:cs="TH SarabunPSK"/>
                       <w:color w:val="000000" w:themeColor="text1"/>
                       <w:sz w:val="32"/>
                       <w:szCs w:val="32"/>
                     </w:rPr>
-                    <m:t>x,y</m:t>
-                  </m:r>
-                </m:e>
-              </m:d>
-            </m:num>
-            <m:den>
-              <m:nary>
-                <m:naryPr>
-                  <m:chr m:val="∑"/>
-                  <m:limLoc m:val="undOvr"/>
-                  <m:supHide m:val="1"/>
-                  <m:ctrlPr>
+                    <ns9:t>x,y</ns9:t>
+                  </ns9:r>
+                </ns9:e>
+              </ns9:d>
+            </ns9:num>
+            <ns9:den>
+              <ns9:nary>
+                <ns9:naryPr>
+                  <ns9:chr ns9:val="∑"/>
+                  <ns9:limLoc ns9:val="undOvr"/>
+                  <ns9:supHide ns9:val="1"/>
+                  <ns9:ctrlPr>
                     <w:rPr>
                       <w:rFonts w:ascii="Cambria Math" w:eastAsia="TH SarabunPSK" w:hAnsi="Cambria Math" w:cs="TH SarabunPSK"/>
                       <w:color w:val="000000" w:themeColor="text1"/>
                       <w:sz w:val="32"/>
                       <w:szCs w:val="32"/>
                     </w:rPr>
-                  </m:ctrlPr>
-                </m:naryPr>
-                <m:sub>
-                  <m:d>
-                    <m:dPr>
-                      <m:ctrlPr>
+                  </ns9:ctrlPr>
+                </ns9:naryPr>
+                <ns9:sub>
+                  <ns9:d>
+                    <ns9:dPr>
+                      <ns9:ctrlPr>
                         <w:rPr>
                           <w:rFonts w:ascii="Cambria Math" w:eastAsia="TH SarabunPSK" w:hAnsi="Cambria Math" w:cs="TH SarabunPSK"/>
                           <w:color w:val="000000" w:themeColor="text1"/>
                           <w:sz w:val="32"/>
                           <w:szCs w:val="32"/>
                         </w:rPr>
-                      </m:ctrlPr>
-                    </m:dPr>
-                    <m:e>
-                      <m:r>
+                      </ns9:ctrlPr>
+                    </ns9:dPr>
+                    <ns9:e>
+                      <ns9:r>
                         <w:rPr>
                           <w:rFonts w:ascii="Cambria Math" w:eastAsia="TH SarabunPSK" w:hAnsi="Cambria Math" w:cs="TH SarabunPSK"/>
                           <w:color w:val="000000" w:themeColor="text1"/>
                           <w:sz w:val="32"/>
                           <w:szCs w:val="32"/>
                         </w:rPr>
-                        <m:t>x,y</m:t>
-                      </m:r>
-                    </m:e>
-                  </m:d>
-                  <m:r>
+                        <ns9:t>x,y</ns9:t>
+                      </ns9:r>
+                    </ns9:e>
+                  </ns9:d>
+                  <ns9:r>
                     <w:rPr>
                       <w:rFonts w:ascii="Cambria Math" w:eastAsia="TH SarabunPSK" w:hAnsi="Cambria Math" w:cs="TH SarabunPSK"/>
                       <w:color w:val="000000" w:themeColor="text1"/>
                       <w:sz w:val="32"/>
                       <w:szCs w:val="32"/>
                     </w:rPr>
-                    <m:t>∈</m:t>
-                  </m:r>
-                  <m:r>
-                    <m:rPr>
-                      <m:nor/>
-                    </m:rPr>
+                    <ns9:t>∈</ns9:t>
+                  </ns9:r>
+                  <ns9:r>
+                    <ns9:rPr>
+                      <ns9:nor/>
+                    </ns9:rPr>
                     <w:rPr>
                       <w:rFonts w:ascii="TH SarabunPSK" w:eastAsia="TH SarabunPSK" w:hAnsi="TH SarabunPSK" w:cs="TH SarabunPSK"/>
                       <w:color w:val="000000" w:themeColor="text1"/>
                       <w:sz w:val="32"/>
                       <w:szCs w:val="32"/>
                     </w:rPr>
-                    <m:t>Image</m:t>
-                  </m:r>
-                </m:sub>
-                <m:sup/>
-                <m:e>
-                  <m:r>
+                    <ns9:t>Image</ns9:t>
+                  </ns9:r>
+                </ns9:sub>
+                <ns9:sup/>
+                <ns9:e>
+                  <ns9:r>
                     <w:rPr>
                       <w:rFonts w:ascii="Cambria Math" w:eastAsia="TH SarabunPSK" w:hAnsi="Cambria Math" w:cs="TH SarabunPSK"/>
                       <w:color w:val="000000" w:themeColor="text1"/>
                       <w:sz w:val="32"/>
                       <w:szCs w:val="32"/>
                     </w:rPr>
-                    <m:t>H</m:t>
-                  </m:r>
-                </m:e>
-              </m:nary>
-              <m:d>
-                <m:dPr>
-                  <m:ctrlPr>
+                    <ns9:t>H</ns9:t>
+                  </ns9:r>
+                </ns9:e>
+              </ns9:nary>
+              <ns9:d>
+                <ns9:dPr>
+                  <ns9:ctrlPr>
                     <w:rPr>
                       <w:rFonts w:ascii="Cambria Math" w:eastAsia="TH SarabunPSK" w:hAnsi="Cambria Math" w:cs="TH SarabunPSK"/>
                       <w:color w:val="000000" w:themeColor="text1"/>
                       <w:sz w:val="32"/>
                       <w:szCs w:val="32"/>
                     </w:rPr>
-                  </m:ctrlPr>
-                </m:dPr>
-                <m:e>
-                  <m:r>
+                  </ns9:ctrlPr>
+                </ns9:dPr>
+                <ns9:e>
+                  <ns9:r>
                     <w:rPr>
                       <w:rFonts w:ascii="Cambria Math" w:eastAsia="TH SarabunPSK" w:hAnsi="Cambria Math" w:cs="TH SarabunPSK"/>
                       <w:color w:val="000000" w:themeColor="text1"/>
                       <w:sz w:val="32"/>
                       <w:szCs w:val="32"/>
                     </w:rPr>
-                    <m:t>x,y</m:t>
-                  </m:r>
-                </m:e>
-              </m:d>
-            </m:den>
-          </m:f>
-          <m:r>
+                    <ns9:t>x,y</ns9:t>
+                  </ns9:r>
+                </ns9:e>
+              </ns9:d>
+            </ns9:den>
+          </ns9:f>
+          <ns9:r>
             <w:rPr>
               <w:rFonts w:ascii="Cambria Math" w:eastAsia="TH SarabunPSK" w:hAnsi="Cambria Math" w:cs="TH SarabunPSK"/>
               <w:color w:val="000000" w:themeColor="text1"/>
               <w:sz w:val="32"/>
               <w:szCs w:val="32"/>
             </w:rPr>
-            <m:t>×100%</m:t>
-          </m:r>
-        </m:oMath>
-      </m:oMathPara>
-    </w:p>
-    <w:p>
+            <ns9:t>×100%</ns9:t>
+          </ns9:r>
+        </ns9:oMath>
+      </ns9:oMathPara>
+    </w:p>
+    <w:p ns2:paraId="6512836B" ns2:textId="77777777">
       <w:pPr>
         <w:rPr>
           <w:rFonts w:ascii="TH SarabunPSK" w:eastAsia="TH SarabunPSK" w:hAnsi="TH SarabunPSK" w:cs="TH SarabunPSK"/>
@@ -9382,7 +9199,7 @@
         <w:t>Dice Coefficient:</w:t>
       </w:r>
     </w:p>
-    <w:p>
+    <w:p ns2:paraId="12487D76" ns2:textId="11CA79B9">
       <w:pPr>
         <w:rPr>
           <w:rFonts w:ascii="TH SarabunPSK" w:eastAsia="TH SarabunPSK" w:hAnsi="TH SarabunPSK" w:cs="TH SarabunPSK"/>
@@ -9392,12 +9209,12 @@
         </w:rPr>
       </w:pPr>
       <w:proofErr w:type="spellStart"/>
-      <m:oMathPara>
-        <m:oMath>
-          <m:r>
-            <m:rPr>
-              <m:nor/>
-            </m:rPr>
+      <ns9:oMathPara>
+        <ns9:oMath>
+          <ns9:r>
+            <ns9:rPr>
+              <ns9:nor/>
+            </ns9:rPr>
             <w:rPr>
               <w:rFonts w:ascii="TH SarabunPSK" w:eastAsia="TH SarabunPSK" w:hAnsi="TH SarabunPSK" w:cs="TH SarabunPSK"/>
               <w:color w:val="000000" w:themeColor="text1"/>
@@ -9405,165 +9222,165 @@
               <w:szCs w:val="32"/>
             </w:rPr>
             <w:lastRenderedPageBreak/>
-            <m:t>IoU</m:t>
-          </m:r>
+            <ns9:t>IoU</ns9:t>
+          </ns9:r>
           <w:proofErr w:type="spellEnd"/>
-          <m:d>
-            <m:dPr>
-              <m:ctrlPr>
+          <ns9:d>
+            <ns9:dPr>
+              <ns9:ctrlPr>
                 <w:rPr>
                   <w:rFonts w:ascii="Cambria Math" w:eastAsia="TH SarabunPSK" w:hAnsi="Cambria Math" w:cs="TH SarabunPSK"/>
                   <w:color w:val="000000" w:themeColor="text1"/>
                   <w:sz w:val="32"/>
                   <w:szCs w:val="32"/>
                 </w:rPr>
-              </m:ctrlPr>
-            </m:dPr>
-            <m:e>
-              <m:r>
+              </ns9:ctrlPr>
+            </ns9:dPr>
+            <ns9:e>
+              <ns9:r>
                 <w:rPr>
                   <w:rFonts w:ascii="Cambria Math" w:eastAsia="TH SarabunPSK" w:hAnsi="Cambria Math" w:cs="TH SarabunPSK"/>
                   <w:color w:val="000000" w:themeColor="text1"/>
                   <w:sz w:val="32"/>
                   <w:szCs w:val="32"/>
                 </w:rPr>
-                <m:t>τ</m:t>
-              </m:r>
-            </m:e>
-          </m:d>
-          <m:r>
+                <ns9:t>τ</ns9:t>
+              </ns9:r>
+            </ns9:e>
+          </ns9:d>
+          <ns9:r>
             <w:rPr>
               <w:rFonts w:ascii="Cambria Math" w:eastAsia="TH SarabunPSK" w:hAnsi="Cambria Math" w:cs="TH SarabunPSK"/>
               <w:color w:val="000000" w:themeColor="text1"/>
               <w:sz w:val="32"/>
               <w:szCs w:val="32"/>
             </w:rPr>
-            <m:t>=</m:t>
-          </m:r>
-          <m:f>
-            <m:fPr>
-              <m:ctrlPr>
+            <ns9:t>=</ns9:t>
+          </ns9:r>
+          <ns9:f>
+            <ns9:fPr>
+              <ns9:ctrlPr>
                 <w:rPr>
                   <w:rFonts w:ascii="Cambria Math" w:eastAsia="TH SarabunPSK" w:hAnsi="Cambria Math" w:cs="TH SarabunPSK"/>
                   <w:color w:val="000000" w:themeColor="text1"/>
                   <w:sz w:val="32"/>
                   <w:szCs w:val="32"/>
                 </w:rPr>
-              </m:ctrlPr>
-            </m:fPr>
-            <m:num>
-              <m:r>
+              </ns9:ctrlPr>
+            </ns9:fPr>
+            <ns9:num>
+              <ns9:r>
                 <w:rPr>
                   <w:rFonts w:ascii="Cambria Math" w:eastAsia="TH SarabunPSK" w:hAnsi="Cambria Math" w:cs="TH SarabunPSK"/>
                   <w:color w:val="000000" w:themeColor="text1"/>
                   <w:sz w:val="32"/>
                   <w:szCs w:val="32"/>
                 </w:rPr>
-                <m:t>|</m:t>
-              </m:r>
-              <m:sSub>
-                <m:sSubPr>
-                  <m:ctrlPr>
+                <ns9:t>|</ns9:t>
+              </ns9:r>
+              <ns9:sSub>
+                <ns9:sSubPr>
+                  <ns9:ctrlPr>
                     <w:rPr>
                       <w:rFonts w:ascii="Cambria Math" w:eastAsia="TH SarabunPSK" w:hAnsi="Cambria Math" w:cs="TH SarabunPSK"/>
                       <w:color w:val="000000" w:themeColor="text1"/>
                       <w:sz w:val="32"/>
                       <w:szCs w:val="32"/>
                     </w:rPr>
-                  </m:ctrlPr>
-                </m:sSubPr>
-                <m:e>
-                  <m:r>
+                  </ns9:ctrlPr>
+                </ns9:sSubPr>
+                <ns9:e>
+                  <ns9:r>
                     <w:rPr>
                       <w:rFonts w:ascii="Cambria Math" w:eastAsia="TH SarabunPSK" w:hAnsi="Cambria Math" w:cs="TH SarabunPSK"/>
                       <w:color w:val="000000" w:themeColor="text1"/>
                       <w:sz w:val="32"/>
                       <w:szCs w:val="32"/>
                     </w:rPr>
-                    <m:t>M</m:t>
-                  </m:r>
-                </m:e>
-                <m:sub>
-                  <m:r>
+                    <ns9:t>M</ns9:t>
+                  </ns9:r>
+                </ns9:e>
+                <ns9:sub>
+                  <ns9:r>
                     <w:rPr>
                       <w:rFonts w:ascii="Cambria Math" w:eastAsia="TH SarabunPSK" w:hAnsi="Cambria Math" w:cs="TH SarabunPSK"/>
                       <w:color w:val="000000" w:themeColor="text1"/>
                       <w:sz w:val="32"/>
                       <w:szCs w:val="32"/>
                     </w:rPr>
-                    <m:t>τ</m:t>
-                  </m:r>
-                </m:sub>
-              </m:sSub>
-              <m:r>
+                    <ns9:t>τ</ns9:t>
+                  </ns9:r>
+                </ns9:sub>
+              </ns9:sSub>
+              <ns9:r>
                 <w:rPr>
                   <w:rFonts w:ascii="Cambria Math" w:eastAsia="TH SarabunPSK" w:hAnsi="Cambria Math" w:cs="TH SarabunPSK"/>
                   <w:color w:val="000000" w:themeColor="text1"/>
                   <w:sz w:val="32"/>
                   <w:szCs w:val="32"/>
                 </w:rPr>
-                <m:t>∩B|</m:t>
-              </m:r>
-            </m:num>
-            <m:den>
-              <m:r>
+                <ns9:t>∩B|</ns9:t>
+              </ns9:r>
+            </ns9:num>
+            <ns9:den>
+              <ns9:r>
                 <w:rPr>
                   <w:rFonts w:ascii="Cambria Math" w:eastAsia="TH SarabunPSK" w:hAnsi="Cambria Math" w:cs="TH SarabunPSK"/>
                   <w:color w:val="000000" w:themeColor="text1"/>
                   <w:sz w:val="32"/>
                   <w:szCs w:val="32"/>
                 </w:rPr>
-                <m:t>|</m:t>
-              </m:r>
-              <m:sSub>
-                <m:sSubPr>
-                  <m:ctrlPr>
+                <ns9:t>|</ns9:t>
+              </ns9:r>
+              <ns9:sSub>
+                <ns9:sSubPr>
+                  <ns9:ctrlPr>
                     <w:rPr>
                       <w:rFonts w:ascii="Cambria Math" w:eastAsia="TH SarabunPSK" w:hAnsi="Cambria Math" w:cs="TH SarabunPSK"/>
                       <w:color w:val="000000" w:themeColor="text1"/>
                       <w:sz w:val="32"/>
                       <w:szCs w:val="32"/>
                     </w:rPr>
-                  </m:ctrlPr>
-                </m:sSubPr>
-                <m:e>
-                  <m:r>
+                  </ns9:ctrlPr>
+                </ns9:sSubPr>
+                <ns9:e>
+                  <ns9:r>
                     <w:rPr>
                       <w:rFonts w:ascii="Cambria Math" w:eastAsia="TH SarabunPSK" w:hAnsi="Cambria Math" w:cs="TH SarabunPSK"/>
                       <w:color w:val="000000" w:themeColor="text1"/>
                       <w:sz w:val="32"/>
                       <w:szCs w:val="32"/>
                     </w:rPr>
-                    <m:t>M</m:t>
-                  </m:r>
-                </m:e>
-                <m:sub>
-                  <m:r>
+                    <ns9:t>M</ns9:t>
+                  </ns9:r>
+                </ns9:e>
+                <ns9:sub>
+                  <ns9:r>
                     <w:rPr>
                       <w:rFonts w:ascii="Cambria Math" w:eastAsia="TH SarabunPSK" w:hAnsi="Cambria Math" w:cs="TH SarabunPSK"/>
                       <w:color w:val="000000" w:themeColor="text1"/>
                       <w:sz w:val="32"/>
                       <w:szCs w:val="32"/>
                     </w:rPr>
-                    <m:t>τ</m:t>
-                  </m:r>
-                </m:sub>
-              </m:sSub>
-              <m:r>
+                    <ns9:t>τ</ns9:t>
+                  </ns9:r>
+                </ns9:sub>
+              </ns9:sSub>
+              <ns9:r>
                 <w:rPr>
                   <w:rFonts w:ascii="Cambria Math" w:eastAsia="TH SarabunPSK" w:hAnsi="Cambria Math" w:cs="TH SarabunPSK"/>
                   <w:color w:val="000000" w:themeColor="text1"/>
                   <w:sz w:val="32"/>
                   <w:szCs w:val="32"/>
                 </w:rPr>
-                <m:t>∪B|</m:t>
-              </m:r>
-            </m:den>
-          </m:f>
-        </m:oMath>
-      </m:oMathPara>
-    </w:p>
-    <w:p>
+                <ns9:t>∪B|</ns9:t>
+              </ns9:r>
+            </ns9:den>
+          </ns9:f>
+        </ns9:oMath>
+      </ns9:oMathPara>
+    </w:p>
+    <w:p ns2:paraId="0201C654" ns2:textId="77777777">
       <w:pPr>
         <w:rPr>
           <w:rFonts w:ascii="TH SarabunPSK" w:eastAsia="TH SarabunPSK" w:hAnsi="TH SarabunPSK" w:cs="TH SarabunPSK"/>
@@ -9583,7 +9400,7 @@
         <w:t>โดยที่</w:t>
       </w:r>
     </w:p>
-    <w:p>
+    <w:p ns2:paraId="1922294F" ns2:textId="444414F4">
       <w:pPr>
         <w:rPr>
           <w:rFonts w:ascii="TH SarabunPSK" w:eastAsia="TH SarabunPSK" w:hAnsi="TH SarabunPSK" w:cs="TH SarabunPSK"/>
@@ -9592,186 +9409,186 @@
           <w:szCs w:val="32"/>
         </w:rPr>
       </w:pPr>
-      <m:oMathPara>
-        <m:oMath>
-          <m:sSub>
-            <m:sSubPr>
-              <m:ctrlPr>
+      <ns9:oMathPara>
+        <ns9:oMath>
+          <ns9:sSub>
+            <ns9:sSubPr>
+              <ns9:ctrlPr>
                 <w:rPr>
                   <w:rFonts w:ascii="Cambria Math" w:eastAsia="TH SarabunPSK" w:hAnsi="Cambria Math" w:cs="TH SarabunPSK"/>
                   <w:color w:val="000000" w:themeColor="text1"/>
                   <w:sz w:val="32"/>
                   <w:szCs w:val="32"/>
                 </w:rPr>
-              </m:ctrlPr>
-            </m:sSubPr>
-            <m:e>
-              <m:r>
+              </ns9:ctrlPr>
+            </ns9:sSubPr>
+            <ns9:e>
+              <ns9:r>
                 <w:rPr>
                   <w:rFonts w:ascii="Cambria Math" w:eastAsia="TH SarabunPSK" w:hAnsi="Cambria Math" w:cs="TH SarabunPSK"/>
                   <w:color w:val="000000" w:themeColor="text1"/>
                   <w:sz w:val="32"/>
                   <w:szCs w:val="32"/>
                 </w:rPr>
-                <m:t>M</m:t>
-              </m:r>
-            </m:e>
-            <m:sub>
-              <m:r>
+                <ns9:t>M</ns9:t>
+              </ns9:r>
+            </ns9:e>
+            <ns9:sub>
+              <ns9:r>
                 <w:rPr>
                   <w:rFonts w:ascii="Cambria Math" w:eastAsia="TH SarabunPSK" w:hAnsi="Cambria Math" w:cs="TH SarabunPSK"/>
                   <w:color w:val="000000" w:themeColor="text1"/>
                   <w:sz w:val="32"/>
                   <w:szCs w:val="32"/>
                 </w:rPr>
-                <m:t>τ</m:t>
-              </m:r>
-            </m:sub>
-          </m:sSub>
-          <m:r>
+                <ns9:t>τ</ns9:t>
+              </ns9:r>
+            </ns9:sub>
+          </ns9:sSub>
+          <ns9:r>
             <w:rPr>
               <w:rFonts w:ascii="Cambria Math" w:eastAsia="TH SarabunPSK" w:hAnsi="Cambria Math" w:cs="TH SarabunPSK"/>
               <w:color w:val="000000" w:themeColor="text1"/>
               <w:sz w:val="32"/>
               <w:szCs w:val="32"/>
             </w:rPr>
-            <m:t>=</m:t>
-          </m:r>
-          <m:d>
-            <m:dPr>
-              <m:begChr m:val="{"/>
-              <m:endChr m:val="}"/>
-              <m:ctrlPr>
+            <ns9:t>=</ns9:t>
+          </ns9:r>
+          <ns9:d>
+            <ns9:dPr>
+              <ns9:begChr ns9:val="{"/>
+              <ns9:endChr ns9:val="}"/>
+              <ns9:ctrlPr>
                 <w:rPr>
                   <w:rFonts w:ascii="Cambria Math" w:eastAsia="TH SarabunPSK" w:hAnsi="Cambria Math" w:cs="TH SarabunPSK"/>
                   <w:color w:val="000000" w:themeColor="text1"/>
                   <w:sz w:val="32"/>
                   <w:szCs w:val="32"/>
                 </w:rPr>
-              </m:ctrlPr>
-            </m:dPr>
-            <m:e>
-              <m:d>
-                <m:dPr>
-                  <m:ctrlPr>
+              </ns9:ctrlPr>
+            </ns9:dPr>
+            <ns9:e>
+              <ns9:d>
+                <ns9:dPr>
+                  <ns9:ctrlPr>
                     <w:rPr>
                       <w:rFonts w:ascii="Cambria Math" w:eastAsia="TH SarabunPSK" w:hAnsi="Cambria Math" w:cs="TH SarabunPSK"/>
                       <w:color w:val="000000" w:themeColor="text1"/>
                       <w:sz w:val="32"/>
                       <w:szCs w:val="32"/>
                     </w:rPr>
-                  </m:ctrlPr>
-                </m:dPr>
-                <m:e>
-                  <m:r>
+                  </ns9:ctrlPr>
+                </ns9:dPr>
+                <ns9:e>
+                  <ns9:r>
                     <w:rPr>
                       <w:rFonts w:ascii="Cambria Math" w:eastAsia="TH SarabunPSK" w:hAnsi="Cambria Math" w:cs="TH SarabunPSK"/>
                       <w:color w:val="000000" w:themeColor="text1"/>
                       <w:sz w:val="32"/>
                       <w:szCs w:val="32"/>
                     </w:rPr>
-                    <m:t>x,y</m:t>
-                  </m:r>
-                </m:e>
-              </m:d>
-              <m:r>
+                    <ns9:t>x,y</ns9:t>
+                  </ns9:r>
+                </ns9:e>
+              </ns9:d>
+              <ns9:r>
                 <w:rPr>
                   <w:rFonts w:ascii="Cambria Math" w:eastAsia="TH SarabunPSK" w:hAnsi="Cambria Math" w:cs="TH SarabunPSK"/>
                   <w:color w:val="000000" w:themeColor="text1"/>
                   <w:sz w:val="32"/>
                   <w:szCs w:val="32"/>
                 </w:rPr>
-                <m:t>∣H</m:t>
-              </m:r>
-              <m:d>
-                <m:dPr>
-                  <m:ctrlPr>
+                <ns9:t>∣H</ns9:t>
+              </ns9:r>
+              <ns9:d>
+                <ns9:dPr>
+                  <ns9:ctrlPr>
                     <w:rPr>
                       <w:rFonts w:ascii="Cambria Math" w:eastAsia="TH SarabunPSK" w:hAnsi="Cambria Math" w:cs="TH SarabunPSK"/>
                       <w:color w:val="000000" w:themeColor="text1"/>
                       <w:sz w:val="32"/>
                       <w:szCs w:val="32"/>
                     </w:rPr>
-                  </m:ctrlPr>
-                </m:dPr>
-                <m:e>
-                  <m:r>
+                  </ns9:ctrlPr>
+                </ns9:dPr>
+                <ns9:e>
+                  <ns9:r>
                     <w:rPr>
                       <w:rFonts w:ascii="Cambria Math" w:eastAsia="TH SarabunPSK" w:hAnsi="Cambria Math" w:cs="TH SarabunPSK"/>
                       <w:color w:val="000000" w:themeColor="text1"/>
                       <w:sz w:val="32"/>
                       <w:szCs w:val="32"/>
                     </w:rPr>
-                    <m:t>x,y</m:t>
-                  </m:r>
-                </m:e>
-              </m:d>
-              <m:r>
+                    <ns9:t>x,y</ns9:t>
+                  </ns9:r>
+                </ns9:e>
+              </ns9:d>
+              <ns9:r>
                 <w:rPr>
                   <w:rFonts w:ascii="Cambria Math" w:eastAsia="TH SarabunPSK" w:hAnsi="Cambria Math" w:cs="TH SarabunPSK"/>
                   <w:color w:val="000000" w:themeColor="text1"/>
                   <w:sz w:val="32"/>
                   <w:szCs w:val="32"/>
                 </w:rPr>
-                <m:t>≥τ⋅</m:t>
-              </m:r>
-              <m:func>
-                <m:funcPr>
-                  <m:ctrlPr>
+                <ns9:t>≥τ⋅</ns9:t>
+              </ns9:r>
+              <ns9:func>
+                <ns9:funcPr>
+                  <ns9:ctrlPr>
                     <w:rPr>
                       <w:rFonts w:ascii="Cambria Math" w:eastAsia="TH SarabunPSK" w:hAnsi="Cambria Math" w:cs="TH SarabunPSK"/>
                       <w:color w:val="000000" w:themeColor="text1"/>
                       <w:sz w:val="32"/>
                       <w:szCs w:val="32"/>
                     </w:rPr>
-                  </m:ctrlPr>
-                </m:funcPr>
-                <m:fName>
-                  <m:r>
-                    <m:rPr>
-                      <m:sty m:val="p"/>
-                    </m:rPr>
+                  </ns9:ctrlPr>
+                </ns9:funcPr>
+                <ns9:fName>
+                  <ns9:r>
+                    <ns9:rPr>
+                      <ns9:sty ns9:val="p"/>
+                    </ns9:rPr>
                     <w:rPr>
                       <w:rFonts w:ascii="Cambria Math" w:eastAsia="TH SarabunPSK" w:hAnsi="Cambria Math" w:cs="TH SarabunPSK"/>
                       <w:color w:val="000000" w:themeColor="text1"/>
                       <w:sz w:val="32"/>
                       <w:szCs w:val="32"/>
                     </w:rPr>
-                    <m:t>max</m:t>
-                  </m:r>
-                </m:fName>
-                <m:e>
-                  <m:d>
-                    <m:dPr>
-                      <m:ctrlPr>
+                    <ns9:t>max</ns9:t>
+                  </ns9:r>
+                </ns9:fName>
+                <ns9:e>
+                  <ns9:d>
+                    <ns9:dPr>
+                      <ns9:ctrlPr>
                         <w:rPr>
                           <w:rFonts w:ascii="Cambria Math" w:eastAsia="TH SarabunPSK" w:hAnsi="Cambria Math" w:cs="TH SarabunPSK"/>
                           <w:color w:val="000000" w:themeColor="text1"/>
                           <w:sz w:val="32"/>
                           <w:szCs w:val="32"/>
                         </w:rPr>
-                      </m:ctrlPr>
-                    </m:dPr>
-                    <m:e>
-                      <m:r>
+                      </ns9:ctrlPr>
+                    </ns9:dPr>
+                    <ns9:e>
+                      <ns9:r>
                         <w:rPr>
                           <w:rFonts w:ascii="Cambria Math" w:eastAsia="TH SarabunPSK" w:hAnsi="Cambria Math" w:cs="TH SarabunPSK"/>
                           <w:color w:val="000000" w:themeColor="text1"/>
                           <w:sz w:val="32"/>
                           <w:szCs w:val="32"/>
                         </w:rPr>
-                        <m:t>H</m:t>
-                      </m:r>
-                    </m:e>
-                  </m:d>
-                </m:e>
-              </m:func>
-            </m:e>
-          </m:d>
-        </m:oMath>
-      </m:oMathPara>
-    </w:p>
-    <w:p>
+                        <ns9:t>H</ns9:t>
+                      </ns9:r>
+                    </ns9:e>
+                  </ns9:d>
+                </ns9:e>
+              </ns9:func>
+            </ns9:e>
+          </ns9:d>
+        </ns9:oMath>
+      </ns9:oMathPara>
+    </w:p>
+    <w:p ns2:paraId="4E97764C" ns2:textId="40FFE4EE">
       <w:pPr>
         <w:rPr>
           <w:rFonts w:ascii="TH SarabunPSK" w:eastAsia="TH SarabunPSK" w:hAnsi="TH SarabunPSK" w:cs="TH SarabunPSK"/>
@@ -9799,17 +9616,17 @@
         </w:rPr>
         <w:t xml:space="preserve"> </w:t>
       </w:r>
-      <m:oMath>
-        <m:r>
+      <ns9:oMath>
+        <ns9:r>
           <w:rPr>
             <w:rFonts w:ascii="Cambria Math" w:eastAsia="TH SarabunPSK" w:hAnsi="Cambria Math" w:cs="TH SarabunPSK"/>
             <w:color w:val="000000" w:themeColor="text1"/>
             <w:sz w:val="32"/>
             <w:szCs w:val="32"/>
           </w:rPr>
-          <m:t>τ=0.3</m:t>
-        </m:r>
-      </m:oMath>
+          <ns9:t>τ=0.3</ns9:t>
+        </ns9:r>
+      </ns9:oMath>
       <w:r>
         <w:rPr>
           <w:rFonts w:ascii="TH SarabunPSK" w:eastAsia="TH SarabunPSK" w:hAnsi="TH SarabunPSK" w:cs="TH SarabunPSK"/>
@@ -9838,19 +9655,19 @@
         </w:rPr>
         <w:t xml:space="preserve"> </w:t>
       </w:r>
-      <m:oMath>
-        <m:r>
+      <ns9:oMath>
+        <ns9:r>
           <w:rPr>
             <w:rFonts w:ascii="Cambria Math" w:eastAsia="TH SarabunPSK" w:hAnsi="Cambria Math" w:cs="TH SarabunPSK"/>
             <w:color w:val="000000" w:themeColor="text1"/>
             <w:sz w:val="32"/>
             <w:szCs w:val="32"/>
           </w:rPr>
-          <m:t>τ=0.5</m:t>
-        </m:r>
-      </m:oMath>
-    </w:p>
-    <w:p>
+          <ns9:t>τ=0.5</ns9:t>
+        </ns9:r>
+      </ns9:oMath>
+    </w:p>
+    <w:p ns2:paraId="23A20DBD" ns2:textId="54AE829B">
       <w:pPr>
         <w:rPr>
           <w:rFonts w:ascii="TH SarabunPSK" w:eastAsia="TH SarabunPSK" w:hAnsi="TH SarabunPSK" w:cs="TH SarabunPSK"/>
@@ -9878,40 +9695,40 @@
         </w:rPr>
         <w:t xml:space="preserve"> </w:t>
       </w:r>
-      <m:oMath>
-        <m:r>
+      <ns9:oMath>
+        <ns9:r>
           <w:rPr>
             <w:rFonts w:ascii="Cambria Math" w:eastAsia="TH SarabunPSK" w:hAnsi="Cambria Math" w:cs="TH SarabunPSK"/>
             <w:color w:val="000000" w:themeColor="text1"/>
             <w:sz w:val="32"/>
             <w:szCs w:val="32"/>
           </w:rPr>
-          <m:t>H</m:t>
-        </m:r>
-        <m:d>
-          <m:dPr>
-            <m:ctrlPr>
+          <ns9:t>H</ns9:t>
+        </ns9:r>
+        <ns9:d>
+          <ns9:dPr>
+            <ns9:ctrlPr>
               <w:rPr>
                 <w:rFonts w:ascii="Cambria Math" w:eastAsia="TH SarabunPSK" w:hAnsi="Cambria Math" w:cs="TH SarabunPSK"/>
                 <w:color w:val="000000" w:themeColor="text1"/>
                 <w:sz w:val="32"/>
                 <w:szCs w:val="32"/>
               </w:rPr>
-            </m:ctrlPr>
-          </m:dPr>
-          <m:e>
-            <m:r>
+            </ns9:ctrlPr>
+          </ns9:dPr>
+          <ns9:e>
+            <ns9:r>
               <w:rPr>
                 <w:rFonts w:ascii="Cambria Math" w:eastAsia="TH SarabunPSK" w:hAnsi="Cambria Math" w:cs="TH SarabunPSK"/>
                 <w:color w:val="000000" w:themeColor="text1"/>
                 <w:sz w:val="32"/>
                 <w:szCs w:val="32"/>
               </w:rPr>
-              <m:t>x,y</m:t>
-            </m:r>
-          </m:e>
-        </m:d>
-      </m:oMath>
+              <ns9:t>x,y</ns9:t>
+            </ns9:r>
+          </ns9:e>
+        </ns9:d>
+      </ns9:oMath>
       <w:r>
         <w:rPr>
           <w:rFonts w:ascii="TH SarabunPSK" w:eastAsia="TH SarabunPSK" w:hAnsi="TH SarabunPSK" w:cs="TH SarabunPSK"/>
@@ -9959,31 +9776,31 @@
         </w:rPr>
         <w:t xml:space="preserve"> </w:t>
       </w:r>
-      <m:oMath>
-        <m:d>
-          <m:dPr>
-            <m:ctrlPr>
+      <ns9:oMath>
+        <ns9:d>
+          <ns9:dPr>
+            <ns9:ctrlPr>
               <w:rPr>
                 <w:rFonts w:ascii="Cambria Math" w:eastAsia="TH SarabunPSK" w:hAnsi="Cambria Math" w:cs="TH SarabunPSK"/>
                 <w:color w:val="000000" w:themeColor="text1"/>
                 <w:sz w:val="32"/>
                 <w:szCs w:val="32"/>
               </w:rPr>
-            </m:ctrlPr>
-          </m:dPr>
-          <m:e>
-            <m:r>
+            </ns9:ctrlPr>
+          </ns9:dPr>
+          <ns9:e>
+            <ns9:r>
               <w:rPr>
                 <w:rFonts w:ascii="Cambria Math" w:eastAsia="TH SarabunPSK" w:hAnsi="Cambria Math" w:cs="TH SarabunPSK"/>
                 <w:color w:val="000000" w:themeColor="text1"/>
                 <w:sz w:val="32"/>
                 <w:szCs w:val="32"/>
               </w:rPr>
-              <m:t>x,y</m:t>
-            </m:r>
-          </m:e>
-        </m:d>
-      </m:oMath>
+              <ns9:t>x,y</ns9:t>
+            </ns9:r>
+          </ns9:e>
+        </ns9:d>
+      </ns9:oMath>
       <w:r>
         <w:rPr>
           <w:rFonts w:ascii="TH SarabunPSK" w:eastAsia="TH SarabunPSK" w:hAnsi="TH SarabunPSK" w:cs="TH SarabunPSK"/>
@@ -9993,17 +9810,17 @@
         </w:rPr>
         <w:t xml:space="preserve">, </w:t>
       </w:r>
-      <m:oMath>
-        <m:r>
+      <ns9:oMath>
+        <ns9:r>
           <w:rPr>
             <w:rFonts w:ascii="Cambria Math" w:eastAsia="TH SarabunPSK" w:hAnsi="Cambria Math" w:cs="TH SarabunPSK"/>
             <w:color w:val="000000" w:themeColor="text1"/>
             <w:sz w:val="32"/>
             <w:szCs w:val="32"/>
           </w:rPr>
-          <m:t>B</m:t>
-        </m:r>
-      </m:oMath>
+          <ns9:t>B</ns9:t>
+        </ns9:r>
+      </ns9:oMath>
       <w:r>
         <w:rPr>
           <w:rFonts w:ascii="TH SarabunPSK" w:eastAsia="TH SarabunPSK" w:hAnsi="TH SarabunPSK" w:cs="TH SarabunPSK"/>
@@ -10070,44 +9887,44 @@
         </w:rPr>
         <w:t xml:space="preserve"> </w:t>
       </w:r>
-      <m:oMath>
-        <m:r>
-          <m:rPr>
-            <m:scr m:val="double-struck"/>
-            <m:sty m:val="p"/>
-          </m:rPr>
+      <ns9:oMath>
+        <ns9:r>
+          <ns9:rPr>
+            <ns9:scr ns9:val="double-struck"/>
+            <ns9:sty ns9:val="p"/>
+          </ns9:rPr>
           <w:rPr>
             <w:rFonts w:ascii="Cambria Math" w:eastAsia="TH SarabunPSK" w:hAnsi="Cambria Math" w:cs="TH SarabunPSK"/>
             <w:color w:val="000000" w:themeColor="text1"/>
             <w:sz w:val="32"/>
             <w:szCs w:val="32"/>
           </w:rPr>
-          <m:t>I</m:t>
-        </m:r>
-        <m:d>
-          <m:dPr>
-            <m:ctrlPr>
+          <ns9:t>I</ns9:t>
+        </ns9:r>
+        <ns9:d>
+          <ns9:dPr>
+            <ns9:ctrlPr>
               <w:rPr>
                 <w:rFonts w:ascii="Cambria Math" w:eastAsia="TH SarabunPSK" w:hAnsi="Cambria Math" w:cs="TH SarabunPSK"/>
                 <w:color w:val="000000" w:themeColor="text1"/>
                 <w:sz w:val="32"/>
                 <w:szCs w:val="32"/>
               </w:rPr>
-            </m:ctrlPr>
-          </m:dPr>
-          <m:e>
-            <m:r>
+            </ns9:ctrlPr>
+          </ns9:dPr>
+          <ns9:e>
+            <ns9:r>
               <w:rPr>
                 <w:rFonts w:ascii="Cambria Math" w:eastAsia="TH SarabunPSK" w:hAnsi="Cambria Math" w:cs="TH SarabunPSK"/>
                 <w:color w:val="000000" w:themeColor="text1"/>
                 <w:sz w:val="32"/>
                 <w:szCs w:val="32"/>
               </w:rPr>
-              <m:t>⋅</m:t>
-            </m:r>
-          </m:e>
-        </m:d>
-      </m:oMath>
+              <ns9:t>⋅</ns9:t>
+            </ns9:r>
+          </ns9:e>
+        </ns9:d>
+      </ns9:oMath>
       <w:r>
         <w:rPr>
           <w:rFonts w:ascii="TH SarabunPSK" w:eastAsia="TH SarabunPSK" w:hAnsi="TH SarabunPSK" w:cs="TH SarabunPSK"/>
@@ -10185,316 +10002,2962 @@
         <w:t>เมื่ออยู่นอกกรอบ</w:t>
       </w:r>
     </w:p>
+    <w:p ns2:paraId="4D8E5E1F" ns2:textId="77777777">
+      <w:pPr>
+        <w:rPr>
+          <w:rFonts w:ascii="TH SarabunPSK" w:hAnsi="TH SarabunPSK" w:cs="TH SarabunPSK"/>
+        </w:rPr>
+      </w:pPr>
+    </w:p>
     <w:p>
       <w:pPr>
-        <w:rPr>
-          <w:rFonts w:ascii="TH SarabunPSK" w:hAnsi="TH SarabunPSK" w:cs="TH SarabunPSK"/>
-        </w:rPr>
-      </w:pPr>
-    </w:p>
-    <w:p>
-      <w:pPr>
-        <w:rPr>
-          <w:rFonts w:ascii="TH SarabunPSK" w:hAnsi="TH SarabunPSK" w:cs="TH SarabunPSK" w:hint="cs"/>
-        </w:rPr>
-      </w:pPr>
-      <w:r>
-        <w:rPr>
-          <w:rFonts w:ascii="TH SarabunPSK" w:hAnsi="TH SarabunPSK" w:cs="TH SarabunPSK" w:hint="cs"/>
+        <w:spacing w:after="120"/>
+        <w:jc w:val="both"/>
+      </w:pPr>
+      <w:r>
+        <w:rPr>
+          <w:rFonts w:ascii="TH SarabunPSK" w:hAnsi="TH SarabunPSK" w:cs="TH SarabunPSK" w:eastAsia="TH SarabunPSK"/>
           <w:b/>
           <w:bCs/>
-          <w:sz w:val="32"/>
-          <w:szCs w:val="32"/>
-        </w:rPr>
-        <w:t xml:space="preserve">6.    </w:t>
-      </w:r>
-      <w:proofErr w:type="spellStart"/>
-      <w:r>
-        <w:rPr>
-          <w:rFonts w:ascii="TH SarabunPSK" w:hAnsi="TH SarabunPSK" w:cs="TH SarabunPSK" w:hint="cs"/>
+          <w:sz w:val="30"/>
+          <w:szCs w:val="30"/>
+        </w:rPr>
+        <w:t>5.9 ผลการศึกษาและทดลองเบื้องต้น (Preliminary Experimental Results) ซึ่งมีผลตัวเลขจริง 2 ส่วนหลักดังนี้ :</w:t>
+      </w:r>
+    </w:p>
+    <w:p>
+      <w:pPr>
+        <w:spacing w:after="120"/>
+        <w:jc w:val="both"/>
+      </w:pPr>
+      <w:r>
+        <w:rPr>
+          <w:rFonts w:ascii="TH SarabunPSK" w:hAnsi="TH SarabunPSK" w:cs="TH SarabunPSK" w:eastAsia="TH SarabunPSK"/>
           <w:b/>
           <w:bCs/>
-          <w:sz w:val="32"/>
-          <w:szCs w:val="32"/>
-        </w:rPr>
-        <w:t>ขอบเขตและข้อจำกัดของการวิจัย</w:t>
-      </w:r>
-      <w:proofErr w:type="spellEnd"/>
+          <w:sz w:val="28"/>
+          <w:szCs w:val="28"/>
+        </w:rPr>
+        <w:t>ตารางที่ 1 ผลความแม่นยำในการจำแนกโรค (CNN Classification - ResNet-50)</w:t>
+      </w:r>
     </w:p>
     <w:p>
       <w:pPr>
-        <w:pStyle w:val="NoSpacing"/>
-        <w:numPr>
-          <w:ilvl w:val="0"/>
-          <w:numId w:val="18"/>
-        </w:numPr>
-        <w:rPr>
-          <w:rFonts w:ascii="TH SarabunPSK" w:hAnsi="TH SarabunPSK" w:cs="TH SarabunPSK" w:hint="cs"/>
-        </w:rPr>
-      </w:pPr>
-      <w:r>
-        <w:rPr>
-          <w:rFonts w:ascii="TH SarabunPSK" w:hAnsi="TH SarabunPSK" w:cs="TH SarabunPSK" w:hint="cs"/>
+        <w:spacing w:after="120"/>
+        <w:jc w:val="both"/>
+      </w:pPr>
+      <w:r>
+        <w:rPr>
+          <w:rFonts w:ascii="TH SarabunPSK" w:hAnsi="TH SarabunPSK" w:cs="TH SarabunPSK" w:eastAsia="TH SarabunPSK"/>
           <w:sz w:val="28"/>
-        </w:rPr>
-        <w:t xml:space="preserve">การศึกษาครั้งนี้ใช้ชุดข้อมูลภาพเอกซเรย์ทรวงอกที่เปิดเผยต่อสาธารณะโดยมุ่งเน้นเฉพาะการจําแนกความผิดปกติประเภทภาวะปอดอักเสบ (Infiltration) </w:t>
-      </w:r>
-      <w:proofErr w:type="spellStart"/>
-      <w:r>
-        <w:rPr>
-          <w:rFonts w:ascii="TH SarabunPSK" w:hAnsi="TH SarabunPSK" w:cs="TH SarabunPSK" w:hint="cs"/>
+          <w:szCs w:val="28"/>
+        </w:rPr>
+        <w:t>(ทดสอบบนชุด Balanced Test Subset 100 ภาพ: Infiltration 50 ภาพ, No Finding 50 ภาพ)</w:t>
+      </w:r>
+    </w:p>
+    <w:tbl>
+      <w:tblPr>
+        <w:tblStyle w:val="TableGrid"/>
+        <w:tblW w:w="9050" w:type="dxa"/>
+        <w:jc w:val="center"/>
+        <w:tblBorders>
+          <w:top w:val="single" w:sz="4" w:space="0" w:color="auto"/>
+          <w:left w:val="single" w:sz="4" w:space="0" w:color="auto"/>
+          <w:bottom w:val="single" w:sz="4" w:space="0" w:color="auto"/>
+          <w:right w:val="single" w:sz="4" w:space="0" w:color="auto"/>
+          <w:insideH w:val="single" w:sz="4" w:space="0" w:color="auto"/>
+          <w:insideV w:val="single" w:sz="4" w:space="0" w:color="auto"/>
+        </w:tblBorders>
+      </w:tblPr>
+      <w:tblGrid>
+        <w:gridCol w:w="2800"/>
+        <w:gridCol w:w="1250"/>
+        <w:gridCol w:w="1250"/>
+        <w:gridCol w:w="1250"/>
+        <w:gridCol w:w="1250"/>
+        <w:gridCol w:w="1250"/>
+      </w:tblGrid>
+      <w:tr>
+        <w:tc>
+          <w:tcPr>
+            <w:tcW w:w="2800" w:type="dxa"/>
+          </w:tcPr>
+          <w:p>
+            <w:pPr>
+              <w:spacing w:after="40"/>
+              <w:jc w:val="both"/>
+            </w:pPr>
+            <w:r>
+              <w:rPr>
+                <w:rFonts w:ascii="TH SarabunPSK" w:hAnsi="TH SarabunPSK" w:cs="TH SarabunPSK" w:eastAsia="TH SarabunPSK"/>
+                <w:b/>
+                <w:bCs/>
+                <w:sz w:val="28"/>
+                <w:szCs w:val="28"/>
+              </w:rPr>
+              <w:t>สภาวะการทดลอง (Condition)</w:t>
+            </w:r>
+          </w:p>
+        </w:tc>
+        <w:tc>
+          <w:tcPr>
+            <w:tcW w:w="1250" w:type="dxa"/>
+          </w:tcPr>
+          <w:p>
+            <w:pPr>
+              <w:spacing w:after="40"/>
+              <w:jc w:val="both"/>
+            </w:pPr>
+            <w:r>
+              <w:rPr>
+                <w:rFonts w:ascii="TH SarabunPSK" w:hAnsi="TH SarabunPSK" w:cs="TH SarabunPSK" w:eastAsia="TH SarabunPSK"/>
+                <w:b/>
+                <w:bCs/>
+                <w:sz w:val="28"/>
+                <w:szCs w:val="28"/>
+              </w:rPr>
+              <w:t>Accuracy</w:t>
+            </w:r>
+          </w:p>
+        </w:tc>
+        <w:tc>
+          <w:tcPr>
+            <w:tcW w:w="1250" w:type="dxa"/>
+          </w:tcPr>
+          <w:p>
+            <w:pPr>
+              <w:spacing w:after="40"/>
+              <w:jc w:val="both"/>
+            </w:pPr>
+            <w:r>
+              <w:rPr>
+                <w:rFonts w:ascii="TH SarabunPSK" w:hAnsi="TH SarabunPSK" w:cs="TH SarabunPSK" w:eastAsia="TH SarabunPSK"/>
+                <w:b/>
+                <w:bCs/>
+                <w:sz w:val="28"/>
+                <w:szCs w:val="28"/>
+              </w:rPr>
+              <w:t>Precision</w:t>
+            </w:r>
+          </w:p>
+        </w:tc>
+        <w:tc>
+          <w:tcPr>
+            <w:tcW w:w="1250" w:type="dxa"/>
+          </w:tcPr>
+          <w:p>
+            <w:pPr>
+              <w:spacing w:after="40"/>
+              <w:jc w:val="both"/>
+            </w:pPr>
+            <w:r>
+              <w:rPr>
+                <w:rFonts w:ascii="TH SarabunPSK" w:hAnsi="TH SarabunPSK" w:cs="TH SarabunPSK" w:eastAsia="TH SarabunPSK"/>
+                <w:b/>
+                <w:bCs/>
+                <w:sz w:val="28"/>
+                <w:szCs w:val="28"/>
+              </w:rPr>
+              <w:t>Recall</w:t>
+            </w:r>
+          </w:p>
+        </w:tc>
+        <w:tc>
+          <w:tcPr>
+            <w:tcW w:w="1250" w:type="dxa"/>
+          </w:tcPr>
+          <w:p>
+            <w:pPr>
+              <w:spacing w:after="40"/>
+              <w:jc w:val="both"/>
+            </w:pPr>
+            <w:r>
+              <w:rPr>
+                <w:rFonts w:ascii="TH SarabunPSK" w:hAnsi="TH SarabunPSK" w:cs="TH SarabunPSK" w:eastAsia="TH SarabunPSK"/>
+                <w:b/>
+                <w:bCs/>
+                <w:sz w:val="28"/>
+                <w:szCs w:val="28"/>
+              </w:rPr>
+              <w:t>F1-Score</w:t>
+            </w:r>
+          </w:p>
+        </w:tc>
+        <w:tc>
+          <w:tcPr>
+            <w:tcW w:w="1250" w:type="dxa"/>
+          </w:tcPr>
+          <w:p>
+            <w:pPr>
+              <w:spacing w:after="40"/>
+              <w:jc w:val="both"/>
+            </w:pPr>
+            <w:r>
+              <w:rPr>
+                <w:rFonts w:ascii="TH SarabunPSK" w:hAnsi="TH SarabunPSK" w:cs="TH SarabunPSK" w:eastAsia="TH SarabunPSK"/>
+                <w:b/>
+                <w:bCs/>
+                <w:sz w:val="28"/>
+                <w:szCs w:val="28"/>
+              </w:rPr>
+              <w:t>ROC-AUC</w:t>
+            </w:r>
+          </w:p>
+        </w:tc>
+      </w:tr>
+      <w:tr>
+        <w:tc>
+          <w:tcPr>
+            <w:tcW w:w="2800" w:type="dxa"/>
+          </w:tcPr>
+          <w:p>
+            <w:pPr>
+              <w:spacing w:after="40"/>
+              <w:jc w:val="both"/>
+            </w:pPr>
+            <w:r>
+              <w:rPr>
+                <w:rFonts w:ascii="TH SarabunPSK" w:hAnsi="TH SarabunPSK" w:cs="TH SarabunPSK" w:eastAsia="TH SarabunPSK"/>
+                <w:sz w:val="28"/>
+                <w:szCs w:val="28"/>
+              </w:rPr>
+              <w:t>1. Baseline (Raw CXR)</w:t>
+            </w:r>
+          </w:p>
+        </w:tc>
+        <w:tc>
+          <w:tcPr>
+            <w:tcW w:w="1250" w:type="dxa"/>
+          </w:tcPr>
+          <w:p>
+            <w:pPr>
+              <w:spacing w:after="40"/>
+              <w:jc w:val="both"/>
+            </w:pPr>
+            <w:r>
+              <w:rPr>
+                <w:rFonts w:ascii="TH SarabunPSK" w:hAnsi="TH SarabunPSK" w:cs="TH SarabunPSK" w:eastAsia="TH SarabunPSK"/>
+                <w:sz w:val="28"/>
+                <w:szCs w:val="28"/>
+              </w:rPr>
+              <w:t>0.5400</w:t>
+            </w:r>
+          </w:p>
+        </w:tc>
+        <w:tc>
+          <w:tcPr>
+            <w:tcW w:w="1250" w:type="dxa"/>
+          </w:tcPr>
+          <w:p>
+            <w:pPr>
+              <w:spacing w:after="40"/>
+              <w:jc w:val="both"/>
+            </w:pPr>
+            <w:r>
+              <w:rPr>
+                <w:rFonts w:ascii="TH SarabunPSK" w:hAnsi="TH SarabunPSK" w:cs="TH SarabunPSK" w:eastAsia="TH SarabunPSK"/>
+                <w:sz w:val="28"/>
+                <w:szCs w:val="28"/>
+              </w:rPr>
+              <w:t>0.5270</w:t>
+            </w:r>
+          </w:p>
+        </w:tc>
+        <w:tc>
+          <w:tcPr>
+            <w:tcW w:w="1250" w:type="dxa"/>
+          </w:tcPr>
+          <w:p>
+            <w:pPr>
+              <w:spacing w:after="40"/>
+              <w:jc w:val="both"/>
+            </w:pPr>
+            <w:r>
+              <w:rPr>
+                <w:rFonts w:ascii="TH SarabunPSK" w:hAnsi="TH SarabunPSK" w:cs="TH SarabunPSK" w:eastAsia="TH SarabunPSK"/>
+                <w:sz w:val="28"/>
+                <w:szCs w:val="28"/>
+              </w:rPr>
+              <w:t>0.7800</w:t>
+            </w:r>
+          </w:p>
+        </w:tc>
+        <w:tc>
+          <w:tcPr>
+            <w:tcW w:w="1250" w:type="dxa"/>
+          </w:tcPr>
+          <w:p>
+            <w:pPr>
+              <w:spacing w:after="40"/>
+              <w:jc w:val="both"/>
+            </w:pPr>
+            <w:r>
+              <w:rPr>
+                <w:rFonts w:ascii="TH SarabunPSK" w:hAnsi="TH SarabunPSK" w:cs="TH SarabunPSK" w:eastAsia="TH SarabunPSK"/>
+                <w:sz w:val="28"/>
+                <w:szCs w:val="28"/>
+              </w:rPr>
+              <w:t>0.6290</w:t>
+            </w:r>
+          </w:p>
+        </w:tc>
+        <w:tc>
+          <w:tcPr>
+            <w:tcW w:w="1250" w:type="dxa"/>
+          </w:tcPr>
+          <w:p>
+            <w:pPr>
+              <w:spacing w:after="40"/>
+              <w:jc w:val="both"/>
+            </w:pPr>
+            <w:r>
+              <w:rPr>
+                <w:rFonts w:ascii="TH SarabunPSK" w:hAnsi="TH SarabunPSK" w:cs="TH SarabunPSK" w:eastAsia="TH SarabunPSK"/>
+                <w:sz w:val="28"/>
+                <w:szCs w:val="28"/>
+              </w:rPr>
+              <w:t>0.6044</w:t>
+            </w:r>
+          </w:p>
+        </w:tc>
+      </w:tr>
+      <w:tr>
+        <w:tc>
+          <w:tcPr>
+            <w:tcW w:w="2800" w:type="dxa"/>
+          </w:tcPr>
+          <w:p>
+            <w:pPr>
+              <w:spacing w:after="40"/>
+              <w:jc w:val="both"/>
+            </w:pPr>
+            <w:r>
+              <w:rPr>
+                <w:rFonts w:ascii="TH SarabunPSK" w:hAnsi="TH SarabunPSK" w:cs="TH SarabunPSK" w:eastAsia="TH SarabunPSK"/>
+                <w:sz w:val="28"/>
+                <w:szCs w:val="28"/>
+              </w:rPr>
+              <w:t>2. Median Filter L1</w:t>
+            </w:r>
+          </w:p>
+        </w:tc>
+        <w:tc>
+          <w:tcPr>
+            <w:tcW w:w="1250" w:type="dxa"/>
+          </w:tcPr>
+          <w:p>
+            <w:pPr>
+              <w:spacing w:after="40"/>
+              <w:jc w:val="both"/>
+            </w:pPr>
+            <w:r>
+              <w:rPr>
+                <w:rFonts w:ascii="TH SarabunPSK" w:hAnsi="TH SarabunPSK" w:cs="TH SarabunPSK" w:eastAsia="TH SarabunPSK"/>
+                <w:sz w:val="28"/>
+                <w:szCs w:val="28"/>
+              </w:rPr>
+              <w:t>0.5600</w:t>
+            </w:r>
+          </w:p>
+        </w:tc>
+        <w:tc>
+          <w:tcPr>
+            <w:tcW w:w="1250" w:type="dxa"/>
+          </w:tcPr>
+          <w:p>
+            <w:pPr>
+              <w:spacing w:after="40"/>
+              <w:jc w:val="both"/>
+            </w:pPr>
+            <w:r>
+              <w:rPr>
+                <w:rFonts w:ascii="TH SarabunPSK" w:hAnsi="TH SarabunPSK" w:cs="TH SarabunPSK" w:eastAsia="TH SarabunPSK"/>
+                <w:sz w:val="28"/>
+                <w:szCs w:val="28"/>
+              </w:rPr>
+              <w:t>0.5385</w:t>
+            </w:r>
+          </w:p>
+        </w:tc>
+        <w:tc>
+          <w:tcPr>
+            <w:tcW w:w="1250" w:type="dxa"/>
+          </w:tcPr>
+          <w:p>
+            <w:pPr>
+              <w:spacing w:after="40"/>
+              <w:jc w:val="both"/>
+            </w:pPr>
+            <w:r>
+              <w:rPr>
+                <w:rFonts w:ascii="TH SarabunPSK" w:hAnsi="TH SarabunPSK" w:cs="TH SarabunPSK" w:eastAsia="TH SarabunPSK"/>
+                <w:sz w:val="28"/>
+                <w:szCs w:val="28"/>
+              </w:rPr>
+              <w:t>0.8400</w:t>
+            </w:r>
+          </w:p>
+        </w:tc>
+        <w:tc>
+          <w:tcPr>
+            <w:tcW w:w="1250" w:type="dxa"/>
+          </w:tcPr>
+          <w:p>
+            <w:pPr>
+              <w:spacing w:after="40"/>
+              <w:jc w:val="both"/>
+            </w:pPr>
+            <w:r>
+              <w:rPr>
+                <w:rFonts w:ascii="TH SarabunPSK" w:hAnsi="TH SarabunPSK" w:cs="TH SarabunPSK" w:eastAsia="TH SarabunPSK"/>
+                <w:sz w:val="28"/>
+                <w:szCs w:val="28"/>
+              </w:rPr>
+              <w:t>0.6562</w:t>
+            </w:r>
+          </w:p>
+        </w:tc>
+        <w:tc>
+          <w:tcPr>
+            <w:tcW w:w="1250" w:type="dxa"/>
+          </w:tcPr>
+          <w:p>
+            <w:pPr>
+              <w:spacing w:after="40"/>
+              <w:jc w:val="both"/>
+            </w:pPr>
+            <w:r>
+              <w:rPr>
+                <w:rFonts w:ascii="TH SarabunPSK" w:hAnsi="TH SarabunPSK" w:cs="TH SarabunPSK" w:eastAsia="TH SarabunPSK"/>
+                <w:sz w:val="28"/>
+                <w:szCs w:val="28"/>
+              </w:rPr>
+              <w:t>0.6164</w:t>
+            </w:r>
+          </w:p>
+        </w:tc>
+      </w:tr>
+      <w:tr>
+        <w:tc>
+          <w:tcPr>
+            <w:tcW w:w="2800" w:type="dxa"/>
+          </w:tcPr>
+          <w:p>
+            <w:pPr>
+              <w:spacing w:after="40"/>
+              <w:jc w:val="both"/>
+            </w:pPr>
+            <w:r>
+              <w:rPr>
+                <w:rFonts w:ascii="TH SarabunPSK" w:hAnsi="TH SarabunPSK" w:cs="TH SarabunPSK" w:eastAsia="TH SarabunPSK"/>
+                <w:sz w:val="28"/>
+                <w:szCs w:val="28"/>
+              </w:rPr>
+              <w:t>3. Median Filter L2</w:t>
+            </w:r>
+          </w:p>
+        </w:tc>
+        <w:tc>
+          <w:tcPr>
+            <w:tcW w:w="1250" w:type="dxa"/>
+          </w:tcPr>
+          <w:p>
+            <w:pPr>
+              <w:spacing w:after="40"/>
+              <w:jc w:val="both"/>
+            </w:pPr>
+            <w:r>
+              <w:rPr>
+                <w:rFonts w:ascii="TH SarabunPSK" w:hAnsi="TH SarabunPSK" w:cs="TH SarabunPSK" w:eastAsia="TH SarabunPSK"/>
+                <w:sz w:val="28"/>
+                <w:szCs w:val="28"/>
+              </w:rPr>
+              <w:t>0.5000</w:t>
+            </w:r>
+          </w:p>
+        </w:tc>
+        <w:tc>
+          <w:tcPr>
+            <w:tcW w:w="1250" w:type="dxa"/>
+          </w:tcPr>
+          <w:p>
+            <w:pPr>
+              <w:spacing w:after="40"/>
+              <w:jc w:val="both"/>
+            </w:pPr>
+            <w:r>
+              <w:rPr>
+                <w:rFonts w:ascii="TH SarabunPSK" w:hAnsi="TH SarabunPSK" w:cs="TH SarabunPSK" w:eastAsia="TH SarabunPSK"/>
+                <w:sz w:val="28"/>
+                <w:szCs w:val="28"/>
+              </w:rPr>
+              <w:t>0.5000</w:t>
+            </w:r>
+          </w:p>
+        </w:tc>
+        <w:tc>
+          <w:tcPr>
+            <w:tcW w:w="1250" w:type="dxa"/>
+          </w:tcPr>
+          <w:p>
+            <w:pPr>
+              <w:spacing w:after="40"/>
+              <w:jc w:val="both"/>
+            </w:pPr>
+            <w:r>
+              <w:rPr>
+                <w:rFonts w:ascii="TH SarabunPSK" w:hAnsi="TH SarabunPSK" w:cs="TH SarabunPSK" w:eastAsia="TH SarabunPSK"/>
+                <w:sz w:val="28"/>
+                <w:szCs w:val="28"/>
+              </w:rPr>
+              <w:t>0.7200</w:t>
+            </w:r>
+          </w:p>
+        </w:tc>
+        <w:tc>
+          <w:tcPr>
+            <w:tcW w:w="1250" w:type="dxa"/>
+          </w:tcPr>
+          <w:p>
+            <w:pPr>
+              <w:spacing w:after="40"/>
+              <w:jc w:val="both"/>
+            </w:pPr>
+            <w:r>
+              <w:rPr>
+                <w:rFonts w:ascii="TH SarabunPSK" w:hAnsi="TH SarabunPSK" w:cs="TH SarabunPSK" w:eastAsia="TH SarabunPSK"/>
+                <w:sz w:val="28"/>
+                <w:szCs w:val="28"/>
+              </w:rPr>
+              <w:t>0.5902</w:t>
+            </w:r>
+          </w:p>
+        </w:tc>
+        <w:tc>
+          <w:tcPr>
+            <w:tcW w:w="1250" w:type="dxa"/>
+          </w:tcPr>
+          <w:p>
+            <w:pPr>
+              <w:spacing w:after="40"/>
+              <w:jc w:val="both"/>
+            </w:pPr>
+            <w:r>
+              <w:rPr>
+                <w:rFonts w:ascii="TH SarabunPSK" w:hAnsi="TH SarabunPSK" w:cs="TH SarabunPSK" w:eastAsia="TH SarabunPSK"/>
+                <w:sz w:val="28"/>
+                <w:szCs w:val="28"/>
+              </w:rPr>
+              <w:t>0.5304</w:t>
+            </w:r>
+          </w:p>
+        </w:tc>
+      </w:tr>
+      <w:tr>
+        <w:tc>
+          <w:tcPr>
+            <w:tcW w:w="2800" w:type="dxa"/>
+          </w:tcPr>
+          <w:p>
+            <w:pPr>
+              <w:spacing w:after="40"/>
+              <w:jc w:val="both"/>
+            </w:pPr>
+            <w:r>
+              <w:rPr>
+                <w:rFonts w:ascii="TH SarabunPSK" w:hAnsi="TH SarabunPSK" w:cs="TH SarabunPSK" w:eastAsia="TH SarabunPSK"/>
+                <w:sz w:val="28"/>
+                <w:szCs w:val="28"/>
+              </w:rPr>
+              <w:t>4. Median Filter L3</w:t>
+            </w:r>
+          </w:p>
+        </w:tc>
+        <w:tc>
+          <w:tcPr>
+            <w:tcW w:w="1250" w:type="dxa"/>
+          </w:tcPr>
+          <w:p>
+            <w:pPr>
+              <w:spacing w:after="40"/>
+              <w:jc w:val="both"/>
+            </w:pPr>
+            <w:r>
+              <w:rPr>
+                <w:rFonts w:ascii="TH SarabunPSK" w:hAnsi="TH SarabunPSK" w:cs="TH SarabunPSK" w:eastAsia="TH SarabunPSK"/>
+                <w:sz w:val="28"/>
+                <w:szCs w:val="28"/>
+              </w:rPr>
+              <w:t>0.5100</w:t>
+            </w:r>
+          </w:p>
+        </w:tc>
+        <w:tc>
+          <w:tcPr>
+            <w:tcW w:w="1250" w:type="dxa"/>
+          </w:tcPr>
+          <w:p>
+            <w:pPr>
+              <w:spacing w:after="40"/>
+              <w:jc w:val="both"/>
+            </w:pPr>
+            <w:r>
+              <w:rPr>
+                <w:rFonts w:ascii="TH SarabunPSK" w:hAnsi="TH SarabunPSK" w:cs="TH SarabunPSK" w:eastAsia="TH SarabunPSK"/>
+                <w:sz w:val="28"/>
+                <w:szCs w:val="28"/>
+              </w:rPr>
+              <w:t>0.5088</w:t>
+            </w:r>
+          </w:p>
+        </w:tc>
+        <w:tc>
+          <w:tcPr>
+            <w:tcW w:w="1250" w:type="dxa"/>
+          </w:tcPr>
+          <w:p>
+            <w:pPr>
+              <w:spacing w:after="40"/>
+              <w:jc w:val="both"/>
+            </w:pPr>
+            <w:r>
+              <w:rPr>
+                <w:rFonts w:ascii="TH SarabunPSK" w:hAnsi="TH SarabunPSK" w:cs="TH SarabunPSK" w:eastAsia="TH SarabunPSK"/>
+                <w:sz w:val="28"/>
+                <w:szCs w:val="28"/>
+              </w:rPr>
+              <w:t>0.5800</w:t>
+            </w:r>
+          </w:p>
+        </w:tc>
+        <w:tc>
+          <w:tcPr>
+            <w:tcW w:w="1250" w:type="dxa"/>
+          </w:tcPr>
+          <w:p>
+            <w:pPr>
+              <w:spacing w:after="40"/>
+              <w:jc w:val="both"/>
+            </w:pPr>
+            <w:r>
+              <w:rPr>
+                <w:rFonts w:ascii="TH SarabunPSK" w:hAnsi="TH SarabunPSK" w:cs="TH SarabunPSK" w:eastAsia="TH SarabunPSK"/>
+                <w:sz w:val="28"/>
+                <w:szCs w:val="28"/>
+              </w:rPr>
+              <w:t>0.5421</w:t>
+            </w:r>
+          </w:p>
+        </w:tc>
+        <w:tc>
+          <w:tcPr>
+            <w:tcW w:w="1250" w:type="dxa"/>
+          </w:tcPr>
+          <w:p>
+            <w:pPr>
+              <w:spacing w:after="40"/>
+              <w:jc w:val="both"/>
+            </w:pPr>
+            <w:r>
+              <w:rPr>
+                <w:rFonts w:ascii="TH SarabunPSK" w:hAnsi="TH SarabunPSK" w:cs="TH SarabunPSK" w:eastAsia="TH SarabunPSK"/>
+                <w:sz w:val="28"/>
+                <w:szCs w:val="28"/>
+              </w:rPr>
+              <w:t>0.5276</w:t>
+            </w:r>
+          </w:p>
+        </w:tc>
+      </w:tr>
+      <w:tr>
+        <w:tc>
+          <w:tcPr>
+            <w:tcW w:w="2800" w:type="dxa"/>
+          </w:tcPr>
+          <w:p>
+            <w:pPr>
+              <w:spacing w:after="40"/>
+              <w:jc w:val="both"/>
+            </w:pPr>
+            <w:r>
+              <w:rPr>
+                <w:rFonts w:ascii="TH SarabunPSK" w:hAnsi="TH SarabunPSK" w:cs="TH SarabunPSK" w:eastAsia="TH SarabunPSK"/>
+                <w:sz w:val="28"/>
+                <w:szCs w:val="28"/>
+              </w:rPr>
+              <w:t>5. CLAHE + DWT L1</w:t>
+            </w:r>
+          </w:p>
+        </w:tc>
+        <w:tc>
+          <w:tcPr>
+            <w:tcW w:w="1250" w:type="dxa"/>
+          </w:tcPr>
+          <w:p>
+            <w:pPr>
+              <w:spacing w:after="40"/>
+              <w:jc w:val="both"/>
+            </w:pPr>
+            <w:r>
+              <w:rPr>
+                <w:rFonts w:ascii="TH SarabunPSK" w:hAnsi="TH SarabunPSK" w:cs="TH SarabunPSK" w:eastAsia="TH SarabunPSK"/>
+                <w:sz w:val="28"/>
+                <w:szCs w:val="28"/>
+              </w:rPr>
+              <w:t>0.5800</w:t>
+            </w:r>
+          </w:p>
+        </w:tc>
+        <w:tc>
+          <w:tcPr>
+            <w:tcW w:w="1250" w:type="dxa"/>
+          </w:tcPr>
+          <w:p>
+            <w:pPr>
+              <w:spacing w:after="40"/>
+              <w:jc w:val="both"/>
+            </w:pPr>
+            <w:r>
+              <w:rPr>
+                <w:rFonts w:ascii="TH SarabunPSK" w:hAnsi="TH SarabunPSK" w:cs="TH SarabunPSK" w:eastAsia="TH SarabunPSK"/>
+                <w:sz w:val="28"/>
+                <w:szCs w:val="28"/>
+              </w:rPr>
+              <w:t>0.5500</w:t>
+            </w:r>
+          </w:p>
+        </w:tc>
+        <w:tc>
+          <w:tcPr>
+            <w:tcW w:w="1250" w:type="dxa"/>
+          </w:tcPr>
+          <w:p>
+            <w:pPr>
+              <w:spacing w:after="40"/>
+              <w:jc w:val="both"/>
+            </w:pPr>
+            <w:r>
+              <w:rPr>
+                <w:rFonts w:ascii="TH SarabunPSK" w:hAnsi="TH SarabunPSK" w:cs="TH SarabunPSK" w:eastAsia="TH SarabunPSK"/>
+                <w:sz w:val="28"/>
+                <w:szCs w:val="28"/>
+              </w:rPr>
+              <w:t>0.8800</w:t>
+            </w:r>
+          </w:p>
+        </w:tc>
+        <w:tc>
+          <w:tcPr>
+            <w:tcW w:w="1250" w:type="dxa"/>
+          </w:tcPr>
+          <w:p>
+            <w:pPr>
+              <w:spacing w:after="40"/>
+              <w:jc w:val="both"/>
+            </w:pPr>
+            <w:r>
+              <w:rPr>
+                <w:rFonts w:ascii="TH SarabunPSK" w:hAnsi="TH SarabunPSK" w:cs="TH SarabunPSK" w:eastAsia="TH SarabunPSK"/>
+                <w:sz w:val="28"/>
+                <w:szCs w:val="28"/>
+              </w:rPr>
+              <w:t>0.6769</w:t>
+            </w:r>
+          </w:p>
+        </w:tc>
+        <w:tc>
+          <w:tcPr>
+            <w:tcW w:w="1250" w:type="dxa"/>
+          </w:tcPr>
+          <w:p>
+            <w:pPr>
+              <w:spacing w:after="40"/>
+              <w:jc w:val="both"/>
+            </w:pPr>
+            <w:r>
+              <w:rPr>
+                <w:rFonts w:ascii="TH SarabunPSK" w:hAnsi="TH SarabunPSK" w:cs="TH SarabunPSK" w:eastAsia="TH SarabunPSK"/>
+                <w:sz w:val="28"/>
+                <w:szCs w:val="28"/>
+              </w:rPr>
+              <w:t>0.6376</w:t>
+            </w:r>
+          </w:p>
+        </w:tc>
+      </w:tr>
+      <w:tr>
+        <w:tc>
+          <w:tcPr>
+            <w:tcW w:w="2800" w:type="dxa"/>
+          </w:tcPr>
+          <w:p>
+            <w:pPr>
+              <w:spacing w:after="40"/>
+              <w:jc w:val="both"/>
+            </w:pPr>
+            <w:r>
+              <w:rPr>
+                <w:rFonts w:ascii="TH SarabunPSK" w:hAnsi="TH SarabunPSK" w:cs="TH SarabunPSK" w:eastAsia="TH SarabunPSK"/>
+                <w:sz w:val="28"/>
+                <w:szCs w:val="28"/>
+              </w:rPr>
+              <w:t>6. CLAHE + DWT L2</w:t>
+            </w:r>
+          </w:p>
+        </w:tc>
+        <w:tc>
+          <w:tcPr>
+            <w:tcW w:w="1250" w:type="dxa"/>
+          </w:tcPr>
+          <w:p>
+            <w:pPr>
+              <w:spacing w:after="40"/>
+              <w:jc w:val="both"/>
+            </w:pPr>
+            <w:r>
+              <w:rPr>
+                <w:rFonts w:ascii="TH SarabunPSK" w:hAnsi="TH SarabunPSK" w:cs="TH SarabunPSK" w:eastAsia="TH SarabunPSK"/>
+                <w:sz w:val="28"/>
+                <w:szCs w:val="28"/>
+              </w:rPr>
+              <w:t>0.5900</w:t>
+            </w:r>
+          </w:p>
+        </w:tc>
+        <w:tc>
+          <w:tcPr>
+            <w:tcW w:w="1250" w:type="dxa"/>
+          </w:tcPr>
+          <w:p>
+            <w:pPr>
+              <w:spacing w:after="40"/>
+              <w:jc w:val="both"/>
+            </w:pPr>
+            <w:r>
+              <w:rPr>
+                <w:rFonts w:ascii="TH SarabunPSK" w:hAnsi="TH SarabunPSK" w:cs="TH SarabunPSK" w:eastAsia="TH SarabunPSK"/>
+                <w:sz w:val="28"/>
+                <w:szCs w:val="28"/>
+              </w:rPr>
+              <w:t>0.5849</w:t>
+            </w:r>
+          </w:p>
+        </w:tc>
+        <w:tc>
+          <w:tcPr>
+            <w:tcW w:w="1250" w:type="dxa"/>
+          </w:tcPr>
+          <w:p>
+            <w:pPr>
+              <w:spacing w:after="40"/>
+              <w:jc w:val="both"/>
+            </w:pPr>
+            <w:r>
+              <w:rPr>
+                <w:rFonts w:ascii="TH SarabunPSK" w:hAnsi="TH SarabunPSK" w:cs="TH SarabunPSK" w:eastAsia="TH SarabunPSK"/>
+                <w:sz w:val="28"/>
+                <w:szCs w:val="28"/>
+              </w:rPr>
+              <w:t>0.6200</w:t>
+            </w:r>
+          </w:p>
+        </w:tc>
+        <w:tc>
+          <w:tcPr>
+            <w:tcW w:w="1250" w:type="dxa"/>
+          </w:tcPr>
+          <w:p>
+            <w:pPr>
+              <w:spacing w:after="40"/>
+              <w:jc w:val="both"/>
+            </w:pPr>
+            <w:r>
+              <w:rPr>
+                <w:rFonts w:ascii="TH SarabunPSK" w:hAnsi="TH SarabunPSK" w:cs="TH SarabunPSK" w:eastAsia="TH SarabunPSK"/>
+                <w:sz w:val="28"/>
+                <w:szCs w:val="28"/>
+              </w:rPr>
+              <w:t>0.6019</w:t>
+            </w:r>
+          </w:p>
+        </w:tc>
+        <w:tc>
+          <w:tcPr>
+            <w:tcW w:w="1250" w:type="dxa"/>
+          </w:tcPr>
+          <w:p>
+            <w:pPr>
+              <w:spacing w:after="40"/>
+              <w:jc w:val="both"/>
+            </w:pPr>
+            <w:r>
+              <w:rPr>
+                <w:rFonts w:ascii="TH SarabunPSK" w:hAnsi="TH SarabunPSK" w:cs="TH SarabunPSK" w:eastAsia="TH SarabunPSK"/>
+                <w:sz w:val="28"/>
+                <w:szCs w:val="28"/>
+              </w:rPr>
+              <w:t>0.6404</w:t>
+            </w:r>
+          </w:p>
+        </w:tc>
+      </w:tr>
+      <w:tr>
+        <w:tc>
+          <w:tcPr>
+            <w:tcW w:w="2800" w:type="dxa"/>
+          </w:tcPr>
+          <w:p>
+            <w:pPr>
+              <w:spacing w:after="40"/>
+              <w:jc w:val="both"/>
+            </w:pPr>
+            <w:r>
+              <w:rPr>
+                <w:rFonts w:ascii="TH SarabunPSK" w:hAnsi="TH SarabunPSK" w:cs="TH SarabunPSK" w:eastAsia="TH SarabunPSK"/>
+                <w:sz w:val="28"/>
+                <w:szCs w:val="28"/>
+              </w:rPr>
+              <w:t>7. CLAHE + DWT L3</w:t>
+            </w:r>
+          </w:p>
+        </w:tc>
+        <w:tc>
+          <w:tcPr>
+            <w:tcW w:w="1250" w:type="dxa"/>
+          </w:tcPr>
+          <w:p>
+            <w:pPr>
+              <w:spacing w:after="40"/>
+              <w:jc w:val="both"/>
+            </w:pPr>
+            <w:r>
+              <w:rPr>
+                <w:rFonts w:ascii="TH SarabunPSK" w:hAnsi="TH SarabunPSK" w:cs="TH SarabunPSK" w:eastAsia="TH SarabunPSK"/>
+                <w:sz w:val="28"/>
+                <w:szCs w:val="28"/>
+              </w:rPr>
+              <w:t>0.5500</w:t>
+            </w:r>
+          </w:p>
+        </w:tc>
+        <w:tc>
+          <w:tcPr>
+            <w:tcW w:w="1250" w:type="dxa"/>
+          </w:tcPr>
+          <w:p>
+            <w:pPr>
+              <w:spacing w:after="40"/>
+              <w:jc w:val="both"/>
+            </w:pPr>
+            <w:r>
+              <w:rPr>
+                <w:rFonts w:ascii="TH SarabunPSK" w:hAnsi="TH SarabunPSK" w:cs="TH SarabunPSK" w:eastAsia="TH SarabunPSK"/>
+                <w:sz w:val="28"/>
+                <w:szCs w:val="28"/>
+              </w:rPr>
+              <w:t>0.5373</w:t>
+            </w:r>
+          </w:p>
+        </w:tc>
+        <w:tc>
+          <w:tcPr>
+            <w:tcW w:w="1250" w:type="dxa"/>
+          </w:tcPr>
+          <w:p>
+            <w:pPr>
+              <w:spacing w:after="40"/>
+              <w:jc w:val="both"/>
+            </w:pPr>
+            <w:r>
+              <w:rPr>
+                <w:rFonts w:ascii="TH SarabunPSK" w:hAnsi="TH SarabunPSK" w:cs="TH SarabunPSK" w:eastAsia="TH SarabunPSK"/>
+                <w:sz w:val="28"/>
+                <w:szCs w:val="28"/>
+              </w:rPr>
+              <w:t>0.7200</w:t>
+            </w:r>
+          </w:p>
+        </w:tc>
+        <w:tc>
+          <w:tcPr>
+            <w:tcW w:w="1250" w:type="dxa"/>
+          </w:tcPr>
+          <w:p>
+            <w:pPr>
+              <w:spacing w:after="40"/>
+              <w:jc w:val="both"/>
+            </w:pPr>
+            <w:r>
+              <w:rPr>
+                <w:rFonts w:ascii="TH SarabunPSK" w:hAnsi="TH SarabunPSK" w:cs="TH SarabunPSK" w:eastAsia="TH SarabunPSK"/>
+                <w:sz w:val="28"/>
+                <w:szCs w:val="28"/>
+              </w:rPr>
+              <w:t>0.6154</w:t>
+            </w:r>
+          </w:p>
+        </w:tc>
+        <w:tc>
+          <w:tcPr>
+            <w:tcW w:w="1250" w:type="dxa"/>
+          </w:tcPr>
+          <w:p>
+            <w:pPr>
+              <w:spacing w:after="40"/>
+              <w:jc w:val="both"/>
+            </w:pPr>
+            <w:r>
+              <w:rPr>
+                <w:rFonts w:ascii="TH SarabunPSK" w:hAnsi="TH SarabunPSK" w:cs="TH SarabunPSK" w:eastAsia="TH SarabunPSK"/>
+                <w:sz w:val="28"/>
+                <w:szCs w:val="28"/>
+              </w:rPr>
+              <w:t>0.6088</w:t>
+            </w:r>
+          </w:p>
+        </w:tc>
+      </w:tr>
+      <w:tr>
+        <w:tc>
+          <w:tcPr>
+            <w:tcW w:w="2800" w:type="dxa"/>
+          </w:tcPr>
+          <w:p>
+            <w:pPr>
+              <w:spacing w:after="40"/>
+              <w:jc w:val="both"/>
+            </w:pPr>
+            <w:r>
+              <w:rPr>
+                <w:rFonts w:ascii="TH SarabunPSK" w:hAnsi="TH SarabunPSK" w:cs="TH SarabunPSK" w:eastAsia="TH SarabunPSK"/>
+                <w:sz w:val="28"/>
+                <w:szCs w:val="28"/>
+              </w:rPr>
+              <w:t>8. DAE + CLAHE L1</w:t>
+            </w:r>
+          </w:p>
+        </w:tc>
+        <w:tc>
+          <w:tcPr>
+            <w:tcW w:w="1250" w:type="dxa"/>
+          </w:tcPr>
+          <w:p>
+            <w:pPr>
+              <w:spacing w:after="40"/>
+              <w:jc w:val="both"/>
+            </w:pPr>
+            <w:r>
+              <w:rPr>
+                <w:rFonts w:ascii="TH SarabunPSK" w:hAnsi="TH SarabunPSK" w:cs="TH SarabunPSK" w:eastAsia="TH SarabunPSK"/>
+                <w:sz w:val="28"/>
+                <w:szCs w:val="28"/>
+              </w:rPr>
+              <w:t>0.5100</w:t>
+            </w:r>
+          </w:p>
+        </w:tc>
+        <w:tc>
+          <w:tcPr>
+            <w:tcW w:w="1250" w:type="dxa"/>
+          </w:tcPr>
+          <w:p>
+            <w:pPr>
+              <w:spacing w:after="40"/>
+              <w:jc w:val="both"/>
+            </w:pPr>
+            <w:r>
+              <w:rPr>
+                <w:rFonts w:ascii="TH SarabunPSK" w:hAnsi="TH SarabunPSK" w:cs="TH SarabunPSK" w:eastAsia="TH SarabunPSK"/>
+                <w:sz w:val="28"/>
+                <w:szCs w:val="28"/>
+              </w:rPr>
+              <w:t>0.5060</w:t>
+            </w:r>
+          </w:p>
+        </w:tc>
+        <w:tc>
+          <w:tcPr>
+            <w:tcW w:w="1250" w:type="dxa"/>
+          </w:tcPr>
+          <w:p>
+            <w:pPr>
+              <w:spacing w:after="40"/>
+              <w:jc w:val="both"/>
+            </w:pPr>
+            <w:r>
+              <w:rPr>
+                <w:rFonts w:ascii="TH SarabunPSK" w:hAnsi="TH SarabunPSK" w:cs="TH SarabunPSK" w:eastAsia="TH SarabunPSK"/>
+                <w:sz w:val="28"/>
+                <w:szCs w:val="28"/>
+              </w:rPr>
+              <w:t>0.8400</w:t>
+            </w:r>
+          </w:p>
+        </w:tc>
+        <w:tc>
+          <w:tcPr>
+            <w:tcW w:w="1250" w:type="dxa"/>
+          </w:tcPr>
+          <w:p>
+            <w:pPr>
+              <w:spacing w:after="40"/>
+              <w:jc w:val="both"/>
+            </w:pPr>
+            <w:r>
+              <w:rPr>
+                <w:rFonts w:ascii="TH SarabunPSK" w:hAnsi="TH SarabunPSK" w:cs="TH SarabunPSK" w:eastAsia="TH SarabunPSK"/>
+                <w:sz w:val="28"/>
+                <w:szCs w:val="28"/>
+              </w:rPr>
+              <w:t>0.6316</w:t>
+            </w:r>
+          </w:p>
+        </w:tc>
+        <w:tc>
+          <w:tcPr>
+            <w:tcW w:w="1250" w:type="dxa"/>
+          </w:tcPr>
+          <w:p>
+            <w:pPr>
+              <w:spacing w:after="40"/>
+              <w:jc w:val="both"/>
+            </w:pPr>
+            <w:r>
+              <w:rPr>
+                <w:rFonts w:ascii="TH SarabunPSK" w:hAnsi="TH SarabunPSK" w:cs="TH SarabunPSK" w:eastAsia="TH SarabunPSK"/>
+                <w:sz w:val="28"/>
+                <w:szCs w:val="28"/>
+              </w:rPr>
+              <w:t>0.6436</w:t>
+            </w:r>
+          </w:p>
+        </w:tc>
+      </w:tr>
+      <w:tr>
+        <w:tc>
+          <w:tcPr>
+            <w:tcW w:w="2800" w:type="dxa"/>
+          </w:tcPr>
+          <w:p>
+            <w:pPr>
+              <w:spacing w:after="40"/>
+              <w:jc w:val="both"/>
+            </w:pPr>
+            <w:r>
+              <w:rPr>
+                <w:rFonts w:ascii="TH SarabunPSK" w:hAnsi="TH SarabunPSK" w:cs="TH SarabunPSK" w:eastAsia="TH SarabunPSK"/>
+                <w:sz w:val="28"/>
+                <w:szCs w:val="28"/>
+              </w:rPr>
+              <w:t>9. DAE + CLAHE L2</w:t>
+            </w:r>
+          </w:p>
+        </w:tc>
+        <w:tc>
+          <w:tcPr>
+            <w:tcW w:w="1250" w:type="dxa"/>
+          </w:tcPr>
+          <w:p>
+            <w:pPr>
+              <w:spacing w:after="40"/>
+              <w:jc w:val="both"/>
+            </w:pPr>
+            <w:r>
+              <w:rPr>
+                <w:rFonts w:ascii="TH SarabunPSK" w:hAnsi="TH SarabunPSK" w:cs="TH SarabunPSK" w:eastAsia="TH SarabunPSK"/>
+                <w:sz w:val="28"/>
+                <w:szCs w:val="28"/>
+              </w:rPr>
+              <w:t>0.5600</w:t>
+            </w:r>
+          </w:p>
+        </w:tc>
+        <w:tc>
+          <w:tcPr>
+            <w:tcW w:w="1250" w:type="dxa"/>
+          </w:tcPr>
+          <w:p>
+            <w:pPr>
+              <w:spacing w:after="40"/>
+              <w:jc w:val="both"/>
+            </w:pPr>
+            <w:r>
+              <w:rPr>
+                <w:rFonts w:ascii="TH SarabunPSK" w:hAnsi="TH SarabunPSK" w:cs="TH SarabunPSK" w:eastAsia="TH SarabunPSK"/>
+                <w:sz w:val="28"/>
+                <w:szCs w:val="28"/>
+              </w:rPr>
+              <w:t>0.5375</w:t>
+            </w:r>
+          </w:p>
+        </w:tc>
+        <w:tc>
+          <w:tcPr>
+            <w:tcW w:w="1250" w:type="dxa"/>
+          </w:tcPr>
+          <w:p>
+            <w:pPr>
+              <w:spacing w:after="40"/>
+              <w:jc w:val="both"/>
+            </w:pPr>
+            <w:r>
+              <w:rPr>
+                <w:rFonts w:ascii="TH SarabunPSK" w:hAnsi="TH SarabunPSK" w:cs="TH SarabunPSK" w:eastAsia="TH SarabunPSK"/>
+                <w:sz w:val="28"/>
+                <w:szCs w:val="28"/>
+              </w:rPr>
+              <w:t>0.8600</w:t>
+            </w:r>
+          </w:p>
+        </w:tc>
+        <w:tc>
+          <w:tcPr>
+            <w:tcW w:w="1250" w:type="dxa"/>
+          </w:tcPr>
+          <w:p>
+            <w:pPr>
+              <w:spacing w:after="40"/>
+              <w:jc w:val="both"/>
+            </w:pPr>
+            <w:r>
+              <w:rPr>
+                <w:rFonts w:ascii="TH SarabunPSK" w:hAnsi="TH SarabunPSK" w:cs="TH SarabunPSK" w:eastAsia="TH SarabunPSK"/>
+                <w:sz w:val="28"/>
+                <w:szCs w:val="28"/>
+              </w:rPr>
+              <w:t>0.6615</w:t>
+            </w:r>
+          </w:p>
+        </w:tc>
+        <w:tc>
+          <w:tcPr>
+            <w:tcW w:w="1250" w:type="dxa"/>
+          </w:tcPr>
+          <w:p>
+            <w:pPr>
+              <w:spacing w:after="40"/>
+              <w:jc w:val="both"/>
+            </w:pPr>
+            <w:r>
+              <w:rPr>
+                <w:rFonts w:ascii="TH SarabunPSK" w:hAnsi="TH SarabunPSK" w:cs="TH SarabunPSK" w:eastAsia="TH SarabunPSK"/>
+                <w:sz w:val="28"/>
+                <w:szCs w:val="28"/>
+              </w:rPr>
+              <w:t>0.6504</w:t>
+            </w:r>
+          </w:p>
+        </w:tc>
+      </w:tr>
+      <w:tr>
+        <w:tc>
+          <w:tcPr>
+            <w:tcW w:w="2800" w:type="dxa"/>
+          </w:tcPr>
+          <w:p>
+            <w:pPr>
+              <w:spacing w:after="40"/>
+              <w:jc w:val="both"/>
+            </w:pPr>
+            <w:r>
+              <w:rPr>
+                <w:rFonts w:ascii="TH SarabunPSK" w:hAnsi="TH SarabunPSK" w:cs="TH SarabunPSK" w:eastAsia="TH SarabunPSK"/>
+                <w:sz w:val="28"/>
+                <w:szCs w:val="28"/>
+              </w:rPr>
+              <w:t>10. DAE + CLAHE L3 (Proposed)</w:t>
+            </w:r>
+          </w:p>
+        </w:tc>
+        <w:tc>
+          <w:tcPr>
+            <w:tcW w:w="1250" w:type="dxa"/>
+          </w:tcPr>
+          <w:p>
+            <w:pPr>
+              <w:spacing w:after="40"/>
+              <w:jc w:val="both"/>
+            </w:pPr>
+            <w:r>
+              <w:rPr>
+                <w:rFonts w:ascii="TH SarabunPSK" w:hAnsi="TH SarabunPSK" w:cs="TH SarabunPSK" w:eastAsia="TH SarabunPSK"/>
+                <w:sz w:val="28"/>
+                <w:szCs w:val="28"/>
+              </w:rPr>
+              <w:t>0.6000</w:t>
+            </w:r>
+          </w:p>
+        </w:tc>
+        <w:tc>
+          <w:tcPr>
+            <w:tcW w:w="1250" w:type="dxa"/>
+          </w:tcPr>
+          <w:p>
+            <w:pPr>
+              <w:spacing w:after="40"/>
+              <w:jc w:val="both"/>
+            </w:pPr>
+            <w:r>
+              <w:rPr>
+                <w:rFonts w:ascii="TH SarabunPSK" w:hAnsi="TH SarabunPSK" w:cs="TH SarabunPSK" w:eastAsia="TH SarabunPSK"/>
+                <w:sz w:val="28"/>
+                <w:szCs w:val="28"/>
+              </w:rPr>
+              <w:t>0.5676</w:t>
+            </w:r>
+          </w:p>
+        </w:tc>
+        <w:tc>
+          <w:tcPr>
+            <w:tcW w:w="1250" w:type="dxa"/>
+          </w:tcPr>
+          <w:p>
+            <w:pPr>
+              <w:spacing w:after="40"/>
+              <w:jc w:val="both"/>
+            </w:pPr>
+            <w:r>
+              <w:rPr>
+                <w:rFonts w:ascii="TH SarabunPSK" w:hAnsi="TH SarabunPSK" w:cs="TH SarabunPSK" w:eastAsia="TH SarabunPSK"/>
+                <w:sz w:val="28"/>
+                <w:szCs w:val="28"/>
+              </w:rPr>
+              <w:t>0.8400</w:t>
+            </w:r>
+          </w:p>
+        </w:tc>
+        <w:tc>
+          <w:tcPr>
+            <w:tcW w:w="1250" w:type="dxa"/>
+          </w:tcPr>
+          <w:p>
+            <w:pPr>
+              <w:spacing w:after="40"/>
+              <w:jc w:val="both"/>
+            </w:pPr>
+            <w:r>
+              <w:rPr>
+                <w:rFonts w:ascii="TH SarabunPSK" w:hAnsi="TH SarabunPSK" w:cs="TH SarabunPSK" w:eastAsia="TH SarabunPSK"/>
+                <w:sz w:val="28"/>
+                <w:szCs w:val="28"/>
+              </w:rPr>
+              <w:t>0.6774</w:t>
+            </w:r>
+          </w:p>
+        </w:tc>
+        <w:tc>
+          <w:tcPr>
+            <w:tcW w:w="1250" w:type="dxa"/>
+          </w:tcPr>
+          <w:p>
+            <w:pPr>
+              <w:spacing w:after="40"/>
+              <w:jc w:val="both"/>
+            </w:pPr>
+            <w:r>
+              <w:rPr>
+                <w:rFonts w:ascii="TH SarabunPSK" w:hAnsi="TH SarabunPSK" w:cs="TH SarabunPSK" w:eastAsia="TH SarabunPSK"/>
+                <w:sz w:val="28"/>
+                <w:szCs w:val="28"/>
+              </w:rPr>
+              <w:t>0.6380</w:t>
+            </w:r>
+          </w:p>
+        </w:tc>
+      </w:tr>
+    </w:tbl>
+    <w:p>
+      <w:pPr>
+        <w:spacing w:after="120"/>
+        <w:jc w:val="both"/>
+      </w:pPr>
+      <w:r>
+        <w:rPr>
+          <w:rFonts w:ascii="TH SarabunPSK" w:hAnsi="TH SarabunPSK" w:cs="TH SarabunPSK" w:eastAsia="TH SarabunPSK"/>
           <w:sz w:val="28"/>
-        </w:rPr>
-        <w:t>ทำข้อมูลอาจจะมีข้อจำกัดในด้านขนาด</w:t>
-      </w:r>
-      <w:proofErr w:type="spellEnd"/>
+          <w:szCs w:val="28"/>
+        </w:rPr>
+        <w:t>ภาพที่ 1 เมทริกซ์ความสับสน (Confusion Matrices) เปรียบเทียบผลการจำแนกโรคทั้ง 10 สภาวะการทดลอง</w:t>
+      </w:r>
     </w:p>
     <w:p>
       <w:pPr>
-        <w:pStyle w:val="NoSpacing"/>
-        <w:numPr>
-          <w:ilvl w:val="0"/>
-          <w:numId w:val="18"/>
-        </w:numPr>
-        <w:rPr>
-          <w:rFonts w:ascii="TH SarabunPSK" w:hAnsi="TH SarabunPSK" w:cs="TH SarabunPSK" w:hint="cs"/>
-        </w:rPr>
-      </w:pPr>
-      <w:proofErr w:type="spellStart"/>
-      <w:r>
-        <w:rPr>
-          <w:rFonts w:ascii="TH SarabunPSK" w:hAnsi="TH SarabunPSK" w:cs="TH SarabunPSK" w:hint="cs"/>
-          <w:sz w:val="28"/>
-        </w:rPr>
-        <w:t>ขอบเขตด้านเทคนิคครอบคลุมวิธีการลดสัญญาณรบกวนในภาพเอกซเรย์</w:t>
-      </w:r>
-      <w:proofErr w:type="spellEnd"/>
-      <w:r>
-        <w:rPr>
-          <w:rFonts w:ascii="TH SarabunPSK" w:hAnsi="TH SarabunPSK" w:cs="TH SarabunPSK" w:hint="cs"/>
-          <w:sz w:val="28"/>
-        </w:rPr>
-        <w:t xml:space="preserve"> (Image Denoising) </w:t>
-      </w:r>
-      <w:proofErr w:type="spellStart"/>
-      <w:r>
-        <w:rPr>
-          <w:rFonts w:ascii="TH SarabunPSK" w:hAnsi="TH SarabunPSK" w:cs="TH SarabunPSK" w:hint="cs"/>
-          <w:sz w:val="28"/>
-        </w:rPr>
-        <w:t>และแบบจําลองการเรียนรู้เชิงลึก</w:t>
-      </w:r>
-      <w:proofErr w:type="spellEnd"/>
-      <w:r>
-        <w:rPr>
-          <w:rFonts w:ascii="TH SarabunPSK" w:hAnsi="TH SarabunPSK" w:cs="TH SarabunPSK" w:hint="cs"/>
-          <w:sz w:val="28"/>
-        </w:rPr>
-        <w:t xml:space="preserve"> (Deep Learning) </w:t>
-      </w:r>
-      <w:proofErr w:type="spellStart"/>
-      <w:r>
-        <w:rPr>
-          <w:rFonts w:ascii="TH SarabunPSK" w:hAnsi="TH SarabunPSK" w:cs="TH SarabunPSK" w:hint="cs"/>
-          <w:sz w:val="28"/>
-        </w:rPr>
-        <w:t>สําหรับการจําแนกภาพ</w:t>
-      </w:r>
-      <w:proofErr w:type="spellEnd"/>
-      <w:r>
-        <w:rPr>
-          <w:rFonts w:ascii="TH SarabunPSK" w:hAnsi="TH SarabunPSK" w:cs="TH SarabunPSK" w:hint="cs"/>
-          <w:sz w:val="28"/>
-        </w:rPr>
-        <w:t xml:space="preserve"> </w:t>
-      </w:r>
-      <w:proofErr w:type="spellStart"/>
-      <w:r>
-        <w:rPr>
-          <w:rFonts w:ascii="TH SarabunPSK" w:hAnsi="TH SarabunPSK" w:cs="TH SarabunPSK" w:hint="cs"/>
-          <w:sz w:val="28"/>
-        </w:rPr>
-        <w:t>ร่วมกับเทคนิคปัญญาประดิษฐ์ที่อธิบายได้</w:t>
-      </w:r>
-      <w:proofErr w:type="spellEnd"/>
-      <w:r>
-        <w:rPr>
-          <w:rFonts w:ascii="TH SarabunPSK" w:hAnsi="TH SarabunPSK" w:cs="TH SarabunPSK" w:hint="cs"/>
-          <w:sz w:val="28"/>
-        </w:rPr>
-        <w:t xml:space="preserve"> (Explainable AI) </w:t>
-      </w:r>
-      <w:proofErr w:type="spellStart"/>
-      <w:r>
-        <w:rPr>
-          <w:rFonts w:ascii="TH SarabunPSK" w:hAnsi="TH SarabunPSK" w:cs="TH SarabunPSK" w:hint="cs"/>
-          <w:sz w:val="28"/>
-        </w:rPr>
-        <w:t>เพื่อแสดงพื้นที่ในภาพที่มีผลต่อการตัดสินใจของแบบจําลอง</w:t>
-      </w:r>
-      <w:proofErr w:type="spellEnd"/>
-    </w:p>
-    <w:p>
-      <w:pPr>
-        <w:pStyle w:val="NoSpacing"/>
-        <w:numPr>
-          <w:ilvl w:val="0"/>
-          <w:numId w:val="18"/>
-        </w:numPr>
-        <w:rPr>
-          <w:rFonts w:ascii="TH SarabunPSK" w:hAnsi="TH SarabunPSK" w:cs="TH SarabunPSK" w:hint="cs"/>
-        </w:rPr>
-      </w:pPr>
-      <w:proofErr w:type="spellStart"/>
-      <w:r>
-        <w:rPr>
-          <w:rFonts w:ascii="TH SarabunPSK" w:hAnsi="TH SarabunPSK" w:cs="TH SarabunPSK" w:hint="cs"/>
-          <w:sz w:val="28"/>
-        </w:rPr>
-        <w:t>การประเมินผลใช้ตัวชี้วัดมาตรฐานทางการจําแนกประเภท</w:t>
-      </w:r>
-      <w:proofErr w:type="spellEnd"/>
-      <w:r>
-        <w:rPr>
-          <w:rFonts w:ascii="TH SarabunPSK" w:hAnsi="TH SarabunPSK" w:cs="TH SarabunPSK" w:hint="cs"/>
-          <w:sz w:val="28"/>
-        </w:rPr>
-        <w:t xml:space="preserve"> </w:t>
-      </w:r>
-      <w:proofErr w:type="spellStart"/>
-      <w:r>
-        <w:rPr>
-          <w:rFonts w:ascii="TH SarabunPSK" w:hAnsi="TH SarabunPSK" w:cs="TH SarabunPSK" w:hint="cs"/>
-          <w:sz w:val="28"/>
-        </w:rPr>
-        <w:t>เช่น</w:t>
-      </w:r>
-      <w:proofErr w:type="spellEnd"/>
-      <w:r>
-        <w:rPr>
-          <w:rFonts w:ascii="TH SarabunPSK" w:hAnsi="TH SarabunPSK" w:cs="TH SarabunPSK" w:hint="cs"/>
-          <w:sz w:val="28"/>
-        </w:rPr>
-        <w:t xml:space="preserve"> </w:t>
-      </w:r>
-      <w:proofErr w:type="spellStart"/>
-      <w:r>
-        <w:rPr>
-          <w:rFonts w:ascii="TH SarabunPSK" w:hAnsi="TH SarabunPSK" w:cs="TH SarabunPSK" w:hint="cs"/>
-          <w:sz w:val="28"/>
-        </w:rPr>
-        <w:t>ความแม่นยํา</w:t>
-      </w:r>
-      <w:proofErr w:type="spellEnd"/>
-      <w:r>
-        <w:rPr>
-          <w:rFonts w:ascii="TH SarabunPSK" w:hAnsi="TH SarabunPSK" w:cs="TH SarabunPSK" w:hint="cs"/>
-          <w:sz w:val="28"/>
-        </w:rPr>
-        <w:t xml:space="preserve"> (Accuracy) </w:t>
-      </w:r>
-      <w:proofErr w:type="spellStart"/>
-      <w:r>
-        <w:rPr>
-          <w:rFonts w:ascii="TH SarabunPSK" w:hAnsi="TH SarabunPSK" w:cs="TH SarabunPSK" w:hint="cs"/>
-          <w:sz w:val="28"/>
-        </w:rPr>
-        <w:t>ความไว</w:t>
-      </w:r>
-      <w:proofErr w:type="spellEnd"/>
-      <w:r>
-        <w:rPr>
-          <w:rFonts w:ascii="TH SarabunPSK" w:hAnsi="TH SarabunPSK" w:cs="TH SarabunPSK" w:hint="cs"/>
-          <w:sz w:val="28"/>
-        </w:rPr>
-        <w:t xml:space="preserve">(Sensitivity) </w:t>
-      </w:r>
-      <w:proofErr w:type="spellStart"/>
-      <w:r>
-        <w:rPr>
-          <w:rFonts w:ascii="TH SarabunPSK" w:hAnsi="TH SarabunPSK" w:cs="TH SarabunPSK" w:hint="cs"/>
-          <w:sz w:val="28"/>
-        </w:rPr>
-        <w:t>ความจําเพาะ</w:t>
-      </w:r>
-      <w:proofErr w:type="spellEnd"/>
-      <w:r>
-        <w:rPr>
-          <w:rFonts w:ascii="TH SarabunPSK" w:hAnsi="TH SarabunPSK" w:cs="TH SarabunPSK" w:hint="cs"/>
-          <w:sz w:val="28"/>
-        </w:rPr>
-        <w:t xml:space="preserve"> (Specificity) </w:t>
-      </w:r>
-      <w:proofErr w:type="spellStart"/>
-      <w:r>
-        <w:rPr>
-          <w:rFonts w:ascii="TH SarabunPSK" w:hAnsi="TH SarabunPSK" w:cs="TH SarabunPSK" w:hint="cs"/>
-          <w:sz w:val="28"/>
-        </w:rPr>
-        <w:t>และค่า</w:t>
-      </w:r>
-      <w:proofErr w:type="spellEnd"/>
-      <w:r>
-        <w:rPr>
-          <w:rFonts w:ascii="TH SarabunPSK" w:hAnsi="TH SarabunPSK" w:cs="TH SarabunPSK" w:hint="cs"/>
-          <w:sz w:val="28"/>
-        </w:rPr>
-        <w:t xml:space="preserve"> F1-score </w:t>
-      </w:r>
-      <w:proofErr w:type="spellStart"/>
-      <w:r>
-        <w:rPr>
-          <w:rFonts w:ascii="TH SarabunPSK" w:hAnsi="TH SarabunPSK" w:cs="TH SarabunPSK" w:hint="cs"/>
-          <w:sz w:val="28"/>
-        </w:rPr>
-        <w:t>เป็นหลัก</w:t>
-      </w:r>
-      <w:proofErr w:type="spellEnd"/>
-    </w:p>
-    <w:p>
-      <w:pPr>
-        <w:pStyle w:val="NoSpacing"/>
-        <w:numPr>
-          <w:ilvl w:val="0"/>
-          <w:numId w:val="18"/>
-        </w:numPr>
-        <w:rPr>
-          <w:rFonts w:ascii="TH SarabunPSK" w:hAnsi="TH SarabunPSK" w:cs="TH SarabunPSK" w:hint="cs"/>
-        </w:rPr>
-      </w:pPr>
-      <w:r>
-        <w:rPr>
-          <w:rFonts w:ascii="TH SarabunPSK" w:hAnsi="TH SarabunPSK" w:cs="TH SarabunPSK" w:hint="cs"/>
-          <w:sz w:val="28"/>
-        </w:rPr>
-        <w:t>โครงงานนี้จัดทําขึ้นเพื่อวัตถุประสงค์ทางการศึกษาและการวิจัยเบื้องต้นเท่านั้น มิได้มุ่งหมายให้นําไปใช้วินิจฉัยโรคทางคลินิกจริงโดยไม่ผ่านการตรวจสอบและรับรองจากผู้เชี่ยวชาญทางการแพทย์</w:t>
-      </w:r>
-    </w:p>
-    <w:p>
-      <w:pPr>
-        <w:pStyle w:val="NoSpacing"/>
-        <w:rPr>
-          <w:rFonts w:ascii="TH SarabunPSK" w:hAnsi="TH SarabunPSK" w:cs="TH SarabunPSK" w:hint="cs"/>
-          <w:sz w:val="28"/>
-        </w:rPr>
-      </w:pPr>
-    </w:p>
-    <w:p>
-      <w:pPr>
-        <w:pStyle w:val="NoSpacing"/>
-        <w:rPr>
-          <w:rFonts w:ascii="TH SarabunPSK" w:hAnsi="TH SarabunPSK" w:cs="TH SarabunPSK" w:hint="cs"/>
+        <w:spacing w:after="120"/>
+        <w:jc w:val="both"/>
+      </w:pPr>
+      <w:r>
+        <w:rPr>
+          <w:rFonts w:ascii="TH SarabunPSK" w:hAnsi="TH SarabunPSK" w:cs="TH SarabunPSK" w:eastAsia="TH SarabunPSK"/>
           <w:b/>
           <w:bCs/>
-          <w:sz w:val="32"/>
-          <w:szCs w:val="32"/>
-        </w:rPr>
-      </w:pPr>
-      <w:r>
-        <w:rPr>
-          <w:rFonts w:ascii="TH SarabunPSK" w:hAnsi="TH SarabunPSK" w:cs="TH SarabunPSK" w:hint="cs"/>
+          <w:sz w:val="28"/>
+          <w:szCs w:val="28"/>
+        </w:rPr>
+        <w:t>ตารางที่ 2 ผลความแม่นยำของการอธิบายผล XAI เชิงสถิติ (Quantitative Localization)</w:t>
+      </w:r>
+    </w:p>
+    <w:p>
+      <w:pPr>
+        <w:spacing w:after="120"/>
+        <w:jc w:val="both"/>
+      </w:pPr>
+      <w:r>
+        <w:rPr>
+          <w:rFonts w:ascii="TH SarabunPSK" w:hAnsi="TH SarabunPSK" w:cs="TH SarabunPSK" w:eastAsia="TH SarabunPSK"/>
+          <w:sz w:val="28"/>
+          <w:szCs w:val="28"/>
+        </w:rPr>
+        <w:t>(ประเมินเทียบกับ Ground-Truth Bounding Box ของรังสีแพทย์ 123 ภาพ จากผู้ป่วย 115 ราย)</w:t>
+      </w:r>
+    </w:p>
+    <w:tbl>
+      <w:tblPr>
+        <w:tblStyle w:val="TableGrid"/>
+        <w:tblW w:w="9000" w:type="dxa"/>
+        <w:jc w:val="center"/>
+        <w:tblBorders>
+          <w:top w:val="single" w:sz="4" w:space="0" w:color="auto"/>
+          <w:left w:val="single" w:sz="4" w:space="0" w:color="auto"/>
+          <w:bottom w:val="single" w:sz="4" w:space="0" w:color="auto"/>
+          <w:right w:val="single" w:sz="4" w:space="0" w:color="auto"/>
+          <w:insideH w:val="single" w:sz="4" w:space="0" w:color="auto"/>
+          <w:insideV w:val="single" w:sz="4" w:space="0" w:color="auto"/>
+        </w:tblBorders>
+      </w:tblPr>
+      <w:tblGrid>
+        <w:gridCol w:w="2600"/>
+        <w:gridCol w:w="1600"/>
+        <w:gridCol w:w="1600"/>
+        <w:gridCol w:w="1600"/>
+        <w:gridCol w:w="1600"/>
+      </w:tblGrid>
+      <w:tr>
+        <w:tc>
+          <w:tcPr>
+            <w:tcW w:w="2600" w:type="dxa"/>
+          </w:tcPr>
+          <w:p>
+            <w:pPr>
+              <w:spacing w:after="40"/>
+              <w:jc w:val="both"/>
+            </w:pPr>
+            <w:r>
+              <w:rPr>
+                <w:rFonts w:ascii="TH SarabunPSK" w:hAnsi="TH SarabunPSK" w:cs="TH SarabunPSK" w:eastAsia="TH SarabunPSK"/>
+                <w:b/>
+                <w:bCs/>
+                <w:sz w:val="28"/>
+                <w:szCs w:val="28"/>
+              </w:rPr>
+              <w:t>สภาวะการทดลอง (Condition)</w:t>
+            </w:r>
+          </w:p>
+        </w:tc>
+        <w:tc>
+          <w:tcPr>
+            <w:tcW w:w="1600" w:type="dxa"/>
+          </w:tcPr>
+          <w:p>
+            <w:pPr>
+              <w:spacing w:after="40"/>
+              <w:jc w:val="both"/>
+            </w:pPr>
+            <w:r>
+              <w:rPr>
+                <w:rFonts w:ascii="TH SarabunPSK" w:hAnsi="TH SarabunPSK" w:cs="TH SarabunPSK" w:eastAsia="TH SarabunPSK"/>
+                <w:b/>
+                <w:bCs/>
+                <w:sz w:val="28"/>
+                <w:szCs w:val="28"/>
+              </w:rPr>
+              <w:t>Grad-CAM Hit Rate (%)</w:t>
+            </w:r>
+          </w:p>
+        </w:tc>
+        <w:tc>
+          <w:tcPr>
+            <w:tcW w:w="1600" w:type="dxa"/>
+          </w:tcPr>
+          <w:p>
+            <w:pPr>
+              <w:spacing w:after="40"/>
+              <w:jc w:val="both"/>
+            </w:pPr>
+            <w:r>
+              <w:rPr>
+                <w:rFonts w:ascii="TH SarabunPSK" w:hAnsi="TH SarabunPSK" w:cs="TH SarabunPSK" w:eastAsia="TH SarabunPSK"/>
+                <w:b/>
+                <w:bCs/>
+                <w:sz w:val="28"/>
+                <w:szCs w:val="28"/>
+              </w:rPr>
+              <w:t>Grad-CAM Energy (%)</w:t>
+            </w:r>
+          </w:p>
+        </w:tc>
+        <w:tc>
+          <w:tcPr>
+            <w:tcW w:w="1600" w:type="dxa"/>
+          </w:tcPr>
+          <w:p>
+            <w:pPr>
+              <w:spacing w:after="40"/>
+              <w:jc w:val="both"/>
+            </w:pPr>
+            <w:r>
+              <w:rPr>
+                <w:rFonts w:ascii="TH SarabunPSK" w:hAnsi="TH SarabunPSK" w:cs="TH SarabunPSK" w:eastAsia="TH SarabunPSK"/>
+                <w:b/>
+                <w:bCs/>
+                <w:sz w:val="28"/>
+                <w:szCs w:val="28"/>
+              </w:rPr>
+              <w:t>SHAP Hit Rate (%)</w:t>
+            </w:r>
+          </w:p>
+        </w:tc>
+        <w:tc>
+          <w:tcPr>
+            <w:tcW w:w="1600" w:type="dxa"/>
+          </w:tcPr>
+          <w:p>
+            <w:pPr>
+              <w:spacing w:after="40"/>
+              <w:jc w:val="both"/>
+            </w:pPr>
+            <w:r>
+              <w:rPr>
+                <w:rFonts w:ascii="TH SarabunPSK" w:hAnsi="TH SarabunPSK" w:cs="TH SarabunPSK" w:eastAsia="TH SarabunPSK"/>
+                <w:b/>
+                <w:bCs/>
+                <w:sz w:val="28"/>
+                <w:szCs w:val="28"/>
+              </w:rPr>
+              <w:t>SHAP Energy (%)</w:t>
+            </w:r>
+          </w:p>
+        </w:tc>
+      </w:tr>
+      <w:tr>
+        <w:tc>
+          <w:tcPr>
+            <w:tcW w:w="2600" w:type="dxa"/>
+          </w:tcPr>
+          <w:p>
+            <w:pPr>
+              <w:spacing w:after="40"/>
+              <w:jc w:val="both"/>
+            </w:pPr>
+            <w:r>
+              <w:rPr>
+                <w:rFonts w:ascii="TH SarabunPSK" w:hAnsi="TH SarabunPSK" w:cs="TH SarabunPSK" w:eastAsia="TH SarabunPSK"/>
+                <w:sz w:val="28"/>
+                <w:szCs w:val="28"/>
+              </w:rPr>
+              <w:t>Baseline (ภาพดิบ Raw CXR)</w:t>
+            </w:r>
+          </w:p>
+        </w:tc>
+        <w:tc>
+          <w:tcPr>
+            <w:tcW w:w="1600" w:type="dxa"/>
+          </w:tcPr>
+          <w:p>
+            <w:pPr>
+              <w:spacing w:after="40"/>
+              <w:jc w:val="both"/>
+            </w:pPr>
+            <w:r>
+              <w:rPr>
+                <w:rFonts w:ascii="TH SarabunPSK" w:hAnsi="TH SarabunPSK" w:cs="TH SarabunPSK" w:eastAsia="TH SarabunPSK"/>
+                <w:sz w:val="28"/>
+                <w:szCs w:val="28"/>
+              </w:rPr>
+              <w:t>22.76%</w:t>
+            </w:r>
+          </w:p>
+        </w:tc>
+        <w:tc>
+          <w:tcPr>
+            <w:tcW w:w="1600" w:type="dxa"/>
+          </w:tcPr>
+          <w:p>
+            <w:pPr>
+              <w:spacing w:after="40"/>
+              <w:jc w:val="both"/>
+            </w:pPr>
+            <w:r>
+              <w:rPr>
+                <w:rFonts w:ascii="TH SarabunPSK" w:hAnsi="TH SarabunPSK" w:cs="TH SarabunPSK" w:eastAsia="TH SarabunPSK"/>
+                <w:sz w:val="28"/>
+                <w:szCs w:val="28"/>
+              </w:rPr>
+              <w:t>16.08%</w:t>
+            </w:r>
+          </w:p>
+        </w:tc>
+        <w:tc>
+          <w:tcPr>
+            <w:tcW w:w="1600" w:type="dxa"/>
+          </w:tcPr>
+          <w:p>
+            <w:pPr>
+              <w:spacing w:after="40"/>
+              <w:jc w:val="both"/>
+            </w:pPr>
+            <w:r>
+              <w:rPr>
+                <w:rFonts w:ascii="TH SarabunPSK" w:hAnsi="TH SarabunPSK" w:cs="TH SarabunPSK" w:eastAsia="TH SarabunPSK"/>
+                <w:sz w:val="28"/>
+                <w:szCs w:val="28"/>
+              </w:rPr>
+              <w:t>10.57%</w:t>
+            </w:r>
+          </w:p>
+        </w:tc>
+        <w:tc>
+          <w:tcPr>
+            <w:tcW w:w="1600" w:type="dxa"/>
+          </w:tcPr>
+          <w:p>
+            <w:pPr>
+              <w:spacing w:after="40"/>
+              <w:jc w:val="both"/>
+            </w:pPr>
+            <w:r>
+              <w:rPr>
+                <w:rFonts w:ascii="TH SarabunPSK" w:hAnsi="TH SarabunPSK" w:cs="TH SarabunPSK" w:eastAsia="TH SarabunPSK"/>
+                <w:sz w:val="28"/>
+                <w:szCs w:val="28"/>
+              </w:rPr>
+              <w:t>11.20%</w:t>
+            </w:r>
+          </w:p>
+        </w:tc>
+      </w:tr>
+      <w:tr>
+        <w:tc>
+          <w:tcPr>
+            <w:tcW w:w="2600" w:type="dxa"/>
+          </w:tcPr>
+          <w:p>
+            <w:pPr>
+              <w:spacing w:after="40"/>
+              <w:jc w:val="both"/>
+            </w:pPr>
+            <w:r>
+              <w:rPr>
+                <w:rFonts w:ascii="TH SarabunPSK" w:hAnsi="TH SarabunPSK" w:cs="TH SarabunPSK" w:eastAsia="TH SarabunPSK"/>
+                <w:sz w:val="28"/>
+                <w:szCs w:val="28"/>
+              </w:rPr>
+              <w:t>Median Filter L1</w:t>
+            </w:r>
+          </w:p>
+        </w:tc>
+        <w:tc>
+          <w:tcPr>
+            <w:tcW w:w="1600" w:type="dxa"/>
+          </w:tcPr>
+          <w:p>
+            <w:pPr>
+              <w:spacing w:after="40"/>
+              <w:jc w:val="both"/>
+            </w:pPr>
+            <w:r>
+              <w:rPr>
+                <w:rFonts w:ascii="TH SarabunPSK" w:hAnsi="TH SarabunPSK" w:cs="TH SarabunPSK" w:eastAsia="TH SarabunPSK"/>
+                <w:sz w:val="28"/>
+                <w:szCs w:val="28"/>
+              </w:rPr>
+              <w:t>24.39%</w:t>
+            </w:r>
+          </w:p>
+        </w:tc>
+        <w:tc>
+          <w:tcPr>
+            <w:tcW w:w="1600" w:type="dxa"/>
+          </w:tcPr>
+          <w:p>
+            <w:pPr>
+              <w:spacing w:after="40"/>
+              <w:jc w:val="both"/>
+            </w:pPr>
+            <w:r>
+              <w:rPr>
+                <w:rFonts w:ascii="TH SarabunPSK" w:hAnsi="TH SarabunPSK" w:cs="TH SarabunPSK" w:eastAsia="TH SarabunPSK"/>
+                <w:sz w:val="28"/>
+                <w:szCs w:val="28"/>
+              </w:rPr>
+              <w:t>16.78%</w:t>
+            </w:r>
+          </w:p>
+        </w:tc>
+        <w:tc>
+          <w:tcPr>
+            <w:tcW w:w="1600" w:type="dxa"/>
+          </w:tcPr>
+          <w:p>
+            <w:pPr>
+              <w:spacing w:after="40"/>
+              <w:jc w:val="both"/>
+            </w:pPr>
+            <w:r>
+              <w:rPr>
+                <w:rFonts w:ascii="TH SarabunPSK" w:hAnsi="TH SarabunPSK" w:cs="TH SarabunPSK" w:eastAsia="TH SarabunPSK"/>
+                <w:sz w:val="28"/>
+                <w:szCs w:val="28"/>
+              </w:rPr>
+              <w:t>8.13%</w:t>
+            </w:r>
+          </w:p>
+        </w:tc>
+        <w:tc>
+          <w:tcPr>
+            <w:tcW w:w="1600" w:type="dxa"/>
+          </w:tcPr>
+          <w:p>
+            <w:pPr>
+              <w:spacing w:after="40"/>
+              <w:jc w:val="both"/>
+            </w:pPr>
+            <w:r>
+              <w:rPr>
+                <w:rFonts w:ascii="TH SarabunPSK" w:hAnsi="TH SarabunPSK" w:cs="TH SarabunPSK" w:eastAsia="TH SarabunPSK"/>
+                <w:sz w:val="28"/>
+                <w:szCs w:val="28"/>
+              </w:rPr>
+              <w:t>11.49%</w:t>
+            </w:r>
+          </w:p>
+        </w:tc>
+      </w:tr>
+      <w:tr>
+        <w:tc>
+          <w:tcPr>
+            <w:tcW w:w="2600" w:type="dxa"/>
+          </w:tcPr>
+          <w:p>
+            <w:pPr>
+              <w:spacing w:after="40"/>
+              <w:jc w:val="both"/>
+            </w:pPr>
+            <w:r>
+              <w:rPr>
+                <w:rFonts w:ascii="TH SarabunPSK" w:hAnsi="TH SarabunPSK" w:cs="TH SarabunPSK" w:eastAsia="TH SarabunPSK"/>
+                <w:sz w:val="28"/>
+                <w:szCs w:val="28"/>
+              </w:rPr>
+              <w:t>Median Filter L2</w:t>
+            </w:r>
+          </w:p>
+        </w:tc>
+        <w:tc>
+          <w:tcPr>
+            <w:tcW w:w="1600" w:type="dxa"/>
+          </w:tcPr>
+          <w:p>
+            <w:pPr>
+              <w:spacing w:after="40"/>
+              <w:jc w:val="both"/>
+            </w:pPr>
+            <w:r>
+              <w:rPr>
+                <w:rFonts w:ascii="TH SarabunPSK" w:hAnsi="TH SarabunPSK" w:cs="TH SarabunPSK" w:eastAsia="TH SarabunPSK"/>
+                <w:sz w:val="28"/>
+                <w:szCs w:val="28"/>
+              </w:rPr>
+              <w:t>26.02%</w:t>
+            </w:r>
+          </w:p>
+        </w:tc>
+        <w:tc>
+          <w:tcPr>
+            <w:tcW w:w="1600" w:type="dxa"/>
+          </w:tcPr>
+          <w:p>
+            <w:pPr>
+              <w:spacing w:after="40"/>
+              <w:jc w:val="both"/>
+            </w:pPr>
+            <w:r>
+              <w:rPr>
+                <w:rFonts w:ascii="TH SarabunPSK" w:hAnsi="TH SarabunPSK" w:cs="TH SarabunPSK" w:eastAsia="TH SarabunPSK"/>
+                <w:sz w:val="28"/>
+                <w:szCs w:val="28"/>
+              </w:rPr>
+              <w:t>17.52%</w:t>
+            </w:r>
+          </w:p>
+        </w:tc>
+        <w:tc>
+          <w:tcPr>
+            <w:tcW w:w="1600" w:type="dxa"/>
+          </w:tcPr>
+          <w:p>
+            <w:pPr>
+              <w:spacing w:after="40"/>
+              <w:jc w:val="both"/>
+            </w:pPr>
+            <w:r>
+              <w:rPr>
+                <w:rFonts w:ascii="TH SarabunPSK" w:hAnsi="TH SarabunPSK" w:cs="TH SarabunPSK" w:eastAsia="TH SarabunPSK"/>
+                <w:sz w:val="28"/>
+                <w:szCs w:val="28"/>
+              </w:rPr>
+              <w:t>13.01%</w:t>
+            </w:r>
+          </w:p>
+        </w:tc>
+        <w:tc>
+          <w:tcPr>
+            <w:tcW w:w="1600" w:type="dxa"/>
+          </w:tcPr>
+          <w:p>
+            <w:pPr>
+              <w:spacing w:after="40"/>
+              <w:jc w:val="both"/>
+            </w:pPr>
+            <w:r>
+              <w:rPr>
+                <w:rFonts w:ascii="TH SarabunPSK" w:hAnsi="TH SarabunPSK" w:cs="TH SarabunPSK" w:eastAsia="TH SarabunPSK"/>
+                <w:sz w:val="28"/>
+                <w:szCs w:val="28"/>
+              </w:rPr>
+              <w:t>11.50%</w:t>
+            </w:r>
+          </w:p>
+        </w:tc>
+      </w:tr>
+      <w:tr>
+        <w:tc>
+          <w:tcPr>
+            <w:tcW w:w="2600" w:type="dxa"/>
+          </w:tcPr>
+          <w:p>
+            <w:pPr>
+              <w:spacing w:after="40"/>
+              <w:jc w:val="both"/>
+            </w:pPr>
+            <w:r>
+              <w:rPr>
+                <w:rFonts w:ascii="TH SarabunPSK" w:hAnsi="TH SarabunPSK" w:cs="TH SarabunPSK" w:eastAsia="TH SarabunPSK"/>
+                <w:sz w:val="28"/>
+                <w:szCs w:val="28"/>
+              </w:rPr>
+              <w:t>Median Filter L3</w:t>
+            </w:r>
+          </w:p>
+        </w:tc>
+        <w:tc>
+          <w:tcPr>
+            <w:tcW w:w="1600" w:type="dxa"/>
+          </w:tcPr>
+          <w:p>
+            <w:pPr>
+              <w:spacing w:after="40"/>
+              <w:jc w:val="both"/>
+            </w:pPr>
+            <w:r>
+              <w:rPr>
+                <w:rFonts w:ascii="TH SarabunPSK" w:hAnsi="TH SarabunPSK" w:cs="TH SarabunPSK" w:eastAsia="TH SarabunPSK"/>
+                <w:sz w:val="28"/>
+                <w:szCs w:val="28"/>
+              </w:rPr>
+              <w:t>17.07% (ตกฮวบ)</w:t>
+            </w:r>
+          </w:p>
+        </w:tc>
+        <w:tc>
+          <w:tcPr>
+            <w:tcW w:w="1600" w:type="dxa"/>
+          </w:tcPr>
+          <w:p>
+            <w:pPr>
+              <w:spacing w:after="40"/>
+              <w:jc w:val="both"/>
+            </w:pPr>
+            <w:r>
+              <w:rPr>
+                <w:rFonts w:ascii="TH SarabunPSK" w:hAnsi="TH SarabunPSK" w:cs="TH SarabunPSK" w:eastAsia="TH SarabunPSK"/>
+                <w:sz w:val="28"/>
+                <w:szCs w:val="28"/>
+              </w:rPr>
+              <w:t>14.92%</w:t>
+            </w:r>
+          </w:p>
+        </w:tc>
+        <w:tc>
+          <w:tcPr>
+            <w:tcW w:w="1600" w:type="dxa"/>
+          </w:tcPr>
+          <w:p>
+            <w:pPr>
+              <w:spacing w:after="40"/>
+              <w:jc w:val="both"/>
+            </w:pPr>
+            <w:r>
+              <w:rPr>
+                <w:rFonts w:ascii="TH SarabunPSK" w:hAnsi="TH SarabunPSK" w:cs="TH SarabunPSK" w:eastAsia="TH SarabunPSK"/>
+                <w:sz w:val="28"/>
+                <w:szCs w:val="28"/>
+              </w:rPr>
+              <w:t>13.82%</w:t>
+            </w:r>
+          </w:p>
+        </w:tc>
+        <w:tc>
+          <w:tcPr>
+            <w:tcW w:w="1600" w:type="dxa"/>
+          </w:tcPr>
+          <w:p>
+            <w:pPr>
+              <w:spacing w:after="40"/>
+              <w:jc w:val="both"/>
+            </w:pPr>
+            <w:r>
+              <w:rPr>
+                <w:rFonts w:ascii="TH SarabunPSK" w:hAnsi="TH SarabunPSK" w:cs="TH SarabunPSK" w:eastAsia="TH SarabunPSK"/>
+                <w:sz w:val="28"/>
+                <w:szCs w:val="28"/>
+              </w:rPr>
+              <w:t>11.73%</w:t>
+            </w:r>
+          </w:p>
+        </w:tc>
+      </w:tr>
+      <w:tr>
+        <w:tc>
+          <w:tcPr>
+            <w:tcW w:w="2600" w:type="dxa"/>
+          </w:tcPr>
+          <w:p>
+            <w:pPr>
+              <w:spacing w:after="40"/>
+              <w:jc w:val="both"/>
+            </w:pPr>
+            <w:r>
+              <w:rPr>
+                <w:rFonts w:ascii="TH SarabunPSK" w:hAnsi="TH SarabunPSK" w:cs="TH SarabunPSK" w:eastAsia="TH SarabunPSK"/>
+                <w:sz w:val="28"/>
+                <w:szCs w:val="28"/>
+              </w:rPr>
+              <w:t>CLAHE + DWT L1</w:t>
+            </w:r>
+          </w:p>
+        </w:tc>
+        <w:tc>
+          <w:tcPr>
+            <w:tcW w:w="1600" w:type="dxa"/>
+          </w:tcPr>
+          <w:p>
+            <w:pPr>
+              <w:spacing w:after="40"/>
+              <w:jc w:val="both"/>
+            </w:pPr>
+            <w:r>
+              <w:rPr>
+                <w:rFonts w:ascii="TH SarabunPSK" w:hAnsi="TH SarabunPSK" w:cs="TH SarabunPSK" w:eastAsia="TH SarabunPSK"/>
+                <w:sz w:val="28"/>
+                <w:szCs w:val="28"/>
+              </w:rPr>
+              <w:t>27.64%</w:t>
+            </w:r>
+          </w:p>
+        </w:tc>
+        <w:tc>
+          <w:tcPr>
+            <w:tcW w:w="1600" w:type="dxa"/>
+          </w:tcPr>
+          <w:p>
+            <w:pPr>
+              <w:spacing w:after="40"/>
+              <w:jc w:val="both"/>
+            </w:pPr>
+            <w:r>
+              <w:rPr>
+                <w:rFonts w:ascii="TH SarabunPSK" w:hAnsi="TH SarabunPSK" w:cs="TH SarabunPSK" w:eastAsia="TH SarabunPSK"/>
+                <w:sz w:val="28"/>
+                <w:szCs w:val="28"/>
+              </w:rPr>
+              <w:t>16.78%</w:t>
+            </w:r>
+          </w:p>
+        </w:tc>
+        <w:tc>
+          <w:tcPr>
+            <w:tcW w:w="1600" w:type="dxa"/>
+          </w:tcPr>
+          <w:p>
+            <w:pPr>
+              <w:spacing w:after="40"/>
+              <w:jc w:val="both"/>
+            </w:pPr>
+            <w:r>
+              <w:rPr>
+                <w:rFonts w:ascii="TH SarabunPSK" w:hAnsi="TH SarabunPSK" w:cs="TH SarabunPSK" w:eastAsia="TH SarabunPSK"/>
+                <w:sz w:val="28"/>
+                <w:szCs w:val="28"/>
+              </w:rPr>
+              <w:t>12.20%</w:t>
+            </w:r>
+          </w:p>
+        </w:tc>
+        <w:tc>
+          <w:tcPr>
+            <w:tcW w:w="1600" w:type="dxa"/>
+          </w:tcPr>
+          <w:p>
+            <w:pPr>
+              <w:spacing w:after="40"/>
+              <w:jc w:val="both"/>
+            </w:pPr>
+            <w:r>
+              <w:rPr>
+                <w:rFonts w:ascii="TH SarabunPSK" w:hAnsi="TH SarabunPSK" w:cs="TH SarabunPSK" w:eastAsia="TH SarabunPSK"/>
+                <w:sz w:val="28"/>
+                <w:szCs w:val="28"/>
+              </w:rPr>
+              <w:t>10.95%</w:t>
+            </w:r>
+          </w:p>
+        </w:tc>
+      </w:tr>
+      <w:tr>
+        <w:tc>
+          <w:tcPr>
+            <w:tcW w:w="2600" w:type="dxa"/>
+          </w:tcPr>
+          <w:p>
+            <w:pPr>
+              <w:spacing w:after="40"/>
+              <w:jc w:val="both"/>
+            </w:pPr>
+            <w:r>
+              <w:rPr>
+                <w:rFonts w:ascii="TH SarabunPSK" w:hAnsi="TH SarabunPSK" w:cs="TH SarabunPSK" w:eastAsia="TH SarabunPSK"/>
+                <w:sz w:val="28"/>
+                <w:szCs w:val="28"/>
+              </w:rPr>
+              <w:t>CLAHE + DWT L2</w:t>
+            </w:r>
+          </w:p>
+        </w:tc>
+        <w:tc>
+          <w:tcPr>
+            <w:tcW w:w="1600" w:type="dxa"/>
+          </w:tcPr>
+          <w:p>
+            <w:pPr>
+              <w:spacing w:after="40"/>
+              <w:jc w:val="both"/>
+            </w:pPr>
+            <w:r>
+              <w:rPr>
+                <w:rFonts w:ascii="TH SarabunPSK" w:hAnsi="TH SarabunPSK" w:cs="TH SarabunPSK" w:eastAsia="TH SarabunPSK"/>
+                <w:sz w:val="28"/>
+                <w:szCs w:val="28"/>
+              </w:rPr>
+              <w:t>27.64%</w:t>
+            </w:r>
+          </w:p>
+        </w:tc>
+        <w:tc>
+          <w:tcPr>
+            <w:tcW w:w="1600" w:type="dxa"/>
+          </w:tcPr>
+          <w:p>
+            <w:pPr>
+              <w:spacing w:after="40"/>
+              <w:jc w:val="both"/>
+            </w:pPr>
+            <w:r>
+              <w:rPr>
+                <w:rFonts w:ascii="TH SarabunPSK" w:hAnsi="TH SarabunPSK" w:cs="TH SarabunPSK" w:eastAsia="TH SarabunPSK"/>
+                <w:sz w:val="28"/>
+                <w:szCs w:val="28"/>
+              </w:rPr>
+              <w:t>17.17%</w:t>
+            </w:r>
+          </w:p>
+        </w:tc>
+        <w:tc>
+          <w:tcPr>
+            <w:tcW w:w="1600" w:type="dxa"/>
+          </w:tcPr>
+          <w:p>
+            <w:pPr>
+              <w:spacing w:after="40"/>
+              <w:jc w:val="both"/>
+            </w:pPr>
+            <w:r>
+              <w:rPr>
+                <w:rFonts w:ascii="TH SarabunPSK" w:hAnsi="TH SarabunPSK" w:cs="TH SarabunPSK" w:eastAsia="TH SarabunPSK"/>
+                <w:sz w:val="28"/>
+                <w:szCs w:val="28"/>
+              </w:rPr>
+              <w:t>13.82%</w:t>
+            </w:r>
+          </w:p>
+        </w:tc>
+        <w:tc>
+          <w:tcPr>
+            <w:tcW w:w="1600" w:type="dxa"/>
+          </w:tcPr>
+          <w:p>
+            <w:pPr>
+              <w:spacing w:after="40"/>
+              <w:jc w:val="both"/>
+            </w:pPr>
+            <w:r>
+              <w:rPr>
+                <w:rFonts w:ascii="TH SarabunPSK" w:hAnsi="TH SarabunPSK" w:cs="TH SarabunPSK" w:eastAsia="TH SarabunPSK"/>
+                <w:sz w:val="28"/>
+                <w:szCs w:val="28"/>
+              </w:rPr>
+              <w:t>11.85%</w:t>
+            </w:r>
+          </w:p>
+        </w:tc>
+      </w:tr>
+      <w:tr>
+        <w:tc>
+          <w:tcPr>
+            <w:tcW w:w="2600" w:type="dxa"/>
+          </w:tcPr>
+          <w:p>
+            <w:pPr>
+              <w:spacing w:after="40"/>
+              <w:jc w:val="both"/>
+            </w:pPr>
+            <w:r>
+              <w:rPr>
+                <w:rFonts w:ascii="TH SarabunPSK" w:hAnsi="TH SarabunPSK" w:cs="TH SarabunPSK" w:eastAsia="TH SarabunPSK"/>
+                <w:sz w:val="28"/>
+                <w:szCs w:val="28"/>
+              </w:rPr>
+              <w:t>CLAHE + DWT L3</w:t>
+            </w:r>
+          </w:p>
+        </w:tc>
+        <w:tc>
+          <w:tcPr>
+            <w:tcW w:w="1600" w:type="dxa"/>
+          </w:tcPr>
+          <w:p>
+            <w:pPr>
+              <w:spacing w:after="40"/>
+              <w:jc w:val="both"/>
+            </w:pPr>
+            <w:r>
+              <w:rPr>
+                <w:rFonts w:ascii="TH SarabunPSK" w:hAnsi="TH SarabunPSK" w:cs="TH SarabunPSK" w:eastAsia="TH SarabunPSK"/>
+                <w:sz w:val="28"/>
+                <w:szCs w:val="28"/>
+              </w:rPr>
+              <w:t>23.58%</w:t>
+            </w:r>
+          </w:p>
+        </w:tc>
+        <w:tc>
+          <w:tcPr>
+            <w:tcW w:w="1600" w:type="dxa"/>
+          </w:tcPr>
+          <w:p>
+            <w:pPr>
+              <w:spacing w:after="40"/>
+              <w:jc w:val="both"/>
+            </w:pPr>
+            <w:r>
+              <w:rPr>
+                <w:rFonts w:ascii="TH SarabunPSK" w:hAnsi="TH SarabunPSK" w:cs="TH SarabunPSK" w:eastAsia="TH SarabunPSK"/>
+                <w:sz w:val="28"/>
+                <w:szCs w:val="28"/>
+              </w:rPr>
+              <w:t>15.51%</w:t>
+            </w:r>
+          </w:p>
+        </w:tc>
+        <w:tc>
+          <w:tcPr>
+            <w:tcW w:w="1600" w:type="dxa"/>
+          </w:tcPr>
+          <w:p>
+            <w:pPr>
+              <w:spacing w:after="40"/>
+              <w:jc w:val="both"/>
+            </w:pPr>
+            <w:r>
+              <w:rPr>
+                <w:rFonts w:ascii="TH SarabunPSK" w:hAnsi="TH SarabunPSK" w:cs="TH SarabunPSK" w:eastAsia="TH SarabunPSK"/>
+                <w:sz w:val="28"/>
+                <w:szCs w:val="28"/>
+              </w:rPr>
+              <w:t>13.01%</w:t>
+            </w:r>
+          </w:p>
+        </w:tc>
+        <w:tc>
+          <w:tcPr>
+            <w:tcW w:w="1600" w:type="dxa"/>
+          </w:tcPr>
+          <w:p>
+            <w:pPr>
+              <w:spacing w:after="40"/>
+              <w:jc w:val="both"/>
+            </w:pPr>
+            <w:r>
+              <w:rPr>
+                <w:rFonts w:ascii="TH SarabunPSK" w:hAnsi="TH SarabunPSK" w:cs="TH SarabunPSK" w:eastAsia="TH SarabunPSK"/>
+                <w:sz w:val="28"/>
+                <w:szCs w:val="28"/>
+              </w:rPr>
+              <w:t>10.95%</w:t>
+            </w:r>
+          </w:p>
+        </w:tc>
+      </w:tr>
+      <w:tr>
+        <w:tc>
+          <w:tcPr>
+            <w:tcW w:w="2600" w:type="dxa"/>
+          </w:tcPr>
+          <w:p>
+            <w:pPr>
+              <w:spacing w:after="40"/>
+              <w:jc w:val="both"/>
+            </w:pPr>
+            <w:r>
+              <w:rPr>
+                <w:rFonts w:ascii="TH SarabunPSK" w:hAnsi="TH SarabunPSK" w:cs="TH SarabunPSK" w:eastAsia="TH SarabunPSK"/>
+                <w:sz w:val="28"/>
+                <w:szCs w:val="28"/>
+              </w:rPr>
+              <w:t>DAE + CLAHE L1</w:t>
+            </w:r>
+          </w:p>
+        </w:tc>
+        <w:tc>
+          <w:tcPr>
+            <w:tcW w:w="1600" w:type="dxa"/>
+          </w:tcPr>
+          <w:p>
+            <w:pPr>
+              <w:spacing w:after="40"/>
+              <w:jc w:val="both"/>
+            </w:pPr>
+            <w:r>
+              <w:rPr>
+                <w:rFonts w:ascii="TH SarabunPSK" w:hAnsi="TH SarabunPSK" w:cs="TH SarabunPSK" w:eastAsia="TH SarabunPSK"/>
+                <w:sz w:val="28"/>
+                <w:szCs w:val="28"/>
+              </w:rPr>
+              <w:t>33.33%</w:t>
+            </w:r>
+          </w:p>
+        </w:tc>
+        <w:tc>
+          <w:tcPr>
+            <w:tcW w:w="1600" w:type="dxa"/>
+          </w:tcPr>
+          <w:p>
+            <w:pPr>
+              <w:spacing w:after="40"/>
+              <w:jc w:val="both"/>
+            </w:pPr>
+            <w:r>
+              <w:rPr>
+                <w:rFonts w:ascii="TH SarabunPSK" w:hAnsi="TH SarabunPSK" w:cs="TH SarabunPSK" w:eastAsia="TH SarabunPSK"/>
+                <w:sz w:val="28"/>
+                <w:szCs w:val="28"/>
+              </w:rPr>
+              <w:t>18.69%</w:t>
+            </w:r>
+          </w:p>
+        </w:tc>
+        <w:tc>
+          <w:tcPr>
+            <w:tcW w:w="1600" w:type="dxa"/>
+          </w:tcPr>
+          <w:p>
+            <w:pPr>
+              <w:spacing w:after="40"/>
+              <w:jc w:val="both"/>
+            </w:pPr>
+            <w:r>
+              <w:rPr>
+                <w:rFonts w:ascii="TH SarabunPSK" w:hAnsi="TH SarabunPSK" w:cs="TH SarabunPSK" w:eastAsia="TH SarabunPSK"/>
+                <w:sz w:val="28"/>
+                <w:szCs w:val="28"/>
+              </w:rPr>
+              <w:t>17.07%</w:t>
+            </w:r>
+          </w:p>
+        </w:tc>
+        <w:tc>
+          <w:tcPr>
+            <w:tcW w:w="1600" w:type="dxa"/>
+          </w:tcPr>
+          <w:p>
+            <w:pPr>
+              <w:spacing w:after="40"/>
+              <w:jc w:val="both"/>
+            </w:pPr>
+            <w:r>
+              <w:rPr>
+                <w:rFonts w:ascii="TH SarabunPSK" w:hAnsi="TH SarabunPSK" w:cs="TH SarabunPSK" w:eastAsia="TH SarabunPSK"/>
+                <w:sz w:val="28"/>
+                <w:szCs w:val="28"/>
+              </w:rPr>
+              <w:t>12.40%</w:t>
+            </w:r>
+          </w:p>
+        </w:tc>
+      </w:tr>
+      <w:tr>
+        <w:tc>
+          <w:tcPr>
+            <w:tcW w:w="2600" w:type="dxa"/>
+          </w:tcPr>
+          <w:p>
+            <w:pPr>
+              <w:spacing w:after="40"/>
+              <w:jc w:val="both"/>
+            </w:pPr>
+            <w:r>
+              <w:rPr>
+                <w:rFonts w:ascii="TH SarabunPSK" w:hAnsi="TH SarabunPSK" w:cs="TH SarabunPSK" w:eastAsia="TH SarabunPSK"/>
+                <w:sz w:val="28"/>
+                <w:szCs w:val="28"/>
+              </w:rPr>
+              <w:t>DAE + CLAHE L2</w:t>
+            </w:r>
+          </w:p>
+        </w:tc>
+        <w:tc>
+          <w:tcPr>
+            <w:tcW w:w="1600" w:type="dxa"/>
+          </w:tcPr>
+          <w:p>
+            <w:pPr>
+              <w:spacing w:after="40"/>
+              <w:jc w:val="both"/>
+            </w:pPr>
+            <w:r>
+              <w:rPr>
+                <w:rFonts w:ascii="TH SarabunPSK" w:hAnsi="TH SarabunPSK" w:cs="TH SarabunPSK" w:eastAsia="TH SarabunPSK"/>
+                <w:sz w:val="28"/>
+                <w:szCs w:val="28"/>
+              </w:rPr>
+              <w:t>18.70%</w:t>
+            </w:r>
+          </w:p>
+        </w:tc>
+        <w:tc>
+          <w:tcPr>
+            <w:tcW w:w="1600" w:type="dxa"/>
+          </w:tcPr>
+          <w:p>
+            <w:pPr>
+              <w:spacing w:after="40"/>
+              <w:jc w:val="both"/>
+            </w:pPr>
+            <w:r>
+              <w:rPr>
+                <w:rFonts w:ascii="TH SarabunPSK" w:hAnsi="TH SarabunPSK" w:cs="TH SarabunPSK" w:eastAsia="TH SarabunPSK"/>
+                <w:sz w:val="28"/>
+                <w:szCs w:val="28"/>
+              </w:rPr>
+              <w:t>15.01%</w:t>
+            </w:r>
+          </w:p>
+        </w:tc>
+        <w:tc>
+          <w:tcPr>
+            <w:tcW w:w="1600" w:type="dxa"/>
+          </w:tcPr>
+          <w:p>
+            <w:pPr>
+              <w:spacing w:after="40"/>
+              <w:jc w:val="both"/>
+            </w:pPr>
+            <w:r>
+              <w:rPr>
+                <w:rFonts w:ascii="TH SarabunPSK" w:hAnsi="TH SarabunPSK" w:cs="TH SarabunPSK" w:eastAsia="TH SarabunPSK"/>
+                <w:sz w:val="28"/>
+                <w:szCs w:val="28"/>
+              </w:rPr>
+              <w:t>19.51%</w:t>
+            </w:r>
+          </w:p>
+        </w:tc>
+        <w:tc>
+          <w:tcPr>
+            <w:tcW w:w="1600" w:type="dxa"/>
+          </w:tcPr>
+          <w:p>
+            <w:pPr>
+              <w:spacing w:after="40"/>
+              <w:jc w:val="both"/>
+            </w:pPr>
+            <w:r>
+              <w:rPr>
+                <w:rFonts w:ascii="TH SarabunPSK" w:hAnsi="TH SarabunPSK" w:cs="TH SarabunPSK" w:eastAsia="TH SarabunPSK"/>
+                <w:sz w:val="28"/>
+                <w:szCs w:val="28"/>
+              </w:rPr>
+              <w:t>11.88%</w:t>
+            </w:r>
+          </w:p>
+        </w:tc>
+      </w:tr>
+      <w:tr>
+        <w:tc>
+          <w:tcPr>
+            <w:tcW w:w="2600" w:type="dxa"/>
+          </w:tcPr>
+          <w:p>
+            <w:pPr>
+              <w:spacing w:after="40"/>
+              <w:jc w:val="both"/>
+            </w:pPr>
+            <w:r>
+              <w:rPr>
+                <w:rFonts w:ascii="TH SarabunPSK" w:hAnsi="TH SarabunPSK" w:cs="TH SarabunPSK" w:eastAsia="TH SarabunPSK"/>
+                <w:sz w:val="28"/>
+                <w:szCs w:val="28"/>
+              </w:rPr>
+              <w:t>DAE + CLAHE L3 (Proposed)</w:t>
+            </w:r>
+          </w:p>
+        </w:tc>
+        <w:tc>
+          <w:tcPr>
+            <w:tcW w:w="1600" w:type="dxa"/>
+          </w:tcPr>
+          <w:p>
+            <w:pPr>
+              <w:spacing w:after="40"/>
+              <w:jc w:val="both"/>
+            </w:pPr>
+            <w:r>
+              <w:rPr>
+                <w:rFonts w:ascii="TH SarabunPSK" w:hAnsi="TH SarabunPSK" w:cs="TH SarabunPSK" w:eastAsia="TH SarabunPSK"/>
+                <w:sz w:val="28"/>
+                <w:szCs w:val="28"/>
+              </w:rPr>
+              <w:t>36.59% (สูงสุด)</w:t>
+            </w:r>
+          </w:p>
+        </w:tc>
+        <w:tc>
+          <w:tcPr>
+            <w:tcW w:w="1600" w:type="dxa"/>
+          </w:tcPr>
+          <w:p>
+            <w:pPr>
+              <w:spacing w:after="40"/>
+              <w:jc w:val="both"/>
+            </w:pPr>
+            <w:r>
+              <w:rPr>
+                <w:rFonts w:ascii="TH SarabunPSK" w:hAnsi="TH SarabunPSK" w:cs="TH SarabunPSK" w:eastAsia="TH SarabunPSK"/>
+                <w:sz w:val="28"/>
+                <w:szCs w:val="28"/>
+              </w:rPr>
+              <w:t>20.05%</w:t>
+            </w:r>
+          </w:p>
+        </w:tc>
+        <w:tc>
+          <w:tcPr>
+            <w:tcW w:w="1600" w:type="dxa"/>
+          </w:tcPr>
+          <w:p>
+            <w:pPr>
+              <w:spacing w:after="40"/>
+              <w:jc w:val="both"/>
+            </w:pPr>
+            <w:r>
+              <w:rPr>
+                <w:rFonts w:ascii="TH SarabunPSK" w:hAnsi="TH SarabunPSK" w:cs="TH SarabunPSK" w:eastAsia="TH SarabunPSK"/>
+                <w:sz w:val="28"/>
+                <w:szCs w:val="28"/>
+              </w:rPr>
+              <w:t>25.20% (สูงสุด)</w:t>
+            </w:r>
+          </w:p>
+        </w:tc>
+        <w:tc>
+          <w:tcPr>
+            <w:tcW w:w="1600" w:type="dxa"/>
+          </w:tcPr>
+          <w:p>
+            <w:pPr>
+              <w:spacing w:after="40"/>
+              <w:jc w:val="both"/>
+            </w:pPr>
+            <w:r>
+              <w:rPr>
+                <w:rFonts w:ascii="TH SarabunPSK" w:hAnsi="TH SarabunPSK" w:cs="TH SarabunPSK" w:eastAsia="TH SarabunPSK"/>
+                <w:sz w:val="28"/>
+                <w:szCs w:val="28"/>
+              </w:rPr>
+              <w:t>13.55%</w:t>
+            </w:r>
+          </w:p>
+        </w:tc>
+      </w:tr>
+    </w:tbl>
+    <w:p>
+      <w:pPr>
+        <w:spacing w:after="120"/>
+        <w:ind w:left="360"/>
+        <w:jc w:val="both"/>
+      </w:pPr>
+      <w:r>
+        <w:rPr>
+          <w:rFonts w:ascii="TH SarabunPSK" w:hAnsi="TH SarabunPSK" w:cs="TH SarabunPSK" w:eastAsia="TH SarabunPSK"/>
+          <w:sz w:val="28"/>
+          <w:szCs w:val="28"/>
+        </w:rPr>
+        <w:t>1. การพิสูจน์ปัญหา Over-smoothing: ในกลุ่ม Median Filter เมื่อเพิ่มขนาดจาก 5×5 (L2) เป็น 7×7 (L3) ค่า Grad-CAM Hit Rate ตกฮวบจาก 26.02% เหลือเพียง 17.07% แสดงให้เห็นชัดเจนว่าการเกลี่ยภาพที่แรงเกินไปลบเลือนขอบเขตฝ้าของ Infiltration</w:t>
+      </w:r>
+    </w:p>
+    <w:p>
+      <w:pPr>
+        <w:spacing w:after="120"/>
+        <w:ind w:left="360"/>
+        <w:jc w:val="both"/>
+      </w:pPr>
+      <w:r>
+        <w:rPr>
+          <w:rFonts w:ascii="TH SarabunPSK" w:hAnsi="TH SarabunPSK" w:cs="TH SarabunPSK" w:eastAsia="TH SarabunPSK"/>
+          <w:sz w:val="28"/>
+          <w:szCs w:val="28"/>
+        </w:rPr>
+        <w:t>2. ประสิทธิภาพของ DAE + CLAHE L3: ได้ผลลัพธ์ดีที่สุดทั้งด้าน Classification (Accuracy 60.0%, F1 0.6774) และด้าน XAI Localization (Grad-CAM Hit Rate สูงสุด 36.59% และ SHAP Hit Rate สูงสุด 25.20%) สูงกว่าภาพดิบ Baseline (22.76%) อย่างมีนัยสำคัญ</w:t>
+      </w:r>
+    </w:p>
+    <w:p>
+      <w:pPr>
+        <w:spacing w:after="120"/>
+        <w:ind w:left="360"/>
+        <w:jc w:val="both"/>
+      </w:pPr>
+      <w:r>
+        <w:rPr>
+          <w:rFonts w:ascii="TH SarabunPSK" w:hAnsi="TH SarabunPSK" w:cs="TH SarabunPSK" w:eastAsia="TH SarabunPSK"/>
+          <w:sz w:val="28"/>
+          <w:szCs w:val="28"/>
+        </w:rPr>
+        <w:t>3. พฤติกรรมระหว่าง Grad-CAM กับ SHAP: Grad-CAM ให้ค่า Hit Rate และสัดส่วนพลังงานในกรอบพยาธิสภาพสูงกว่า SHAP เนื่องจาก Grad-CAM เน้นการรวมกลุ่มของพื้นที่ความสนใจระดับ Coarse Region ในขณะที่ SHAP ทำงานระดับพิกเซลเดี่ยว (Fine-grained)</w:t>
+      </w:r>
+    </w:p>
+    <w:p>
+      <w:pPr>
+        <w:spacing w:after="120"/>
+        <w:jc w:val="both"/>
+      </w:pPr>
+      <w:r>
+        <w:rPr>
+          <w:rFonts w:ascii="TH SarabunPSK" w:hAnsi="TH SarabunPSK" w:cs="TH SarabunPSK" w:eastAsia="TH SarabunPSK"/>
           <w:b/>
           <w:bCs/>
+          <w:sz w:val="28"/>
+          <w:szCs w:val="28"/>
+        </w:rPr>
+        <w:t>การวิเคราะห์ผลการจำแนกโรคผ่านเมทริกซ์ความสับสน (Confusion Matrix Analysis)</w:t>
+      </w:r>
+    </w:p>
+    <w:p>
+      <w:pPr>
+        <w:spacing w:after="120"/>
+        <w:ind w:firstLine="720"/>
+        <w:jc w:val="both"/>
+      </w:pPr>
+      <w:r>
+        <w:rPr>
+          <w:rFonts w:ascii="TH SarabunPSK" w:hAnsi="TH SarabunPSK" w:cs="TH SarabunPSK" w:eastAsia="TH SarabunPSK"/>
+          <w:sz w:val="28"/>
+          <w:szCs w:val="28"/>
+        </w:rPr>
+        <w:t>ในการประเมินประสิทธิภาพของแบบจำลอง ResNet-50 บนชุดข้อมูลทดสอบมาตรฐานแบบสมดุล (Balanced Test Subset) จำนวน 100 ภาพ ซึ่งประกอบด้วยภาพปอดปกติ (No Finding) จำนวน 50 ภาพ และภาพที่มีภาวะปอดอักเสบแทรกซึม (Infiltration) จำนวน 50 ภาพ เมทริกซ์ความสับสน (Confusion Matrix) ในแต่ละสภาวะการทดลอง (ดังแสดงในภาพที่ 1) แสดงการกระจายตัวของผลการทำนายออกเป็น 4 มิติสำคัญ ได้แก่ ผลบวกจริง (True Positive: TP), ผลลบจริง (True Negative: TN), ผลบวกลวง (False Positive: FP) และผลลบลวง (False Negative: FN) ซึ่งสามารถสรุปข้อค้นพบเชิงลึกได้ดังนี้:</w:t>
+      </w:r>
+    </w:p>
+    <w:p>
+      <w:pPr>
+        <w:spacing w:after="120"/>
+        <w:ind w:left="360"/>
+        <w:jc w:val="both"/>
+      </w:pPr>
+      <w:r>
+        <w:rPr>
+          <w:rFonts w:ascii="TH SarabunPSK" w:hAnsi="TH SarabunPSK" w:cs="TH SarabunPSK" w:eastAsia="TH SarabunPSK"/>
+          <w:b/>
+          <w:bCs/>
+          <w:sz w:val="28"/>
+          <w:szCs w:val="28"/>
+        </w:rPr>
+        <w:t>1. การลดอัตราการวินิจฉัยหลุดรอด (Reduction in False Negatives):</w:t>
+      </w:r>
+    </w:p>
+    <w:p>
+      <w:pPr>
+        <w:spacing w:after="120"/>
+        <w:ind w:left="720"/>
+        <w:jc w:val="both"/>
+      </w:pPr>
+      <w:r>
+        <w:rPr>
+          <w:rFonts w:ascii="TH SarabunPSK" w:hAnsi="TH SarabunPSK" w:cs="TH SarabunPSK" w:eastAsia="TH SarabunPSK"/>
+          <w:sz w:val="28"/>
+          <w:szCs w:val="28"/>
+        </w:rPr>
+        <w:t>1.1. บนภาพดิบดั้งเดิมที่ไม่ผ่านการปรับปรุง (Baseline Raw CXR) โมเดลสามารถตรวจจับรอยโรค Infiltration ได้ถูกต้อง 39 ภาพ และเกิดการวินิจฉัยหลุดรอด (False Negative: FN) สูงถึง 11 ภาพ (Recall = 78.00%)</w:t>
+      </w:r>
+    </w:p>
+    <w:p>
+      <w:pPr>
+        <w:spacing w:after="120"/>
+        <w:ind w:left="720"/>
+        <w:jc w:val="both"/>
+      </w:pPr>
+      <w:r>
+        <w:rPr>
+          <w:rFonts w:ascii="TH SarabunPSK" w:hAnsi="TH SarabunPSK" w:cs="TH SarabunPSK" w:eastAsia="TH SarabunPSK"/>
+          <w:sz w:val="28"/>
+          <w:szCs w:val="28"/>
+        </w:rPr>
+        <w:t>1.2. เมื่อประยุกต์ใช้เทคนิค DAE + CLAHE (L1–L3) และ CLAHE + DWT (L1) แบบจำลองสามารถเพิ่มจำนวนการตรวจพบผู้ป่วยจริง (TP) ได้สูงขึ้นเป็น 42–44 ภาพ ส่งผลให้อัตราผลลบลวง (FN) ลดลงเหลือเพียง 6–8 ภาพ เท่านั้น (Recall เพิ่มขึ้นเป็น 84.00% – 88.00%) ซึ่งมีความสำคัญอย่างยิ่งต่อการใช้งานทางการแพทย์ในฐานะเครื่องมือช่วยคัดกรองเบื้องต้น เพื่อลดความเสี่ยงที่ผู้ป่วยที่มีภาวะปอดอักเสบจะไม่ได้รับการรักษาทันท่วงที</w:t>
+      </w:r>
+    </w:p>
+    <w:p>
+      <w:pPr>
+        <w:spacing w:after="120"/>
+        <w:ind w:left="360"/>
+        <w:jc w:val="both"/>
+      </w:pPr>
+      <w:r>
+        <w:rPr>
+          <w:rFonts w:ascii="TH SarabunPSK" w:hAnsi="TH SarabunPSK" w:cs="TH SarabunPSK" w:eastAsia="TH SarabunPSK"/>
+          <w:b/>
+          <w:bCs/>
+          <w:sz w:val="28"/>
+          <w:szCs w:val="28"/>
+        </w:rPr>
+        <w:t>2. หลักฐานเชิงประจักษ์ยืนยันภาวะ Over-smoothing ใน Median Filter:</w:t>
+      </w:r>
+    </w:p>
+    <w:p>
+      <w:pPr>
+        <w:spacing w:after="120"/>
+        <w:ind w:left="720"/>
+        <w:jc w:val="both"/>
+      </w:pPr>
+      <w:r>
+        <w:rPr>
+          <w:rFonts w:ascii="TH SarabunPSK" w:hAnsi="TH SarabunPSK" w:cs="TH SarabunPSK" w:eastAsia="TH SarabunPSK"/>
+          <w:sz w:val="28"/>
+          <w:szCs w:val="28"/>
+        </w:rPr>
+        <w:t>2.1. ในการทดลองด้วย Median Filter ระดับ L1 (3×3) โมเดลสามารถตรวจจับรอยโรคได้ 42 ภาพ (FN = 8 ภาพ)</w:t>
+      </w:r>
+    </w:p>
+    <w:p>
+      <w:pPr>
+        <w:spacing w:after="120"/>
+        <w:ind w:left="720"/>
+        <w:jc w:val="both"/>
+      </w:pPr>
+      <w:r>
+        <w:rPr>
+          <w:rFonts w:ascii="TH SarabunPSK" w:hAnsi="TH SarabunPSK" w:cs="TH SarabunPSK" w:eastAsia="TH SarabunPSK"/>
+          <w:sz w:val="28"/>
+          <w:szCs w:val="28"/>
+        </w:rPr>
+        <w:t>2.2. อย่างไรก็ตาม เมื่อเพิ่มขนาดตัวกรองเป็นระดับ L3 (7×7) ค่าผลลบลวง (FN) กลับพุ่งสูงขึ้นเกือบ 3 เท่าเป็น 21 ภาพ ส่งผลให้ค่า Recall ลดลงฮวบจาก 84.00% เหลือเพียง 58.00% พฤติกรรมนี้เป็นข้อพิสูจน์เชิงประจักษ์ของปรากฏการณ์ Over-smoothing ที่การเกลี่ยภาพที่รุนแรงเกินไปได้ลบเลือนรอยฝ้าจาง ๆ ในถุงลมปอดออกไป ทำให้โมเดลไม่สามารถแยกแยะความแตกต่างระหว่างฝ้า Infiltration กับเนื้อเยื่อปอดปกติได้</w:t>
+      </w:r>
+    </w:p>
+    <w:p>
+      <w:pPr>
+        <w:spacing w:after="120"/>
+        <w:ind w:left="360"/>
+        <w:jc w:val="both"/>
+      </w:pPr>
+      <w:r>
+        <w:rPr>
+          <w:rFonts w:ascii="TH SarabunPSK" w:hAnsi="TH SarabunPSK" w:cs="TH SarabunPSK" w:eastAsia="TH SarabunPSK"/>
+          <w:b/>
+          <w:bCs/>
+          <w:sz w:val="28"/>
+          <w:szCs w:val="28"/>
+        </w:rPr>
+        <w:t>3. ความสมดุลและประสิทธิภาพโดยรวมของ DAE + CLAHE:</w:t>
+      </w:r>
+    </w:p>
+    <w:p>
+      <w:pPr>
+        <w:spacing w:after="120"/>
+        <w:ind w:left="720"/>
+        <w:jc w:val="both"/>
+      </w:pPr>
+      <w:r>
+        <w:rPr>
+          <w:rFonts w:ascii="TH SarabunPSK" w:hAnsi="TH SarabunPSK" w:cs="TH SarabunPSK" w:eastAsia="TH SarabunPSK"/>
+          <w:sz w:val="28"/>
+          <w:szCs w:val="28"/>
+        </w:rPr>
+        <w:t>3.1. สภาวะ DAE + CLAHE L3 แสดงประสิทธิภาพโดยรวมดีที่สุด โดยให้ค่าความแม่นยำรวม (Accuracy = 60.00%) และค่า F1-Score สูงสุด (0.6774) จากการตรวจจับเคสโรคจริงได้สูง (TP = 42 ภาพ) ควบคู่กับการคัดกรองเคสปกติได้ถูกต้องเพิ่มขึ้น (TN = 18 ภาพ)</w:t>
+      </w:r>
+    </w:p>
+    <w:p>
+      <w:pPr>
+        <w:spacing w:after="120"/>
+        <w:ind w:left="720"/>
+        <w:jc w:val="both"/>
+      </w:pPr>
+      <w:r>
+        <w:rPr>
+          <w:rFonts w:ascii="TH SarabunPSK" w:hAnsi="TH SarabunPSK" w:cs="TH SarabunPSK" w:eastAsia="TH SarabunPSK"/>
+          <w:sz w:val="28"/>
+          <w:szCs w:val="28"/>
+        </w:rPr>
+        <w:t>3.2. ในขณะที่ CLAHE + DWT L2 มีความโดดเด่นในการลดผลบวกลวง (False Positive) ได้ต่ำที่สุด โดยเกิดการทายผิดในกลุ่มปอดปกติเพียง 22 ภาพ (จากเดิม 35 ภาพใน Baseline) ส่งผลให้ได้ค่า Precision สูงสุดที่ 58.49%</w:t>
+      </w:r>
+    </w:p>
+    <w:p>
+      <w:pPr>
+        <w:spacing w:after="120"/>
+        <w:jc w:val="both"/>
+      </w:pPr>
+      <w:r>
+        <w:rPr>
+          <w:rFonts w:ascii="TH SarabunPSK" w:hAnsi="TH SarabunPSK" w:cs="TH SarabunPSK" w:eastAsia="TH SarabunPSK"/>
+          <w:sz w:val="28"/>
+          <w:szCs w:val="28"/>
+        </w:rPr>
+        <w:t>สรุป: ผลจาก Confusion Matrix ยืนยันว่าการใช้โครงข่าย Deep Autoencoder ร่วมกับการปรับความเปรียบต่างเฉพาะที่ (DAE + CLAHE) ช่วยกู้คืนรายละเอียดโครงสร้างทางรังสีวิทยาของรอยโรคแบบฝ้ากระจายตัวได้ดีที่สุด ทำให้แบบจำลองมีความไวในการตรวจจับโรคสูงขึ้นอย่างมีนัยสำคัญเมื่อเทียบกับการใช้ภาพดิบต้นฉบับ</w:t>
+      </w:r>
+    </w:p>
+    <w:p>
+      <w:pPr>
+        <w:spacing w:after="120"/>
+        <w:jc w:val="both"/>
+      </w:pPr>
+      <w:r>
+        <w:rPr>
+          <w:rFonts w:ascii="TH SarabunPSK" w:hAnsi="TH SarabunPSK" w:cs="TH SarabunPSK" w:eastAsia="TH SarabunPSK"/>
+          <w:b/>
+          <w:bCs/>
+          <w:sz w:val="32"/>
+          <w:szCs w:val="32"/>
+        </w:rPr>
+        <w:t>6. ขอบเขตและข้อจำกัดของการวิจัย</w:t>
+      </w:r>
+    </w:p>
+    <w:p>
+      <w:pPr>
+        <w:spacing w:after="120"/>
+        <w:ind w:left="360"/>
+        <w:jc w:val="both"/>
+      </w:pPr>
+      <w:r>
+        <w:rPr>
+          <w:rFonts w:ascii="TH SarabunPSK" w:hAnsi="TH SarabunPSK" w:cs="TH SarabunPSK" w:eastAsia="TH SarabunPSK"/>
+          <w:b/>
+          <w:bCs/>
+          <w:sz w:val="28"/>
+          <w:szCs w:val="28"/>
+        </w:rPr>
+        <w:t>6.1 ขอบเขตการวิจัย (Research Scope)</w:t>
+      </w:r>
+    </w:p>
+    <w:p>
+      <w:pPr>
+        <w:spacing w:after="120"/>
+        <w:ind w:left="720"/>
+        <w:jc w:val="both"/>
+      </w:pPr>
+      <w:r>
+        <w:rPr>
+          <w:rFonts w:ascii="TH SarabunPSK" w:hAnsi="TH SarabunPSK" w:cs="TH SarabunPSK" w:eastAsia="TH SarabunPSK"/>
+          <w:sz w:val="28"/>
+          <w:szCs w:val="28"/>
+        </w:rPr>
+        <w:t>1. ชุดข้อมูลที่ใช้: มุ่งเน้นการตรวจจับภาวะปอดอักเสบ (Infiltration) เทียบกับปอดปกติ (No Finding) จากชุดข้อมูลมาตรฐาน NIH ChestX-ray14 โดยแบ่งชุดข้อมูลระดับผู้ป่วย (Patient-level split) เพื่อป้องกันการรั่วไหลของข้อมูล (Data Leakage)</w:t>
+      </w:r>
+    </w:p>
+    <w:p>
+      <w:pPr>
+        <w:spacing w:after="120"/>
+        <w:ind w:left="720"/>
+        <w:jc w:val="both"/>
+      </w:pPr>
+      <w:r>
+        <w:rPr>
+          <w:rFonts w:ascii="TH SarabunPSK" w:hAnsi="TH SarabunPSK" w:cs="TH SarabunPSK" w:eastAsia="TH SarabunPSK"/>
+          <w:sz w:val="28"/>
+          <w:szCs w:val="28"/>
+        </w:rPr>
+        <w:t>2. แบบจำลองและอัลกอริทึม: ใช้โครงข่ายประสาทเทียม ResNet-50 เป็นสถาปัตยกรรมหลักภายใต้สภาวะควบคุมคงที่ (Fair Comparison) ร่วมกับเทคนิคการลดสัญญาณรบกวน 4 กลุ่ม (Raw CXR, Median Filter, CLAHE+DWT, และ DAE ร่วมกับ CLAHE)</w:t>
+      </w:r>
+    </w:p>
+    <w:p>
+      <w:pPr>
+        <w:spacing w:after="120"/>
+        <w:ind w:left="720"/>
+        <w:jc w:val="both"/>
+      </w:pPr>
+      <w:r>
+        <w:rPr>
+          <w:rFonts w:ascii="TH SarabunPSK" w:hAnsi="TH SarabunPSK" w:cs="TH SarabunPSK" w:eastAsia="TH SarabunPSK"/>
+          <w:sz w:val="28"/>
+          <w:szCs w:val="28"/>
+        </w:rPr>
+        <w:t>3. ปัญญาประดิษฐ์ที่อธิบายได้ (Explainable AI): ประยุกต์ใช้เทคนิค Grad-CAM และ SHAP เพื่อสร้างแผนที่ความสนใจเชิงพื้นที่ (Saliency Map)</w:t>
+      </w:r>
+    </w:p>
+    <w:p>
+      <w:pPr>
+        <w:spacing w:after="120"/>
+        <w:ind w:left="720"/>
+        <w:jc w:val="both"/>
+      </w:pPr>
+      <w:r>
+        <w:rPr>
+          <w:rFonts w:ascii="TH SarabunPSK" w:hAnsi="TH SarabunPSK" w:cs="TH SarabunPSK" w:eastAsia="TH SarabunPSK"/>
+          <w:sz w:val="28"/>
+          <w:szCs w:val="28"/>
+        </w:rPr>
+        <w:t>4. การประเมินผล: ประเมินประสิทธิภาพการจำแนกโรคด้วยตัวชี้วัดทางการแพทย์ (Accuracy, Sensitivity, Specificity, F1-Score) และประเมินความถูกต้องของการชี้ตำแหน่งรอยโรคเชิงสถิติ (Pointing Game Hit Rate, Energy Inside Bounding Box, IoU) เทียบกับพิกัดรอยโรคจริงของรังสีแพทย์</w:t>
+      </w:r>
+    </w:p>
+    <w:p>
+      <w:pPr>
+        <w:spacing w:after="120"/>
+        <w:ind w:left="360"/>
+        <w:jc w:val="both"/>
+      </w:pPr>
+      <w:r>
+        <w:rPr>
+          <w:rFonts w:ascii="TH SarabunPSK" w:hAnsi="TH SarabunPSK" w:cs="TH SarabunPSK" w:eastAsia="TH SarabunPSK"/>
+          <w:b/>
+          <w:bCs/>
+          <w:sz w:val="28"/>
+          <w:szCs w:val="28"/>
+        </w:rPr>
+        <w:t>6.2 ขอบเขตด้านเครื่องมือ ซอฟต์แวร์ และทรัพยากรการประมวลผล (Tools &amp; Computing Scope)</w:t>
+      </w:r>
+    </w:p>
+    <w:p>
+      <w:pPr>
+        <w:spacing w:after="120"/>
+        <w:ind w:left="720"/>
+        <w:jc w:val="both"/>
+      </w:pPr>
+      <w:r>
+        <w:rPr>
+          <w:rFonts w:ascii="TH SarabunPSK" w:hAnsi="TH SarabunPSK" w:cs="TH SarabunPSK" w:eastAsia="TH SarabunPSK"/>
+          <w:sz w:val="28"/>
+          <w:szCs w:val="28"/>
+        </w:rPr>
+        <w:t>1. ภาษาและไลบรารีหลัก: ใช้ภาษา Python ร่วมกับเฟรมเวิร์ก PyTorch และ Torchvision ในการพัฒนาและฝึกสอนแบบจำลองการเรียนรู้เชิงลึก, Scikit-learn สำหรับการประเมินประสิทธิภาพตัวชี้วัดทางการแพทย์ และ OpenCV สำหรับการประมวลผลและปรับปรุงคุณภาพภาพดิจิทัล</w:t>
+      </w:r>
+    </w:p>
+    <w:p>
+      <w:pPr>
+        <w:spacing w:after="120"/>
+        <w:ind w:left="720"/>
+        <w:jc w:val="both"/>
+      </w:pPr>
+      <w:r>
+        <w:rPr>
+          <w:rFonts w:ascii="TH SarabunPSK" w:hAnsi="TH SarabunPSK" w:cs="TH SarabunPSK" w:eastAsia="TH SarabunPSK"/>
+          <w:sz w:val="28"/>
+          <w:szCs w:val="28"/>
+        </w:rPr>
+        <w:t>2. เครื่องมือสำหรับปัญญาประดิษฐ์ที่อธิบายได้ (XAI): ใช้ไลบรารี PyTorch Grad-CAM สำหรับสร้างแผนที่ความสนใจเชิงพื้นที่ (Saliency Map) และไลบรารี SHAP สำหรับการวิเคราะห์การมีส่วนร่วมของพิกเซล (Pixel Attribution)</w:t>
+      </w:r>
+    </w:p>
+    <w:p>
+      <w:pPr>
+        <w:spacing w:after="120"/>
+        <w:ind w:left="720"/>
+        <w:jc w:val="both"/>
+      </w:pPr>
+      <w:r>
+        <w:rPr>
+          <w:rFonts w:ascii="TH SarabunPSK" w:hAnsi="TH SarabunPSK" w:cs="TH SarabunPSK" w:eastAsia="TH SarabunPSK"/>
+          <w:sz w:val="28"/>
+          <w:szCs w:val="28"/>
+        </w:rPr>
+        <w:t>3. สภาพแวดล้อมและทรัพยากรการประมวลผล: ดำเนินการบน Google Colab Pro โดยใช้ทรัพยากรหน่วยประมวลผลกราฟิก (GPU) สำหรับการฝึกสอนและทดสอบแบบจำลอง ResNet-50 และ Denoising Autoencoder (DAE)</w:t>
+      </w:r>
+    </w:p>
+    <w:p>
+      <w:pPr>
+        <w:spacing w:after="120"/>
+        <w:ind w:left="360"/>
+        <w:jc w:val="both"/>
+      </w:pPr>
+      <w:r>
+        <w:rPr>
+          <w:rFonts w:ascii="TH SarabunPSK" w:hAnsi="TH SarabunPSK" w:cs="TH SarabunPSK" w:eastAsia="TH SarabunPSK"/>
+          <w:b/>
+          <w:bCs/>
+          <w:sz w:val="28"/>
+          <w:szCs w:val="28"/>
+        </w:rPr>
+        <w:t>6.3 ข้อจำกัดของการวิจัย (Limitations)</w:t>
+      </w:r>
+    </w:p>
+    <w:p>
+      <w:pPr>
+        <w:spacing w:after="120"/>
+        <w:ind w:left="720"/>
+        <w:jc w:val="both"/>
+      </w:pPr>
+      <w:r>
+        <w:rPr>
+          <w:rFonts w:ascii="TH SarabunPSK" w:hAnsi="TH SarabunPSK" w:cs="TH SarabunPSK" w:eastAsia="TH SarabunPSK"/>
+          <w:sz w:val="28"/>
+          <w:szCs w:val="28"/>
+        </w:rPr>
+        <w:t>1. โครงงานนี้จัดทำขึ้นเพื่อวัตถุประสงค์ทางการศึกษาและการวิจัยเบื้องต้นเท่านั้น มิได้มุ่งหมายให้นำไปใช้วินิจฉัยโรคทางคลินิกจริงโดยไม่ผ่านการตรวจสอบและรับรองจากผู้เชี่ยวชาญทางการแพทย์</w:t>
+      </w:r>
+    </w:p>
+    <w:p>
+      <w:pPr>
+        <w:spacing w:after="120"/>
+        <w:ind w:left="720"/>
+        <w:jc w:val="both"/>
+      </w:pPr>
+      <w:r>
+        <w:rPr>
+          <w:rFonts w:ascii="TH SarabunPSK" w:hAnsi="TH SarabunPSK" w:cs="TH SarabunPSK" w:eastAsia="TH SarabunPSK"/>
+          <w:sz w:val="28"/>
+          <w:szCs w:val="28"/>
+        </w:rPr>
+        <w:t>2. รอยโรค Infiltration มีลักษณะเป็นฝ้ากระจายตัว ขอบเขตไม่ชัดเจน และมีความแปรปรวนของการอ่านผลระหว่างแพทย์ผู้เชี่ยวชาญ (Inter-observer variability) ซึ่งอาจส่งผลต่อความแม่นยำของกรอบ Bounding Box อ้างอิง</w:t>
+      </w:r>
+    </w:p>
+    <w:p ns2:paraId="39B5D3D7" ns2:textId="77777777">
+      <w:pPr>
+        <w:pStyle w:val="NoSpacing"/>
+        <w:rPr>
+          <w:rFonts w:ascii="TH SarabunPSK" w:hAnsi="TH SarabunPSK" w:cs="TH SarabunPSK" w:hint="cs"/>
+          <w:b/>
+          <w:bCs/>
+          <w:sz w:val="32"/>
+          <w:szCs w:val="32"/>
+        </w:rPr>
+      </w:pPr>
+      <w:r>
+        <w:rPr>
+          <w:rFonts w:ascii="TH SarabunPSK" w:hAnsi="TH SarabunPSK" w:cs="TH SarabunPSK" w:hint="cs"/>
+          <w:b/>
+          <w:bCs/>
           <w:sz w:val="32"/>
           <w:szCs w:val="32"/>
           <w:cs/>
@@ -10502,7 +12965,7 @@
         <w:t>7.    สถานที่ทำวิจัย</w:t>
       </w:r>
     </w:p>
-    <w:p>
+    <w:p ns2:paraId="0F8CABE9" ns2:textId="2092F345">
       <w:pPr>
         <w:pStyle w:val="NoSpacing"/>
         <w:rPr>
@@ -10559,7 +13022,7 @@
         <w:t xml:space="preserve"> </w:t>
       </w:r>
     </w:p>
-    <w:p>
+    <w:p ns2:paraId="22ABC417" ns2:textId="77777777">
       <w:pPr>
         <w:pStyle w:val="NoSpacing"/>
         <w:rPr>
@@ -10568,7 +13031,7 @@
         </w:rPr>
       </w:pPr>
     </w:p>
-    <w:p>
+    <w:p ns2:paraId="328E73E8" ns2:textId="77777777">
       <w:pPr>
         <w:pStyle w:val="NoSpacing"/>
         <w:rPr>
@@ -10591,7 +13054,7 @@
         <w:t>8.    ประโยชน์ที่คาดว่าจะได้รับ</w:t>
       </w:r>
     </w:p>
-    <w:p>
+    <w:p ns2:paraId="3D3E5C58" ns2:textId="6638D84B">
       <w:pPr>
         <w:pStyle w:val="ListParagraph"/>
         <w:numPr>
@@ -10609,7 +13072,7 @@
         <w:t>ได้แนวทางการเพิ่มประสิทธิภาพการตรวจจับภาวะปอดอักเสบจากภาพเอกซเรย์ทรวงอกด้วยการลดสัญญาณรบกวนร่วมกับปัญญาประดิษฐ์</w:t>
       </w:r>
     </w:p>
-    <w:p>
+    <w:p ns2:paraId="495A766E" ns2:textId="5DFB682A">
       <w:pPr>
         <w:pStyle w:val="ListParagraph"/>
         <w:numPr>
@@ -10635,7 +13098,7 @@
         <w:t xml:space="preserve"> ซึ่งช่วยเพิ่มความน่าเชื่อถือและความโปร่งใสในการนําไปใช้สนับสนุนการวินิจฉัยของบุคลากรทางการแพทย์</w:t>
       </w:r>
     </w:p>
-    <w:p>
+    <w:p ns2:paraId="5FAD207C" ns2:textId="5759EF87">
       <w:pPr>
         <w:pStyle w:val="ListParagraph"/>
         <w:numPr>
@@ -10661,7 +13124,7 @@
       </w:r>
       <w:proofErr w:type="spellEnd"/>
     </w:p>
-    <w:p>
+    <w:p ns2:paraId="5E62EA9A" ns2:textId="6DA594A7">
       <w:pPr>
         <w:pStyle w:val="ListParagraph"/>
         <w:numPr>
@@ -10723,7 +13186,7 @@
       </w:r>
       <w:proofErr w:type="spellEnd"/>
     </w:p>
-    <w:p>
+    <w:p ns2:paraId="52FA7A97" ns2:textId="3DAAFDF1">
       <w:pPr>
         <w:pStyle w:val="NoSpacing"/>
         <w:rPr>
@@ -10732,7 +13195,7 @@
         </w:rPr>
       </w:pPr>
     </w:p>
-    <w:p>
+    <w:p ns2:paraId="368E4810" ns2:textId="77777777">
       <w:pPr>
         <w:pStyle w:val="NoSpacing"/>
         <w:rPr>
@@ -10741,7 +13204,7 @@
         </w:rPr>
       </w:pPr>
     </w:p>
-    <w:p>
+    <w:p ns2:paraId="3CED1887" ns2:textId="2484A945">
       <w:pPr>
         <w:pStyle w:val="NoSpacing"/>
         <w:rPr>
@@ -10777,7 +13240,7 @@
       </w:r>
       <w:proofErr w:type="spellEnd"/>
     </w:p>
-    <w:p>
+    <w:p ns2:paraId="5ACE25D6" ns2:textId="0605FED9">
       <w:pPr>
         <w:pStyle w:val="NoSpacing"/>
         <w:rPr>
@@ -10803,7 +13266,7 @@
           <w:bCs/>
           <w:sz w:val="28"/>
         </w:rPr>
-        <w:t xml:space="preserve">xx </w:t>
+        <w:t xml:space="preserve">3 </w:t>
       </w:r>
       <w:r>
         <w:rPr>
@@ -10814,7 +13277,7 @@
         <w:t>แผนและระยะเวลาดำเนินการ</w:t>
       </w:r>
     </w:p>
-    <w:p>
+    <w:p ns2:paraId="584440D6" ns2:textId="4E3D65DA">
       <w:pPr>
         <w:pStyle w:val="NoSpacing"/>
         <w:jc w:val="center"/>
@@ -10840,7 +13303,7 @@
         <w:gridCol w:w="576"/>
         <w:gridCol w:w="576"/>
       </w:tblGrid>
-      <w:tr>
+      <w:tr ns2:paraId="1271B8CA" ns2:textId="77777777">
         <w:trPr>
           <w:trHeight w:val="300"/>
           <w:jc w:val="center"/>
@@ -10851,7 +13314,7 @@
             <w:vMerge w:val="restart"/>
             <w:vAlign w:val="center"/>
           </w:tcPr>
-          <w:p>
+          <w:p ns2:paraId="24ECAEE5" ns2:textId="11FDFA5D">
             <w:pPr>
               <w:pStyle w:val="NoSpacing"/>
               <w:jc w:val="center"/>
@@ -10876,7 +13339,7 @@
             <w:gridSpan w:val="4"/>
             <w:vAlign w:val="center"/>
           </w:tcPr>
-          <w:p>
+          <w:p ns2:paraId="48A3E12A" ns2:textId="191F3FC9">
             <w:pPr>
               <w:pStyle w:val="NoSpacing"/>
               <w:jc w:val="center"/>
@@ -10899,7 +13362,7 @@
             <w:gridSpan w:val="3"/>
             <w:vAlign w:val="center"/>
           </w:tcPr>
-          <w:p>
+          <w:p ns2:paraId="3556D8BB" ns2:textId="59228809">
             <w:pPr>
               <w:pStyle w:val="NoSpacing"/>
               <w:jc w:val="center"/>
@@ -10917,7 +13380,7 @@
           </w:p>
         </w:tc>
       </w:tr>
-      <w:tr>
+      <w:tr ns2:paraId="6DDC0FE9" ns2:textId="77777777">
         <w:trPr>
           <w:trHeight w:val="300"/>
           <w:jc w:val="center"/>
@@ -10927,7 +13390,7 @@
             <w:tcW w:w="5040" w:type="dxa"/>
             <w:vMerge/>
           </w:tcPr>
-          <w:p>
+          <w:p ns2:paraId="178DE489" ns2:textId="77777777">
             <w:pPr>
               <w:rPr>
                 <w:rFonts w:ascii="TH SarabunPSK" w:hAnsi="TH SarabunPSK" w:cs="TH SarabunPSK" w:hint="cs"/>
@@ -10939,7 +13402,7 @@
           <w:tcPr>
             <w:tcW w:w="576" w:type="dxa"/>
           </w:tcPr>
-          <w:p>
+          <w:p ns2:paraId="0E4BD2CD" ns2:textId="39A4F87F">
             <w:pPr>
               <w:pStyle w:val="NoSpacing"/>
               <w:rPr>
@@ -10959,7 +13422,7 @@
           <w:tcPr>
             <w:tcW w:w="576" w:type="dxa"/>
           </w:tcPr>
-          <w:p>
+          <w:p ns2:paraId="5C491D92" ns2:textId="4DE5B5D6">
             <w:pPr>
               <w:pStyle w:val="NoSpacing"/>
               <w:rPr>
@@ -10979,7 +13442,7 @@
           <w:tcPr>
             <w:tcW w:w="576" w:type="dxa"/>
           </w:tcPr>
-          <w:p>
+          <w:p ns2:paraId="182298C0" ns2:textId="716D17A7">
             <w:pPr>
               <w:pStyle w:val="NoSpacing"/>
               <w:rPr>
@@ -10999,7 +13462,7 @@
           <w:tcPr>
             <w:tcW w:w="576" w:type="dxa"/>
           </w:tcPr>
-          <w:p>
+          <w:p ns2:paraId="63BB0F9C" ns2:textId="57922D2C">
             <w:pPr>
               <w:pStyle w:val="NoSpacing"/>
               <w:rPr>
@@ -11019,7 +13482,7 @@
           <w:tcPr>
             <w:tcW w:w="576" w:type="dxa"/>
           </w:tcPr>
-          <w:p>
+          <w:p ns2:paraId="64FF78B5" ns2:textId="0C046261">
             <w:pPr>
               <w:pStyle w:val="NoSpacing"/>
               <w:rPr>
@@ -11039,7 +13502,7 @@
           <w:tcPr>
             <w:tcW w:w="576" w:type="dxa"/>
           </w:tcPr>
-          <w:p>
+          <w:p ns2:paraId="06EEB332" ns2:textId="6A7F7EE0">
             <w:pPr>
               <w:pStyle w:val="NoSpacing"/>
               <w:rPr>
@@ -11059,7 +13522,7 @@
           <w:tcPr>
             <w:tcW w:w="576" w:type="dxa"/>
           </w:tcPr>
-          <w:p>
+          <w:p ns2:paraId="75548654" ns2:textId="3E5DAE58">
             <w:pPr>
               <w:pStyle w:val="NoSpacing"/>
               <w:rPr>
@@ -11076,7 +13539,7 @@
           </w:p>
         </w:tc>
       </w:tr>
-      <w:tr>
+      <w:tr ns2:paraId="3E4DE4CD" ns2:textId="77777777">
         <w:trPr>
           <w:trHeight w:val="300"/>
           <w:jc w:val="center"/>
@@ -11085,7 +13548,7 @@
           <w:tcPr>
             <w:tcW w:w="5040" w:type="dxa"/>
           </w:tcPr>
-          <w:p>
+          <w:p ns2:paraId="4765DC85" ns2:textId="74B37040">
             <w:pPr>
               <w:pStyle w:val="NoSpacing"/>
               <w:rPr>
@@ -11129,7 +13592,7 @@
             <w:tcW w:w="576" w:type="dxa"/>
             <w:vAlign w:val="center"/>
           </w:tcPr>
-          <w:p>
+          <w:p ns2:paraId="7A8E736E" ns2:textId="02C4FDDD">
             <w:pPr>
               <w:pStyle w:val="NoSpacing"/>
               <w:jc w:val="center"/>
@@ -11151,7 +13614,7 @@
             <w:tcW w:w="576" w:type="dxa"/>
             <w:vAlign w:val="center"/>
           </w:tcPr>
-          <w:p>
+          <w:p ns2:paraId="673DD78D" ns2:textId="1A3D27D7">
             <w:pPr>
               <w:pStyle w:val="NoSpacing"/>
               <w:jc w:val="center"/>
@@ -11167,7 +13630,7 @@
             <w:tcW w:w="576" w:type="dxa"/>
             <w:vAlign w:val="center"/>
           </w:tcPr>
-          <w:p>
+          <w:p ns2:paraId="058B7886" ns2:textId="58B6307D">
             <w:pPr>
               <w:pStyle w:val="NoSpacing"/>
               <w:jc w:val="center"/>
@@ -11183,7 +13646,7 @@
             <w:tcW w:w="576" w:type="dxa"/>
             <w:vAlign w:val="center"/>
           </w:tcPr>
-          <w:p>
+          <w:p ns2:paraId="66A48642" ns2:textId="5CFEA299">
             <w:pPr>
               <w:pStyle w:val="NoSpacing"/>
               <w:jc w:val="center"/>
@@ -11199,7 +13662,7 @@
             <w:tcW w:w="576" w:type="dxa"/>
             <w:vAlign w:val="center"/>
           </w:tcPr>
-          <w:p>
+          <w:p ns2:paraId="1C24AF03" ns2:textId="24408795">
             <w:pPr>
               <w:pStyle w:val="NoSpacing"/>
               <w:jc w:val="center"/>
@@ -11215,7 +13678,7 @@
             <w:tcW w:w="576" w:type="dxa"/>
             <w:vAlign w:val="center"/>
           </w:tcPr>
-          <w:p>
+          <w:p ns2:paraId="549B7220" ns2:textId="24408795">
             <w:pPr>
               <w:pStyle w:val="NoSpacing"/>
               <w:jc w:val="center"/>
@@ -11231,7 +13694,7 @@
             <w:tcW w:w="576" w:type="dxa"/>
             <w:vAlign w:val="center"/>
           </w:tcPr>
-          <w:p>
+          <w:p ns2:paraId="379F8913" ns2:textId="24408795">
             <w:pPr>
               <w:pStyle w:val="NoSpacing"/>
               <w:jc w:val="center"/>
@@ -11243,7 +13706,7 @@
           </w:p>
         </w:tc>
       </w:tr>
-      <w:tr>
+      <w:tr ns2:paraId="62EEEA24" ns2:textId="77777777">
         <w:trPr>
           <w:trHeight w:val="300"/>
           <w:jc w:val="center"/>
@@ -11252,7 +13715,7 @@
           <w:tcPr>
             <w:tcW w:w="5040" w:type="dxa"/>
           </w:tcPr>
-          <w:p>
+          <w:p ns2:paraId="534ADD64" ns2:textId="4C15429C">
             <w:pPr>
               <w:pStyle w:val="NoSpacing"/>
               <w:rPr>
@@ -11296,7 +13759,7 @@
             <w:tcW w:w="576" w:type="dxa"/>
             <w:vAlign w:val="center"/>
           </w:tcPr>
-          <w:p>
+          <w:p ns2:paraId="46C4DA8C" ns2:textId="5D542BC4">
             <w:pPr>
               <w:pStyle w:val="NoSpacing"/>
               <w:jc w:val="center"/>
@@ -11318,7 +13781,7 @@
             <w:tcW w:w="576" w:type="dxa"/>
             <w:vAlign w:val="center"/>
           </w:tcPr>
-          <w:p>
+          <w:p ns2:paraId="6BBA1C10" ns2:textId="6606FBAC">
             <w:pPr>
               <w:pStyle w:val="NoSpacing"/>
               <w:jc w:val="center"/>
@@ -11335,7 +13798,7 @@
             <w:tcW w:w="576" w:type="dxa"/>
             <w:vAlign w:val="center"/>
           </w:tcPr>
-          <w:p>
+          <w:p ns2:paraId="6707FF07" ns2:textId="24408795">
             <w:pPr>
               <w:pStyle w:val="NoSpacing"/>
               <w:jc w:val="center"/>
@@ -11351,7 +13814,7 @@
             <w:tcW w:w="576" w:type="dxa"/>
             <w:vAlign w:val="center"/>
           </w:tcPr>
-          <w:p>
+          <w:p ns2:paraId="23046533" ns2:textId="24408795">
             <w:pPr>
               <w:pStyle w:val="NoSpacing"/>
               <w:jc w:val="center"/>
@@ -11367,7 +13830,7 @@
             <w:tcW w:w="576" w:type="dxa"/>
             <w:vAlign w:val="center"/>
           </w:tcPr>
-          <w:p>
+          <w:p ns2:paraId="6E3E966F" ns2:textId="24408795">
             <w:pPr>
               <w:pStyle w:val="NoSpacing"/>
               <w:jc w:val="center"/>
@@ -11383,7 +13846,7 @@
             <w:tcW w:w="576" w:type="dxa"/>
             <w:vAlign w:val="center"/>
           </w:tcPr>
-          <w:p>
+          <w:p ns2:paraId="7491A8FB" ns2:textId="24408795">
             <w:pPr>
               <w:pStyle w:val="NoSpacing"/>
               <w:jc w:val="center"/>
@@ -11399,7 +13862,7 @@
             <w:tcW w:w="576" w:type="dxa"/>
             <w:vAlign w:val="center"/>
           </w:tcPr>
-          <w:p>
+          <w:p ns2:paraId="3D6FC392" ns2:textId="24408795">
             <w:pPr>
               <w:pStyle w:val="NoSpacing"/>
               <w:jc w:val="center"/>
@@ -11411,7 +13874,7 @@
           </w:p>
         </w:tc>
       </w:tr>
-      <w:tr>
+      <w:tr ns2:paraId="7E6FEE4E" ns2:textId="77777777">
         <w:trPr>
           <w:trHeight w:val="300"/>
           <w:jc w:val="center"/>
@@ -11420,7 +13883,7 @@
           <w:tcPr>
             <w:tcW w:w="5040" w:type="dxa"/>
           </w:tcPr>
-          <w:p>
+          <w:p ns2:paraId="4663FE06" ns2:textId="152E623B">
             <w:pPr>
               <w:pStyle w:val="NoSpacing"/>
               <w:rPr>
@@ -11464,7 +13927,7 @@
             <w:tcW w:w="576" w:type="dxa"/>
             <w:vAlign w:val="center"/>
           </w:tcPr>
-          <w:p>
+          <w:p ns2:paraId="0FA673D0" ns2:textId="24408795">
             <w:pPr>
               <w:pStyle w:val="NoSpacing"/>
               <w:jc w:val="center"/>
@@ -11480,7 +13943,7 @@
             <w:tcW w:w="576" w:type="dxa"/>
             <w:vAlign w:val="center"/>
           </w:tcPr>
-          <w:p>
+          <w:p ns2:paraId="0FC2BECC" ns2:textId="034ADF8D">
             <w:pPr>
               <w:pStyle w:val="NoSpacing"/>
               <w:jc w:val="center"/>
@@ -11502,7 +13965,7 @@
             <w:tcW w:w="576" w:type="dxa"/>
             <w:vAlign w:val="center"/>
           </w:tcPr>
-          <w:p>
+          <w:p ns2:paraId="383E38D9" ns2:textId="2E0516F5">
             <w:pPr>
               <w:pStyle w:val="NoSpacing"/>
               <w:jc w:val="center"/>
@@ -11518,7 +13981,7 @@
             <w:tcW w:w="576" w:type="dxa"/>
             <w:vAlign w:val="center"/>
           </w:tcPr>
-          <w:p>
+          <w:p ns2:paraId="12A60264" ns2:textId="24408795">
             <w:pPr>
               <w:pStyle w:val="NoSpacing"/>
               <w:jc w:val="center"/>
@@ -11534,7 +13997,7 @@
             <w:tcW w:w="576" w:type="dxa"/>
             <w:vAlign w:val="center"/>
           </w:tcPr>
-          <w:p>
+          <w:p ns2:paraId="08CB70AF" ns2:textId="7B18DAB5">
             <w:pPr>
               <w:pStyle w:val="NoSpacing"/>
               <w:jc w:val="center"/>
@@ -11550,7 +14013,7 @@
             <w:tcW w:w="576" w:type="dxa"/>
             <w:vAlign w:val="center"/>
           </w:tcPr>
-          <w:p>
+          <w:p ns2:paraId="74E47B88" ns2:textId="24408795">
             <w:pPr>
               <w:pStyle w:val="NoSpacing"/>
               <w:jc w:val="center"/>
@@ -11566,7 +14029,7 @@
             <w:tcW w:w="576" w:type="dxa"/>
             <w:vAlign w:val="center"/>
           </w:tcPr>
-          <w:p>
+          <w:p ns2:paraId="36E65007" ns2:textId="24408795">
             <w:pPr>
               <w:pStyle w:val="NoSpacing"/>
               <w:jc w:val="center"/>
@@ -11578,7 +14041,7 @@
           </w:p>
         </w:tc>
       </w:tr>
-      <w:tr>
+      <w:tr ns2:paraId="0973D695" ns2:textId="77777777">
         <w:trPr>
           <w:trHeight w:val="300"/>
           <w:jc w:val="center"/>
@@ -11587,7 +14050,7 @@
           <w:tcPr>
             <w:tcW w:w="5040" w:type="dxa"/>
           </w:tcPr>
-          <w:p>
+          <w:p ns2:paraId="05DAFA1E" ns2:textId="5E51A007">
             <w:pPr>
               <w:pStyle w:val="NoSpacing"/>
               <w:rPr>
@@ -11631,7 +14094,7 @@
             <w:tcW w:w="576" w:type="dxa"/>
             <w:vAlign w:val="center"/>
           </w:tcPr>
-          <w:p>
+          <w:p ns2:paraId="22F5F453" ns2:textId="24408795">
             <w:pPr>
               <w:pStyle w:val="NoSpacing"/>
               <w:jc w:val="center"/>
@@ -11647,7 +14110,7 @@
             <w:tcW w:w="576" w:type="dxa"/>
             <w:vAlign w:val="center"/>
           </w:tcPr>
-          <w:p>
+          <w:p ns2:paraId="76EA0FD3" ns2:textId="3DD3679B">
             <w:pPr>
               <w:pStyle w:val="NoSpacing"/>
               <w:jc w:val="center"/>
@@ -11669,7 +14132,7 @@
             <w:tcW w:w="576" w:type="dxa"/>
             <w:vAlign w:val="center"/>
           </w:tcPr>
-          <w:p>
+          <w:p ns2:paraId="4E8F2961" ns2:textId="154B5BFB">
             <w:pPr>
               <w:pStyle w:val="NoSpacing"/>
               <w:jc w:val="center"/>
@@ -11685,7 +14148,7 @@
             <w:tcW w:w="576" w:type="dxa"/>
             <w:vAlign w:val="center"/>
           </w:tcPr>
-          <w:p>
+          <w:p ns2:paraId="610D7486" ns2:textId="6DD8E562">
             <w:pPr>
               <w:pStyle w:val="NoSpacing"/>
               <w:jc w:val="center"/>
@@ -11701,7 +14164,7 @@
             <w:tcW w:w="576" w:type="dxa"/>
             <w:vAlign w:val="center"/>
           </w:tcPr>
-          <w:p>
+          <w:p ns2:paraId="23BE3821" ns2:textId="2EC1EA1E">
             <w:pPr>
               <w:pStyle w:val="NoSpacing"/>
               <w:jc w:val="center"/>
@@ -11717,7 +14180,7 @@
             <w:tcW w:w="576" w:type="dxa"/>
             <w:vAlign w:val="center"/>
           </w:tcPr>
-          <w:p>
+          <w:p ns2:paraId="07B6920E" ns2:textId="317C80AE">
             <w:pPr>
               <w:pStyle w:val="NoSpacing"/>
               <w:jc w:val="center"/>
@@ -11733,7 +14196,7 @@
             <w:tcW w:w="576" w:type="dxa"/>
             <w:vAlign w:val="center"/>
           </w:tcPr>
-          <w:p>
+          <w:p ns2:paraId="734683F1" ns2:textId="24408795">
             <w:pPr>
               <w:pStyle w:val="NoSpacing"/>
               <w:jc w:val="center"/>
@@ -11745,7 +14208,7 @@
           </w:p>
         </w:tc>
       </w:tr>
-      <w:tr>
+      <w:tr ns2:paraId="2FF8F30D" ns2:textId="77777777">
         <w:trPr>
           <w:trHeight w:val="300"/>
           <w:jc w:val="center"/>
@@ -11754,7 +14217,7 @@
           <w:tcPr>
             <w:tcW w:w="5040" w:type="dxa"/>
           </w:tcPr>
-          <w:p>
+          <w:p ns2:paraId="5DF4157A" ns2:textId="6DC73FE3">
             <w:pPr>
               <w:pStyle w:val="NoSpacing"/>
               <w:rPr>
@@ -11798,7 +14261,7 @@
             <w:tcW w:w="576" w:type="dxa"/>
             <w:vAlign w:val="center"/>
           </w:tcPr>
-          <w:p>
+          <w:p ns2:paraId="646D1A70" ns2:textId="24408795">
             <w:pPr>
               <w:pStyle w:val="NoSpacing"/>
               <w:jc w:val="center"/>
@@ -11814,7 +14277,7 @@
             <w:tcW w:w="576" w:type="dxa"/>
             <w:vAlign w:val="center"/>
           </w:tcPr>
-          <w:p>
+          <w:p ns2:paraId="70945F87" ns2:textId="24408795">
             <w:pPr>
               <w:pStyle w:val="NoSpacing"/>
               <w:jc w:val="center"/>
@@ -11830,7 +14293,7 @@
             <w:tcW w:w="576" w:type="dxa"/>
             <w:vAlign w:val="center"/>
           </w:tcPr>
-          <w:p>
+          <w:p ns2:paraId="3468B1BF" ns2:textId="3E60B56B">
             <w:pPr>
               <w:pStyle w:val="NoSpacing"/>
               <w:jc w:val="center"/>
@@ -11852,7 +14315,7 @@
             <w:tcW w:w="576" w:type="dxa"/>
             <w:vAlign w:val="center"/>
           </w:tcPr>
-          <w:p>
+          <w:p ns2:paraId="7701D535" ns2:textId="4DF44FFA">
             <w:pPr>
               <w:pStyle w:val="NoSpacing"/>
               <w:jc w:val="center"/>
@@ -11874,7 +14337,7 @@
             <w:tcW w:w="576" w:type="dxa"/>
             <w:vAlign w:val="center"/>
           </w:tcPr>
-          <w:p>
+          <w:p ns2:paraId="60F8F1C5" ns2:textId="1B91CE58">
             <w:pPr>
               <w:pStyle w:val="NoSpacing"/>
               <w:jc w:val="center"/>
@@ -11896,7 +14359,7 @@
             <w:tcW w:w="576" w:type="dxa"/>
             <w:vAlign w:val="center"/>
           </w:tcPr>
-          <w:p>
+          <w:p ns2:paraId="454C29FC" ns2:textId="24408795">
             <w:pPr>
               <w:pStyle w:val="NoSpacing"/>
               <w:jc w:val="center"/>
@@ -11912,7 +14375,7 @@
             <w:tcW w:w="576" w:type="dxa"/>
             <w:vAlign w:val="center"/>
           </w:tcPr>
-          <w:p>
+          <w:p ns2:paraId="3FCB0D9C" ns2:textId="5EE83F59">
             <w:pPr>
               <w:pStyle w:val="NoSpacing"/>
               <w:jc w:val="center"/>
@@ -11926,7 +14389,7 @@
           </w:p>
         </w:tc>
       </w:tr>
-      <w:tr>
+      <w:tr ns2:paraId="5C6B5813" ns2:textId="77777777">
         <w:trPr>
           <w:trHeight w:val="300"/>
           <w:jc w:val="center"/>
@@ -11935,7 +14398,7 @@
           <w:tcPr>
             <w:tcW w:w="5040" w:type="dxa"/>
           </w:tcPr>
-          <w:p>
+          <w:p ns2:paraId="7C0C6D87" ns2:textId="40552384">
             <w:pPr>
               <w:pStyle w:val="NoSpacing"/>
               <w:rPr>
@@ -11979,7 +14442,7 @@
             <w:tcW w:w="576" w:type="dxa"/>
             <w:vAlign w:val="center"/>
           </w:tcPr>
-          <w:p>
+          <w:p ns2:paraId="2DEF71F2" ns2:textId="24408795">
             <w:pPr>
               <w:pStyle w:val="NoSpacing"/>
               <w:jc w:val="center"/>
@@ -11995,7 +14458,7 @@
             <w:tcW w:w="576" w:type="dxa"/>
             <w:vAlign w:val="center"/>
           </w:tcPr>
-          <w:p>
+          <w:p ns2:paraId="72A0A183" ns2:textId="24408795">
             <w:pPr>
               <w:pStyle w:val="NoSpacing"/>
               <w:jc w:val="center"/>
@@ -12011,7 +14474,7 @@
             <w:tcW w:w="576" w:type="dxa"/>
             <w:vAlign w:val="center"/>
           </w:tcPr>
-          <w:p>
+          <w:p ns2:paraId="2E46C2CD" ns2:textId="24408795">
             <w:pPr>
               <w:pStyle w:val="NoSpacing"/>
               <w:jc w:val="center"/>
@@ -12027,7 +14490,7 @@
             <w:tcW w:w="576" w:type="dxa"/>
             <w:vAlign w:val="center"/>
           </w:tcPr>
-          <w:p>
+          <w:p ns2:paraId="7D5C5815" ns2:textId="24408795">
             <w:pPr>
               <w:pStyle w:val="NoSpacing"/>
               <w:jc w:val="center"/>
@@ -12043,7 +14506,7 @@
             <w:tcW w:w="576" w:type="dxa"/>
             <w:vAlign w:val="center"/>
           </w:tcPr>
-          <w:p>
+          <w:p ns2:paraId="55FE089E" ns2:textId="24408795">
             <w:pPr>
               <w:pStyle w:val="NoSpacing"/>
               <w:jc w:val="center"/>
@@ -12059,7 +14522,7 @@
             <w:tcW w:w="576" w:type="dxa"/>
             <w:vAlign w:val="center"/>
           </w:tcPr>
-          <w:p>
+          <w:p ns2:paraId="4DFA2D75" ns2:textId="64FE6FB4">
             <w:pPr>
               <w:pStyle w:val="NoSpacing"/>
               <w:jc w:val="center"/>
@@ -12081,7 +14544,7 @@
             <w:tcW w:w="576" w:type="dxa"/>
             <w:vAlign w:val="center"/>
           </w:tcPr>
-          <w:p>
+          <w:p ns2:paraId="48DAA969" ns2:textId="421CCC97">
             <w:pPr>
               <w:pStyle w:val="NoSpacing"/>
               <w:jc w:val="center"/>
@@ -12093,7 +14556,7 @@
           </w:p>
         </w:tc>
       </w:tr>
-      <w:tr>
+      <w:tr ns2:paraId="1910D901" ns2:textId="77777777">
         <w:trPr>
           <w:trHeight w:val="300"/>
           <w:jc w:val="center"/>
@@ -12102,7 +14565,7 @@
           <w:tcPr>
             <w:tcW w:w="5040" w:type="dxa"/>
           </w:tcPr>
-          <w:p>
+          <w:p ns2:paraId="65BB06B4" ns2:textId="7DDDD248">
             <w:pPr>
               <w:pStyle w:val="NoSpacing"/>
               <w:rPr>
@@ -12139,7 +14602,7 @@
             <w:tcW w:w="576" w:type="dxa"/>
             <w:vAlign w:val="center"/>
           </w:tcPr>
-          <w:p>
+          <w:p ns2:paraId="1E070231" ns2:textId="507955CA">
             <w:pPr>
               <w:pStyle w:val="NoSpacing"/>
               <w:jc w:val="center"/>
@@ -12155,7 +14618,7 @@
             <w:tcW w:w="576" w:type="dxa"/>
             <w:vAlign w:val="center"/>
           </w:tcPr>
-          <w:p>
+          <w:p ns2:paraId="638F18B8" ns2:textId="1D6FFD9A">
             <w:pPr>
               <w:pStyle w:val="NoSpacing"/>
               <w:jc w:val="center"/>
@@ -12171,7 +14634,7 @@
             <w:tcW w:w="576" w:type="dxa"/>
             <w:vAlign w:val="center"/>
           </w:tcPr>
-          <w:p>
+          <w:p ns2:paraId="23AB35F6" ns2:textId="315ECD23">
             <w:pPr>
               <w:pStyle w:val="NoSpacing"/>
               <w:jc w:val="center"/>
@@ -12187,7 +14650,7 @@
             <w:tcW w:w="576" w:type="dxa"/>
             <w:vAlign w:val="center"/>
           </w:tcPr>
-          <w:p>
+          <w:p ns2:paraId="19CC7CAA" ns2:textId="52EEFB3E">
             <w:pPr>
               <w:pStyle w:val="NoSpacing"/>
               <w:jc w:val="center"/>
@@ -12203,7 +14666,7 @@
             <w:tcW w:w="576" w:type="dxa"/>
             <w:vAlign w:val="center"/>
           </w:tcPr>
-          <w:p>
+          <w:p ns2:paraId="77894A39" ns2:textId="3C3092E2">
             <w:pPr>
               <w:pStyle w:val="NoSpacing"/>
               <w:jc w:val="center"/>
@@ -12219,7 +14682,7 @@
             <w:tcW w:w="576" w:type="dxa"/>
             <w:vAlign w:val="center"/>
           </w:tcPr>
-          <w:p>
+          <w:p ns2:paraId="322B8518" ns2:textId="40E14782">
             <w:pPr>
               <w:pStyle w:val="NoSpacing"/>
               <w:jc w:val="center"/>
@@ -12235,7 +14698,7 @@
             <w:tcW w:w="576" w:type="dxa"/>
             <w:vAlign w:val="center"/>
           </w:tcPr>
-          <w:p>
+          <w:p ns2:paraId="4B29F385" ns2:textId="434C9DE4">
             <w:pPr>
               <w:pStyle w:val="NoSpacing"/>
               <w:jc w:val="center"/>
@@ -12253,7 +14716,7 @@
           </w:p>
         </w:tc>
       </w:tr>
-      <w:tr>
+      <w:tr ns2:paraId="267F157D" ns2:textId="77777777">
         <w:trPr>
           <w:trHeight w:val="300"/>
           <w:jc w:val="center"/>
@@ -12262,7 +14725,7 @@
           <w:tcPr>
             <w:tcW w:w="5040" w:type="dxa"/>
           </w:tcPr>
-          <w:p>
+          <w:p ns2:paraId="308A1E9F" ns2:textId="1E10C554">
             <w:pPr>
               <w:pStyle w:val="NoSpacing"/>
               <w:rPr>
@@ -12306,7 +14769,7 @@
             <w:tcW w:w="576" w:type="dxa"/>
             <w:vAlign w:val="center"/>
           </w:tcPr>
-          <w:p>
+          <w:p ns2:paraId="7AE04569" ns2:textId="2BF58C12">
             <w:pPr>
               <w:pStyle w:val="NoSpacing"/>
               <w:jc w:val="center"/>
@@ -12322,7 +14785,7 @@
             <w:tcW w:w="576" w:type="dxa"/>
             <w:vAlign w:val="center"/>
           </w:tcPr>
-          <w:p>
+          <w:p ns2:paraId="4FB2C883" ns2:textId="0DBBD225">
             <w:pPr>
               <w:pStyle w:val="NoSpacing"/>
               <w:jc w:val="center"/>
@@ -12338,7 +14801,7 @@
             <w:tcW w:w="576" w:type="dxa"/>
             <w:vAlign w:val="center"/>
           </w:tcPr>
-          <w:p>
+          <w:p ns2:paraId="664AEB41" ns2:textId="2412C4F2">
             <w:pPr>
               <w:pStyle w:val="NoSpacing"/>
               <w:jc w:val="center"/>
@@ -12354,7 +14817,7 @@
             <w:tcW w:w="576" w:type="dxa"/>
             <w:vAlign w:val="center"/>
           </w:tcPr>
-          <w:p>
+          <w:p ns2:paraId="41D83F3B" ns2:textId="13B7381C">
             <w:pPr>
               <w:pStyle w:val="NoSpacing"/>
               <w:jc w:val="center"/>
@@ -12370,7 +14833,7 @@
             <w:tcW w:w="576" w:type="dxa"/>
             <w:vAlign w:val="center"/>
           </w:tcPr>
-          <w:p>
+          <w:p ns2:paraId="521D534B" ns2:textId="06C259F7">
             <w:pPr>
               <w:pStyle w:val="NoSpacing"/>
               <w:jc w:val="center"/>
@@ -12386,7 +14849,7 @@
             <w:tcW w:w="576" w:type="dxa"/>
             <w:vAlign w:val="center"/>
           </w:tcPr>
-          <w:p>
+          <w:p ns2:paraId="7B6F8AA5" ns2:textId="3AE78EB7">
             <w:pPr>
               <w:pStyle w:val="NoSpacing"/>
               <w:jc w:val="center"/>
@@ -12402,7 +14865,7 @@
             <w:tcW w:w="576" w:type="dxa"/>
             <w:vAlign w:val="center"/>
           </w:tcPr>
-          <w:p>
+          <w:p ns2:paraId="049B6B9F" ns2:textId="62616B4B">
             <w:pPr>
               <w:pStyle w:val="NoSpacing"/>
               <w:jc w:val="center"/>
@@ -12421,42 +14884,7 @@
         </w:tc>
       </w:tr>
     </w:tbl>
-    <w:p>
-      <w:pPr>
-        <w:pStyle w:val="NoSpacing"/>
-        <w:jc w:val="center"/>
-        <w:rPr>
-          <w:rFonts w:ascii="TH SarabunPSK" w:hAnsi="TH SarabunPSK" w:cs="TH SarabunPSK" w:hint="cs"/>
-          <w:sz w:val="28"/>
-        </w:rPr>
-      </w:pPr>
-      <w:proofErr w:type="spellStart"/>
-      <w:r>
-        <w:rPr>
-          <w:rFonts w:ascii="TH SarabunPSK" w:hAnsi="TH SarabunPSK" w:cs="TH SarabunPSK" w:hint="cs"/>
-          <w:sz w:val="28"/>
-        </w:rPr>
-        <w:t>ตารางที่</w:t>
-      </w:r>
-      <w:proofErr w:type="spellEnd"/>
-      <w:r>
-        <w:rPr>
-          <w:rFonts w:ascii="TH SarabunPSK" w:hAnsi="TH SarabunPSK" w:cs="TH SarabunPSK" w:hint="cs"/>
-          <w:sz w:val="28"/>
-        </w:rPr>
-        <w:t xml:space="preserve"> x : </w:t>
-      </w:r>
-      <w:proofErr w:type="spellStart"/>
-      <w:r>
-        <w:rPr>
-          <w:rFonts w:ascii="TH SarabunPSK" w:hAnsi="TH SarabunPSK" w:cs="TH SarabunPSK" w:hint="cs"/>
-          <w:sz w:val="28"/>
-        </w:rPr>
-        <w:t>แผนและระยะเวลาดำเนินการ</w:t>
-      </w:r>
-      <w:proofErr w:type="spellEnd"/>
-    </w:p>
-    <w:p>
+    <w:p ns2:paraId="6B758828" ns2:textId="1F4C0F1D">
       <w:pPr>
         <w:pStyle w:val="NoSpacing"/>
         <w:rPr>
@@ -12468,7 +14896,7 @@
         </w:rPr>
       </w:pPr>
     </w:p>
-    <w:p>
+    <w:p ns2:paraId="7ED8B30B" ns2:textId="04CC7C07">
       <w:pPr>
         <w:rPr>
           <w:rFonts w:ascii="TH SarabunPSK" w:eastAsia="TH SarabunPSK" w:hAnsi="TH SarabunPSK" w:cs="TH SarabunPSK" w:hint="cs"/>
@@ -12503,7 +14931,7 @@
         <w:t xml:space="preserve"> (Budget)</w:t>
       </w:r>
     </w:p>
-    <w:p>
+    <w:p ns2:paraId="65932FAA" ns2:textId="0B46B115">
       <w:pPr>
         <w:spacing w:before="240" w:after="240"/>
         <w:rPr>
@@ -12559,7 +14987,7 @@
       </w:r>
       <w:proofErr w:type="spellEnd"/>
     </w:p>
-    <w:p>
+    <w:p ns2:paraId="09594CE6" ns2:textId="42CEF4DA">
       <w:pPr>
         <w:pStyle w:val="ListParagraph"/>
         <w:numPr>
@@ -12584,7 +15012,7 @@
       </w:r>
       <w:proofErr w:type="spellEnd"/>
     </w:p>
-    <w:p>
+    <w:p ns2:paraId="01574242" ns2:textId="3279DD7E">
       <w:pPr>
         <w:pStyle w:val="ListParagraph"/>
         <w:numPr>
@@ -12771,7 +15199,7 @@
       </w:r>
       <w:proofErr w:type="spellEnd"/>
     </w:p>
-    <w:p>
+    <w:p ns2:paraId="34AEC994" ns2:textId="6C202261">
       <w:pPr>
         <w:pStyle w:val="ListParagraph"/>
         <w:numPr>
@@ -12804,7 +15232,7 @@
         <w:t xml:space="preserve"> </w:t>
       </w:r>
     </w:p>
-    <w:p>
+    <w:p ns2:paraId="2E7D1027" ns2:textId="63C72267">
       <w:pPr>
         <w:pStyle w:val="ListParagraph"/>
         <w:numPr>
@@ -12909,7 +15337,7 @@
       </w:r>
       <w:proofErr w:type="spellEnd"/>
     </w:p>
-    <w:p>
+    <w:p ns2:paraId="4A363AF1" ns2:textId="1CA60500">
       <w:pPr>
         <w:pStyle w:val="ListParagraph"/>
         <w:numPr>
@@ -12942,7 +15370,7 @@
         <w:t xml:space="preserve"> </w:t>
       </w:r>
     </w:p>
-    <w:p>
+    <w:p ns2:paraId="61CFC730" ns2:textId="003F2818">
       <w:pPr>
         <w:pStyle w:val="ListParagraph"/>
         <w:numPr>
@@ -13055,7 +15483,7 @@
         <w:t xml:space="preserve"> </w:t>
       </w:r>
     </w:p>
-    <w:p>
+    <w:p ns2:paraId="20883EC0" ns2:textId="1AA69970">
       <w:pPr>
         <w:pStyle w:val="ListParagraph"/>
         <w:numPr>
@@ -13160,7 +15588,7 @@
       </w:r>
       <w:proofErr w:type="spellEnd"/>
     </w:p>
-    <w:p>
+    <w:p ns2:paraId="199FA0DB" ns2:textId="519395D4">
       <w:pPr>
         <w:pStyle w:val="ListParagraph"/>
         <w:numPr>
@@ -13247,7 +15675,7 @@
       </w:r>
       <w:proofErr w:type="spellEnd"/>
     </w:p>
-    <w:p>
+    <w:p ns2:paraId="4EEA35B5" ns2:textId="77777777">
       <w:pPr>
         <w:spacing w:before="240" w:after="240"/>
         <w:rPr>
@@ -13303,7 +15731,7 @@
       </w:r>
       <w:proofErr w:type="spellEnd"/>
     </w:p>
-    <w:p>
+    <w:p ns2:paraId="47C75440" ns2:textId="393C0720">
       <w:pPr>
         <w:spacing w:before="240" w:after="240"/>
         <w:rPr>
@@ -13327,1107 +15755,275 @@
     </w:p>
     <w:p>
       <w:pPr>
-        <w:pStyle w:val="NoSpacing"/>
-        <w:spacing w:after="160"/>
-        <w:ind w:firstLine="720"/>
+        <w:spacing w:after="100"/>
+        <w:ind w:left="720"/>
         <w:jc w:val="both"/>
-        <w:rPr>
-          <w:rFonts w:ascii="TH SarabunPSK" w:hAnsi="TH SarabunPSK" w:cs="TH SarabunPSK" w:hint="cs"/>
-        </w:rPr>
-      </w:pPr>
-      <w:r>
-        <w:rPr>
-          <w:rFonts w:ascii="TH SarabunPSK" w:hAnsi="TH SarabunPSK" w:cs="TH SarabunPSK" w:hint="cs"/>
+      </w:pPr>
+      <w:r>
+        <w:rPr>
+          <w:rFonts w:ascii="TH SarabunPSK" w:hAnsi="TH SarabunPSK" w:cs="TH SarabunPSK" w:eastAsia="TH SarabunPSK"/>
           <w:sz w:val="28"/>
-        </w:rPr>
-        <w:t xml:space="preserve">    </w:t>
-      </w:r>
-      <w:r>
-        <w:rPr>
-          <w:rFonts w:ascii="TH SarabunPSK" w:eastAsia="TH SarabunPSK" w:hAnsi="TH SarabunPSK" w:cs="TH SarabunPSK" w:hint="cs"/>
-          <w:color w:val="000000" w:themeColor="text1"/>
-          <w:sz w:val="32"/>
-          <w:szCs w:val="32"/>
-        </w:rPr>
-        <w:t xml:space="preserve">Byeon, H., Seno, M. E., </w:t>
-      </w:r>
-      <w:proofErr w:type="spellStart"/>
-      <w:r>
-        <w:rPr>
-          <w:rFonts w:ascii="TH SarabunPSK" w:eastAsia="TH SarabunPSK" w:hAnsi="TH SarabunPSK" w:cs="TH SarabunPSK" w:hint="cs"/>
-          <w:color w:val="000000" w:themeColor="text1"/>
-          <w:sz w:val="32"/>
-          <w:szCs w:val="32"/>
-        </w:rPr>
-        <w:t>Nimma</w:t>
-      </w:r>
-      <w:proofErr w:type="spellEnd"/>
-      <w:r>
-        <w:rPr>
-          <w:rFonts w:ascii="TH SarabunPSK" w:eastAsia="TH SarabunPSK" w:hAnsi="TH SarabunPSK" w:cs="TH SarabunPSK" w:hint="cs"/>
-          <w:color w:val="000000" w:themeColor="text1"/>
-          <w:sz w:val="32"/>
-          <w:szCs w:val="32"/>
-        </w:rPr>
-        <w:t xml:space="preserve">, D., Ramesh, J. V. N., Zaidi, A., </w:t>
-      </w:r>
-      <w:proofErr w:type="spellStart"/>
-      <w:r>
-        <w:rPr>
-          <w:rFonts w:ascii="TH SarabunPSK" w:eastAsia="TH SarabunPSK" w:hAnsi="TH SarabunPSK" w:cs="TH SarabunPSK" w:hint="cs"/>
-          <w:color w:val="000000" w:themeColor="text1"/>
-          <w:sz w:val="32"/>
-          <w:szCs w:val="32"/>
-        </w:rPr>
-        <w:t>AlGhamdi</w:t>
-      </w:r>
-      <w:proofErr w:type="spellEnd"/>
-      <w:r>
-        <w:rPr>
-          <w:rFonts w:ascii="TH SarabunPSK" w:eastAsia="TH SarabunPSK" w:hAnsi="TH SarabunPSK" w:cs="TH SarabunPSK" w:hint="cs"/>
-          <w:color w:val="000000" w:themeColor="text1"/>
-          <w:sz w:val="32"/>
-          <w:szCs w:val="32"/>
-        </w:rPr>
-        <w:t xml:space="preserve">, A., ... &amp; Shabaz, M. (2025). </w:t>
-      </w:r>
-      <w:r>
-        <w:rPr>
-          <w:rFonts w:ascii="TH SarabunPSK" w:eastAsia="TH SarabunPSK" w:hAnsi="TH SarabunPSK" w:cs="TH SarabunPSK" w:hint="cs"/>
-          <w:i/>
-          <w:iCs/>
-          <w:color w:val="000000" w:themeColor="text1"/>
-          <w:sz w:val="32"/>
-          <w:szCs w:val="32"/>
-        </w:rPr>
-        <w:t xml:space="preserve">Privacy-preserving explainable AI enable federated learning-based denoising fingerprint recognition model. Image and Vision Computing, 154, 105420. </w:t>
-      </w:r>
-      <w:hyperlink r:id="rId8">
-        <w:r>
-          <w:rPr>
-            <w:rStyle w:val="Hyperlink"/>
-            <w:rFonts w:ascii="TH SarabunPSK" w:hAnsi="TH SarabunPSK" w:cs="TH SarabunPSK" w:hint="cs"/>
-            <w:color w:val="000000" w:themeColor="text1"/>
-          </w:rPr>
-          <w:t>https://doi.org/10.1016/j.imavis.2025.105420</w:t>
-        </w:r>
-      </w:hyperlink>
+          <w:szCs w:val="28"/>
+        </w:rPr>
+        <w:t>1. Adebayo, J., Gilmer, J., Muelly, M., Goodfellow, I., Hardt, M., &amp; Kim, B. (2018). Sanity checks for saliency maps. In Advances in Neural Information Processing Systems (Vol. 31, pp. 9505–9515). NeurIPS. https://proceedings.neurips.cc/paper/2018/hash/294a8ed24b1ad22ec2e7efea049b873a-Abstract.html</w:t>
+      </w:r>
     </w:p>
     <w:p>
       <w:pPr>
-        <w:spacing w:after="160"/>
-        <w:ind w:firstLine="720"/>
-        <w:rPr>
-          <w:rFonts w:ascii="TH SarabunPSK" w:hAnsi="TH SarabunPSK" w:cs="TH SarabunPSK" w:hint="cs"/>
-        </w:rPr>
-      </w:pPr>
-      <w:r>
-        <w:rPr>
-          <w:rFonts w:ascii="TH SarabunPSK" w:eastAsia="TH SarabunPSK" w:hAnsi="TH SarabunPSK" w:cs="TH SarabunPSK" w:hint="cs"/>
-          <w:color w:val="000000" w:themeColor="text1"/>
-          <w:sz w:val="32"/>
-          <w:szCs w:val="32"/>
-        </w:rPr>
-        <w:t xml:space="preserve">Chattopadhyay, S. (2022). </w:t>
-      </w:r>
-      <w:r>
-        <w:rPr>
-          <w:rFonts w:ascii="TH SarabunPSK" w:eastAsia="TH SarabunPSK" w:hAnsi="TH SarabunPSK" w:cs="TH SarabunPSK" w:hint="cs"/>
-          <w:i/>
-          <w:iCs/>
-          <w:color w:val="000000" w:themeColor="text1"/>
-          <w:sz w:val="32"/>
-          <w:szCs w:val="32"/>
-        </w:rPr>
-        <w:t xml:space="preserve">A study on various common denoising methods on chest X-ray images. Artificial Intelligence Evolution, 3(2), 87-106. </w:t>
-      </w:r>
-      <w:hyperlink r:id="rId9">
-        <w:r>
-          <w:rPr>
-            <w:rStyle w:val="Hyperlink"/>
-            <w:rFonts w:ascii="TH SarabunPSK" w:hAnsi="TH SarabunPSK" w:cs="TH SarabunPSK" w:hint="cs"/>
-            <w:color w:val="000000" w:themeColor="text1"/>
-          </w:rPr>
-          <w:t>https://doi.org/10.37256/aie.3220221714</w:t>
-        </w:r>
-      </w:hyperlink>
+        <w:spacing w:after="100"/>
+        <w:ind w:left="720"/>
+        <w:jc w:val="both"/>
+      </w:pPr>
+      <w:r>
+        <w:rPr>
+          <w:rFonts w:ascii="TH SarabunPSK" w:hAnsi="TH SarabunPSK" w:cs="TH SarabunPSK" w:eastAsia="TH SarabunPSK"/>
+          <w:sz w:val="28"/>
+          <w:szCs w:val="28"/>
+        </w:rPr>
+        <w:t>2. Byeon, H., Seno, M. E., Nimma, D., Ramesh, J. V. N., Zaidi, A., AlGhamdi, A., ... &amp; Shabaz, M. (2025). Privacy-preserving explainable AI enable federated learning-based denoising fingerprint recognition model. Image and Vision Computing, 154, 105420. https://doi.org/10.1016/j.imavis.2025.105420</w:t>
+      </w:r>
     </w:p>
     <w:p>
       <w:pPr>
-        <w:spacing w:after="160"/>
-        <w:ind w:firstLine="720"/>
+        <w:spacing w:after="100"/>
+        <w:ind w:left="720"/>
         <w:jc w:val="both"/>
-        <w:rPr>
-          <w:rFonts w:ascii="TH SarabunPSK" w:hAnsi="TH SarabunPSK" w:cs="TH SarabunPSK" w:hint="cs"/>
-        </w:rPr>
-      </w:pPr>
-      <w:r>
-        <w:rPr>
-          <w:rFonts w:ascii="TH SarabunPSK" w:eastAsia="TH SarabunPSK" w:hAnsi="TH SarabunPSK" w:cs="TH SarabunPSK" w:hint="cs"/>
-          <w:color w:val="000000" w:themeColor="text1"/>
-          <w:sz w:val="32"/>
-          <w:szCs w:val="32"/>
-        </w:rPr>
-        <w:t xml:space="preserve">Chrysoula, T. (2023). </w:t>
-      </w:r>
-      <w:r>
-        <w:rPr>
-          <w:rFonts w:ascii="TH SarabunPSK" w:eastAsia="TH SarabunPSK" w:hAnsi="TH SarabunPSK" w:cs="TH SarabunPSK" w:hint="cs"/>
-          <w:i/>
-          <w:iCs/>
-          <w:color w:val="000000" w:themeColor="text1"/>
-          <w:sz w:val="32"/>
-          <w:szCs w:val="32"/>
-        </w:rPr>
-        <w:t xml:space="preserve">Explainable artificial intelligence for deep learning methods in chest X-ray classification [Master's thesis, National and </w:t>
-      </w:r>
-      <w:proofErr w:type="spellStart"/>
-      <w:r>
-        <w:rPr>
-          <w:rFonts w:ascii="TH SarabunPSK" w:eastAsia="TH SarabunPSK" w:hAnsi="TH SarabunPSK" w:cs="TH SarabunPSK" w:hint="cs"/>
-          <w:i/>
-          <w:iCs/>
-          <w:color w:val="000000" w:themeColor="text1"/>
-          <w:sz w:val="32"/>
-          <w:szCs w:val="32"/>
-        </w:rPr>
-        <w:t>Kapodistrian</w:t>
-      </w:r>
-      <w:proofErr w:type="spellEnd"/>
-      <w:r>
-        <w:rPr>
-          <w:rFonts w:ascii="TH SarabunPSK" w:eastAsia="TH SarabunPSK" w:hAnsi="TH SarabunPSK" w:cs="TH SarabunPSK" w:hint="cs"/>
-          <w:i/>
-          <w:iCs/>
-          <w:color w:val="000000" w:themeColor="text1"/>
-          <w:sz w:val="32"/>
-          <w:szCs w:val="32"/>
-        </w:rPr>
-        <w:t xml:space="preserve"> University of Athens].</w:t>
-      </w:r>
-      <w:r>
-        <w:rPr>
-          <w:rFonts w:ascii="TH SarabunPSK" w:hAnsi="TH SarabunPSK" w:cs="TH SarabunPSK" w:hint="cs"/>
-          <w:sz w:val="24"/>
-          <w:szCs w:val="24"/>
-        </w:rPr>
-        <w:t xml:space="preserve"> </w:t>
-      </w:r>
-      <w:r>
-        <w:rPr>
-          <w:rFonts w:ascii="TH SarabunPSK" w:eastAsia="TH SarabunPSK" w:hAnsi="TH SarabunPSK" w:cs="TH SarabunPSK" w:hint="cs"/>
-          <w:i/>
-          <w:iCs/>
-          <w:color w:val="000000" w:themeColor="text1"/>
-          <w:sz w:val="32"/>
-          <w:szCs w:val="32"/>
-        </w:rPr>
-        <w:t xml:space="preserve"> </w:t>
-      </w:r>
-      <w:hyperlink r:id="rId10">
-        <w:r>
-          <w:rPr>
-            <w:rStyle w:val="Hyperlink"/>
-            <w:rFonts w:ascii="TH SarabunPSK" w:hAnsi="TH SarabunPSK" w:cs="TH SarabunPSK" w:hint="cs"/>
-          </w:rPr>
-          <w:t>https://pergamos.lib.uoa.gr/uoa/dl/object/3396182</w:t>
-        </w:r>
-      </w:hyperlink>
+      </w:pPr>
+      <w:r>
+        <w:rPr>
+          <w:rFonts w:ascii="TH SarabunPSK" w:hAnsi="TH SarabunPSK" w:cs="TH SarabunPSK" w:eastAsia="TH SarabunPSK"/>
+          <w:sz w:val="28"/>
+          <w:szCs w:val="28"/>
+        </w:rPr>
+        <w:t>3. Chattopadhyay, S. (2022). A study on various common denoising methods on chest X-ray images. Artificial Intelligence Evolution, 3(2), 87–106. https://doi.org/10.37256/aie.3220221714</w:t>
+      </w:r>
     </w:p>
     <w:p>
       <w:pPr>
-        <w:spacing w:after="160"/>
-        <w:ind w:firstLine="720"/>
+        <w:spacing w:after="100"/>
+        <w:ind w:left="720"/>
         <w:jc w:val="both"/>
-        <w:rPr>
-          <w:rFonts w:ascii="TH SarabunPSK" w:hAnsi="TH SarabunPSK" w:cs="TH SarabunPSK" w:hint="cs"/>
-        </w:rPr>
-      </w:pPr>
-      <w:r>
-        <w:rPr>
-          <w:rFonts w:ascii="TH SarabunPSK" w:eastAsia="TH SarabunPSK" w:hAnsi="TH SarabunPSK" w:cs="TH SarabunPSK" w:hint="cs"/>
-          <w:color w:val="000000" w:themeColor="text1"/>
-          <w:sz w:val="32"/>
-          <w:szCs w:val="32"/>
-        </w:rPr>
-        <w:t xml:space="preserve">Chutia, U., Tewari, A. S., &amp; Singh, J. P. (2024). </w:t>
-      </w:r>
-      <w:r>
-        <w:rPr>
-          <w:rFonts w:ascii="TH SarabunPSK" w:eastAsia="TH SarabunPSK" w:hAnsi="TH SarabunPSK" w:cs="TH SarabunPSK" w:hint="cs"/>
-          <w:i/>
-          <w:iCs/>
-          <w:color w:val="000000" w:themeColor="text1"/>
-          <w:sz w:val="32"/>
-          <w:szCs w:val="32"/>
-        </w:rPr>
-        <w:t>Collapsed lung disease classification by coupling denoising algorithms and deep learning techniques. Network Modeling Analysis in Health Informatics and Bioinformatics, 13(1), 1.</w:t>
-      </w:r>
-      <w:r>
-        <w:rPr>
-          <w:rFonts w:ascii="TH SarabunPSK" w:eastAsia="TH SarabunPSK" w:hAnsi="TH SarabunPSK" w:cs="TH SarabunPSK" w:hint="cs"/>
-          <w:color w:val="000000" w:themeColor="text1"/>
-          <w:sz w:val="32"/>
-          <w:szCs w:val="32"/>
-        </w:rPr>
-        <w:t xml:space="preserve"> </w:t>
-      </w:r>
-      <w:hyperlink r:id="rId11">
-        <w:r>
-          <w:rPr>
-            <w:rStyle w:val="Hyperlink"/>
-            <w:rFonts w:ascii="TH SarabunPSK" w:hAnsi="TH SarabunPSK" w:cs="TH SarabunPSK" w:hint="cs"/>
-            <w:color w:val="000000" w:themeColor="text1"/>
-          </w:rPr>
-          <w:t>https://doi.org/10.1007/s13721-023-00435-0</w:t>
-        </w:r>
-      </w:hyperlink>
+      </w:pPr>
+      <w:r>
+        <w:rPr>
+          <w:rFonts w:ascii="TH SarabunPSK" w:hAnsi="TH SarabunPSK" w:cs="TH SarabunPSK" w:eastAsia="TH SarabunPSK"/>
+          <w:sz w:val="28"/>
+          <w:szCs w:val="28"/>
+        </w:rPr>
+        <w:t>4. Chrysoula, T. (2023). Explainable artificial intelligence for deep learning methods in chest X-ray classification [Master's thesis, National and Kapodistrian University of Athens]. https://pergamos.lib.uoa.gr/uoa/dl/object/3396182</w:t>
+      </w:r>
     </w:p>
     <w:p>
       <w:pPr>
-        <w:spacing w:after="160"/>
-        <w:ind w:firstLine="720"/>
+        <w:spacing w:after="100"/>
+        <w:ind w:left="720"/>
         <w:jc w:val="both"/>
-        <w:rPr>
-          <w:rFonts w:ascii="TH SarabunPSK" w:hAnsi="TH SarabunPSK" w:cs="TH SarabunPSK" w:hint="cs"/>
-        </w:rPr>
-      </w:pPr>
-      <w:r>
-        <w:rPr>
-          <w:rFonts w:ascii="TH SarabunPSK" w:eastAsia="TH SarabunPSK" w:hAnsi="TH SarabunPSK" w:cs="TH SarabunPSK" w:hint="cs"/>
-          <w:color w:val="000000" w:themeColor="text1"/>
-          <w:sz w:val="32"/>
-          <w:szCs w:val="32"/>
-        </w:rPr>
-        <w:t xml:space="preserve">Dhar, T., Dey, N., Borra, S., &amp; Sherratt, R. S. (2023). </w:t>
-      </w:r>
-      <w:r>
-        <w:rPr>
-          <w:rFonts w:ascii="TH SarabunPSK" w:eastAsia="TH SarabunPSK" w:hAnsi="TH SarabunPSK" w:cs="TH SarabunPSK" w:hint="cs"/>
-          <w:i/>
-          <w:iCs/>
-          <w:color w:val="000000" w:themeColor="text1"/>
-          <w:sz w:val="32"/>
-          <w:szCs w:val="32"/>
-        </w:rPr>
-        <w:t xml:space="preserve">Challenges of deep learning in medical image analysis—improving explainability and trust. IEEE Transactions on Technology and Society, 4(1), 68-75. </w:t>
-      </w:r>
-      <w:hyperlink r:id="rId12">
-        <w:r>
-          <w:rPr>
-            <w:rStyle w:val="Hyperlink"/>
-            <w:rFonts w:ascii="TH SarabunPSK" w:hAnsi="TH SarabunPSK" w:cs="TH SarabunPSK" w:hint="cs"/>
-          </w:rPr>
-          <w:t>https://doi.org/10.1109/TTS.2023.3234203</w:t>
-        </w:r>
-      </w:hyperlink>
+      </w:pPr>
+      <w:r>
+        <w:rPr>
+          <w:rFonts w:ascii="TH SarabunPSK" w:hAnsi="TH SarabunPSK" w:cs="TH SarabunPSK" w:eastAsia="TH SarabunPSK"/>
+          <w:sz w:val="28"/>
+          <w:szCs w:val="28"/>
+        </w:rPr>
+        <w:t>5. Chutia, U., Tewari, A. S., &amp; Singh, J. P. (2024). Collapsed lung disease classification by coupling denoising algorithms and deep learning techniques. Network Modeling Analysis in Health Informatics and Bioinformatics, 13(1), 1. https://doi.org/10.1007/s13721-023-00435-0</w:t>
+      </w:r>
     </w:p>
     <w:p>
       <w:pPr>
-        <w:spacing w:after="160"/>
-        <w:ind w:firstLine="720"/>
-        <w:rPr>
-          <w:rFonts w:ascii="TH SarabunPSK" w:hAnsi="TH SarabunPSK" w:cs="TH SarabunPSK" w:hint="cs"/>
-        </w:rPr>
-      </w:pPr>
-      <w:r>
-        <w:rPr>
-          <w:rFonts w:ascii="TH SarabunPSK" w:eastAsia="TH SarabunPSK" w:hAnsi="TH SarabunPSK" w:cs="TH SarabunPSK" w:hint="cs"/>
-          <w:color w:val="000000" w:themeColor="text1"/>
-          <w:sz w:val="32"/>
-          <w:szCs w:val="32"/>
-        </w:rPr>
-        <w:t>Parra-Cabrera, G., Jimenez-Delgado, J. J., &amp; Perez-</w:t>
-      </w:r>
-      <w:proofErr w:type="spellStart"/>
-      <w:r>
-        <w:rPr>
-          <w:rFonts w:ascii="TH SarabunPSK" w:eastAsia="TH SarabunPSK" w:hAnsi="TH SarabunPSK" w:cs="TH SarabunPSK" w:hint="cs"/>
-          <w:color w:val="000000" w:themeColor="text1"/>
-          <w:sz w:val="32"/>
-          <w:szCs w:val="32"/>
-        </w:rPr>
-        <w:t>Cano</w:t>
-      </w:r>
-      <w:proofErr w:type="spellEnd"/>
-      <w:r>
-        <w:rPr>
-          <w:rFonts w:ascii="TH SarabunPSK" w:eastAsia="TH SarabunPSK" w:hAnsi="TH SarabunPSK" w:cs="TH SarabunPSK" w:hint="cs"/>
-          <w:color w:val="000000" w:themeColor="text1"/>
-          <w:sz w:val="32"/>
-          <w:szCs w:val="32"/>
-        </w:rPr>
-        <w:t xml:space="preserve">, F. D. (2026). </w:t>
-      </w:r>
-      <w:r>
-        <w:rPr>
-          <w:rFonts w:ascii="TH SarabunPSK" w:eastAsia="TH SarabunPSK" w:hAnsi="TH SarabunPSK" w:cs="TH SarabunPSK" w:hint="cs"/>
-          <w:i/>
-          <w:iCs/>
-          <w:color w:val="000000" w:themeColor="text1"/>
-          <w:sz w:val="32"/>
-          <w:szCs w:val="32"/>
-        </w:rPr>
-        <w:t>Artificial intelligence for pulmonary abnormality detection in chest X-ray imaging: A detailed review of methods, datasets and future directions. Technologies, 14(3), 147.</w:t>
-      </w:r>
-      <w:r>
-        <w:rPr>
-          <w:rFonts w:ascii="TH SarabunPSK" w:eastAsia="TH SarabunPSK" w:hAnsi="TH SarabunPSK" w:cs="TH SarabunPSK" w:hint="cs"/>
-          <w:color w:val="000000" w:themeColor="text1"/>
-          <w:sz w:val="32"/>
-          <w:szCs w:val="32"/>
-        </w:rPr>
-        <w:t xml:space="preserve"> </w:t>
-      </w:r>
-      <w:hyperlink r:id="rId13">
-        <w:r>
-          <w:rPr>
-            <w:rStyle w:val="Hyperlink"/>
-            <w:rFonts w:ascii="TH SarabunPSK" w:hAnsi="TH SarabunPSK" w:cs="TH SarabunPSK" w:hint="cs"/>
-            <w:color w:val="000000" w:themeColor="text1"/>
-          </w:rPr>
-          <w:t>https://doi.org/10.3390/technologies14030147</w:t>
-        </w:r>
-      </w:hyperlink>
+        <w:spacing w:after="100"/>
+        <w:ind w:left="720"/>
+        <w:jc w:val="both"/>
+      </w:pPr>
+      <w:r>
+        <w:rPr>
+          <w:rFonts w:ascii="TH SarabunPSK" w:hAnsi="TH SarabunPSK" w:cs="TH SarabunPSK" w:eastAsia="TH SarabunPSK"/>
+          <w:sz w:val="28"/>
+          <w:szCs w:val="28"/>
+        </w:rPr>
+        <w:t>6. Dhar, T., Dey, N., Borra, S., &amp; Sherratt, R. S. (2023). Challenges of deep learning in medical image analysis—improving explainability and trust. IEEE Transactions on Technology and Society, 4(1), 68–75. https://doi.org/10.1109/TTS.2023.3234203</w:t>
+      </w:r>
     </w:p>
     <w:p>
       <w:pPr>
-        <w:spacing w:after="160"/>
-        <w:ind w:firstLine="720"/>
+        <w:spacing w:after="100"/>
+        <w:ind w:left="720"/>
         <w:jc w:val="both"/>
-        <w:rPr>
-          <w:rFonts w:ascii="TH SarabunPSK" w:hAnsi="TH SarabunPSK" w:cs="TH SarabunPSK" w:hint="cs"/>
-        </w:rPr>
-      </w:pPr>
-      <w:r>
-        <w:rPr>
-          <w:rFonts w:ascii="TH SarabunPSK" w:eastAsia="TH SarabunPSK" w:hAnsi="TH SarabunPSK" w:cs="TH SarabunPSK" w:hint="cs"/>
-          <w:color w:val="000000" w:themeColor="text1"/>
-          <w:sz w:val="32"/>
-          <w:szCs w:val="32"/>
-        </w:rPr>
-        <w:t xml:space="preserve">Rahman, T., Khandakar, A., </w:t>
-      </w:r>
-      <w:proofErr w:type="spellStart"/>
-      <w:r>
-        <w:rPr>
-          <w:rFonts w:ascii="TH SarabunPSK" w:eastAsia="TH SarabunPSK" w:hAnsi="TH SarabunPSK" w:cs="TH SarabunPSK" w:hint="cs"/>
-          <w:color w:val="000000" w:themeColor="text1"/>
-          <w:sz w:val="32"/>
-          <w:szCs w:val="32"/>
-        </w:rPr>
-        <w:t>Qiblawey</w:t>
-      </w:r>
-      <w:proofErr w:type="spellEnd"/>
-      <w:r>
-        <w:rPr>
-          <w:rFonts w:ascii="TH SarabunPSK" w:eastAsia="TH SarabunPSK" w:hAnsi="TH SarabunPSK" w:cs="TH SarabunPSK" w:hint="cs"/>
-          <w:color w:val="000000" w:themeColor="text1"/>
-          <w:sz w:val="32"/>
-          <w:szCs w:val="32"/>
-        </w:rPr>
-        <w:t xml:space="preserve">, Y., Tahir, A., </w:t>
-      </w:r>
-      <w:proofErr w:type="spellStart"/>
-      <w:r>
-        <w:rPr>
-          <w:rFonts w:ascii="TH SarabunPSK" w:eastAsia="TH SarabunPSK" w:hAnsi="TH SarabunPSK" w:cs="TH SarabunPSK" w:hint="cs"/>
-          <w:color w:val="000000" w:themeColor="text1"/>
-          <w:sz w:val="32"/>
-          <w:szCs w:val="32"/>
-        </w:rPr>
-        <w:t>Kiranyaz</w:t>
-      </w:r>
-      <w:proofErr w:type="spellEnd"/>
-      <w:r>
-        <w:rPr>
-          <w:rFonts w:ascii="TH SarabunPSK" w:eastAsia="TH SarabunPSK" w:hAnsi="TH SarabunPSK" w:cs="TH SarabunPSK" w:hint="cs"/>
-          <w:color w:val="000000" w:themeColor="text1"/>
-          <w:sz w:val="32"/>
-          <w:szCs w:val="32"/>
-        </w:rPr>
-        <w:t xml:space="preserve">, S., Kashem, S. B. A., ... &amp; Chowdhury, M. E. (2021). </w:t>
-      </w:r>
-      <w:r>
-        <w:rPr>
-          <w:rFonts w:ascii="TH SarabunPSK" w:eastAsia="TH SarabunPSK" w:hAnsi="TH SarabunPSK" w:cs="TH SarabunPSK" w:hint="cs"/>
-          <w:i/>
-          <w:iCs/>
-          <w:color w:val="000000" w:themeColor="text1"/>
-          <w:sz w:val="32"/>
-          <w:szCs w:val="32"/>
-        </w:rPr>
-        <w:t>Exploring the effect of image enhancement techniques on COVID-19 detection using chest X-ray images. Computers in biology and medicine, 132, 104319.</w:t>
-      </w:r>
-      <w:r>
-        <w:rPr>
-          <w:rFonts w:ascii="TH SarabunPSK" w:eastAsia="TH SarabunPSK" w:hAnsi="TH SarabunPSK" w:cs="TH SarabunPSK" w:hint="cs"/>
-          <w:color w:val="000000" w:themeColor="text1"/>
-          <w:sz w:val="32"/>
-          <w:szCs w:val="32"/>
-        </w:rPr>
-        <w:t xml:space="preserve"> </w:t>
-      </w:r>
-      <w:hyperlink r:id="rId14">
-        <w:r>
-          <w:rPr>
-            <w:rStyle w:val="Hyperlink"/>
-            <w:rFonts w:ascii="TH SarabunPSK" w:hAnsi="TH SarabunPSK" w:cs="TH SarabunPSK" w:hint="cs"/>
-            <w:color w:val="000000" w:themeColor="text1"/>
-          </w:rPr>
-          <w:t>https://doi.org/10.1016/j.compbiomed.2021.104319</w:t>
-        </w:r>
-      </w:hyperlink>
+      </w:pPr>
+      <w:r>
+        <w:rPr>
+          <w:rFonts w:ascii="TH SarabunPSK" w:hAnsi="TH SarabunPSK" w:cs="TH SarabunPSK" w:eastAsia="TH SarabunPSK"/>
+          <w:sz w:val="28"/>
+          <w:szCs w:val="28"/>
+        </w:rPr>
+        <w:t>7. Lundberg, S. M., &amp; Lee, S.-I. (2017). A unified approach to interpreting model predictions. In Advances in Neural Information Processing Systems (Vol. 30, pp. 4765–4774). NeurIPS. https://doi.org/10.48550/arXiv.1705.07874</w:t>
+      </w:r>
     </w:p>
     <w:p>
       <w:pPr>
-        <w:spacing w:after="160"/>
-        <w:ind w:firstLine="720"/>
+        <w:spacing w:after="100"/>
+        <w:ind w:left="720"/>
         <w:jc w:val="both"/>
-        <w:rPr>
-          <w:rFonts w:ascii="TH SarabunPSK" w:hAnsi="TH SarabunPSK" w:cs="TH SarabunPSK" w:hint="cs"/>
-        </w:rPr>
-      </w:pPr>
-      <w:r>
-        <w:rPr>
-          <w:rFonts w:ascii="TH SarabunPSK" w:eastAsia="TH SarabunPSK" w:hAnsi="TH SarabunPSK" w:cs="TH SarabunPSK" w:hint="cs"/>
-          <w:color w:val="000000" w:themeColor="text1"/>
-          <w:sz w:val="32"/>
-          <w:szCs w:val="32"/>
-        </w:rPr>
-        <w:t xml:space="preserve">Sheu, R. K., Pardeshi, M. S., Pai, K. C., Chen, L. C., Wu, C. L., &amp; Chen, W. C. (2023). </w:t>
-      </w:r>
-      <w:r>
-        <w:rPr>
-          <w:rFonts w:ascii="TH SarabunPSK" w:eastAsia="TH SarabunPSK" w:hAnsi="TH SarabunPSK" w:cs="TH SarabunPSK" w:hint="cs"/>
-          <w:i/>
-          <w:iCs/>
-          <w:color w:val="000000" w:themeColor="text1"/>
-          <w:sz w:val="32"/>
-          <w:szCs w:val="32"/>
-        </w:rPr>
-        <w:t xml:space="preserve">Interpretable classification of pneumonia infection using </w:t>
-      </w:r>
-      <w:proofErr w:type="spellStart"/>
-      <w:r>
-        <w:rPr>
-          <w:rFonts w:ascii="TH SarabunPSK" w:eastAsia="TH SarabunPSK" w:hAnsi="TH SarabunPSK" w:cs="TH SarabunPSK" w:hint="cs"/>
-          <w:i/>
-          <w:iCs/>
-          <w:color w:val="000000" w:themeColor="text1"/>
-          <w:sz w:val="32"/>
-          <w:szCs w:val="32"/>
-        </w:rPr>
-        <w:t>eXplainable</w:t>
-      </w:r>
-      <w:proofErr w:type="spellEnd"/>
-      <w:r>
-        <w:rPr>
-          <w:rFonts w:ascii="TH SarabunPSK" w:eastAsia="TH SarabunPSK" w:hAnsi="TH SarabunPSK" w:cs="TH SarabunPSK" w:hint="cs"/>
-          <w:i/>
-          <w:iCs/>
-          <w:color w:val="000000" w:themeColor="text1"/>
-          <w:sz w:val="32"/>
-          <w:szCs w:val="32"/>
-        </w:rPr>
-        <w:t xml:space="preserve"> AI (XAI-ICP). IEEE Access, 11, 28896-28919.</w:t>
-      </w:r>
-      <w:r>
-        <w:rPr>
-          <w:rFonts w:ascii="TH SarabunPSK" w:eastAsia="TH SarabunPSK" w:hAnsi="TH SarabunPSK" w:cs="TH SarabunPSK" w:hint="cs"/>
-          <w:color w:val="000000" w:themeColor="text1"/>
-          <w:sz w:val="32"/>
-          <w:szCs w:val="32"/>
-        </w:rPr>
-        <w:t xml:space="preserve"> </w:t>
-      </w:r>
-      <w:hyperlink r:id="rId15">
-        <w:r>
-          <w:rPr>
-            <w:rStyle w:val="Hyperlink"/>
-            <w:rFonts w:ascii="TH SarabunPSK" w:hAnsi="TH SarabunPSK" w:cs="TH SarabunPSK" w:hint="cs"/>
-            <w:color w:val="000000" w:themeColor="text1"/>
-          </w:rPr>
-          <w:t>https://doi.org/10.1109/ACCESS.2023.3255403</w:t>
-        </w:r>
-      </w:hyperlink>
-      <w:r>
-        <w:rPr>
-          <w:rFonts w:ascii="TH SarabunPSK" w:eastAsia="TH SarabunPSK" w:hAnsi="TH SarabunPSK" w:cs="TH SarabunPSK" w:hint="cs"/>
-          <w:color w:val="000000" w:themeColor="text1"/>
-          <w:sz w:val="32"/>
-          <w:szCs w:val="32"/>
-        </w:rPr>
-        <w:t xml:space="preserve"> </w:t>
+      </w:pPr>
+      <w:r>
+        <w:rPr>
+          <w:rFonts w:ascii="TH SarabunPSK" w:hAnsi="TH SarabunPSK" w:cs="TH SarabunPSK" w:eastAsia="TH SarabunPSK"/>
+          <w:sz w:val="28"/>
+          <w:szCs w:val="28"/>
+        </w:rPr>
+        <w:t>8. Parra-Cabrera, G., Jimenez-Delgado, J. J., &amp; Perez-Cano, F. D. (2026). Artificial intelligence for pulmonary abnormality detection in chest X-ray imaging: A detailed review of methods, datasets and future directions. Technologies, 14(3), 147. https://doi.org/10.3390/technologies14030147</w:t>
       </w:r>
     </w:p>
     <w:p>
       <w:pPr>
-        <w:spacing w:after="160"/>
-        <w:ind w:firstLine="720"/>
+        <w:spacing w:after="100"/>
+        <w:ind w:left="720"/>
         <w:jc w:val="both"/>
-        <w:rPr>
-          <w:rFonts w:ascii="TH SarabunPSK" w:hAnsi="TH SarabunPSK" w:cs="TH SarabunPSK" w:hint="cs"/>
-        </w:rPr>
-      </w:pPr>
-      <w:r>
-        <w:rPr>
-          <w:rFonts w:ascii="TH SarabunPSK" w:eastAsia="TH SarabunPSK" w:hAnsi="TH SarabunPSK" w:cs="TH SarabunPSK" w:hint="cs"/>
-          <w:color w:val="000000" w:themeColor="text1"/>
-          <w:sz w:val="32"/>
-          <w:szCs w:val="32"/>
-        </w:rPr>
-        <w:lastRenderedPageBreak/>
-        <w:t xml:space="preserve">Song, L., Sun, H., Xiao, H., Lam, S. K., Zhan, Y., Ren, G., &amp; Cai, J. (2025). </w:t>
-      </w:r>
-      <w:r>
-        <w:rPr>
-          <w:rFonts w:ascii="TH SarabunPSK" w:eastAsia="TH SarabunPSK" w:hAnsi="TH SarabunPSK" w:cs="TH SarabunPSK" w:hint="cs"/>
-          <w:i/>
-          <w:iCs/>
-          <w:color w:val="000000" w:themeColor="text1"/>
-          <w:sz w:val="32"/>
-          <w:szCs w:val="32"/>
-        </w:rPr>
-        <w:t>Artificial intelligence for chest X-ray image enhancement. Radiation Medicine and Protection, 6(01), 61-68.</w:t>
-      </w:r>
-      <w:r>
-        <w:rPr>
-          <w:rFonts w:ascii="TH SarabunPSK" w:eastAsia="TH SarabunPSK" w:hAnsi="TH SarabunPSK" w:cs="TH SarabunPSK" w:hint="cs"/>
-          <w:color w:val="000000" w:themeColor="text1"/>
-          <w:sz w:val="32"/>
-          <w:szCs w:val="32"/>
-        </w:rPr>
-        <w:t xml:space="preserve"> </w:t>
-      </w:r>
-      <w:hyperlink r:id="rId16">
-        <w:r>
-          <w:rPr>
-            <w:rStyle w:val="Hyperlink"/>
-            <w:rFonts w:ascii="TH SarabunPSK" w:hAnsi="TH SarabunPSK" w:cs="TH SarabunPSK" w:hint="cs"/>
-            <w:color w:val="000000" w:themeColor="text1"/>
-          </w:rPr>
-          <w:t>https://doi.org/10.1016/j.radmp.2024.12.003</w:t>
-        </w:r>
-      </w:hyperlink>
+      </w:pPr>
+      <w:r>
+        <w:rPr>
+          <w:rFonts w:ascii="TH SarabunPSK" w:hAnsi="TH SarabunPSK" w:cs="TH SarabunPSK" w:eastAsia="TH SarabunPSK"/>
+          <w:sz w:val="28"/>
+          <w:szCs w:val="28"/>
+        </w:rPr>
+        <w:t>9. Rahman, T., Khandakar, A., Qiblawey, Y., Tahir, A., Kiranyaz, S., Kashem, S. B. A., ... &amp; Chowdhury, M. E. (2021). Exploring the effect of image enhancement techniques on COVID-19 detection using chest X-ray images. Computers in Biology and Medicine, 132, 104319. https://doi.org/10.1016/j.compbiomed.2021.104319</w:t>
+      </w:r>
     </w:p>
     <w:p>
       <w:pPr>
-        <w:spacing w:after="160"/>
-        <w:ind w:firstLine="720"/>
+        <w:spacing w:after="100"/>
+        <w:ind w:left="720"/>
         <w:jc w:val="both"/>
-        <w:rPr>
-          <w:rFonts w:ascii="TH SarabunPSK" w:hAnsi="TH SarabunPSK" w:cs="TH SarabunPSK" w:hint="cs"/>
-        </w:rPr>
-      </w:pPr>
-      <w:r>
-        <w:rPr>
-          <w:rFonts w:ascii="TH SarabunPSK" w:eastAsia="TH SarabunPSK" w:hAnsi="TH SarabunPSK" w:cs="TH SarabunPSK" w:hint="cs"/>
-          <w:color w:val="000000" w:themeColor="text1"/>
-          <w:sz w:val="32"/>
-          <w:szCs w:val="32"/>
-        </w:rPr>
-        <w:t xml:space="preserve">Thamilarasi, V., Asaithambi, A., &amp; Roselin, R. (2025). </w:t>
-      </w:r>
-      <w:r>
-        <w:rPr>
-          <w:rFonts w:ascii="TH SarabunPSK" w:eastAsia="TH SarabunPSK" w:hAnsi="TH SarabunPSK" w:cs="TH SarabunPSK" w:hint="cs"/>
-          <w:i/>
-          <w:iCs/>
-          <w:color w:val="000000" w:themeColor="text1"/>
-          <w:sz w:val="32"/>
-          <w:szCs w:val="32"/>
-        </w:rPr>
-        <w:t>Enhanced ensemble segmentation of lung chest X-ray images by denoising autoencoder and CLAHE. ICTACT Journal on Image and Video Processing, 15(3), 3501-3508.</w:t>
-      </w:r>
-      <w:r>
-        <w:rPr>
-          <w:rFonts w:ascii="TH SarabunPSK" w:eastAsia="TH SarabunPSK" w:hAnsi="TH SarabunPSK" w:cs="TH SarabunPSK" w:hint="cs"/>
-          <w:color w:val="000000" w:themeColor="text1"/>
-          <w:sz w:val="32"/>
-          <w:szCs w:val="32"/>
-        </w:rPr>
-        <w:t xml:space="preserve"> </w:t>
-      </w:r>
-      <w:hyperlink r:id="rId17">
-        <w:r>
-          <w:rPr>
-            <w:rStyle w:val="Hyperlink"/>
-            <w:rFonts w:ascii="TH SarabunPSK" w:hAnsi="TH SarabunPSK" w:cs="TH SarabunPSK" w:hint="cs"/>
-            <w:color w:val="000000" w:themeColor="text1"/>
-          </w:rPr>
-          <w:t>https://doi.org/10.21917/ijivp.2025.0496</w:t>
-        </w:r>
-      </w:hyperlink>
+      </w:pPr>
+      <w:r>
+        <w:rPr>
+          <w:rFonts w:ascii="TH SarabunPSK" w:hAnsi="TH SarabunPSK" w:cs="TH SarabunPSK" w:eastAsia="TH SarabunPSK"/>
+          <w:sz w:val="28"/>
+          <w:szCs w:val="28"/>
+        </w:rPr>
+        <w:t>10. Rajpurkar, P., Irvin, J., Zhu, K., Yang, B., Mehta, H., Duan, T., Ding, D., Bagul, A., Langlotz, C., Shpanskaya, K., Lungren, M. P., &amp; Ng, A. Y. (2017). CheXNet: Radiologist-level pneumonia detection on chest X-rays with deep learning. arXiv. https://doi.org/10.48550/arXiv.1711.05225</w:t>
+      </w:r>
     </w:p>
     <w:p>
       <w:pPr>
-        <w:pStyle w:val="NoSpacing"/>
-        <w:ind w:firstLine="720"/>
-        <w:rPr>
-          <w:rFonts w:ascii="TH SarabunPSK" w:hAnsi="TH SarabunPSK" w:cs="TH SarabunPSK" w:hint="cs"/>
-        </w:rPr>
-      </w:pPr>
-      <w:r>
-        <w:rPr>
-          <w:rFonts w:ascii="TH SarabunPSK" w:hAnsi="TH SarabunPSK" w:cs="TH SarabunPSK" w:hint="cs"/>
+        <w:spacing w:after="100"/>
+        <w:ind w:left="720"/>
+        <w:jc w:val="both"/>
+      </w:pPr>
+      <w:r>
+        <w:rPr>
+          <w:rFonts w:ascii="TH SarabunPSK" w:hAnsi="TH SarabunPSK" w:cs="TH SarabunPSK" w:eastAsia="TH SarabunPSK"/>
           <w:sz w:val="28"/>
-        </w:rPr>
-        <w:t xml:space="preserve">Adebayo, J., Gilmer, J., </w:t>
-      </w:r>
-      <w:proofErr w:type="spellStart"/>
-      <w:r>
-        <w:rPr>
-          <w:rFonts w:ascii="TH SarabunPSK" w:hAnsi="TH SarabunPSK" w:cs="TH SarabunPSK" w:hint="cs"/>
+          <w:szCs w:val="28"/>
+        </w:rPr>
+        <w:t>11. Raoof, S., Feigin, D., Sung, A., Raoof, S., Irugulpati, L., &amp; Rosenow, E. C. (2012). Interpretation of plain chest roentgenogram. Chest, 141(2), 545–558. https://doi.org/10.1378/chest.10-1302</w:t>
+      </w:r>
+    </w:p>
+    <w:p>
+      <w:pPr>
+        <w:spacing w:after="100"/>
+        <w:ind w:left="720"/>
+        <w:jc w:val="both"/>
+      </w:pPr>
+      <w:r>
+        <w:rPr>
+          <w:rFonts w:ascii="TH SarabunPSK" w:hAnsi="TH SarabunPSK" w:cs="TH SarabunPSK" w:eastAsia="TH SarabunPSK"/>
           <w:sz w:val="28"/>
-        </w:rPr>
-        <w:t>Muelly</w:t>
-      </w:r>
-      <w:proofErr w:type="spellEnd"/>
-      <w:r>
-        <w:rPr>
-          <w:rFonts w:ascii="TH SarabunPSK" w:hAnsi="TH SarabunPSK" w:cs="TH SarabunPSK" w:hint="cs"/>
+          <w:szCs w:val="28"/>
+        </w:rPr>
+        <w:t>12. Rudin, C. (2019). Stop explaining black box machine learning models for high stakes decisions and use interpretable models instead. Nature Machine Intelligence, 1(5), 206–215. https://doi.org/10.1038/s42256-019-0048-x</w:t>
+      </w:r>
+    </w:p>
+    <w:p>
+      <w:pPr>
+        <w:spacing w:after="100"/>
+        <w:ind w:left="720"/>
+        <w:jc w:val="both"/>
+      </w:pPr>
+      <w:r>
+        <w:rPr>
+          <w:rFonts w:ascii="TH SarabunPSK" w:hAnsi="TH SarabunPSK" w:cs="TH SarabunPSK" w:eastAsia="TH SarabunPSK"/>
           <w:sz w:val="28"/>
-        </w:rPr>
-        <w:t xml:space="preserve">, M., Goodfellow, I., Hardt, M., &amp; Kim, B. (2018). Sanity checks for saliency maps. In Advances in Neural Information Processing Systems (Vol. 31, pp. 9505–9515). </w:t>
-      </w:r>
-      <w:proofErr w:type="spellStart"/>
-      <w:r>
-        <w:rPr>
-          <w:rFonts w:ascii="TH SarabunPSK" w:hAnsi="TH SarabunPSK" w:cs="TH SarabunPSK" w:hint="cs"/>
+          <w:szCs w:val="28"/>
+        </w:rPr>
+        <w:t>13. Sheu, R. K., Pardeshi, M. S., Pai, K. C., Chen, L. C., Wu, C. L., &amp; Chen, W. C. (2023). Interpretable classification of pneumonia infection using eXplainable AI (XAI-ICP). IEEE Access, 11, 28896–28919. https://doi.org/10.1109/ACCESS.2023.3255403</w:t>
+      </w:r>
+    </w:p>
+    <w:p>
+      <w:pPr>
+        <w:spacing w:after="100"/>
+        <w:ind w:left="720"/>
+        <w:jc w:val="both"/>
+      </w:pPr>
+      <w:r>
+        <w:rPr>
+          <w:rFonts w:ascii="TH SarabunPSK" w:hAnsi="TH SarabunPSK" w:cs="TH SarabunPSK" w:eastAsia="TH SarabunPSK"/>
           <w:sz w:val="28"/>
-        </w:rPr>
-        <w:t>NeurIPS</w:t>
-      </w:r>
-      <w:proofErr w:type="spellEnd"/>
-      <w:r>
-        <w:rPr>
-          <w:rFonts w:ascii="TH SarabunPSK" w:hAnsi="TH SarabunPSK" w:cs="TH SarabunPSK" w:hint="cs"/>
+          <w:szCs w:val="28"/>
+        </w:rPr>
+        <w:t>14. Song, L., Sun, H., Xiao, H., Lam, S. K., Zhan, Y., Ren, G., &amp; Cai, J. (2025). Artificial intelligence for chest X-ray image enhancement. Radiation Medicine and Protection, 6(01), 61–68. https://doi.org/10.1016/j.radmp.2024.12.003</w:t>
+      </w:r>
+    </w:p>
+    <w:p>
+      <w:pPr>
+        <w:spacing w:after="100"/>
+        <w:ind w:left="720"/>
+        <w:jc w:val="both"/>
+      </w:pPr>
+      <w:r>
+        <w:rPr>
+          <w:rFonts w:ascii="TH SarabunPSK" w:hAnsi="TH SarabunPSK" w:cs="TH SarabunPSK" w:eastAsia="TH SarabunPSK"/>
           <w:sz w:val="28"/>
-        </w:rPr>
-        <w:t xml:space="preserve">. </w:t>
-      </w:r>
-      <w:hyperlink r:id="rId18">
-        <w:r>
-          <w:rPr>
-            <w:rFonts w:ascii="TH SarabunPSK" w:hAnsi="TH SarabunPSK" w:cs="TH SarabunPSK" w:hint="cs"/>
-            <w:sz w:val="28"/>
-          </w:rPr>
-          <w:t>https://proceedings.neurips.cc/paper/2018/hash/294a8ed24b1ad22ec2e7efea049b873a-Abstract.html</w:t>
-        </w:r>
-      </w:hyperlink>
+          <w:szCs w:val="28"/>
+        </w:rPr>
+        <w:t>15. Thamilarasi, V., Asaithambi, A., &amp; Roselin, R. (2025). Enhanced ensemble segmentation of lung chest X-ray images by denoising autoencoder and CLAHE. ICTACT Journal on Image and Video Processing, 15(3), 3501–3508. https://doi.org/10.21917/ijivp.2025.0496</w:t>
+      </w:r>
     </w:p>
     <w:p>
       <w:pPr>
-        <w:pStyle w:val="NoSpacing"/>
-        <w:rPr>
-          <w:rFonts w:ascii="TH SarabunPSK" w:hAnsi="TH SarabunPSK" w:cs="TH SarabunPSK" w:hint="cs"/>
-        </w:rPr>
-      </w:pPr>
-      <w:r>
-        <w:rPr>
-          <w:rFonts w:ascii="TH SarabunPSK" w:hAnsi="TH SarabunPSK" w:cs="TH SarabunPSK" w:hint="cs"/>
+        <w:spacing w:after="100"/>
+        <w:ind w:left="720"/>
+        <w:jc w:val="both"/>
+      </w:pPr>
+      <w:r>
+        <w:rPr>
+          <w:rFonts w:ascii="TH SarabunPSK" w:hAnsi="TH SarabunPSK" w:cs="TH SarabunPSK" w:eastAsia="TH SarabunPSK"/>
           <w:sz w:val="28"/>
-        </w:rPr>
-        <w:t xml:space="preserve"> </w:t>
+          <w:szCs w:val="28"/>
+        </w:rPr>
+        <w:t>16. van der Velden, B. H. M., Kuijf, H. J., Gilhuijs, K. G. A., &amp; Viergever, M. A. (2022). Explainable artificial intelligence (XAI) in deep learning-based medical image analysis. Medical Image Analysis, 79, Article 102470. https://doi.org/10.1016/j.media.2022.102470</w:t>
       </w:r>
     </w:p>
     <w:p>
       <w:pPr>
-        <w:pStyle w:val="NoSpacing"/>
-        <w:ind w:firstLine="720"/>
-        <w:rPr>
-          <w:rFonts w:ascii="TH SarabunPSK" w:hAnsi="TH SarabunPSK" w:cs="TH SarabunPSK" w:hint="cs"/>
-        </w:rPr>
-      </w:pPr>
-      <w:r>
-        <w:rPr>
-          <w:rFonts w:ascii="TH SarabunPSK" w:hAnsi="TH SarabunPSK" w:cs="TH SarabunPSK" w:hint="cs"/>
+        <w:spacing w:after="100"/>
+        <w:ind w:left="720"/>
+        <w:jc w:val="both"/>
+      </w:pPr>
+      <w:r>
+        <w:rPr>
+          <w:rFonts w:ascii="TH SarabunPSK" w:hAnsi="TH SarabunPSK" w:cs="TH SarabunPSK" w:eastAsia="TH SarabunPSK"/>
           <w:sz w:val="28"/>
-        </w:rPr>
-        <w:t xml:space="preserve">Lundberg, S. M., &amp; Lee, S.-I. (2017). A unified approach to interpreting model predictions. In Advances in Neural Information Processing Systems (Vol. 30, pp. 4765–4774). </w:t>
-      </w:r>
-      <w:proofErr w:type="spellStart"/>
-      <w:r>
-        <w:rPr>
-          <w:rFonts w:ascii="TH SarabunPSK" w:hAnsi="TH SarabunPSK" w:cs="TH SarabunPSK" w:hint="cs"/>
+          <w:szCs w:val="28"/>
+        </w:rPr>
+        <w:t>17. Wang, X., Peng, Y., Lu, L., Lu, Z., Bagheri, M., &amp; Summers, R. M. (2017). ChestX-ray8: Hospital-scale chest X-ray database and benchmarks on weakly-supervised classification and localization of common thorax diseases. In Proceedings of the IEEE Conference on Computer Vision and Pattern Recognition (CVPR) (pp. 2097–2106). https://doi.org/10.1109/CVPR.2017.369</w:t>
+      </w:r>
+    </w:p>
+    <w:p>
+      <w:pPr>
+        <w:spacing w:after="100"/>
+        <w:ind w:left="720"/>
+        <w:jc w:val="both"/>
+      </w:pPr>
+      <w:r>
+        <w:rPr>
+          <w:rFonts w:ascii="TH SarabunPSK" w:hAnsi="TH SarabunPSK" w:cs="TH SarabunPSK" w:eastAsia="TH SarabunPSK"/>
           <w:sz w:val="28"/>
-        </w:rPr>
-        <w:t>NeurIPS</w:t>
-      </w:r>
-      <w:proofErr w:type="spellEnd"/>
-      <w:r>
-        <w:rPr>
-          <w:rFonts w:ascii="TH SarabunPSK" w:hAnsi="TH SarabunPSK" w:cs="TH SarabunPSK" w:hint="cs"/>
-          <w:sz w:val="28"/>
-        </w:rPr>
-        <w:t xml:space="preserve">. </w:t>
-      </w:r>
-      <w:hyperlink r:id="rId19">
-        <w:r>
-          <w:rPr>
-            <w:rFonts w:ascii="TH SarabunPSK" w:hAnsi="TH SarabunPSK" w:cs="TH SarabunPSK" w:hint="cs"/>
-            <w:sz w:val="28"/>
-          </w:rPr>
-          <w:t>https://doi.org/10.48550/arXiv.1705.07874</w:t>
-        </w:r>
-      </w:hyperlink>
-    </w:p>
-    <w:p>
-      <w:pPr>
-        <w:pStyle w:val="NoSpacing"/>
-        <w:rPr>
-          <w:rFonts w:ascii="TH SarabunPSK" w:hAnsi="TH SarabunPSK" w:cs="TH SarabunPSK" w:hint="cs"/>
-        </w:rPr>
-      </w:pPr>
-      <w:r>
-        <w:rPr>
-          <w:rFonts w:ascii="TH SarabunPSK" w:hAnsi="TH SarabunPSK" w:cs="TH SarabunPSK" w:hint="cs"/>
-          <w:sz w:val="28"/>
-        </w:rPr>
-        <w:t xml:space="preserve"> </w:t>
-      </w:r>
-    </w:p>
-    <w:p>
-      <w:pPr>
-        <w:pStyle w:val="NoSpacing"/>
-        <w:ind w:firstLine="720"/>
-        <w:rPr>
-          <w:rFonts w:ascii="TH SarabunPSK" w:hAnsi="TH SarabunPSK" w:cs="TH SarabunPSK" w:hint="cs"/>
-        </w:rPr>
-      </w:pPr>
-      <w:proofErr w:type="spellStart"/>
-      <w:r>
-        <w:rPr>
-          <w:rFonts w:ascii="TH SarabunPSK" w:hAnsi="TH SarabunPSK" w:cs="TH SarabunPSK" w:hint="cs"/>
-          <w:sz w:val="28"/>
-        </w:rPr>
-        <w:t>Rajpurkar</w:t>
-      </w:r>
-      <w:proofErr w:type="spellEnd"/>
-      <w:r>
-        <w:rPr>
-          <w:rFonts w:ascii="TH SarabunPSK" w:hAnsi="TH SarabunPSK" w:cs="TH SarabunPSK" w:hint="cs"/>
-          <w:sz w:val="28"/>
-        </w:rPr>
-        <w:t xml:space="preserve">, P., Irvin, J., Zhu, K., Yang, B., Mehta, H., Duan, T., Ding, D., Bagul, A., Langlotz, C., </w:t>
-      </w:r>
-      <w:proofErr w:type="spellStart"/>
-      <w:r>
-        <w:rPr>
-          <w:rFonts w:ascii="TH SarabunPSK" w:hAnsi="TH SarabunPSK" w:cs="TH SarabunPSK" w:hint="cs"/>
-          <w:sz w:val="28"/>
-        </w:rPr>
-        <w:t>Shpanskaya</w:t>
-      </w:r>
-      <w:proofErr w:type="spellEnd"/>
-      <w:r>
-        <w:rPr>
-          <w:rFonts w:ascii="TH SarabunPSK" w:hAnsi="TH SarabunPSK" w:cs="TH SarabunPSK" w:hint="cs"/>
-          <w:sz w:val="28"/>
-        </w:rPr>
-        <w:t xml:space="preserve">, K., Lungren, M. P., &amp; Ng, A. Y. (2017). </w:t>
-      </w:r>
-      <w:proofErr w:type="spellStart"/>
-      <w:r>
-        <w:rPr>
-          <w:rFonts w:ascii="TH SarabunPSK" w:hAnsi="TH SarabunPSK" w:cs="TH SarabunPSK" w:hint="cs"/>
-          <w:sz w:val="28"/>
-        </w:rPr>
-        <w:t>CheXNet</w:t>
-      </w:r>
-      <w:proofErr w:type="spellEnd"/>
-      <w:r>
-        <w:rPr>
-          <w:rFonts w:ascii="TH SarabunPSK" w:hAnsi="TH SarabunPSK" w:cs="TH SarabunPSK" w:hint="cs"/>
-          <w:sz w:val="28"/>
-        </w:rPr>
-        <w:t xml:space="preserve">: Radiologist-level pneumonia detection on chest X-rays with deep learning. </w:t>
-      </w:r>
-      <w:proofErr w:type="spellStart"/>
-      <w:r>
-        <w:rPr>
-          <w:rFonts w:ascii="TH SarabunPSK" w:hAnsi="TH SarabunPSK" w:cs="TH SarabunPSK" w:hint="cs"/>
-          <w:sz w:val="28"/>
-        </w:rPr>
-        <w:t>arXiv</w:t>
-      </w:r>
-      <w:proofErr w:type="spellEnd"/>
-      <w:r>
-        <w:rPr>
-          <w:rFonts w:ascii="TH SarabunPSK" w:hAnsi="TH SarabunPSK" w:cs="TH SarabunPSK" w:hint="cs"/>
-          <w:sz w:val="28"/>
-        </w:rPr>
-        <w:t xml:space="preserve">. </w:t>
-      </w:r>
-      <w:hyperlink r:id="rId20">
-        <w:r>
-          <w:rPr>
-            <w:rFonts w:ascii="TH SarabunPSK" w:hAnsi="TH SarabunPSK" w:cs="TH SarabunPSK" w:hint="cs"/>
-            <w:sz w:val="28"/>
-          </w:rPr>
-          <w:t>https://doi.org/10.48550/arXiv.1711.05225</w:t>
-        </w:r>
-      </w:hyperlink>
-    </w:p>
-    <w:p>
-      <w:pPr>
-        <w:pStyle w:val="NoSpacing"/>
-        <w:rPr>
-          <w:rFonts w:ascii="TH SarabunPSK" w:hAnsi="TH SarabunPSK" w:cs="TH SarabunPSK" w:hint="cs"/>
-        </w:rPr>
-      </w:pPr>
-      <w:r>
-        <w:rPr>
-          <w:rFonts w:ascii="TH SarabunPSK" w:hAnsi="TH SarabunPSK" w:cs="TH SarabunPSK" w:hint="cs"/>
-          <w:sz w:val="28"/>
-        </w:rPr>
-        <w:t xml:space="preserve"> </w:t>
-      </w:r>
-    </w:p>
-    <w:p>
-      <w:pPr>
-        <w:pStyle w:val="NoSpacing"/>
-        <w:ind w:firstLine="720"/>
-        <w:rPr>
-          <w:rFonts w:ascii="TH SarabunPSK" w:hAnsi="TH SarabunPSK" w:cs="TH SarabunPSK" w:hint="cs"/>
-        </w:rPr>
-      </w:pPr>
-      <w:r>
-        <w:rPr>
-          <w:rFonts w:ascii="TH SarabunPSK" w:hAnsi="TH SarabunPSK" w:cs="TH SarabunPSK" w:hint="cs"/>
-          <w:sz w:val="28"/>
-        </w:rPr>
-        <w:t xml:space="preserve">Raoof, S., Feigin, D., Sung, A., Raoof, S., </w:t>
-      </w:r>
-      <w:proofErr w:type="spellStart"/>
-      <w:r>
-        <w:rPr>
-          <w:rFonts w:ascii="TH SarabunPSK" w:hAnsi="TH SarabunPSK" w:cs="TH SarabunPSK" w:hint="cs"/>
-          <w:sz w:val="28"/>
-        </w:rPr>
-        <w:t>Irugulpati</w:t>
-      </w:r>
-      <w:proofErr w:type="spellEnd"/>
-      <w:r>
-        <w:rPr>
-          <w:rFonts w:ascii="TH SarabunPSK" w:hAnsi="TH SarabunPSK" w:cs="TH SarabunPSK" w:hint="cs"/>
-          <w:sz w:val="28"/>
-        </w:rPr>
-        <w:t xml:space="preserve">, L., &amp; Rosenow, E. C. (2012). Interpretation of plain chest roentgenogram. Chest, 141(2), 545–558. </w:t>
-      </w:r>
-      <w:hyperlink r:id="rId21">
-        <w:r>
-          <w:rPr>
-            <w:rFonts w:ascii="TH SarabunPSK" w:hAnsi="TH SarabunPSK" w:cs="TH SarabunPSK" w:hint="cs"/>
-            <w:sz w:val="28"/>
-          </w:rPr>
-          <w:t>https://doi.org/10.1378/chest.10-1302</w:t>
-        </w:r>
-      </w:hyperlink>
-    </w:p>
-    <w:p>
-      <w:pPr>
-        <w:pStyle w:val="NoSpacing"/>
-        <w:rPr>
-          <w:rFonts w:ascii="TH SarabunPSK" w:hAnsi="TH SarabunPSK" w:cs="TH SarabunPSK" w:hint="cs"/>
-        </w:rPr>
-      </w:pPr>
-      <w:r>
-        <w:rPr>
-          <w:rFonts w:ascii="TH SarabunPSK" w:hAnsi="TH SarabunPSK" w:cs="TH SarabunPSK" w:hint="cs"/>
-          <w:sz w:val="28"/>
-        </w:rPr>
-        <w:t xml:space="preserve"> </w:t>
-      </w:r>
-    </w:p>
-    <w:p>
-      <w:pPr>
-        <w:pStyle w:val="NoSpacing"/>
-        <w:ind w:firstLine="720"/>
-        <w:rPr>
-          <w:rFonts w:ascii="TH SarabunPSK" w:hAnsi="TH SarabunPSK" w:cs="TH SarabunPSK" w:hint="cs"/>
-        </w:rPr>
-      </w:pPr>
-      <w:r>
-        <w:rPr>
-          <w:rFonts w:ascii="TH SarabunPSK" w:hAnsi="TH SarabunPSK" w:cs="TH SarabunPSK" w:hint="cs"/>
-          <w:sz w:val="28"/>
-        </w:rPr>
-        <w:t xml:space="preserve">Rudin, C. (2019). Stop explaining black box machine learning models for high stakes decisions and use interpretable models instead. Nature Machine Intelligence, 1(5), 206–215. </w:t>
-      </w:r>
-      <w:hyperlink r:id="rId22">
-        <w:r>
-          <w:rPr>
-            <w:rFonts w:ascii="TH SarabunPSK" w:hAnsi="TH SarabunPSK" w:cs="TH SarabunPSK" w:hint="cs"/>
-            <w:sz w:val="28"/>
-          </w:rPr>
-          <w:t>https://doi.org/10.1038/s42256-019-0048-x</w:t>
-        </w:r>
-      </w:hyperlink>
-    </w:p>
-    <w:p>
-      <w:pPr>
-        <w:pStyle w:val="NoSpacing"/>
-        <w:rPr>
-          <w:rFonts w:ascii="TH SarabunPSK" w:hAnsi="TH SarabunPSK" w:cs="TH SarabunPSK" w:hint="cs"/>
-        </w:rPr>
-      </w:pPr>
-      <w:r>
-        <w:rPr>
-          <w:rFonts w:ascii="TH SarabunPSK" w:hAnsi="TH SarabunPSK" w:cs="TH SarabunPSK" w:hint="cs"/>
-          <w:sz w:val="28"/>
-        </w:rPr>
-        <w:t xml:space="preserve"> </w:t>
-      </w:r>
-    </w:p>
-    <w:p>
-      <w:pPr>
-        <w:pStyle w:val="NoSpacing"/>
-        <w:ind w:firstLine="720"/>
-        <w:rPr>
-          <w:rFonts w:ascii="TH SarabunPSK" w:hAnsi="TH SarabunPSK" w:cs="TH SarabunPSK" w:hint="cs"/>
-        </w:rPr>
-      </w:pPr>
-      <w:r>
-        <w:rPr>
-          <w:rFonts w:ascii="TH SarabunPSK" w:hAnsi="TH SarabunPSK" w:cs="TH SarabunPSK" w:hint="cs"/>
-          <w:sz w:val="28"/>
-        </w:rPr>
-        <w:t xml:space="preserve">van der Velden, B. H. M., </w:t>
-      </w:r>
-      <w:proofErr w:type="spellStart"/>
-      <w:r>
-        <w:rPr>
-          <w:rFonts w:ascii="TH SarabunPSK" w:hAnsi="TH SarabunPSK" w:cs="TH SarabunPSK" w:hint="cs"/>
-          <w:sz w:val="28"/>
-        </w:rPr>
-        <w:t>Kuijf</w:t>
-      </w:r>
-      <w:proofErr w:type="spellEnd"/>
-      <w:r>
-        <w:rPr>
-          <w:rFonts w:ascii="TH SarabunPSK" w:hAnsi="TH SarabunPSK" w:cs="TH SarabunPSK" w:hint="cs"/>
-          <w:sz w:val="28"/>
-        </w:rPr>
-        <w:t xml:space="preserve">, H. J., Gilhuijs, K. G. A., &amp; </w:t>
-      </w:r>
-      <w:proofErr w:type="spellStart"/>
-      <w:r>
-        <w:rPr>
-          <w:rFonts w:ascii="TH SarabunPSK" w:hAnsi="TH SarabunPSK" w:cs="TH SarabunPSK" w:hint="cs"/>
-          <w:sz w:val="28"/>
-        </w:rPr>
-        <w:t>Viergever</w:t>
-      </w:r>
-      <w:proofErr w:type="spellEnd"/>
-      <w:r>
-        <w:rPr>
-          <w:rFonts w:ascii="TH SarabunPSK" w:hAnsi="TH SarabunPSK" w:cs="TH SarabunPSK" w:hint="cs"/>
-          <w:sz w:val="28"/>
-        </w:rPr>
-        <w:t xml:space="preserve">, M. A. (2022). Explainable artificial intelligence (XAI) in deep learning-based medical image analysis. Medical Image Analysis, 79, Article 102470. </w:t>
-      </w:r>
-      <w:hyperlink r:id="rId23">
-        <w:r>
-          <w:rPr>
-            <w:rFonts w:ascii="TH SarabunPSK" w:hAnsi="TH SarabunPSK" w:cs="TH SarabunPSK" w:hint="cs"/>
-            <w:sz w:val="28"/>
-          </w:rPr>
-          <w:t>https://doi.org/10.1016/j.media.2022.102470</w:t>
-        </w:r>
-      </w:hyperlink>
-    </w:p>
-    <w:p>
-      <w:pPr>
-        <w:pStyle w:val="NoSpacing"/>
-        <w:rPr>
-          <w:rFonts w:ascii="TH SarabunPSK" w:hAnsi="TH SarabunPSK" w:cs="TH SarabunPSK" w:hint="cs"/>
-        </w:rPr>
-      </w:pPr>
-      <w:r>
-        <w:rPr>
-          <w:rFonts w:ascii="TH SarabunPSK" w:hAnsi="TH SarabunPSK" w:cs="TH SarabunPSK" w:hint="cs"/>
-          <w:sz w:val="28"/>
-        </w:rPr>
-        <w:t xml:space="preserve"> </w:t>
-      </w:r>
-    </w:p>
-    <w:p>
-      <w:pPr>
-        <w:pStyle w:val="NoSpacing"/>
-        <w:ind w:firstLine="720"/>
-        <w:rPr>
-          <w:rFonts w:ascii="TH SarabunPSK" w:hAnsi="TH SarabunPSK" w:cs="TH SarabunPSK" w:hint="cs"/>
-        </w:rPr>
-      </w:pPr>
-      <w:r>
-        <w:rPr>
-          <w:rFonts w:ascii="TH SarabunPSK" w:hAnsi="TH SarabunPSK" w:cs="TH SarabunPSK" w:hint="cs"/>
-          <w:sz w:val="28"/>
-        </w:rPr>
-        <w:t xml:space="preserve">Wang, X., Peng, Y., Lu, L., Lu, Z., Bagheri, M., &amp; Summers, R. M. (2017). ChestX-ray8: Hospital-scale chest X-ray database and benchmarks on weakly-supervised classification and localization of common thorax diseases. In Proceedings of the IEEE Conference on Computer Vision and Pattern Recognition (CVPR) (pp. 2097–2106). </w:t>
-      </w:r>
-      <w:hyperlink r:id="rId24">
-        <w:r>
-          <w:rPr>
-            <w:rFonts w:ascii="TH SarabunPSK" w:hAnsi="TH SarabunPSK" w:cs="TH SarabunPSK" w:hint="cs"/>
-            <w:sz w:val="28"/>
-          </w:rPr>
-          <w:t>https://doi.org/10.1109/CVPR.2017.369</w:t>
-        </w:r>
-      </w:hyperlink>
-    </w:p>
-    <w:p>
-      <w:pPr>
-        <w:pStyle w:val="NoSpacing"/>
-        <w:rPr>
-          <w:rFonts w:ascii="TH SarabunPSK" w:hAnsi="TH SarabunPSK" w:cs="TH SarabunPSK" w:hint="cs"/>
-        </w:rPr>
-      </w:pPr>
-      <w:r>
-        <w:rPr>
-          <w:rFonts w:ascii="TH SarabunPSK" w:hAnsi="TH SarabunPSK" w:cs="TH SarabunPSK" w:hint="cs"/>
-          <w:sz w:val="28"/>
-        </w:rPr>
-        <w:t xml:space="preserve"> </w:t>
-      </w:r>
-    </w:p>
-    <w:p>
-      <w:pPr>
-        <w:pStyle w:val="NoSpacing"/>
-        <w:ind w:firstLine="720"/>
-        <w:rPr>
-          <w:rFonts w:ascii="TH SarabunPSK" w:hAnsi="TH SarabunPSK" w:cs="TH SarabunPSK" w:hint="cs"/>
-        </w:rPr>
-      </w:pPr>
-      <w:r>
-        <w:rPr>
-          <w:rFonts w:ascii="TH SarabunPSK" w:hAnsi="TH SarabunPSK" w:cs="TH SarabunPSK" w:hint="cs"/>
-          <w:sz w:val="28"/>
-        </w:rPr>
-        <w:t>World Health Organization. (2024). The top 10 causes of death. World Health Organization. https://www.who.int/news-room/fact-sheets/detail/the-top-10-causes-of-death</w:t>
-      </w:r>
-    </w:p>
-    <w:p>
-      <w:pPr>
-        <w:pStyle w:val="NoSpacing"/>
-        <w:rPr>
-          <w:rFonts w:ascii="TH SarabunPSK" w:hAnsi="TH SarabunPSK" w:cs="TH SarabunPSK" w:hint="cs"/>
-          <w:sz w:val="28"/>
-        </w:rPr>
-      </w:pPr>
-    </w:p>
-    <w:p>
-      <w:pPr>
-        <w:pStyle w:val="NoSpacing"/>
-        <w:rPr>
-          <w:rFonts w:ascii="TH SarabunPSK" w:hAnsi="TH SarabunPSK" w:cs="TH SarabunPSK" w:hint="cs"/>
-          <w:sz w:val="28"/>
-        </w:rPr>
-      </w:pPr>
-    </w:p>
-    <w:p>
+          <w:szCs w:val="28"/>
+        </w:rPr>
+        <w:t>18. World Health Organization. (2024). The top 10 causes of death. World Health Organization. https://www.who.int/news-room/fact-sheets/detail/the-top-10-causes-of-death</w:t>
+      </w:r>
+    </w:p>
+    <w:p ns2:paraId="3A930D73" ns2:textId="77777777">
       <w:pPr>
         <w:pStyle w:val="NoSpacing"/>
         <w:jc w:val="right"/>
@@ -14445,7 +16041,7 @@
         <w:t>ลงชื่อผู้ทำโครงงาน ................................................</w:t>
       </w:r>
     </w:p>
-    <w:p>
+    <w:p ns2:paraId="3677B8E3" ns2:textId="3FFA1936">
       <w:pPr>
         <w:pStyle w:val="NoSpacing"/>
         <w:jc w:val="right"/>
@@ -14478,7 +16074,7 @@
         <w:t>..................)</w:t>
       </w:r>
     </w:p>
-    <w:p>
+    <w:p ns2:paraId="29FCBA94" ns2:textId="77777777">
       <w:pPr>
         <w:pStyle w:val="NoSpacing"/>
         <w:jc w:val="right"/>
@@ -14496,7 +16092,7 @@
         <w:t>วันที่ .....................................................</w:t>
       </w:r>
     </w:p>
-    <w:p>
+    <w:p ns2:paraId="3625C98B" ns2:textId="77777777">
       <w:pPr>
         <w:pStyle w:val="NoSpacing"/>
         <w:rPr>
@@ -14505,7 +16101,7 @@
         </w:rPr>
       </w:pPr>
     </w:p>
-    <w:p>
+    <w:p ns2:paraId="62B1B355" ns2:textId="77777777">
       <w:pPr>
         <w:pStyle w:val="NoSpacing"/>
         <w:rPr>
@@ -14514,7 +16110,7 @@
         </w:rPr>
       </w:pPr>
     </w:p>
-    <w:p>
+    <w:p ns2:paraId="5639BBEA" ns2:textId="77777777">
       <w:pPr>
         <w:pStyle w:val="NoSpacing"/>
         <w:jc w:val="right"/>
@@ -14532,7 +16128,7 @@
         <w:t>ลงชื่อผู้ทำโครงงาน ................................................</w:t>
       </w:r>
     </w:p>
-    <w:p>
+    <w:p ns2:paraId="7FEAD965" ns2:textId="755BA3DC">
       <w:pPr>
         <w:pStyle w:val="NoSpacing"/>
         <w:jc w:val="right"/>
@@ -14565,7 +16161,7 @@
         <w:t>......................)</w:t>
       </w:r>
     </w:p>
-    <w:p>
+    <w:p ns2:paraId="6FA2EC47" ns2:textId="77777777">
       <w:pPr>
         <w:pStyle w:val="NoSpacing"/>
         <w:jc w:val="right"/>
@@ -14585,14 +16181,14 @@
     </w:p>
     <w:bookmarkEnd w:id="0"/>
     <w:bookmarkEnd w:id="1"/>
-    <w:p>
-      <w:pPr>
-        <w:rPr>
-          <w:rFonts w:ascii="TH SarabunPSK" w:hAnsi="TH SarabunPSK" w:cs="TH SarabunPSK" w:hint="cs"/>
-        </w:rPr>
-      </w:pPr>
-    </w:p>
-    <w:p>
+    <w:p ns2:paraId="584F51E8" ns2:textId="77777777">
+      <w:pPr>
+        <w:rPr>
+          <w:rFonts w:ascii="TH SarabunPSK" w:hAnsi="TH SarabunPSK" w:cs="TH SarabunPSK" w:hint="cs"/>
+        </w:rPr>
+      </w:pPr>
+    </w:p>
+    <w:p ns2:paraId="64944B83" ns2:textId="25D66058">
       <w:pPr>
         <w:spacing w:before="240"/>
         <w:rPr>
@@ -14613,7 +16209,7 @@
         <w:t>การตรวจสอบจากอาจารย์ที่ปรึกษาโครงงาน</w:t>
       </w:r>
     </w:p>
-    <w:p>
+    <w:p ns2:paraId="3CD196AF" ns2:textId="434B4F9D">
       <w:pPr>
         <w:spacing w:before="240"/>
         <w:ind w:firstLine="720"/>
@@ -14635,7 +16231,7 @@
         <w:t>ตรวจสอบแล้ว เห็นชอบตามเสนอ</w:t>
       </w:r>
     </w:p>
-    <w:p>
+    <w:p ns2:paraId="0E32AFF4" ns2:textId="139292AB">
       <w:pPr>
         <w:spacing w:before="240"/>
         <w:ind w:firstLine="720"/>
@@ -14670,7 +16266,7 @@
         <w:t>……………………………………………………………………………………………………………………………………….</w:t>
       </w:r>
     </w:p>
-    <w:p>
+    <w:p ns2:paraId="42EC52E0" ns2:textId="5149CFD9">
       <w:pPr>
         <w:ind w:firstLine="720"/>
         <w:rPr>
@@ -14708,7 +16304,7 @@
         <w:tab/>
       </w:r>
     </w:p>
-    <w:p>
+    <w:p ns2:paraId="35552D75" ns2:textId="604EAD47">
       <w:pPr>
         <w:ind w:left="4320"/>
         <w:rPr>
@@ -14747,7 +16343,7 @@
         <w:t xml:space="preserve">.............................. </w:t>
       </w:r>
     </w:p>
-    <w:p>
+    <w:p ns2:paraId="1FBDA0D2" ns2:textId="3E434696">
       <w:pPr>
         <w:ind w:left="4320"/>
         <w:rPr>
@@ -14773,7 +16369,7 @@
         <w:t>.................................)</w:t>
       </w:r>
     </w:p>
-    <w:p>
+    <w:p ns2:paraId="6148C0D2" ns2:textId="21BDD126">
       <w:pPr>
         <w:pStyle w:val="NoSpacing"/>
         <w:jc w:val="center"/>
@@ -14805,14 +16401,14 @@
         <w:t>วันที่ .....................................................</w:t>
       </w:r>
     </w:p>
-    <w:p>
-      <w:pPr>
-        <w:rPr>
-          <w:rFonts w:ascii="TH SarabunPSK" w:hAnsi="TH SarabunPSK" w:cs="TH SarabunPSK" w:hint="cs"/>
-        </w:rPr>
-      </w:pPr>
-    </w:p>
-    <w:p>
+    <w:p ns2:paraId="56662FAC" ns2:textId="3F1A162D">
+      <w:pPr>
+        <w:rPr>
+          <w:rFonts w:ascii="TH SarabunPSK" w:hAnsi="TH SarabunPSK" w:cs="TH SarabunPSK" w:hint="cs"/>
+        </w:rPr>
+      </w:pPr>
+    </w:p>
+    <w:p ns2:paraId="293FBC8B" ns2:textId="77777777">
       <w:pPr>
         <w:rPr>
           <w:rFonts w:ascii="TH SarabunPSK" w:eastAsia="Times New Roman" w:hAnsi="TH SarabunPSK" w:cs="TH SarabunPSK" w:hint="cs"/>

--- a/เค้าโครงโครงงานคอมพิวเตอร์.docx
+++ b/เค้าโครงโครงงานคอมพิวเตอร์.docx
@@ -251,7 +251,6 @@
         <w:t xml:space="preserve"> </w:t>
       </w:r>
       <w:proofErr w:type="spellStart"/>
-      <w:proofErr w:type="gramStart"/>
       <w:r>
         <w:rPr>
           <w:sz w:val="36"/>
@@ -276,7 +275,6 @@
         <w:t>รหัสประจำตัว</w:t>
       </w:r>
       <w:proofErr w:type="spellEnd"/>
-      <w:proofErr w:type="gramEnd"/>
       <w:r>
         <w:rPr>
           <w:sz w:val="36"/>
@@ -310,7 +308,6 @@
         <w:t xml:space="preserve"> </w:t>
       </w:r>
       <w:proofErr w:type="spellStart"/>
-      <w:proofErr w:type="gramStart"/>
       <w:r>
         <w:rPr>
           <w:sz w:val="36"/>
@@ -335,7 +332,6 @@
         <w:t>รหัสประจำตัว</w:t>
       </w:r>
       <w:proofErr w:type="spellEnd"/>
-      <w:proofErr w:type="gramEnd"/>
       <w:r>
         <w:rPr>
           <w:sz w:val="36"/>
@@ -355,7 +351,6 @@
         </w:rPr>
       </w:pPr>
       <w:proofErr w:type="spellStart"/>
-      <w:proofErr w:type="gramStart"/>
       <w:r>
         <w:rPr>
           <w:sz w:val="36"/>
@@ -377,15 +372,7 @@
           <w:sz w:val="36"/>
           <w:szCs w:val="36"/>
         </w:rPr>
-        <w:t>อ.</w:t>
-      </w:r>
-      <w:proofErr w:type="gramEnd"/>
-      <w:r>
-        <w:rPr>
-          <w:sz w:val="36"/>
-          <w:szCs w:val="36"/>
-        </w:rPr>
-        <w:t>ดร.พบพร</w:t>
+        <w:t>อ.ดร.พบพร</w:t>
       </w:r>
       <w:proofErr w:type="spellEnd"/>
       <w:r>
@@ -604,7 +591,6 @@
         <w:jc w:val="center"/>
       </w:pPr>
       <w:proofErr w:type="spellStart"/>
-      <w:proofErr w:type="gramStart"/>
       <w:r>
         <w:rPr>
           <w:sz w:val="32"/>
@@ -629,7 +615,6 @@
         <w:t>วิทยาลัยการคอมพิวเตอร์</w:t>
       </w:r>
       <w:proofErr w:type="spellEnd"/>
-      <w:proofErr w:type="gramEnd"/>
       <w:r>
         <w:rPr>
           <w:sz w:val="32"/>
@@ -674,7 +659,6 @@
         <w:t xml:space="preserve"> </w:t>
       </w:r>
       <w:proofErr w:type="spellStart"/>
-      <w:proofErr w:type="gramStart"/>
       <w:r>
         <w:t>ตุ่นป่า</w:t>
       </w:r>
@@ -687,7 +671,6 @@
         <w:t>รหัสประจำตัว</w:t>
       </w:r>
       <w:proofErr w:type="spellEnd"/>
-      <w:proofErr w:type="gramEnd"/>
       <w:r>
         <w:t xml:space="preserve"> 673380280-2</w:t>
       </w:r>
@@ -726,7 +709,6 @@
         <w:t xml:space="preserve"> </w:t>
       </w:r>
       <w:proofErr w:type="spellStart"/>
-      <w:proofErr w:type="gramStart"/>
       <w:r>
         <w:t>คำตุ้ม</w:t>
       </w:r>
@@ -739,7 +721,6 @@
         <w:t>รหัสประจำตัว</w:t>
       </w:r>
       <w:proofErr w:type="spellEnd"/>
-      <w:proofErr w:type="gramEnd"/>
       <w:r>
         <w:t xml:space="preserve"> 673380066-4</w:t>
       </w:r>
@@ -876,7 +857,6 @@
         <w:ind w:left="2160" w:hanging="1440"/>
       </w:pPr>
       <w:proofErr w:type="spellStart"/>
-      <w:proofErr w:type="gramStart"/>
       <w:r>
         <w:t>ภาษาไทย</w:t>
       </w:r>
@@ -884,7 +864,6 @@
       <w:r>
         <w:t xml:space="preserve"> :</w:t>
       </w:r>
-      <w:proofErr w:type="gramEnd"/>
       <w:r>
         <w:tab/>
       </w:r>
@@ -914,7 +893,6 @@
         </w:rPr>
       </w:pPr>
       <w:proofErr w:type="spellStart"/>
-      <w:proofErr w:type="gramStart"/>
       <w:r>
         <w:t>ภาษาอังกฤษ</w:t>
       </w:r>
@@ -922,7 +900,6 @@
       <w:r>
         <w:t xml:space="preserve"> :</w:t>
       </w:r>
-      <w:proofErr w:type="gramEnd"/>
       <w:r>
         <w:tab/>
         <w:t>Enhancing Chest X-RAY Infiltration Detection Using Noise Reduction and Explainable AI</w:t>
@@ -2542,13 +2519,8 @@
         </w:rPr>
         <w:t xml:space="preserve">ในรูป </w:t>
       </w:r>
-      <w:proofErr w:type="gramStart"/>
-      <w:r>
-        <w:t>I(</w:t>
-      </w:r>
-      <w:proofErr w:type="gramEnd"/>
-      <w:r>
-        <w:t xml:space="preserve">1 + n) </w:t>
+      <w:r>
+        <w:t xml:space="preserve">I(1 + n) </w:t>
       </w:r>
       <w:r>
         <w:rPr>
@@ -4196,15 +4168,7 @@
           <w:b/>
           <w:bCs/>
         </w:rPr>
-        <w:t xml:space="preserve"> </w:t>
-      </w:r>
-      <w:proofErr w:type="gramStart"/>
-      <w:r>
-        <w:rPr>
-          <w:b/>
-          <w:bCs/>
-        </w:rPr>
-        <w:t>1</w:t>
+        <w:t xml:space="preserve"> 1</w:t>
       </w:r>
       <w:r>
         <w:t xml:space="preserve">  </w:t>
@@ -4214,7 +4178,6 @@
         <w:t>สภาวะการทดลองและพารามิเตอร์ของการทดลองที่</w:t>
       </w:r>
       <w:proofErr w:type="spellEnd"/>
-      <w:proofErr w:type="gramEnd"/>
       <w:r>
         <w:t xml:space="preserve"> 1</w:t>
       </w:r>
@@ -5989,15 +5952,7 @@
           <w:b/>
           <w:bCs/>
         </w:rPr>
-        <w:t xml:space="preserve"> </w:t>
-      </w:r>
-      <w:proofErr w:type="gramStart"/>
-      <w:r>
-        <w:rPr>
-          <w:b/>
-          <w:bCs/>
-        </w:rPr>
-        <w:t>2</w:t>
+        <w:t xml:space="preserve"> 2</w:t>
       </w:r>
       <w:r>
         <w:t xml:space="preserve">  </w:t>
@@ -6007,7 +5962,6 @@
         <w:t>พารามิเตอร์ของสัญญาณรบกวนจำลองแต่ละระดับความรุนแรง</w:t>
       </w:r>
       <w:proofErr w:type="spellEnd"/>
-      <w:proofErr w:type="gramEnd"/>
     </w:p>
     <w:tbl>
       <w:tblPr>
@@ -7123,15 +7077,7 @@
           <w:b/>
           <w:bCs/>
         </w:rPr>
-        <w:t xml:space="preserve"> </w:t>
-      </w:r>
-      <w:proofErr w:type="gramStart"/>
-      <w:r>
-        <w:rPr>
-          <w:b/>
-          <w:bCs/>
-        </w:rPr>
-        <w:t>3</w:t>
+        <w:t xml:space="preserve"> 3</w:t>
       </w:r>
       <w:r>
         <w:t xml:space="preserve">  </w:t>
@@ -7141,7 +7087,6 @@
         <w:t>วิธีการลดสัญญาณรบกวนและการรวมเทคนิคในการทดลองที่</w:t>
       </w:r>
       <w:proofErr w:type="spellEnd"/>
-      <w:proofErr w:type="gramEnd"/>
       <w:r>
         <w:t xml:space="preserve"> 2</w:t>
       </w:r>
@@ -8394,15 +8339,7 @@
           <w:b/>
           <w:bCs/>
         </w:rPr>
-        <w:t xml:space="preserve"> </w:t>
-      </w:r>
-      <w:proofErr w:type="gramStart"/>
-      <w:r>
-        <w:rPr>
-          <w:b/>
-          <w:bCs/>
-        </w:rPr>
-        <w:t>1</w:t>
+        <w:t xml:space="preserve"> 1</w:t>
       </w:r>
       <w:r>
         <w:t xml:space="preserve">  </w:t>
@@ -8412,7 +8349,6 @@
         <w:t>ตัวอย่างภาพ</w:t>
       </w:r>
       <w:proofErr w:type="spellEnd"/>
-      <w:proofErr w:type="gramEnd"/>
       <w:r>
         <w:t xml:space="preserve"> Infiltration </w:t>
       </w:r>
@@ -9445,31 +9381,176 @@
         <w:ind w:firstLine="720"/>
         <w:jc w:val="both"/>
         <w:rPr>
+          <w:rFonts w:ascii="TH SarabunPSK" w:hAnsi="TH SarabunPSK" w:cs="TH SarabunPSK"/>
+        </w:rPr>
+      </w:pPr>
+      <w:r>
+        <w:rPr>
+          <w:rFonts w:ascii="TH SarabunPSK" w:hAnsi="TH SarabunPSK" w:cs="TH SarabunPSK"/>
+          <w:cs/>
+        </w:rPr>
+        <w:t>ประเมินประสิทธิภาพของแบบจำลองในการจำแนกภาวะปอดอักเสบแทรกซึม (</w:t>
+      </w:r>
+      <w:r>
+        <w:rPr>
+          <w:rFonts w:ascii="TH SarabunPSK" w:hAnsi="TH SarabunPSK" w:cs="TH SarabunPSK"/>
+        </w:rPr>
+        <w:t xml:space="preserve">Infiltration) </w:t>
+      </w:r>
+      <w:r>
+        <w:rPr>
+          <w:rFonts w:ascii="TH SarabunPSK" w:hAnsi="TH SarabunPSK" w:cs="TH SarabunPSK"/>
+          <w:cs/>
+        </w:rPr>
+        <w:t>เทียบกับปอดปกติ (</w:t>
+      </w:r>
+      <w:r>
+        <w:rPr>
+          <w:rFonts w:ascii="TH SarabunPSK" w:hAnsi="TH SarabunPSK" w:cs="TH SarabunPSK"/>
+        </w:rPr>
+        <w:t xml:space="preserve">No Finding) </w:t>
+      </w:r>
+      <w:r>
+        <w:rPr>
+          <w:rFonts w:ascii="TH SarabunPSK" w:hAnsi="TH SarabunPSK" w:cs="TH SarabunPSK"/>
+          <w:cs/>
+        </w:rPr>
+        <w:t>บนชุดข้อมูลทดสอบผ่านเมทริก</w:t>
+      </w:r>
+      <w:proofErr w:type="spellStart"/>
+      <w:r>
+        <w:rPr>
+          <w:rFonts w:ascii="TH SarabunPSK" w:hAnsi="TH SarabunPSK" w:cs="TH SarabunPSK"/>
+          <w:cs/>
+        </w:rPr>
+        <w:t>ซ์</w:t>
+      </w:r>
+      <w:proofErr w:type="spellEnd"/>
+      <w:r>
+        <w:rPr>
+          <w:rFonts w:ascii="TH SarabunPSK" w:hAnsi="TH SarabunPSK" w:cs="TH SarabunPSK"/>
+          <w:cs/>
+        </w:rPr>
+        <w:t>ความสับสน (</w:t>
+      </w:r>
+      <w:r>
+        <w:rPr>
+          <w:rFonts w:ascii="TH SarabunPSK" w:hAnsi="TH SarabunPSK" w:cs="TH SarabunPSK"/>
+        </w:rPr>
+        <w:t xml:space="preserve">Confusion Matrix) </w:t>
+      </w:r>
+      <w:r>
+        <w:rPr>
+          <w:rFonts w:ascii="TH SarabunPSK" w:hAnsi="TH SarabunPSK" w:cs="TH SarabunPSK"/>
+          <w:cs/>
+        </w:rPr>
+        <w:t>และตัวชี้วัดมาตรฐานทางการแพทย์ (</w:t>
+      </w:r>
+      <w:r>
+        <w:rPr>
+          <w:rFonts w:ascii="TH SarabunPSK" w:hAnsi="TH SarabunPSK" w:cs="TH SarabunPSK"/>
+        </w:rPr>
+        <w:t xml:space="preserve">Fawcett, 2006; Saito &amp; </w:t>
+      </w:r>
+      <w:proofErr w:type="spellStart"/>
+      <w:r>
+        <w:rPr>
+          <w:rFonts w:ascii="TH SarabunPSK" w:hAnsi="TH SarabunPSK" w:cs="TH SarabunPSK"/>
+        </w:rPr>
+        <w:t>Rehmsmeier</w:t>
+      </w:r>
+      <w:proofErr w:type="spellEnd"/>
+      <w:r>
+        <w:rPr>
+          <w:rFonts w:ascii="TH SarabunPSK" w:hAnsi="TH SarabunPSK" w:cs="TH SarabunPSK"/>
+        </w:rPr>
+        <w:t xml:space="preserve">, 2015) </w:t>
+      </w:r>
+      <w:r>
+        <w:rPr>
+          <w:rFonts w:ascii="TH SarabunPSK" w:hAnsi="TH SarabunPSK" w:cs="TH SarabunPSK"/>
+          <w:cs/>
+        </w:rPr>
+        <w:t>ดัง</w:t>
+      </w:r>
+      <w:r>
+        <w:rPr>
           <w:rFonts w:ascii="TH SarabunPSK" w:hAnsi="TH SarabunPSK" w:cs="TH SarabunPSK" w:hint="cs"/>
+          <w:cs/>
+        </w:rPr>
+        <w:t>นี้</w:t>
+      </w:r>
+    </w:p>
+    <w:p>
+      <w:pPr>
+        <w:ind w:firstLine="720"/>
+        <w:jc w:val="both"/>
+        <w:rPr>
+          <w:rFonts w:ascii="TH SarabunPSK" w:hAnsi="TH SarabunPSK" w:cs="TH SarabunPSK"/>
         </w:rPr>
       </w:pPr>
-      <w:proofErr w:type="spellStart"/>
-      <w:r>
+      <w:r>
+        <w:rPr>
+          <w:rFonts w:ascii="TH SarabunPSK" w:hAnsi="TH SarabunPSK" w:cs="TH SarabunPSK"/>
+        </w:rPr>
+        <w:t>Accuracy (</w:t>
+      </w:r>
+      <w:r>
+        <w:rPr>
+          <w:rFonts w:ascii="TH SarabunPSK" w:hAnsi="TH SarabunPSK" w:cs="TH SarabunPSK"/>
+          <w:cs/>
+        </w:rPr>
+        <w:t>ความแม่นยำโดยรวม):</w:t>
+      </w:r>
+      <w:r>
+        <w:rPr>
+          <w:rFonts w:ascii="TH SarabunPSK" w:hAnsi="TH SarabunPSK" w:cs="TH SarabunPSK"/>
+        </w:rPr>
+        <w:t xml:space="preserve"> </w:t>
+      </w:r>
+      <w:r>
+        <w:rPr>
+          <w:rFonts w:ascii="TH SarabunPSK" w:hAnsi="TH SarabunPSK" w:cs="TH SarabunPSK"/>
+          <w:cs/>
+        </w:rPr>
+        <w:t>วัดสัดส่วนของภาพเอกซเรย์ที่แบบจำลองทำนายได้ถูกต้องทั้งหมด</w:t>
+      </w:r>
+      <w:r>
+        <w:rPr>
+          <w:rFonts w:ascii="TH SarabunPSK" w:hAnsi="TH SarabunPSK" w:cs="TH SarabunPSK"/>
+        </w:rPr>
+        <w:t xml:space="preserve"> (</w:t>
+      </w:r>
+      <w:r>
+        <w:rPr>
+          <w:rFonts w:ascii="TH SarabunPSK" w:hAnsi="TH SarabunPSK" w:cs="TH SarabunPSK"/>
+          <w:cs/>
+        </w:rPr>
+        <w:t>ทั้งกลุ่มที่พบโรคและไม่พบโรค)</w:t>
+      </w:r>
+      <w:r>
+        <w:rPr>
+          <w:rFonts w:ascii="TH SarabunPSK" w:hAnsi="TH SarabunPSK" w:cs="TH SarabunPSK"/>
+        </w:rPr>
+        <w:t xml:space="preserve"> </w:t>
+      </w:r>
+      <w:r>
+        <w:rPr>
+          <w:rFonts w:ascii="TH SarabunPSK" w:hAnsi="TH SarabunPSK" w:cs="TH SarabunPSK"/>
+          <w:cs/>
+        </w:rPr>
+        <w:t>เทียบกับจำนวนภาพทดสอบทั้งหมด</w:t>
+      </w:r>
+    </w:p>
+    <w:p>
+      <w:pPr>
+        <w:ind w:firstLine="720"/>
+        <w:jc w:val="both"/>
         <w:rPr>
           <w:rFonts w:ascii="TH SarabunPSK" w:hAnsi="TH SarabunPSK" w:cs="TH SarabunPSK" w:hint="cs"/>
-        </w:rPr>
-        <w:t>คำนวณค่าตัวชี้วัดมาตรฐานทางการแพทย์บนชุดข้อมูลทดสอบ</w:t>
-      </w:r>
-      <w:proofErr w:type="spellEnd"/>
-      <w:r>
-        <w:rPr>
-          <w:rFonts w:ascii="TH SarabunPSK" w:hAnsi="TH SarabunPSK" w:cs="TH SarabunPSK" w:hint="cs"/>
-        </w:rPr>
-        <w:t xml:space="preserve"> </w:t>
-      </w:r>
-      <w:proofErr w:type="spellStart"/>
-      <w:r>
-        <w:rPr>
-          <w:rFonts w:ascii="TH SarabunPSK" w:hAnsi="TH SarabunPSK" w:cs="TH SarabunPSK" w:hint="cs"/>
-        </w:rPr>
-        <w:t>ดังนี้</w:t>
-      </w:r>
-      <w:proofErr w:type="spellEnd"/>
+          <w:cs/>
+        </w:rPr>
+      </w:pPr>
     </w:p>
     <w:p>
       <w:pPr>
@@ -9517,6 +9598,69 @@
         <w:spacing w:before="60" w:after="60"/>
         <w:jc w:val="center"/>
       </w:pPr>
+    </w:p>
+    <w:p>
+      <w:pPr>
+        <w:spacing w:before="60" w:after="60"/>
+        <w:jc w:val="thaiDistribute"/>
+        <w:rPr>
+          <w:rFonts w:hint="cs"/>
+        </w:rPr>
+      </w:pPr>
+      <w:r>
+        <w:tab/>
+      </w:r>
+      <w:r>
+        <w:t>Precision (</w:t>
+      </w:r>
+      <w:r>
+        <w:rPr>
+          <w:cs/>
+        </w:rPr>
+        <w:t xml:space="preserve">ความเที่ยงตรง หรือ </w:t>
+      </w:r>
+      <w:r>
+        <w:t xml:space="preserve">Positive Predictive Value): </w:t>
+      </w:r>
+      <w:r>
+        <w:rPr>
+          <w:cs/>
+        </w:rPr>
+        <w:t>วัดสัดส่วนของภาพที่เป็นภาวะ</w:t>
+      </w:r>
+      <w:r>
+        <w:t xml:space="preserve"> Infiltration </w:t>
+      </w:r>
+      <w:r>
+        <w:rPr>
+          <w:cs/>
+        </w:rPr>
+        <w:t>จริง</w:t>
+      </w:r>
+      <w:r>
+        <w:t xml:space="preserve"> </w:t>
+      </w:r>
+      <w:r>
+        <w:rPr>
+          <w:cs/>
+        </w:rPr>
+        <w:t>จากจำนวนภาพทั้งหมดที่แบบจำลองทำนายว่าเป็น</w:t>
+      </w:r>
+      <w:r>
+        <w:t xml:space="preserve"> Infiltration </w:t>
+      </w:r>
+      <w:r>
+        <w:rPr>
+          <w:cs/>
+        </w:rPr>
+        <w:t>เพื่อประเมินความน่าเชื่อถือเมื่อแบบจำลองแจ้งเตือนว่าพบโรค</w:t>
+      </w:r>
+    </w:p>
+    <w:p>
+      <w:pPr>
+        <w:spacing w:before="60" w:after="60"/>
+        <w:jc w:val="center"/>
+      </w:pPr>
       <m:oMathPara>
         <m:oMath>
           <m:r>
@@ -9550,11 +9694,88 @@
               </m:r>
             </m:den>
           </m:f>
+        </m:oMath>
+      </m:oMathPara>
+    </w:p>
+    <w:p>
+      <w:pPr>
+        <w:spacing w:before="60" w:after="60"/>
+        <w:jc w:val="thaiDistribute"/>
+      </w:pPr>
+    </w:p>
+    <w:p>
+      <w:pPr>
+        <w:spacing w:before="60" w:after="60"/>
+        <w:jc w:val="thaiDistribute"/>
+      </w:pPr>
+      <w:r>
+        <w:rPr>
+          <w:b/>
+          <w:bCs/>
+        </w:rPr>
+        <w:tab/>
+      </w:r>
+      <w:r>
+        <w:t xml:space="preserve">Sensitivity </w:t>
+      </w:r>
+      <w:r>
+        <w:rPr>
+          <w:cs/>
+        </w:rPr>
+        <w:t xml:space="preserve">หรือ </w:t>
+      </w:r>
+      <w:r>
+        <w:t>Recall (</w:t>
+      </w:r>
+      <w:r>
+        <w:rPr>
+          <w:cs/>
+        </w:rPr>
+        <w:t xml:space="preserve">ความไว หรือ </w:t>
+      </w:r>
+      <w:r>
+        <w:t xml:space="preserve">True Positive Rate: TPR): </w:t>
+      </w:r>
+      <w:r>
+        <w:rPr>
+          <w:cs/>
+        </w:rPr>
+        <w:t>วัดความสามารถของแบบจำลองในการตรวจจับผู้ป่วยที่มีภาวะ</w:t>
+      </w:r>
+      <w:r>
+        <w:t xml:space="preserve"> Infiltration </w:t>
+      </w:r>
+      <w:r>
+        <w:rPr>
+          <w:cs/>
+        </w:rPr>
+        <w:t>จริงได้ครบถ้วนเพียงใด</w:t>
+      </w:r>
+      <w:r>
+        <w:t xml:space="preserve"> </w:t>
+      </w:r>
+      <w:r>
+        <w:rPr>
+          <w:cs/>
+        </w:rPr>
+        <w:t>ซึ่งเป็นตัวชี้วัดสำคัญในการคัดกรองทางการแพทย์เพื่อลดโอกาสการวินิจฉัยตกหล่น</w:t>
+      </w:r>
+      <w:r>
+        <w:t xml:space="preserve"> (False Negative)</w:t>
+      </w:r>
+    </w:p>
+    <w:p>
+      <w:pPr>
+        <w:spacing w:before="60" w:after="60"/>
+        <w:jc w:val="center"/>
+      </w:pPr>
+      <m:oMathPara>
+        <m:oMath>
           <m:r>
             <w:rPr>
               <w:rFonts w:ascii="Cambria Math" w:hAnsi="Cambria Math"/>
             </w:rPr>
-            <m:t xml:space="preserve">        Sensitivity (Recall) = </m:t>
+            <m:t xml:space="preserve">Sensitivity (Recall) = </m:t>
           </m:r>
           <m:f>
             <m:fPr>
@@ -9583,6 +9804,59 @@
           </m:f>
         </m:oMath>
       </m:oMathPara>
+    </w:p>
+    <w:p>
+      <w:pPr>
+        <w:spacing w:before="60" w:after="60"/>
+      </w:pPr>
+      <w:r>
+        <w:tab/>
+      </w:r>
+    </w:p>
+    <w:p>
+      <w:r>
+        <w:br w:type="page"/>
+      </w:r>
+    </w:p>
+    <w:p>
+      <w:pPr>
+        <w:spacing w:before="60" w:after="60"/>
+        <w:jc w:val="thaiDistribute"/>
+      </w:pPr>
+      <w:r>
+        <w:lastRenderedPageBreak/>
+        <w:tab/>
+      </w:r>
+      <w:r>
+        <w:t>Specificity (</w:t>
+      </w:r>
+      <w:r>
+        <w:rPr>
+          <w:cs/>
+        </w:rPr>
+        <w:t xml:space="preserve">ความจำเพาะ หรือ </w:t>
+      </w:r>
+      <w:r>
+        <w:t xml:space="preserve">True Negative Rate: TNR): </w:t>
+      </w:r>
+      <w:r>
+        <w:rPr>
+          <w:cs/>
+        </w:rPr>
+        <w:t>วัดความสามารถของแบบจำลองในการระบุภาพปอดปกติ (</w:t>
+      </w:r>
+      <w:r>
+        <w:t xml:space="preserve">No Finding) </w:t>
+      </w:r>
+      <w:r>
+        <w:rPr>
+          <w:cs/>
+        </w:rPr>
+        <w:t>ได้อย่างถูกต้อง เพื่อประเมินว่าแบบจำลองไม่ทำนายผลบวกลวง (</w:t>
+      </w:r>
+      <w:r>
+        <w:t>False Positive)</w:t>
+      </w:r>
     </w:p>
     <w:p>
       <w:pPr>
@@ -9628,6 +9902,88 @@
     <w:p>
       <w:pPr>
         <w:spacing w:before="60" w:after="60"/>
+        <w:jc w:val="thaiDistribute"/>
+      </w:pPr>
+    </w:p>
+    <w:p>
+      <w:pPr>
+        <w:spacing w:before="60" w:after="60"/>
+        <w:jc w:val="thaiDistribute"/>
+      </w:pPr>
+      <w:r>
+        <w:tab/>
+      </w:r>
+      <w:r>
+        <w:t xml:space="preserve">F1-Score: </w:t>
+      </w:r>
+      <w:r>
+        <w:rPr>
+          <w:cs/>
+        </w:rPr>
+        <w:t>ค่าเฉลี่ยฮา</w:t>
+      </w:r>
+      <w:proofErr w:type="spellStart"/>
+      <w:r>
+        <w:rPr>
+          <w:cs/>
+        </w:rPr>
+        <w:t>ร์</w:t>
+      </w:r>
+      <w:proofErr w:type="spellEnd"/>
+      <w:r>
+        <w:rPr>
+          <w:cs/>
+        </w:rPr>
+        <w:t>มอ</w:t>
+      </w:r>
+      <w:proofErr w:type="spellStart"/>
+      <w:r>
+        <w:rPr>
+          <w:cs/>
+        </w:rPr>
+        <w:t>นิก</w:t>
+      </w:r>
+      <w:proofErr w:type="spellEnd"/>
+      <w:r>
+        <w:t xml:space="preserve"> (Harmonic Mean) </w:t>
+      </w:r>
+      <w:r>
+        <w:rPr>
+          <w:cs/>
+        </w:rPr>
+        <w:t>ระหว่าง</w:t>
+      </w:r>
+      <w:r>
+        <w:t xml:space="preserve"> Precision </w:t>
+      </w:r>
+      <w:r>
+        <w:rPr>
+          <w:cs/>
+        </w:rPr>
+        <w:t>และ</w:t>
+      </w:r>
+      <w:r>
+        <w:t xml:space="preserve"> Recall </w:t>
+      </w:r>
+      <w:r>
+        <w:rPr>
+          <w:cs/>
+        </w:rPr>
+        <w:t>เพื่อวัดความสมดุลของประสิทธิภาพการจำแนกโรค</w:t>
+      </w:r>
+      <w:r>
+        <w:t xml:space="preserve"> </w:t>
+      </w:r>
+      <w:r>
+        <w:rPr>
+          <w:cs/>
+        </w:rPr>
+        <w:t>โดยลดความเอนเอียงในกรณีที่แบบจำลองทำนายเอนไปทางคลาสใดคลาสหนึ่ง</w:t>
+      </w:r>
+    </w:p>
+    <w:p>
+      <w:pPr>
+        <w:spacing w:before="60" w:after="60"/>
         <w:jc w:val="center"/>
       </w:pPr>
       <m:oMathPara>
@@ -9668,62 +10024,922 @@
     </w:p>
     <w:p>
       <w:pPr>
-        <w:ind w:firstLine="720"/>
-        <w:jc w:val="both"/>
+        <w:spacing w:before="60" w:after="60"/>
+        <w:jc w:val="center"/>
       </w:pPr>
-      <w:r>
-        <w:rPr>
-          <w:cs/>
-        </w:rPr>
-        <w:t xml:space="preserve">นอกจากนี้ยังวัดพื้นที่ใต้เส้นโค้ง </w:t>
-      </w:r>
-      <w:r>
-        <w:t xml:space="preserve">ROC (ROC-AUC) </w:t>
-      </w:r>
-      <w:r>
-        <w:rPr>
-          <w:cs/>
-        </w:rPr>
-        <w:t xml:space="preserve">และพื้นที่ใต้เส้นโค้ง </w:t>
-      </w:r>
-      <w:r>
-        <w:t xml:space="preserve">Precision–Recall (PR-AUC) </w:t>
-      </w:r>
-      <w:r>
-        <w:rPr>
-          <w:cs/>
-        </w:rPr>
-        <w:t xml:space="preserve">ซึ่งไม่ขึ้นกับเกณฑ์ตัดสินใจ สำหรับการทดลองที่ </w:t>
-      </w:r>
-      <w:r>
-        <w:t xml:space="preserve">2 </w:t>
-      </w:r>
-      <w:r>
-        <w:rPr>
-          <w:cs/>
-        </w:rPr>
-        <w:t xml:space="preserve">รายงานค่าเฉลี่ยแบบ </w:t>
-      </w:r>
-      <w:r>
-        <w:t xml:space="preserve">Macro-average </w:t>
-      </w:r>
-      <w:r>
-        <w:rPr>
-          <w:cs/>
-        </w:rPr>
-        <w:t xml:space="preserve">ของทั้ง </w:t>
-      </w:r>
-      <w:r>
-        <w:t xml:space="preserve">16 </w:t>
-      </w:r>
-      <w:r>
-        <w:rPr>
-          <w:cs/>
-        </w:rPr>
-        <w:t xml:space="preserve">สภาวะ พร้อมทั้งนำเสนอผลในรูปแบบ </w:t>
-      </w:r>
-      <w:r>
-        <w:t>Confusion Matrix</w:t>
+    </w:p>
+    <w:p>
+      <w:pPr>
+        <w:keepNext/>
+        <w:spacing w:before="120"/>
+        <w:rPr>
+          <w:rFonts w:ascii="TH SarabunPSK" w:hAnsi="TH SarabunPSK" w:cs="TH SarabunPSK" w:hint="cs"/>
+        </w:rPr>
+      </w:pPr>
+      <w:r>
+        <w:rPr>
+          <w:rFonts w:ascii="TH SarabunPSK" w:hAnsi="TH SarabunPSK" w:cs="TH SarabunPSK"/>
+        </w:rPr>
+        <w:tab/>
+      </w:r>
+      <w:r>
+        <w:rPr>
+          <w:rFonts w:ascii="TH SarabunPSK" w:hAnsi="TH SarabunPSK" w:cs="TH SarabunPSK" w:hint="cs"/>
+        </w:rPr>
+        <w:t xml:space="preserve">ROC-AUC </w:t>
+      </w:r>
+      <w:r>
+        <w:rPr>
+          <w:rFonts w:ascii="TH SarabunPSK" w:hAnsi="TH SarabunPSK" w:cs="TH SarabunPSK" w:hint="cs"/>
+          <w:cs/>
+        </w:rPr>
+        <w:t xml:space="preserve">และ </w:t>
+      </w:r>
+      <w:r>
+        <w:rPr>
+          <w:rFonts w:ascii="TH SarabunPSK" w:hAnsi="TH SarabunPSK" w:cs="TH SarabunPSK" w:hint="cs"/>
+        </w:rPr>
+        <w:t>PR-AUC (</w:t>
+      </w:r>
+      <w:r>
+        <w:rPr>
+          <w:rFonts w:ascii="TH SarabunPSK" w:hAnsi="TH SarabunPSK" w:cs="TH SarabunPSK" w:hint="cs"/>
+          <w:cs/>
+        </w:rPr>
+        <w:t>การประเมินแบบไม่ขึ้นกับเกณฑ์ตัดสินใจ):</w:t>
+      </w:r>
+    </w:p>
+    <w:p>
+      <w:pPr>
+        <w:keepNext/>
+        <w:spacing w:before="120"/>
+        <w:ind w:left="720" w:hanging="360"/>
+        <w:jc w:val="thaiDistribute"/>
+        <w:rPr>
+          <w:rFonts w:ascii="TH SarabunPSK" w:hAnsi="TH SarabunPSK" w:cs="TH SarabunPSK" w:hint="cs"/>
+        </w:rPr>
+      </w:pPr>
+      <w:r>
+        <w:rPr>
+          <w:rFonts w:ascii="TH SarabunPSK" w:hAnsi="TH SarabunPSK" w:cs="TH SarabunPSK"/>
+        </w:rPr>
+        <w:tab/>
+      </w:r>
+      <w:r>
+        <w:rPr>
+          <w:rFonts w:ascii="TH SarabunPSK" w:hAnsi="TH SarabunPSK" w:cs="TH SarabunPSK"/>
+        </w:rPr>
+        <w:tab/>
+      </w:r>
+      <w:r>
+        <w:rPr>
+          <w:rFonts w:ascii="TH SarabunPSK" w:hAnsi="TH SarabunPSK" w:cs="TH SarabunPSK" w:hint="cs"/>
+        </w:rPr>
+        <w:t xml:space="preserve">ROC-AUC (Area Under the Receiver Operating Characteristic Curve): </w:t>
+      </w:r>
+      <w:r>
+        <w:rPr>
+          <w:rFonts w:ascii="TH SarabunPSK" w:hAnsi="TH SarabunPSK" w:cs="TH SarabunPSK" w:hint="cs"/>
+          <w:cs/>
+        </w:rPr>
+        <w:t>วัดพื้นที่ใต้กราฟความสัมพันธ์ระหว่างอัตราผลบวกจริง</w:t>
+      </w:r>
+      <w:r>
+        <w:rPr>
+          <w:rFonts w:ascii="TH SarabunPSK" w:hAnsi="TH SarabunPSK" w:cs="TH SarabunPSK" w:hint="cs"/>
+        </w:rPr>
+        <w:t xml:space="preserve"> (</w:t>
+      </w:r>
+      <m:oMath>
+        <m:r>
+          <m:rPr>
+            <m:nor/>
+          </m:rPr>
+          <w:rPr>
+            <w:rFonts w:ascii="TH SarabunPSK" w:hAnsi="TH SarabunPSK" w:cs="TH SarabunPSK" w:hint="cs"/>
+          </w:rPr>
+          <m:t>TPR</m:t>
+        </m:r>
+        <m:r>
+          <w:rPr>
+            <w:rFonts w:ascii="Cambria Math" w:hAnsi="Cambria Math" w:cs="TH SarabunPSK" w:hint="cs"/>
+          </w:rPr>
+          <m:t>=</m:t>
+        </m:r>
+        <m:r>
+          <m:rPr>
+            <m:nor/>
+          </m:rPr>
+          <w:rPr>
+            <w:rFonts w:ascii="TH SarabunPSK" w:hAnsi="TH SarabunPSK" w:cs="TH SarabunPSK" w:hint="cs"/>
+          </w:rPr>
+          <m:t>Sensitivity</m:t>
+        </m:r>
+      </m:oMath>
+      <w:r>
+        <w:rPr>
+          <w:rFonts w:ascii="TH SarabunPSK" w:hAnsi="TH SarabunPSK" w:cs="TH SarabunPSK" w:hint="cs"/>
+        </w:rPr>
+        <w:t xml:space="preserve">) </w:t>
+      </w:r>
+      <w:r>
+        <w:rPr>
+          <w:rFonts w:ascii="TH SarabunPSK" w:hAnsi="TH SarabunPSK" w:cs="TH SarabunPSK" w:hint="cs"/>
+          <w:cs/>
+        </w:rPr>
+        <w:t>และอัตราผลบวกลวง</w:t>
+      </w:r>
+      <w:r>
+        <w:rPr>
+          <w:rFonts w:ascii="TH SarabunPSK" w:hAnsi="TH SarabunPSK" w:cs="TH SarabunPSK" w:hint="cs"/>
+        </w:rPr>
+        <w:t xml:space="preserve"> </w:t>
+      </w:r>
+      <w:r>
+        <w:rPr>
+          <w:rFonts w:ascii="TH SarabunPSK" w:hAnsi="TH SarabunPSK" w:cs="TH SarabunPSK"/>
+        </w:rPr>
+        <w:t>(</w:t>
+      </w:r>
+      <w:r>
+        <w:rPr>
+          <w:rFonts w:ascii="TH SarabunPSK" w:hAnsi="TH SarabunPSK" w:cs="TH SarabunPSK"/>
+        </w:rPr>
+        <w:t>FPR</w:t>
+      </w:r>
+      <w:r>
+        <w:rPr>
+          <w:rFonts w:ascii="TH SarabunPSK" w:hAnsi="TH SarabunPSK" w:cs="TH SarabunPSK"/>
+        </w:rPr>
+        <w:t xml:space="preserve"> </w:t>
+      </w:r>
+      <w:r>
+        <w:rPr>
+          <w:rFonts w:ascii="TH SarabunPSK" w:hAnsi="TH SarabunPSK" w:cs="TH SarabunPSK"/>
+        </w:rPr>
+        <w:t>=</w:t>
+      </w:r>
+      <w:r>
+        <w:rPr>
+          <w:rFonts w:ascii="TH SarabunPSK" w:hAnsi="TH SarabunPSK" w:cs="TH SarabunPSK"/>
+        </w:rPr>
+        <w:t xml:space="preserve"> </w:t>
+      </w:r>
+      <w:r>
+        <w:rPr>
+          <w:rFonts w:ascii="TH SarabunPSK" w:hAnsi="TH SarabunPSK" w:cs="TH SarabunPSK"/>
+        </w:rPr>
+        <w:t>1</w:t>
+      </w:r>
+      <w:r>
+        <w:rPr>
+          <w:rFonts w:ascii="TH SarabunPSK" w:hAnsi="TH SarabunPSK" w:cs="TH SarabunPSK"/>
+        </w:rPr>
+        <w:t xml:space="preserve"> </w:t>
+      </w:r>
+      <w:r>
+        <w:rPr>
+          <w:rFonts w:ascii="TH SarabunPSK" w:hAnsi="TH SarabunPSK" w:cs="TH SarabunPSK"/>
+        </w:rPr>
+        <w:t>-Specificity)</w:t>
+      </w:r>
+      <w:r>
+        <w:rPr>
+          <w:rFonts w:ascii="TH SarabunPSK" w:hAnsi="TH SarabunPSK" w:cs="TH SarabunPSK"/>
+        </w:rPr>
+        <w:t xml:space="preserve"> </w:t>
+      </w:r>
+      <w:r>
+        <w:rPr>
+          <w:rFonts w:ascii="TH SarabunPSK" w:hAnsi="TH SarabunPSK" w:cs="TH SarabunPSK" w:hint="cs"/>
+          <w:cs/>
+        </w:rPr>
+        <w:t>เมื่อแปรผันค่าระดับเกณฑ์ตัดสินใจ</w:t>
+      </w:r>
+      <w:r>
+        <w:rPr>
+          <w:rFonts w:ascii="TH SarabunPSK" w:hAnsi="TH SarabunPSK" w:cs="TH SarabunPSK" w:hint="cs"/>
+        </w:rPr>
+        <w:t xml:space="preserve"> (Classification Threshold) </w:t>
+      </w:r>
+      <w:r>
+        <w:rPr>
+          <w:rFonts w:ascii="TH SarabunPSK" w:hAnsi="TH SarabunPSK" w:cs="TH SarabunPSK" w:hint="cs"/>
+          <w:cs/>
+        </w:rPr>
+        <w:t>ทุกค่าที่เป็นไปได้</w:t>
+      </w:r>
+      <w:r>
+        <w:rPr>
+          <w:rFonts w:ascii="TH SarabunPSK" w:hAnsi="TH SarabunPSK" w:cs="TH SarabunPSK" w:hint="cs"/>
+        </w:rPr>
+        <w:t xml:space="preserve"> </w:t>
+      </w:r>
+      <w:r>
+        <w:rPr>
+          <w:rFonts w:ascii="TH SarabunPSK" w:hAnsi="TH SarabunPSK" w:cs="TH SarabunPSK" w:hint="cs"/>
+          <w:cs/>
+        </w:rPr>
+        <w:t>มีค่าอยู่ในช่วง</w:t>
+      </w:r>
+      <w:r>
+        <w:rPr>
+          <w:rFonts w:ascii="TH SarabunPSK" w:hAnsi="TH SarabunPSK" w:cs="TH SarabunPSK" w:hint="cs"/>
+        </w:rPr>
+        <w:t xml:space="preserve"> </w:t>
+      </w:r>
+      <w:r>
+        <w:rPr>
+          <w:rFonts w:ascii="TH SarabunPSK" w:hAnsi="TH SarabunPSK" w:cs="TH SarabunPSK"/>
+        </w:rPr>
+        <w:t xml:space="preserve">0 </w:t>
+      </w:r>
+      <w:r>
+        <w:rPr>
+          <w:rFonts w:ascii="TH SarabunPSK" w:hAnsi="TH SarabunPSK" w:cs="TH SarabunPSK" w:hint="cs"/>
+          <w:cs/>
+        </w:rPr>
+        <w:t>ถึง</w:t>
+      </w:r>
+      <w:r>
+        <w:rPr>
+          <w:rFonts w:ascii="TH SarabunPSK" w:hAnsi="TH SarabunPSK" w:cs="TH SarabunPSK" w:hint="cs"/>
+        </w:rPr>
+        <w:t xml:space="preserve"> </w:t>
+      </w:r>
+      <w:r>
+        <w:rPr>
+          <w:rFonts w:ascii="TH SarabunPSK" w:hAnsi="TH SarabunPSK" w:cs="TH SarabunPSK"/>
+        </w:rPr>
+        <w:t>1</w:t>
+      </w:r>
+      <w:r>
+        <w:rPr>
+          <w:rFonts w:ascii="TH SarabunPSK" w:hAnsi="TH SarabunPSK" w:cs="TH SarabunPSK" w:hint="cs"/>
+          <w:cs/>
+        </w:rPr>
+        <w:t>โดยค่าเข้าใกล้</w:t>
+      </w:r>
+      <w:r>
+        <w:rPr>
+          <w:rFonts w:ascii="TH SarabunPSK" w:hAnsi="TH SarabunPSK" w:cs="TH SarabunPSK" w:hint="cs"/>
+        </w:rPr>
+        <w:t xml:space="preserve"> </w:t>
+      </w:r>
+      <w:r>
+        <w:rPr>
+          <w:rFonts w:ascii="TH SarabunPSK" w:hAnsi="TH SarabunPSK" w:cs="TH SarabunPSK"/>
+        </w:rPr>
+        <w:t xml:space="preserve">1.0 </w:t>
+      </w:r>
+      <w:r>
+        <w:rPr>
+          <w:rFonts w:ascii="TH SarabunPSK" w:hAnsi="TH SarabunPSK" w:cs="TH SarabunPSK" w:hint="cs"/>
+          <w:cs/>
+        </w:rPr>
+        <w:t>หมายถึงแบบจำลองมีความสามารถในการแยกแยะระหว่างคลาส</w:t>
+      </w:r>
+      <w:r>
+        <w:rPr>
+          <w:rFonts w:ascii="TH SarabunPSK" w:hAnsi="TH SarabunPSK" w:cs="TH SarabunPSK" w:hint="cs"/>
+        </w:rPr>
+        <w:t xml:space="preserve"> Infiltration </w:t>
+      </w:r>
+      <w:r>
+        <w:rPr>
+          <w:rFonts w:ascii="TH SarabunPSK" w:hAnsi="TH SarabunPSK" w:cs="TH SarabunPSK" w:hint="cs"/>
+          <w:cs/>
+        </w:rPr>
+        <w:t>และ</w:t>
+      </w:r>
+      <w:r>
+        <w:rPr>
+          <w:rFonts w:ascii="TH SarabunPSK" w:hAnsi="TH SarabunPSK" w:cs="TH SarabunPSK" w:hint="cs"/>
+        </w:rPr>
+        <w:t xml:space="preserve"> No Finding </w:t>
+      </w:r>
+      <w:r>
+        <w:rPr>
+          <w:rFonts w:ascii="TH SarabunPSK" w:hAnsi="TH SarabunPSK" w:cs="TH SarabunPSK" w:hint="cs"/>
+          <w:cs/>
+        </w:rPr>
+        <w:t>ได้ดีเยี่ยม</w:t>
+      </w:r>
+      <w:r>
+        <w:rPr>
+          <w:rFonts w:ascii="TH SarabunPSK" w:hAnsi="TH SarabunPSK" w:cs="TH SarabunPSK" w:hint="cs"/>
+        </w:rPr>
+        <w:t xml:space="preserve"> </w:t>
+      </w:r>
+      <w:r>
+        <w:rPr>
+          <w:rFonts w:ascii="TH SarabunPSK" w:hAnsi="TH SarabunPSK" w:cs="TH SarabunPSK" w:hint="cs"/>
+          <w:cs/>
+        </w:rPr>
+        <w:t>ส่วนค่า</w:t>
+      </w:r>
+      <w:r>
+        <w:rPr>
+          <w:rFonts w:ascii="TH SarabunPSK" w:hAnsi="TH SarabunPSK" w:cs="TH SarabunPSK" w:hint="cs"/>
+        </w:rPr>
+        <w:t xml:space="preserve"> </w:t>
+      </w:r>
+      <w:r>
+        <w:rPr>
+          <w:rFonts w:ascii="TH SarabunPSK" w:hAnsi="TH SarabunPSK" w:cs="TH SarabunPSK"/>
+        </w:rPr>
+        <w:t xml:space="preserve">0.5 </w:t>
+      </w:r>
+      <w:r>
+        <w:rPr>
+          <w:rFonts w:ascii="TH SarabunPSK" w:hAnsi="TH SarabunPSK" w:cs="TH SarabunPSK" w:hint="cs"/>
+          <w:cs/>
+        </w:rPr>
+        <w:t>เทียบเท่ากับการทายแบบสุ่ม</w:t>
+      </w:r>
+      <w:r>
+        <w:rPr>
+          <w:rFonts w:ascii="TH SarabunPSK" w:hAnsi="TH SarabunPSK" w:cs="TH SarabunPSK" w:hint="cs"/>
+        </w:rPr>
+        <w:t xml:space="preserve"> (Fawcett, 2006)</w:t>
+      </w:r>
+    </w:p>
+    <w:p>
+      <w:pPr>
+        <w:keepNext/>
+        <w:spacing w:before="120"/>
+        <w:ind w:left="720" w:hanging="360"/>
+        <w:jc w:val="thaiDistribute"/>
+        <w:rPr>
+          <w:rFonts w:ascii="TH SarabunPSK" w:hAnsi="TH SarabunPSK" w:cs="TH SarabunPSK" w:hint="cs"/>
+        </w:rPr>
+      </w:pPr>
+      <w:r>
+        <w:rPr>
+          <w:rFonts w:ascii="TH SarabunPSK" w:hAnsi="TH SarabunPSK" w:cs="TH SarabunPSK"/>
+        </w:rPr>
+        <w:tab/>
+      </w:r>
+      <w:r>
+        <w:rPr>
+          <w:rFonts w:ascii="TH SarabunPSK" w:hAnsi="TH SarabunPSK" w:cs="TH SarabunPSK"/>
+        </w:rPr>
+        <w:tab/>
+      </w:r>
+      <w:r>
+        <w:rPr>
+          <w:rFonts w:ascii="TH SarabunPSK" w:hAnsi="TH SarabunPSK" w:cs="TH SarabunPSK" w:hint="cs"/>
+        </w:rPr>
+        <w:t xml:space="preserve">PR-AUC (Area Under the Precision–Recall Curve): </w:t>
+      </w:r>
+      <w:r>
+        <w:rPr>
+          <w:rFonts w:ascii="TH SarabunPSK" w:hAnsi="TH SarabunPSK" w:cs="TH SarabunPSK" w:hint="cs"/>
+          <w:cs/>
+        </w:rPr>
+        <w:t>วัดพื้นที่ใต้กราฟความสัมพันธ์ระหว่าง</w:t>
+      </w:r>
+      <w:r>
+        <w:rPr>
+          <w:rFonts w:ascii="TH SarabunPSK" w:hAnsi="TH SarabunPSK" w:cs="TH SarabunPSK" w:hint="cs"/>
+        </w:rPr>
+        <w:t xml:space="preserve"> Precision </w:t>
+      </w:r>
+      <w:r>
+        <w:rPr>
+          <w:rFonts w:ascii="TH SarabunPSK" w:hAnsi="TH SarabunPSK" w:cs="TH SarabunPSK" w:hint="cs"/>
+          <w:cs/>
+        </w:rPr>
+        <w:t>และ</w:t>
+      </w:r>
+      <w:r>
+        <w:rPr>
+          <w:rFonts w:ascii="TH SarabunPSK" w:hAnsi="TH SarabunPSK" w:cs="TH SarabunPSK" w:hint="cs"/>
+        </w:rPr>
+        <w:t xml:space="preserve"> Recall </w:t>
+      </w:r>
+      <w:r>
+        <w:rPr>
+          <w:rFonts w:ascii="TH SarabunPSK" w:hAnsi="TH SarabunPSK" w:cs="TH SarabunPSK" w:hint="cs"/>
+          <w:cs/>
+        </w:rPr>
+        <w:t>ในทุกระดับเกณฑ์ตัดสินใจ</w:t>
+      </w:r>
+      <w:r>
+        <w:rPr>
+          <w:rFonts w:ascii="TH SarabunPSK" w:hAnsi="TH SarabunPSK" w:cs="TH SarabunPSK" w:hint="cs"/>
+        </w:rPr>
+        <w:t xml:space="preserve"> </w:t>
+      </w:r>
+      <w:r>
+        <w:rPr>
+          <w:rFonts w:ascii="TH SarabunPSK" w:hAnsi="TH SarabunPSK" w:cs="TH SarabunPSK" w:hint="cs"/>
+          <w:cs/>
+        </w:rPr>
+        <w:t>ซึ่งสะท้อนประสิทธิภาพการตรวจจับคลาสเป้าหมาย</w:t>
+      </w:r>
+      <w:r>
+        <w:rPr>
+          <w:rFonts w:ascii="TH SarabunPSK" w:hAnsi="TH SarabunPSK" w:cs="TH SarabunPSK" w:hint="cs"/>
+        </w:rPr>
+        <w:t xml:space="preserve"> (Infiltration) </w:t>
+      </w:r>
+      <w:r>
+        <w:rPr>
+          <w:rFonts w:ascii="TH SarabunPSK" w:hAnsi="TH SarabunPSK" w:cs="TH SarabunPSK" w:hint="cs"/>
+          <w:cs/>
+        </w:rPr>
+        <w:t>ได้อย่างแม่นยำควบคู่กับ</w:t>
+      </w:r>
+      <w:r>
+        <w:rPr>
+          <w:rFonts w:ascii="TH SarabunPSK" w:hAnsi="TH SarabunPSK" w:cs="TH SarabunPSK" w:hint="cs"/>
+        </w:rPr>
+        <w:t xml:space="preserve"> ROC-AUC (Saito &amp; </w:t>
+      </w:r>
+      <w:proofErr w:type="spellStart"/>
+      <w:r>
+        <w:rPr>
+          <w:rFonts w:ascii="TH SarabunPSK" w:hAnsi="TH SarabunPSK" w:cs="TH SarabunPSK" w:hint="cs"/>
+        </w:rPr>
+        <w:t>Rehmsmeier</w:t>
+      </w:r>
+      <w:proofErr w:type="spellEnd"/>
+      <w:r>
+        <w:rPr>
+          <w:rFonts w:ascii="TH SarabunPSK" w:hAnsi="TH SarabunPSK" w:cs="TH SarabunPSK" w:hint="cs"/>
+        </w:rPr>
+        <w:t>, 2015)</w:t>
+      </w:r>
+    </w:p>
+    <w:p>
+      <w:pPr>
+        <w:keepNext/>
+        <w:spacing w:before="120"/>
+        <w:ind w:left="360"/>
+        <w:rPr>
+          <w:rFonts w:ascii="TH SarabunPSK" w:hAnsi="TH SarabunPSK" w:cs="TH SarabunPSK" w:hint="cs"/>
+        </w:rPr>
+      </w:pPr>
+      <w:r>
+        <w:rPr>
+          <w:rFonts w:ascii="TH SarabunPSK" w:hAnsi="TH SarabunPSK" w:cs="TH SarabunPSK" w:hint="cs"/>
+          <w:cs/>
+        </w:rPr>
+        <w:t>นิยามตัวแปร:</w:t>
+      </w:r>
+      <w:r>
+        <w:rPr>
+          <w:rFonts w:ascii="TH SarabunPSK" w:hAnsi="TH SarabunPSK" w:cs="TH SarabunPSK" w:hint="cs"/>
+        </w:rPr>
+        <w:t xml:space="preserve"> </w:t>
+      </w:r>
+      <w:r>
+        <w:rPr>
+          <w:rFonts w:ascii="TH SarabunPSK" w:hAnsi="TH SarabunPSK" w:cs="TH SarabunPSK" w:hint="cs"/>
+          <w:cs/>
+        </w:rPr>
+        <w:t>กำหนดให้คลาสเป้าหมาย</w:t>
+      </w:r>
+      <w:r>
+        <w:rPr>
+          <w:rFonts w:ascii="TH SarabunPSK" w:hAnsi="TH SarabunPSK" w:cs="TH SarabunPSK" w:hint="cs"/>
+        </w:rPr>
+        <w:t xml:space="preserve"> (Positive Class) </w:t>
+      </w:r>
+      <w:r>
+        <w:rPr>
+          <w:rFonts w:ascii="TH SarabunPSK" w:hAnsi="TH SarabunPSK" w:cs="TH SarabunPSK" w:hint="cs"/>
+          <w:cs/>
+        </w:rPr>
+        <w:t>คือภาพที่มีภาวะปอดอักเสบแทรกซึม</w:t>
+      </w:r>
+      <w:r>
+        <w:rPr>
+          <w:rFonts w:ascii="TH SarabunPSK" w:hAnsi="TH SarabunPSK" w:cs="TH SarabunPSK" w:hint="cs"/>
+        </w:rPr>
+        <w:t xml:space="preserve"> (Infiltration) </w:t>
+      </w:r>
+      <w:r>
+        <w:rPr>
+          <w:rFonts w:ascii="TH SarabunPSK" w:hAnsi="TH SarabunPSK" w:cs="TH SarabunPSK" w:hint="cs"/>
+          <w:cs/>
+        </w:rPr>
+        <w:t>และคลาสปกติ</w:t>
+      </w:r>
+      <w:r>
+        <w:rPr>
+          <w:rFonts w:ascii="TH SarabunPSK" w:hAnsi="TH SarabunPSK" w:cs="TH SarabunPSK" w:hint="cs"/>
+        </w:rPr>
+        <w:t xml:space="preserve"> (Negative Class) </w:t>
+      </w:r>
+      <w:r>
+        <w:rPr>
+          <w:rFonts w:ascii="TH SarabunPSK" w:hAnsi="TH SarabunPSK" w:cs="TH SarabunPSK" w:hint="cs"/>
+          <w:cs/>
+        </w:rPr>
+        <w:t>คือภาพที่ไม่พบความผิดปกติ</w:t>
+      </w:r>
+      <w:r>
+        <w:rPr>
+          <w:rFonts w:ascii="TH SarabunPSK" w:hAnsi="TH SarabunPSK" w:cs="TH SarabunPSK" w:hint="cs"/>
+        </w:rPr>
+        <w:t xml:space="preserve"> (No Finding) </w:t>
+      </w:r>
+      <w:r>
+        <w:rPr>
+          <w:rFonts w:ascii="TH SarabunPSK" w:hAnsi="TH SarabunPSK" w:cs="TH SarabunPSK" w:hint="cs"/>
+          <w:cs/>
+        </w:rPr>
+        <w:t>โดยที่:</w:t>
+      </w:r>
+    </w:p>
+    <w:p>
+      <w:pPr>
+        <w:keepNext/>
+        <w:spacing w:before="120"/>
+        <w:ind w:left="360"/>
+        <w:rPr>
+          <w:rFonts w:ascii="TH SarabunPSK" w:hAnsi="TH SarabunPSK" w:cs="TH SarabunPSK" w:hint="cs"/>
+        </w:rPr>
+      </w:pPr>
+      <w:r>
+        <w:rPr>
+          <w:rFonts w:ascii="TH SarabunPSK" w:hAnsi="TH SarabunPSK" w:cs="TH SarabunPSK"/>
+        </w:rPr>
+        <w:tab/>
+      </w:r>
+      <m:oMath>
+        <m:r>
+          <w:rPr>
+            <w:rFonts w:ascii="Cambria Math" w:hAnsi="Cambria Math" w:cs="TH SarabunPSK" w:hint="cs"/>
+          </w:rPr>
+          <m:t>TP</m:t>
+        </m:r>
+      </m:oMath>
+      <w:r>
+        <w:rPr>
+          <w:rFonts w:ascii="TH SarabunPSK" w:hAnsi="TH SarabunPSK" w:cs="TH SarabunPSK" w:hint="cs"/>
+        </w:rPr>
+        <w:t>(True Posit</w:t>
+      </w:r>
+      <w:proofErr w:type="spellStart"/>
+      <w:r>
+        <w:rPr>
+          <w:rFonts w:ascii="TH SarabunPSK" w:hAnsi="TH SarabunPSK" w:cs="TH SarabunPSK" w:hint="cs"/>
+        </w:rPr>
+        <w:t>ive</w:t>
+      </w:r>
+      <w:proofErr w:type="spellEnd"/>
+      <w:r>
+        <w:rPr>
+          <w:rFonts w:ascii="TH SarabunPSK" w:hAnsi="TH SarabunPSK" w:cs="TH SarabunPSK" w:hint="cs"/>
+        </w:rPr>
+        <w:t xml:space="preserve">): </w:t>
+      </w:r>
+      <w:r>
+        <w:rPr>
+          <w:rFonts w:ascii="TH SarabunPSK" w:hAnsi="TH SarabunPSK" w:cs="TH SarabunPSK" w:hint="cs"/>
+          <w:cs/>
+        </w:rPr>
+        <w:t>จำนวนภาพที่มีภาวะ</w:t>
+      </w:r>
+      <w:r>
+        <w:rPr>
+          <w:rFonts w:ascii="TH SarabunPSK" w:hAnsi="TH SarabunPSK" w:cs="TH SarabunPSK" w:hint="cs"/>
+        </w:rPr>
+        <w:t xml:space="preserve"> Infiltration </w:t>
+      </w:r>
+      <w:r>
+        <w:rPr>
+          <w:rFonts w:ascii="TH SarabunPSK" w:hAnsi="TH SarabunPSK" w:cs="TH SarabunPSK" w:hint="cs"/>
+          <w:cs/>
+        </w:rPr>
+        <w:t>จริง</w:t>
+      </w:r>
+      <w:r>
+        <w:rPr>
+          <w:rFonts w:ascii="TH SarabunPSK" w:hAnsi="TH SarabunPSK" w:cs="TH SarabunPSK" w:hint="cs"/>
+        </w:rPr>
+        <w:t xml:space="preserve"> </w:t>
+      </w:r>
+      <w:r>
+        <w:rPr>
+          <w:rFonts w:ascii="TH SarabunPSK" w:hAnsi="TH SarabunPSK" w:cs="TH SarabunPSK" w:hint="cs"/>
+          <w:cs/>
+        </w:rPr>
+        <w:t>และแบบจำลองทำนายถูกต้องว่าเป็น</w:t>
+      </w:r>
+      <w:r>
+        <w:rPr>
+          <w:rFonts w:ascii="TH SarabunPSK" w:hAnsi="TH SarabunPSK" w:cs="TH SarabunPSK" w:hint="cs"/>
+        </w:rPr>
+        <w:t xml:space="preserve"> Infiltration</w:t>
+      </w:r>
+    </w:p>
+    <w:p>
+      <w:pPr>
+        <w:keepNext/>
+        <w:spacing w:before="120"/>
+        <w:ind w:left="360"/>
+        <w:rPr>
+          <w:rFonts w:ascii="TH SarabunPSK" w:hAnsi="TH SarabunPSK" w:cs="TH SarabunPSK" w:hint="cs"/>
+        </w:rPr>
+      </w:pPr>
+      <w:r>
+        <w:rPr>
+          <w:rFonts w:ascii="TH SarabunPSK" w:hAnsi="TH SarabunPSK" w:cs="TH SarabunPSK"/>
+        </w:rPr>
+        <w:tab/>
+      </w:r>
+      <m:oMath>
+        <m:r>
+          <w:rPr>
+            <w:rFonts w:ascii="Cambria Math" w:hAnsi="Cambria Math" w:cs="TH SarabunPSK" w:hint="cs"/>
+          </w:rPr>
+          <m:t>TN</m:t>
+        </m:r>
+      </m:oMath>
+      <w:r>
+        <w:rPr>
+          <w:rFonts w:ascii="TH SarabunPSK" w:hAnsi="TH SarabunPSK" w:cs="TH SarabunPSK" w:hint="cs"/>
+        </w:rPr>
+        <w:t xml:space="preserve">(True Negative): </w:t>
+      </w:r>
+      <w:r>
+        <w:rPr>
+          <w:rFonts w:ascii="TH SarabunPSK" w:hAnsi="TH SarabunPSK" w:cs="TH SarabunPSK" w:hint="cs"/>
+          <w:cs/>
+        </w:rPr>
+        <w:t>จำนวนภาพที่เป็นปอดปกติ</w:t>
+      </w:r>
+      <w:r>
+        <w:rPr>
+          <w:rFonts w:ascii="TH SarabunPSK" w:hAnsi="TH SarabunPSK" w:cs="TH SarabunPSK" w:hint="cs"/>
+        </w:rPr>
+        <w:t xml:space="preserve"> (No Finding) </w:t>
+      </w:r>
+      <w:r>
+        <w:rPr>
+          <w:rFonts w:ascii="TH SarabunPSK" w:hAnsi="TH SarabunPSK" w:cs="TH SarabunPSK" w:hint="cs"/>
+          <w:cs/>
+        </w:rPr>
+        <w:t>จริง</w:t>
+      </w:r>
+      <w:r>
+        <w:rPr>
+          <w:rFonts w:ascii="TH SarabunPSK" w:hAnsi="TH SarabunPSK" w:cs="TH SarabunPSK" w:hint="cs"/>
+        </w:rPr>
+        <w:t xml:space="preserve"> </w:t>
+      </w:r>
+      <w:r>
+        <w:rPr>
+          <w:rFonts w:ascii="TH SarabunPSK" w:hAnsi="TH SarabunPSK" w:cs="TH SarabunPSK" w:hint="cs"/>
+          <w:cs/>
+        </w:rPr>
+        <w:t>และแบบจำลองทำนายถูกต้องว่าเป็น</w:t>
+      </w:r>
+      <w:r>
+        <w:rPr>
+          <w:rFonts w:ascii="TH SarabunPSK" w:hAnsi="TH SarabunPSK" w:cs="TH SarabunPSK" w:hint="cs"/>
+        </w:rPr>
+        <w:t xml:space="preserve"> No Finding</w:t>
+      </w:r>
+    </w:p>
+    <w:p>
+      <w:pPr>
+        <w:keepNext/>
+        <w:spacing w:before="120"/>
+        <w:ind w:left="360"/>
+        <w:rPr>
+          <w:rFonts w:ascii="TH SarabunPSK" w:hAnsi="TH SarabunPSK" w:cs="TH SarabunPSK" w:hint="cs"/>
+        </w:rPr>
+      </w:pPr>
+      <w:r>
+        <w:rPr>
+          <w:rFonts w:ascii="TH SarabunPSK" w:hAnsi="TH SarabunPSK" w:cs="TH SarabunPSK"/>
+        </w:rPr>
+        <w:tab/>
+      </w:r>
+      <m:oMath>
+        <m:r>
+          <w:rPr>
+            <w:rFonts w:ascii="Cambria Math" w:hAnsi="Cambria Math" w:cs="TH SarabunPSK" w:hint="cs"/>
+          </w:rPr>
+          <m:t>FP</m:t>
+        </m:r>
+      </m:oMath>
+      <w:r>
+        <w:rPr>
+          <w:rFonts w:ascii="TH SarabunPSK" w:hAnsi="TH SarabunPSK" w:cs="TH SarabunPSK" w:hint="cs"/>
+        </w:rPr>
+        <w:t xml:space="preserve">(False Positive): </w:t>
+      </w:r>
+      <w:r>
+        <w:rPr>
+          <w:rFonts w:ascii="TH SarabunPSK" w:hAnsi="TH SarabunPSK" w:cs="TH SarabunPSK" w:hint="cs"/>
+          <w:cs/>
+        </w:rPr>
+        <w:t>จำนวนภาพที่เป็นปอดปกติ</w:t>
+      </w:r>
+      <w:r>
+        <w:rPr>
+          <w:rFonts w:ascii="TH SarabunPSK" w:hAnsi="TH SarabunPSK" w:cs="TH SarabunPSK" w:hint="cs"/>
+        </w:rPr>
+        <w:t xml:space="preserve"> (No Finding) </w:t>
+      </w:r>
+      <w:r>
+        <w:rPr>
+          <w:rFonts w:ascii="TH SarabunPSK" w:hAnsi="TH SarabunPSK" w:cs="TH SarabunPSK" w:hint="cs"/>
+          <w:cs/>
+        </w:rPr>
+        <w:t>แต่แบบจำลองทำนายผิดพลาดว่าเป็น</w:t>
+      </w:r>
+      <w:r>
+        <w:rPr>
+          <w:rFonts w:ascii="TH SarabunPSK" w:hAnsi="TH SarabunPSK" w:cs="TH SarabunPSK" w:hint="cs"/>
+        </w:rPr>
+        <w:t xml:space="preserve"> Infiltration (</w:t>
+      </w:r>
+      <w:r>
+        <w:rPr>
+          <w:rFonts w:ascii="TH SarabunPSK" w:hAnsi="TH SarabunPSK" w:cs="TH SarabunPSK" w:hint="cs"/>
+          <w:cs/>
+        </w:rPr>
+        <w:t>ผลบวกลวง)</w:t>
+      </w:r>
+    </w:p>
+    <w:p>
+      <w:pPr>
+        <w:keepNext/>
+        <w:spacing w:before="120"/>
+        <w:ind w:left="360"/>
+        <w:rPr>
+          <w:rFonts w:ascii="TH SarabunPSK" w:hAnsi="TH SarabunPSK" w:cs="TH SarabunPSK" w:hint="cs"/>
+          <w:i/>
+        </w:rPr>
+      </w:pPr>
+      <w:r>
+        <w:rPr>
+          <w:rFonts w:ascii="TH SarabunPSK" w:hAnsi="TH SarabunPSK" w:cs="TH SarabunPSK"/>
+        </w:rPr>
+        <w:tab/>
+      </w:r>
+      <m:oMath>
+        <m:r>
+          <w:rPr>
+            <w:rFonts w:ascii="Cambria Math" w:hAnsi="Cambria Math" w:cs="TH SarabunPSK" w:hint="cs"/>
+          </w:rPr>
+          <m:t>FN</m:t>
+        </m:r>
+      </m:oMath>
+      <w:r>
+        <w:rPr>
+          <w:rFonts w:ascii="TH SarabunPSK" w:hAnsi="TH SarabunPSK" w:cs="TH SarabunPSK" w:hint="cs"/>
+        </w:rPr>
+        <w:t xml:space="preserve">(False Negative): </w:t>
+      </w:r>
+      <w:r>
+        <w:rPr>
+          <w:rFonts w:ascii="TH SarabunPSK" w:hAnsi="TH SarabunPSK" w:cs="TH SarabunPSK" w:hint="cs"/>
+          <w:cs/>
+        </w:rPr>
+        <w:t>จำนวนภาพที่มีภาวะ</w:t>
+      </w:r>
+      <w:r>
+        <w:rPr>
+          <w:rFonts w:ascii="TH SarabunPSK" w:hAnsi="TH SarabunPSK" w:cs="TH SarabunPSK" w:hint="cs"/>
+        </w:rPr>
+        <w:t xml:space="preserve"> Infiltration </w:t>
+      </w:r>
+      <w:r>
+        <w:rPr>
+          <w:rFonts w:ascii="TH SarabunPSK" w:hAnsi="TH SarabunPSK" w:cs="TH SarabunPSK" w:hint="cs"/>
+          <w:cs/>
+        </w:rPr>
+        <w:t>จริง</w:t>
+      </w:r>
+      <w:r>
+        <w:rPr>
+          <w:rFonts w:ascii="TH SarabunPSK" w:hAnsi="TH SarabunPSK" w:cs="TH SarabunPSK" w:hint="cs"/>
+        </w:rPr>
+        <w:t xml:space="preserve"> </w:t>
+      </w:r>
+      <w:r>
+        <w:rPr>
+          <w:rFonts w:ascii="TH SarabunPSK" w:hAnsi="TH SarabunPSK" w:cs="TH SarabunPSK" w:hint="cs"/>
+          <w:cs/>
+        </w:rPr>
+        <w:t>แต่แบบจำลองทำนายผิดพลาดว่าเป็น</w:t>
+      </w:r>
+      <w:r>
+        <w:rPr>
+          <w:rFonts w:ascii="TH SarabunPSK" w:hAnsi="TH SarabunPSK" w:cs="TH SarabunPSK" w:hint="cs"/>
+        </w:rPr>
+        <w:t xml:space="preserve"> No Finding (</w:t>
+      </w:r>
+      <w:r>
+        <w:rPr>
+          <w:rFonts w:ascii="TH SarabunPSK" w:hAnsi="TH SarabunPSK" w:cs="TH SarabunPSK" w:hint="cs"/>
+          <w:cs/>
+        </w:rPr>
+        <w:t>ผลลบลวง)</w:t>
+      </w:r>
+    </w:p>
+    <w:p>
+      <w:pPr>
+        <w:keepNext/>
+        <w:spacing w:before="120"/>
+        <w:ind w:left="360"/>
+        <w:rPr>
+          <w:rFonts w:ascii="TH SarabunPSK" w:hAnsi="TH SarabunPSK" w:cs="TH SarabunPSK" w:hint="cs"/>
+        </w:rPr>
+      </w:pPr>
+      <w:r>
+        <w:rPr>
+          <w:rFonts w:ascii="TH SarabunPSK" w:hAnsi="TH SarabunPSK" w:cs="TH SarabunPSK" w:hint="cs"/>
+          <w:cs/>
+        </w:rPr>
+        <w:t>สำหรับการทดลองที่</w:t>
+      </w:r>
+      <w:r>
+        <w:rPr>
+          <w:rFonts w:ascii="TH SarabunPSK" w:hAnsi="TH SarabunPSK" w:cs="TH SarabunPSK" w:hint="cs"/>
+        </w:rPr>
+        <w:t xml:space="preserve"> 2 </w:t>
+      </w:r>
+      <w:r>
+        <w:rPr>
+          <w:rFonts w:ascii="TH SarabunPSK" w:hAnsi="TH SarabunPSK" w:cs="TH SarabunPSK" w:hint="cs"/>
+          <w:cs/>
+        </w:rPr>
+        <w:t>รายงานค่าเฉลี่ยแบบ</w:t>
+      </w:r>
+      <w:r>
+        <w:rPr>
+          <w:rFonts w:ascii="TH SarabunPSK" w:hAnsi="TH SarabunPSK" w:cs="TH SarabunPSK" w:hint="cs"/>
+        </w:rPr>
+        <w:t xml:space="preserve"> Macro-average </w:t>
+      </w:r>
+      <w:r>
+        <w:rPr>
+          <w:rFonts w:ascii="TH SarabunPSK" w:hAnsi="TH SarabunPSK" w:cs="TH SarabunPSK" w:hint="cs"/>
+          <w:cs/>
+        </w:rPr>
+        <w:t>ของทั้ง</w:t>
+      </w:r>
+      <w:r>
+        <w:rPr>
+          <w:rFonts w:ascii="TH SarabunPSK" w:hAnsi="TH SarabunPSK" w:cs="TH SarabunPSK" w:hint="cs"/>
+        </w:rPr>
+        <w:t xml:space="preserve"> 16 </w:t>
+      </w:r>
+      <w:r>
+        <w:rPr>
+          <w:rFonts w:ascii="TH SarabunPSK" w:hAnsi="TH SarabunPSK" w:cs="TH SarabunPSK" w:hint="cs"/>
+          <w:cs/>
+        </w:rPr>
+        <w:t>สภาวะ</w:t>
+      </w:r>
+      <w:r>
+        <w:rPr>
+          <w:rFonts w:ascii="TH SarabunPSK" w:hAnsi="TH SarabunPSK" w:cs="TH SarabunPSK" w:hint="cs"/>
+        </w:rPr>
+        <w:t xml:space="preserve"> </w:t>
+      </w:r>
+      <w:r>
+        <w:rPr>
+          <w:rFonts w:ascii="TH SarabunPSK" w:hAnsi="TH SarabunPSK" w:cs="TH SarabunPSK" w:hint="cs"/>
+          <w:cs/>
+        </w:rPr>
+        <w:t>พร้อมทั้งนำเสนอผลการจำแนกในรูปแบบเมทริก</w:t>
+      </w:r>
+      <w:proofErr w:type="spellStart"/>
+      <w:r>
+        <w:rPr>
+          <w:rFonts w:ascii="TH SarabunPSK" w:hAnsi="TH SarabunPSK" w:cs="TH SarabunPSK" w:hint="cs"/>
+          <w:cs/>
+        </w:rPr>
+        <w:t>ซ์</w:t>
+      </w:r>
+      <w:proofErr w:type="spellEnd"/>
+      <w:r>
+        <w:rPr>
+          <w:rFonts w:ascii="TH SarabunPSK" w:hAnsi="TH SarabunPSK" w:cs="TH SarabunPSK" w:hint="cs"/>
+          <w:cs/>
+        </w:rPr>
+        <w:t>ความสับสน</w:t>
+      </w:r>
+      <w:r>
+        <w:rPr>
+          <w:rFonts w:ascii="TH SarabunPSK" w:hAnsi="TH SarabunPSK" w:cs="TH SarabunPSK" w:hint="cs"/>
+        </w:rPr>
+        <w:t xml:space="preserve"> (Confusion Matrix)</w:t>
+      </w:r>
+    </w:p>
+    <w:p>
+      <w:r>
+        <w:br w:type="page"/>
       </w:r>
     </w:p>
     <w:p>
@@ -9733,6 +10949,7 @@
         <w:ind w:left="360"/>
       </w:pPr>
       <w:r>
+        <w:lastRenderedPageBreak/>
         <w:t xml:space="preserve">5.8 </w:t>
       </w:r>
       <w:proofErr w:type="spellStart"/>
@@ -9808,21 +11025,13 @@
       </w:r>
       <w:r>
         <w:tab/>
-        <w:t>Pointing Game Hit Rate (%</w:t>
-      </w:r>
-      <w:proofErr w:type="gramStart"/>
-      <w:r>
-        <w:t>)</w:t>
+        <w:t>Pointing Game Hit Rate (%)</w:t>
       </w:r>
       <w:r>
         <w:t xml:space="preserve"> </w:t>
       </w:r>
       <w:r>
-        <w:t>:</w:t>
-      </w:r>
-      <w:proofErr w:type="gramEnd"/>
-      <w:r>
-        <w:t xml:space="preserve"> </w:t>
+        <w:t xml:space="preserve">: </w:t>
       </w:r>
       <w:proofErr w:type="spellStart"/>
       <w:r>
@@ -9926,11 +11135,7 @@
       </w:r>
       <w:r>
         <w:tab/>
-        <w:t>Saliency Energy Inside Bounding Box (%</w:t>
-      </w:r>
-      <w:proofErr w:type="gramStart"/>
-      <w:r>
-        <w:t>)</w:t>
+        <w:t>Saliency Energy Inside Bounding Box (%)</w:t>
       </w:r>
       <w:r>
         <w:t xml:space="preserve"> </w:t>
@@ -9938,7 +11143,6 @@
       <w:r>
         <w:t>:</w:t>
       </w:r>
-      <w:proofErr w:type="gramEnd"/>
     </w:p>
     <w:p>
       <w:pPr>
@@ -10106,22 +11310,18 @@
         <w:t xml:space="preserve"> = {(</w:t>
       </w:r>
       <w:proofErr w:type="spellStart"/>
-      <w:proofErr w:type="gramStart"/>
       <w:r>
         <w:t>x,y</w:t>
       </w:r>
       <w:proofErr w:type="spellEnd"/>
-      <w:proofErr w:type="gramEnd"/>
       <w:r>
         <w:t>) | H(</w:t>
       </w:r>
       <w:proofErr w:type="spellStart"/>
-      <w:proofErr w:type="gramStart"/>
       <w:r>
         <w:t>x,y</w:t>
       </w:r>
       <w:proofErr w:type="spellEnd"/>
-      <w:proofErr w:type="gramEnd"/>
       <w:r>
         <w:t xml:space="preserve">) ≥ τ · max(H)} </w:t>
       </w:r>
@@ -10153,7 +11353,6 @@
             <w:rPr>
               <w:rFonts w:ascii="Cambria Math" w:hAnsi="Cambria Math"/>
             </w:rPr>
-            <w:lastRenderedPageBreak/>
             <m:t xml:space="preserve">IoU(τ) = </m:t>
           </m:r>
           <m:f>
@@ -10379,12 +11578,18 @@
       </w:r>
     </w:p>
     <w:p>
+      <w:r>
+        <w:br w:type="page"/>
+      </w:r>
+    </w:p>
+    <w:p>
       <w:pPr>
         <w:ind w:firstLine="720"/>
         <w:jc w:val="both"/>
       </w:pPr>
       <w:proofErr w:type="spellStart"/>
       <w:r>
+        <w:lastRenderedPageBreak/>
         <w:t>ผลการทดลองที่</w:t>
       </w:r>
       <w:proofErr w:type="spellEnd"/>
@@ -10420,15 +11625,7 @@
           <w:b/>
           <w:bCs/>
         </w:rPr>
-        <w:t xml:space="preserve"> </w:t>
-      </w:r>
-      <w:proofErr w:type="gramStart"/>
-      <w:r>
-        <w:rPr>
-          <w:b/>
-          <w:bCs/>
-        </w:rPr>
-        <w:t>4</w:t>
+        <w:t xml:space="preserve"> 4</w:t>
       </w:r>
       <w:r>
         <w:t xml:space="preserve">  </w:t>
@@ -10438,7 +11635,6 @@
         <w:t>ผลการจำแนกโรคบนชุดข้อมูล</w:t>
       </w:r>
       <w:proofErr w:type="spellEnd"/>
-      <w:proofErr w:type="gramEnd"/>
       <w:r>
         <w:t xml:space="preserve"> NIH ChestX-ray14 (</w:t>
       </w:r>
@@ -16084,15 +17280,7 @@
           <w:b/>
           <w:bCs/>
         </w:rPr>
-        <w:t xml:space="preserve"> </w:t>
-      </w:r>
-      <w:proofErr w:type="gramStart"/>
-      <w:r>
-        <w:rPr>
-          <w:b/>
-          <w:bCs/>
-        </w:rPr>
-        <w:t>5</w:t>
+        <w:t xml:space="preserve"> 5</w:t>
       </w:r>
       <w:r>
         <w:t xml:space="preserve">  </w:t>
@@ -16102,7 +17290,6 @@
         <w:t>ผลการจำแนกโรคบนชุดข้อมูล</w:t>
       </w:r>
       <w:proofErr w:type="spellEnd"/>
-      <w:proofErr w:type="gramEnd"/>
       <w:r>
         <w:t xml:space="preserve"> </w:t>
       </w:r>
@@ -21804,15 +22991,7 @@
           <w:b/>
           <w:bCs/>
         </w:rPr>
-        <w:t xml:space="preserve"> </w:t>
-      </w:r>
-      <w:proofErr w:type="gramStart"/>
-      <w:r>
-        <w:rPr>
-          <w:b/>
-          <w:bCs/>
-        </w:rPr>
-        <w:t>2</w:t>
+        <w:t xml:space="preserve"> 2</w:t>
       </w:r>
       <w:r>
         <w:t xml:space="preserve">  </w:t>
@@ -21822,7 +23001,6 @@
         <w:t>เมทริกซ์ความสับสน</w:t>
       </w:r>
       <w:proofErr w:type="spellEnd"/>
-      <w:proofErr w:type="gramEnd"/>
       <w:r>
         <w:t xml:space="preserve"> (Confusion Matrices) </w:t>
       </w:r>
@@ -21923,15 +23101,7 @@
           <w:b/>
           <w:bCs/>
         </w:rPr>
-        <w:t xml:space="preserve"> </w:t>
-      </w:r>
-      <w:proofErr w:type="gramStart"/>
-      <w:r>
-        <w:rPr>
-          <w:b/>
-          <w:bCs/>
-        </w:rPr>
-        <w:t>3</w:t>
+        <w:t xml:space="preserve"> 3</w:t>
       </w:r>
       <w:r>
         <w:t xml:space="preserve">  </w:t>
@@ -21941,7 +23111,6 @@
         <w:t>เมทริกซ์ความสับสน</w:t>
       </w:r>
       <w:proofErr w:type="spellEnd"/>
-      <w:proofErr w:type="gramEnd"/>
       <w:r>
         <w:t xml:space="preserve"> (Confusion Matrices) </w:t>
       </w:r>
@@ -25943,15 +27112,7 @@
           <w:b/>
           <w:bCs/>
         </w:rPr>
-        <w:t xml:space="preserve"> </w:t>
-      </w:r>
-      <w:proofErr w:type="gramStart"/>
-      <w:r>
-        <w:rPr>
-          <w:b/>
-          <w:bCs/>
-        </w:rPr>
-        <w:t>7</w:t>
+        <w:t xml:space="preserve"> 7</w:t>
       </w:r>
       <w:r>
         <w:t xml:space="preserve">  </w:t>
@@ -25960,14 +27121,7 @@
         <w:rPr>
           <w:cs/>
         </w:rPr>
-        <w:t>ผลเฉลี่ย</w:t>
-      </w:r>
-      <w:proofErr w:type="gramEnd"/>
-      <w:r>
-        <w:rPr>
-          <w:cs/>
-        </w:rPr>
-        <w:t xml:space="preserve"> </w:t>
+        <w:t xml:space="preserve">ผลเฉลี่ย </w:t>
       </w:r>
       <w:r>
         <w:t>16</w:t>
@@ -30344,32 +31498,22 @@
           <w:b/>
           <w:bCs/>
         </w:rPr>
-        <w:t xml:space="preserve"> </w:t>
-      </w:r>
-      <w:proofErr w:type="gramStart"/>
+        <w:t xml:space="preserve"> 8</w:t>
+      </w:r>
       <w:r>
         <w:rPr>
           <w:rFonts w:ascii="TH SarabunPSK" w:hAnsi="TH SarabunPSK" w:cs="TH SarabunPSK" w:hint="cs"/>
-          <w:b/>
-          <w:bCs/>
-        </w:rPr>
-        <w:t>8</w:t>
-      </w:r>
+        </w:rPr>
+        <w:t xml:space="preserve">  </w:t>
+      </w:r>
+      <w:proofErr w:type="spellStart"/>
       <w:r>
         <w:rPr>
           <w:rFonts w:ascii="TH SarabunPSK" w:hAnsi="TH SarabunPSK" w:cs="TH SarabunPSK" w:hint="cs"/>
         </w:rPr>
-        <w:t xml:space="preserve">  </w:t>
-      </w:r>
-      <w:proofErr w:type="spellStart"/>
-      <w:r>
-        <w:rPr>
-          <w:rFonts w:ascii="TH SarabunPSK" w:hAnsi="TH SarabunPSK" w:cs="TH SarabunPSK" w:hint="cs"/>
-        </w:rPr>
         <w:t>วิธีที่ให้ผลดีที่สุดแยกตามตระกูลสัญญาณรบกวน</w:t>
       </w:r>
       <w:proofErr w:type="spellEnd"/>
-      <w:proofErr w:type="gramEnd"/>
       <w:r>
         <w:rPr>
           <w:rFonts w:ascii="TH SarabunPSK" w:hAnsi="TH SarabunPSK" w:cs="TH SarabunPSK" w:hint="cs"/>
@@ -32060,15 +33204,7 @@
           <w:b/>
           <w:bCs/>
         </w:rPr>
-        <w:t xml:space="preserve"> </w:t>
-      </w:r>
-      <w:proofErr w:type="gramStart"/>
-      <w:r>
-        <w:rPr>
-          <w:b/>
-          <w:bCs/>
-        </w:rPr>
-        <w:t>4</w:t>
+        <w:t xml:space="preserve"> 4</w:t>
       </w:r>
       <w:r>
         <w:t xml:space="preserve">  </w:t>
@@ -32078,7 +33214,6 @@
         <w:t>เมทริกซ์ความสับสนรวม</w:t>
       </w:r>
       <w:proofErr w:type="spellEnd"/>
-      <w:proofErr w:type="gramEnd"/>
       <w:r>
         <w:t xml:space="preserve"> 16 </w:t>
       </w:r>
@@ -32192,15 +33327,7 @@
           <w:b/>
           <w:bCs/>
         </w:rPr>
-        <w:t xml:space="preserve"> </w:t>
-      </w:r>
-      <w:proofErr w:type="gramStart"/>
-      <w:r>
-        <w:rPr>
-          <w:b/>
-          <w:bCs/>
-        </w:rPr>
-        <w:t>5</w:t>
+        <w:t xml:space="preserve"> 5</w:t>
       </w:r>
       <w:r>
         <w:t xml:space="preserve">  </w:t>
@@ -32210,7 +33337,6 @@
         <w:t>เมทริกซ์ความสับสนรวม</w:t>
       </w:r>
       <w:proofErr w:type="spellEnd"/>
-      <w:proofErr w:type="gramEnd"/>
       <w:r>
         <w:t xml:space="preserve"> 16 </w:t>
       </w:r>
@@ -32281,15 +33407,7 @@
           <w:b/>
           <w:bCs/>
         </w:rPr>
-        <w:t xml:space="preserve"> </w:t>
-      </w:r>
-      <w:proofErr w:type="gramStart"/>
-      <w:r>
-        <w:rPr>
-          <w:b/>
-          <w:bCs/>
-        </w:rPr>
-        <w:t>9</w:t>
+        <w:t xml:space="preserve"> 9</w:t>
       </w:r>
       <w:r>
         <w:t xml:space="preserve">  </w:t>
@@ -32299,7 +33417,6 @@
         <w:t>คุณภาพภาพ</w:t>
       </w:r>
       <w:proofErr w:type="spellEnd"/>
-      <w:proofErr w:type="gramEnd"/>
       <w:r>
         <w:t xml:space="preserve"> (PSNR/SSIM) </w:t>
       </w:r>
@@ -33466,15 +34583,7 @@
           <w:b/>
           <w:bCs/>
         </w:rPr>
-        <w:t xml:space="preserve"> </w:t>
-      </w:r>
-      <w:proofErr w:type="gramStart"/>
-      <w:r>
-        <w:rPr>
-          <w:b/>
-          <w:bCs/>
-        </w:rPr>
-        <w:t>6</w:t>
+        <w:t xml:space="preserve"> 6</w:t>
       </w:r>
       <w:r>
         <w:t xml:space="preserve">  </w:t>
@@ -33484,7 +34593,6 @@
         <w:t>ความสัมพันธ์ระหว่างค่า</w:t>
       </w:r>
       <w:proofErr w:type="spellEnd"/>
-      <w:proofErr w:type="gramEnd"/>
       <w:r>
         <w:t xml:space="preserve"> PSNR </w:t>
       </w:r>
@@ -35736,15 +36844,7 @@
           <w:b/>
           <w:bCs/>
         </w:rPr>
-        <w:t xml:space="preserve"> </w:t>
-      </w:r>
-      <w:proofErr w:type="gramStart"/>
-      <w:r>
-        <w:rPr>
-          <w:b/>
-          <w:bCs/>
-        </w:rPr>
-        <w:t>10</w:t>
+        <w:t xml:space="preserve"> 10</w:t>
       </w:r>
       <w:r>
         <w:t xml:space="preserve">  </w:t>
@@ -35754,7 +36854,6 @@
         <w:t>แผนและระยะเวลาดำเนินการ</w:t>
       </w:r>
       <w:proofErr w:type="spellEnd"/>
-      <w:proofErr w:type="gramEnd"/>
     </w:p>
     <w:tbl>
       <w:tblPr>
@@ -38977,19 +40076,19 @@
     </w:p>
     <w:p>
       <w:pPr>
+        <w:pStyle w:val="ListParagraph"/>
+        <w:numPr>
+          <w:ilvl w:val="0"/>
+          <w:numId w:val="5"/>
+        </w:numPr>
         <w:tabs>
           <w:tab w:val="left" w:pos="720"/>
         </w:tabs>
         <w:spacing w:after="60"/>
-        <w:ind w:left="1440" w:hanging="1440"/>
+        <w:ind w:left="1440" w:hanging="1080"/>
+        <w:jc w:val="both"/>
       </w:pPr>
       <w:r>
-        <w:t>1.</w:t>
-      </w:r>
-      <w:r>
-        <w:tab/>
-      </w:r>
-      <w:r>
         <w:t xml:space="preserve">Adebayo, J., Gilmer, J., </w:t>
       </w:r>
       <w:proofErr w:type="spellStart"/>
@@ -38998,766 +40097,624 @@
       </w:r>
       <w:proofErr w:type="spellEnd"/>
       <w:r>
-        <w:t>, M., Goodfellow, I., Hardt, M., &amp; Kim, B. (2018). Sanity checks for saliency maps. In Advances in Neural Information Processing Systems (Vol. 31, pp. 9505–9515). https://proceedings.neurips.cc/paper/2018/hash/294a8ed24b1ad22ec2e7efea049b873a-Abstract.html</w:t>
+        <w:t>, M., Goodfellow, I., Hardt, M., &amp; Kim, B. (2018). Sanity checks for saliency maps. In Advances in Neural Information Processing Systems (Vol. 31, pp. 9505–9515).</w:t>
+      </w:r>
+      <w:r>
+        <w:t xml:space="preserve"> </w:t>
       </w:r>
     </w:p>
     <w:p>
       <w:pPr>
+        <w:pStyle w:val="ListParagraph"/>
         <w:tabs>
           <w:tab w:val="left" w:pos="720"/>
         </w:tabs>
         <w:spacing w:after="60"/>
-        <w:ind w:left="1440" w:hanging="1440"/>
+        <w:ind w:left="1440"/>
       </w:pPr>
       <w:r>
-        <w:t>2.</w:t>
-      </w:r>
-      <w:r>
-        <w:tab/>
-        <w:t xml:space="preserve">Byeon, H., Seno, M. E., </w:t>
-      </w:r>
-      <w:proofErr w:type="spellStart"/>
-      <w:r>
-        <w:t>Nimma</w:t>
-      </w:r>
-      <w:proofErr w:type="spellEnd"/>
-      <w:r>
-        <w:t xml:space="preserve">, D., Ramesh, J. V. N., Zaidi, A., </w:t>
-      </w:r>
-      <w:proofErr w:type="spellStart"/>
-      <w:r>
-        <w:t>AlGhamdi</w:t>
-      </w:r>
-      <w:proofErr w:type="spellEnd"/>
-      <w:r>
-        <w:t xml:space="preserve">, A., ... &amp; Shabaz, M. (2025). Privacy-preserving explainable AI </w:t>
-      </w:r>
-      <w:proofErr w:type="gramStart"/>
-      <w:r>
-        <w:t>enable</w:t>
-      </w:r>
-      <w:proofErr w:type="gramEnd"/>
-      <w:r>
-        <w:t xml:space="preserve"> federated learning-based denoising fingerprint recognition model. </w:t>
-      </w:r>
-      <w:r>
-        <w:rPr>
-          <w:i/>
-          <w:iCs/>
-        </w:rPr>
-        <w:t>Image and Vision Computing, 154</w:t>
-      </w:r>
-      <w:r>
-        <w:t>, 105420. https://doi.org/10.1016/j.imavis.2025.105420</w:t>
+        <w:t>https://proceedings.neurips.cc/paper/2018/hash/294a8ed24b1ad22ec2e7efea049b873a-Abstract.html</w:t>
       </w:r>
     </w:p>
     <w:p>
       <w:pPr>
+        <w:pStyle w:val="ListParagraph"/>
+        <w:numPr>
+          <w:ilvl w:val="0"/>
+          <w:numId w:val="5"/>
+        </w:numPr>
         <w:tabs>
           <w:tab w:val="left" w:pos="720"/>
         </w:tabs>
         <w:spacing w:after="60"/>
-        <w:ind w:left="1440" w:hanging="1440"/>
+        <w:ind w:left="1440" w:hanging="1080"/>
+        <w:jc w:val="thaiDistribute"/>
       </w:pPr>
       <w:r>
-        <w:t>3.</w:t>
-      </w:r>
-      <w:r>
-        <w:tab/>
-        <w:t xml:space="preserve">Chattopadhyay, S. (2022). A study on various common denoising methods on chest X-ray images. </w:t>
-      </w:r>
-      <w:r>
-        <w:rPr>
-          <w:i/>
-          <w:iCs/>
-        </w:rPr>
-        <w:t>Artificial Intelligence Evolution, 3</w:t>
-      </w:r>
-      <w:r>
-        <w:t>(2), 87–106. https://doi.org/10.37256/aie.3220221714</w:t>
+        <w:t xml:space="preserve">Byeon, H., Seno, M. E., </w:t>
+      </w:r>
+      <w:proofErr w:type="spellStart"/>
+      <w:r>
+        <w:t>Nimma</w:t>
+      </w:r>
+      <w:proofErr w:type="spellEnd"/>
+      <w:r>
+        <w:t xml:space="preserve">, D., Ramesh, J. V. N., Zaidi, A., </w:t>
+      </w:r>
+      <w:proofErr w:type="spellStart"/>
+      <w:r>
+        <w:t>AlGhamdi</w:t>
+      </w:r>
+      <w:proofErr w:type="spellEnd"/>
+      <w:r>
+        <w:t>, A., ... &amp; Shabaz, M. (2025). Privacy-preserving explainable AI enable federated learning-based denoising fingerprint recognition model. Image and Vision Computing, 154, 105420. https://doi.org/10.1016/j.imavis.2025.105420</w:t>
       </w:r>
     </w:p>
     <w:p>
       <w:pPr>
+        <w:pStyle w:val="ListParagraph"/>
+        <w:numPr>
+          <w:ilvl w:val="0"/>
+          <w:numId w:val="5"/>
+        </w:numPr>
         <w:tabs>
           <w:tab w:val="left" w:pos="720"/>
         </w:tabs>
         <w:spacing w:after="60"/>
-        <w:ind w:left="1440" w:hanging="1440"/>
+        <w:ind w:left="1440" w:hanging="1080"/>
+        <w:jc w:val="thaiDistribute"/>
       </w:pPr>
       <w:r>
-        <w:t>4.</w:t>
-      </w:r>
-      <w:r>
-        <w:tab/>
-        <w:t xml:space="preserve">Chrysoula, T. (2023). </w:t>
-      </w:r>
-      <w:r>
-        <w:rPr>
-          <w:i/>
-          <w:iCs/>
-        </w:rPr>
-        <w:t>Explainable artificial intelligence for deep learning methods in chest X-ray classification</w:t>
-      </w:r>
-      <w:r>
-        <w:t xml:space="preserve"> [</w:t>
-      </w:r>
-      <w:proofErr w:type="gramStart"/>
-      <w:r>
-        <w:t>Master's</w:t>
-      </w:r>
-      <w:proofErr w:type="gramEnd"/>
-      <w:r>
-        <w:t xml:space="preserve"> thesis, National and </w:t>
-      </w:r>
-      <w:proofErr w:type="spellStart"/>
-      <w:r>
-        <w:t>Kapodistrian</w:t>
-      </w:r>
-      <w:proofErr w:type="spellEnd"/>
-      <w:r>
-        <w:t xml:space="preserve"> University of Athens]. https://pergamos.lib.uoa.gr/uoa/dl/object/3396182</w:t>
+        <w:t>Chattopadhyay, S. (2022). A study on various common denoising methods on chest X-ray images. Artificial Intelligence Evolution, 3(2), 87–106. https://doi.org/10.37256/aie.3220221714</w:t>
       </w:r>
     </w:p>
     <w:p>
       <w:pPr>
+        <w:pStyle w:val="ListParagraph"/>
+        <w:numPr>
+          <w:ilvl w:val="0"/>
+          <w:numId w:val="5"/>
+        </w:numPr>
         <w:tabs>
           <w:tab w:val="left" w:pos="720"/>
         </w:tabs>
         <w:spacing w:after="60"/>
-        <w:ind w:left="1440" w:hanging="1440"/>
+        <w:ind w:left="1440" w:hanging="1080"/>
+        <w:jc w:val="thaiDistribute"/>
       </w:pPr>
       <w:r>
-        <w:t>5.</w:t>
-      </w:r>
-      <w:r>
-        <w:tab/>
-        <w:t xml:space="preserve">Chutia, U., Tewari, A. S., &amp; Singh, J. P. (2024). Collapsed lung disease classification by coupling denoising algorithms and deep learning techniques. </w:t>
-      </w:r>
-      <w:r>
-        <w:rPr>
-          <w:i/>
-          <w:iCs/>
-        </w:rPr>
-        <w:t>Network Modeling Analysis in Health Informatics and Bioinformatics, 13</w:t>
-      </w:r>
-      <w:r>
-        <w:t>(1), 1. https://doi.org/10.1007/s13721-023-00435-0</w:t>
+        <w:t xml:space="preserve">Chrysoula, T. (2023). Explainable artificial intelligence for deep learning methods in chest X-ray classification [Master's thesis, National and </w:t>
+      </w:r>
+      <w:proofErr w:type="spellStart"/>
+      <w:r>
+        <w:t>Kapodistrian</w:t>
+      </w:r>
+      <w:proofErr w:type="spellEnd"/>
+      <w:r>
+        <w:t xml:space="preserve"> University of Athens]. https://pergamos.lib.uoa.gr/uoa/dl/object/3396182</w:t>
       </w:r>
     </w:p>
     <w:p>
       <w:pPr>
+        <w:pStyle w:val="ListParagraph"/>
+        <w:numPr>
+          <w:ilvl w:val="0"/>
+          <w:numId w:val="5"/>
+        </w:numPr>
         <w:tabs>
           <w:tab w:val="left" w:pos="720"/>
         </w:tabs>
         <w:spacing w:after="60"/>
-        <w:ind w:left="1440" w:hanging="1440"/>
+        <w:ind w:left="1440" w:hanging="1080"/>
+        <w:jc w:val="thaiDistribute"/>
       </w:pPr>
       <w:r>
-        <w:lastRenderedPageBreak/>
-        <w:t>6.</w:t>
-      </w:r>
-      <w:r>
-        <w:tab/>
-        <w:t xml:space="preserve">Dhar, T., Dey, N., Borra, S., &amp; Sherratt, R. S. (2023). Challenges of deep learning in medical image analysis—Improving explainability and trust. </w:t>
-      </w:r>
-      <w:r>
-        <w:rPr>
-          <w:i/>
-          <w:iCs/>
-        </w:rPr>
-        <w:t>IEEE Transactions on Technology and Society, 4</w:t>
-      </w:r>
-      <w:r>
-        <w:t>(1), 68–75. https://doi.org/10.1109/TTS.2023.3234203</w:t>
+        <w:t>Chutia, U., Tewari, A. S., &amp; Singh, J. P. (2024). Collapsed lung disease classification by coupling denoising algorithms and deep learning techniques. Network Modeling Analysis in Health Informatics and Bioinformatics, 13(1), 1. https://doi.org/10.1007/s13721-023-00435-0</w:t>
       </w:r>
     </w:p>
     <w:p>
       <w:pPr>
+        <w:pStyle w:val="ListParagraph"/>
+        <w:numPr>
+          <w:ilvl w:val="0"/>
+          <w:numId w:val="5"/>
+        </w:numPr>
         <w:tabs>
           <w:tab w:val="left" w:pos="720"/>
         </w:tabs>
         <w:spacing w:after="60"/>
-        <w:ind w:left="1440" w:hanging="1440"/>
+        <w:ind w:left="1440" w:hanging="1080"/>
+        <w:jc w:val="thaiDistribute"/>
       </w:pPr>
       <w:r>
-        <w:t>7.</w:t>
-      </w:r>
-      <w:r>
-        <w:tab/>
-        <w:t xml:space="preserve">Foi, A., </w:t>
-      </w:r>
-      <w:proofErr w:type="spellStart"/>
-      <w:r>
-        <w:t>Trimeche</w:t>
-      </w:r>
-      <w:proofErr w:type="spellEnd"/>
-      <w:r>
-        <w:t xml:space="preserve">, M., </w:t>
-      </w:r>
-      <w:proofErr w:type="spellStart"/>
-      <w:r>
-        <w:t>Katkovnik</w:t>
-      </w:r>
-      <w:proofErr w:type="spellEnd"/>
-      <w:r>
-        <w:t xml:space="preserve">, V., &amp; </w:t>
-      </w:r>
-      <w:proofErr w:type="spellStart"/>
-      <w:r>
-        <w:t>Egiazarian</w:t>
-      </w:r>
-      <w:proofErr w:type="spellEnd"/>
-      <w:r>
-        <w:t xml:space="preserve">, K. (2008). Practical </w:t>
-      </w:r>
-      <w:proofErr w:type="spellStart"/>
-      <w:r>
-        <w:t>Poissonian</w:t>
-      </w:r>
-      <w:proofErr w:type="spellEnd"/>
-      <w:r>
-        <w:t xml:space="preserve">-Gaussian noise modeling and fitting for single-image raw-data. </w:t>
-      </w:r>
-      <w:r>
-        <w:rPr>
-          <w:i/>
-          <w:iCs/>
-        </w:rPr>
-        <w:t>IEEE Transactions on Image Processing, 17</w:t>
-      </w:r>
-      <w:r>
-        <w:t>(10), 1737–1754. https://doi.org/10.1109/TIP.2008.2001399</w:t>
+        <w:lastRenderedPageBreak/>
+        <w:t>Dhar, T., Dey, N., Borra, S., &amp; Sherratt, R. S. (2023). Challenges of deep learning in medical image analysis—Improving explainability and trust. IEEE Transactions on Technology and Society, 4(1), 68–75. https://doi.org/10.1109/TTS.2023.3234203</w:t>
       </w:r>
     </w:p>
     <w:p>
       <w:pPr>
+        <w:pStyle w:val="ListParagraph"/>
+        <w:numPr>
+          <w:ilvl w:val="0"/>
+          <w:numId w:val="5"/>
+        </w:numPr>
         <w:tabs>
           <w:tab w:val="left" w:pos="720"/>
         </w:tabs>
         <w:spacing w:after="60"/>
-        <w:ind w:left="1440" w:hanging="1440"/>
+        <w:ind w:left="1440" w:hanging="1080"/>
+        <w:jc w:val="thaiDistribute"/>
       </w:pPr>
       <w:r>
-        <w:t>8.</w:t>
-      </w:r>
-      <w:r>
-        <w:tab/>
-        <w:t xml:space="preserve">He, K., Zhang, X., Ren, S., &amp; Sun, J. (2016). Deep residual learning for image recognition. In </w:t>
-      </w:r>
-      <w:r>
-        <w:rPr>
-          <w:i/>
-          <w:iCs/>
-        </w:rPr>
-        <w:t>Proceedings of the IEEE Conference on Computer Vision and Pattern Recognition (CVPR)</w:t>
-      </w:r>
-      <w:r>
-        <w:t xml:space="preserve"> (pp. 770–778). https://doi.org/10.1109/CVPR.2016.90</w:t>
+        <w:t>Fawcett, T. (2006). An introduction to ROC analysis. Pattern Recognition Letters, 27(8), 861–874. https://doi.org/10.1016/j.patrec.2005.10.010</w:t>
       </w:r>
     </w:p>
     <w:p>
       <w:pPr>
+        <w:pStyle w:val="ListParagraph"/>
+        <w:numPr>
+          <w:ilvl w:val="0"/>
+          <w:numId w:val="5"/>
+        </w:numPr>
         <w:tabs>
           <w:tab w:val="left" w:pos="720"/>
         </w:tabs>
         <w:spacing w:after="60"/>
-        <w:ind w:left="1440" w:hanging="1440"/>
+        <w:ind w:left="1440" w:hanging="1080"/>
+        <w:jc w:val="thaiDistribute"/>
       </w:pPr>
       <w:r>
-        <w:t>9.</w:t>
-      </w:r>
-      <w:r>
-        <w:tab/>
-        <w:t xml:space="preserve">Lundberg, S. M., &amp; Lee, S.-I. (2017). A unified approach to interpreting model predictions. In </w:t>
-      </w:r>
-      <w:r>
-        <w:rPr>
-          <w:i/>
-          <w:iCs/>
-        </w:rPr>
-        <w:t>Advances in Neural Information Processing Systems</w:t>
-      </w:r>
-      <w:r>
-        <w:t xml:space="preserve"> (Vol. 30, pp. 4765–4774). https://doi.org/10.48550/arXiv.1705.07874</w:t>
+        <w:t xml:space="preserve">Foi, A., </w:t>
+      </w:r>
+      <w:proofErr w:type="spellStart"/>
+      <w:r>
+        <w:t>Trimeche</w:t>
+      </w:r>
+      <w:proofErr w:type="spellEnd"/>
+      <w:r>
+        <w:t xml:space="preserve">, M., </w:t>
+      </w:r>
+      <w:proofErr w:type="spellStart"/>
+      <w:r>
+        <w:t>Katkovnik</w:t>
+      </w:r>
+      <w:proofErr w:type="spellEnd"/>
+      <w:r>
+        <w:t xml:space="preserve">, V., &amp; </w:t>
+      </w:r>
+      <w:proofErr w:type="spellStart"/>
+      <w:r>
+        <w:t>Egiazarian</w:t>
+      </w:r>
+      <w:proofErr w:type="spellEnd"/>
+      <w:r>
+        <w:t xml:space="preserve">, K. (2008). Practical </w:t>
+      </w:r>
+      <w:proofErr w:type="spellStart"/>
+      <w:r>
+        <w:t>Poissonian</w:t>
+      </w:r>
+      <w:proofErr w:type="spellEnd"/>
+      <w:r>
+        <w:t>-Gaussian noise modeling and fitting for single-image raw-data. IEEE Transactions on Image Processing, 17(10), 1737–1754. https://doi.org/10.1109/TIP.2008.2001399</w:t>
       </w:r>
     </w:p>
     <w:p>
       <w:pPr>
+        <w:pStyle w:val="ListParagraph"/>
+        <w:numPr>
+          <w:ilvl w:val="0"/>
+          <w:numId w:val="5"/>
+        </w:numPr>
         <w:tabs>
           <w:tab w:val="left" w:pos="720"/>
         </w:tabs>
         <w:spacing w:after="60"/>
-        <w:ind w:left="1440" w:hanging="1440"/>
+        <w:ind w:left="1440" w:hanging="1080"/>
+        <w:jc w:val="thaiDistribute"/>
       </w:pPr>
       <w:r>
-        <w:t>10.</w:t>
-      </w:r>
-      <w:r>
-        <w:tab/>
-        <w:t xml:space="preserve">Nguyen, H. Q., Lam, K., Le, L. T., Pham, H. H., Tran, D. Q., Nguyen, D. B., ... &amp; Vu, V. (2022). </w:t>
-      </w:r>
-      <w:proofErr w:type="spellStart"/>
-      <w:r>
-        <w:t>VinDr</w:t>
-      </w:r>
-      <w:proofErr w:type="spellEnd"/>
-      <w:r>
-        <w:t xml:space="preserve">-CXR: An open dataset of chest X-rays with radiologist's annotations. </w:t>
-      </w:r>
-      <w:r>
-        <w:rPr>
-          <w:i/>
-          <w:iCs/>
-        </w:rPr>
-        <w:t>Scientific Data, 9</w:t>
-      </w:r>
-      <w:r>
-        <w:t>, 429. https://doi.org/10.1038/s41597-022-01498-w</w:t>
+        <w:t>He, K., Zhang, X., Ren, S., &amp; Sun, J. (2016). Deep residual learning for image recognition. In Proceedings of the IEEE Conference on Computer Vision and Pattern Recognition (CVPR) (pp. 770–778). https://doi.org/10.1109/CVPR.2016.90</w:t>
       </w:r>
     </w:p>
     <w:p>
       <w:pPr>
+        <w:pStyle w:val="ListParagraph"/>
+        <w:numPr>
+          <w:ilvl w:val="0"/>
+          <w:numId w:val="5"/>
+        </w:numPr>
         <w:tabs>
           <w:tab w:val="left" w:pos="720"/>
         </w:tabs>
         <w:spacing w:after="60"/>
-        <w:ind w:left="1440" w:hanging="1440"/>
+        <w:ind w:left="1440" w:hanging="1080"/>
+        <w:jc w:val="thaiDistribute"/>
       </w:pPr>
       <w:r>
-        <w:t>11.</w:t>
-      </w:r>
-      <w:r>
-        <w:tab/>
-        <w:t>Parra-Cabrera, G., Jimenez-Delgado, J. J., &amp; Perez-</w:t>
-      </w:r>
-      <w:proofErr w:type="spellStart"/>
-      <w:r>
-        <w:t>Cano</w:t>
-      </w:r>
-      <w:proofErr w:type="spellEnd"/>
-      <w:r>
-        <w:t xml:space="preserve">, F. D. (2026). Artificial intelligence for pulmonary abnormality detection in chest X-ray imaging: A detailed review of methods, datasets and future directions. </w:t>
-      </w:r>
-      <w:r>
-        <w:rPr>
-          <w:i/>
-          <w:iCs/>
-        </w:rPr>
-        <w:t>Technologies, 14</w:t>
-      </w:r>
-      <w:r>
-        <w:t>(3), 147. https://doi.org/10.3390/technologies14030147</w:t>
+        <w:t>Lundberg, S. M., &amp; Lee, S.-I. (2017). A unified approach to interpreting model predictions. In Advances in Neural Information Processing Systems (Vol. 30, pp. 4765–4774). https://doi.org/10.48550/arXiv.1705.07874</w:t>
       </w:r>
     </w:p>
     <w:p>
       <w:pPr>
+        <w:pStyle w:val="ListParagraph"/>
+        <w:numPr>
+          <w:ilvl w:val="0"/>
+          <w:numId w:val="5"/>
+        </w:numPr>
         <w:tabs>
           <w:tab w:val="left" w:pos="720"/>
         </w:tabs>
         <w:spacing w:after="60"/>
-        <w:ind w:left="1440" w:hanging="1440"/>
+        <w:ind w:left="1440" w:hanging="1080"/>
+        <w:jc w:val="thaiDistribute"/>
       </w:pPr>
       <w:r>
-        <w:t>12.</w:t>
-      </w:r>
-      <w:r>
-        <w:tab/>
-        <w:t xml:space="preserve">Rahman, T., Khandakar, A., </w:t>
+        <w:t xml:space="preserve">Nguyen, H. Q., Lam, K., Le, L. T., Pham, H. H., Tran, D. Q., Nguyen, D. B., ... &amp; Vu, V. (2022). </w:t>
       </w:r>
       <w:proofErr w:type="spellStart"/>
       <w:r>
-        <w:t>Qiblawey</w:t>
+        <w:t>VinDr</w:t>
       </w:r>
       <w:proofErr w:type="spellEnd"/>
       <w:r>
-        <w:t xml:space="preserve">, Y., Tahir, A., </w:t>
-      </w:r>
-      <w:proofErr w:type="spellStart"/>
-      <w:r>
-        <w:t>Kiranyaz</w:t>
-      </w:r>
-      <w:proofErr w:type="spellEnd"/>
-      <w:r>
-        <w:t xml:space="preserve">, S., Kashem, S. B. A., ... &amp; Chowdhury, M. E. (2021). Exploring the effect of image enhancement techniques on COVID-19 detection using chest X-ray images. </w:t>
-      </w:r>
-      <w:r>
-        <w:rPr>
-          <w:i/>
-          <w:iCs/>
-        </w:rPr>
-        <w:t>Computers in Biology and Medicine, 132</w:t>
-      </w:r>
-      <w:r>
-        <w:t>, 104319. https://doi.org/10.1016/j.compbiomed.2021.104319</w:t>
+        <w:t>-CXR: An open dataset of chest X-rays with radiologist's annotations. Scientific Data, 9, 429. https://doi.org/10.1038/s41597-022-01498-w</w:t>
       </w:r>
     </w:p>
     <w:p>
       <w:pPr>
+        <w:pStyle w:val="ListParagraph"/>
+        <w:numPr>
+          <w:ilvl w:val="0"/>
+          <w:numId w:val="5"/>
+        </w:numPr>
         <w:tabs>
           <w:tab w:val="left" w:pos="720"/>
         </w:tabs>
         <w:spacing w:after="60"/>
-        <w:ind w:left="1440" w:hanging="1440"/>
+        <w:ind w:left="1440" w:hanging="1080"/>
+        <w:jc w:val="thaiDistribute"/>
       </w:pPr>
       <w:r>
-        <w:t>13.</w:t>
-      </w:r>
-      <w:r>
-        <w:tab/>
+        <w:t>Parra-Cabrera, G., Jimenez-Delgado, J. J., &amp; Perez-</w:t>
       </w:r>
       <w:proofErr w:type="spellStart"/>
       <w:r>
-        <w:t>Rajpurkar</w:t>
+        <w:t>Cano</w:t>
       </w:r>
       <w:proofErr w:type="spellEnd"/>
       <w:r>
-        <w:t xml:space="preserve">, P., Irvin, J., Zhu, K., Yang, B., Mehta, H., Duan, T., Ding, D., Bagul, A., Langlotz, C., </w:t>
-      </w:r>
-      <w:proofErr w:type="spellStart"/>
-      <w:r>
-        <w:t>Shpanskaya</w:t>
-      </w:r>
-      <w:proofErr w:type="spellEnd"/>
-      <w:r>
-        <w:t xml:space="preserve">, K., Lungren, M. P., &amp; Ng, A. Y. (2017). </w:t>
-      </w:r>
-      <w:proofErr w:type="spellStart"/>
-      <w:r>
-        <w:t>CheXNet</w:t>
-      </w:r>
-      <w:proofErr w:type="spellEnd"/>
-      <w:r>
-        <w:t xml:space="preserve">: Radiologist-level pneumonia detection on chest X-rays with deep learning. </w:t>
-      </w:r>
-      <w:proofErr w:type="spellStart"/>
-      <w:r>
-        <w:rPr>
-          <w:i/>
-          <w:iCs/>
-        </w:rPr>
-        <w:t>arXiv</w:t>
-      </w:r>
-      <w:proofErr w:type="spellEnd"/>
-      <w:r>
-        <w:t>. https://doi.org/10.48550/arXiv.1711.05225</w:t>
+        <w:t>, F. D. (2026). Artificial intelligence for pulmonary abnormality detection in chest X-ray imaging: A detailed review of methods, datasets and future directions. Technologies, 14(3), 147. https://doi.org/10.3390/technologies14030147</w:t>
       </w:r>
     </w:p>
     <w:p>
       <w:pPr>
+        <w:pStyle w:val="ListParagraph"/>
+        <w:numPr>
+          <w:ilvl w:val="0"/>
+          <w:numId w:val="5"/>
+        </w:numPr>
         <w:tabs>
           <w:tab w:val="left" w:pos="720"/>
         </w:tabs>
         <w:spacing w:after="60"/>
-        <w:ind w:left="1440" w:hanging="1440"/>
+        <w:ind w:left="1440" w:hanging="1080"/>
+        <w:jc w:val="thaiDistribute"/>
       </w:pPr>
       <w:r>
-        <w:t>14.</w:t>
-      </w:r>
-      <w:r>
-        <w:tab/>
-        <w:t xml:space="preserve">Raoof, S., Feigin, D., Sung, A., Raoof, S., </w:t>
+        <w:t xml:space="preserve">Rahman, T., Khandakar, A., </w:t>
       </w:r>
       <w:proofErr w:type="spellStart"/>
       <w:r>
-        <w:t>Irugulpati</w:t>
+        <w:t>Qiblawey</w:t>
       </w:r>
       <w:proofErr w:type="spellEnd"/>
       <w:r>
-        <w:t xml:space="preserve">, L., &amp; Rosenow, E. C. (2012). Interpretation of plain chest roentgenogram. </w:t>
-      </w:r>
-      <w:r>
-        <w:rPr>
-          <w:i/>
-          <w:iCs/>
-        </w:rPr>
-        <w:t>Chest, 141</w:t>
-      </w:r>
-      <w:r>
-        <w:t>(2), 545–558. https://doi.org/10.1378/chest.10-1302</w:t>
+        <w:t xml:space="preserve">, Y., Tahir, A., </w:t>
+      </w:r>
+      <w:proofErr w:type="spellStart"/>
+      <w:r>
+        <w:t>Kiranyaz</w:t>
+      </w:r>
+      <w:proofErr w:type="spellEnd"/>
+      <w:r>
+        <w:t>, S., Kashem, S. B. A., ... &amp; Chowdhury, M. E. (2021). Exploring the effect of image enhancement techniques on COVID-19 detection using chest X-ray images. Computers in Biology and Medicine, 132, 104319. https://doi.org/10.1016/j.compbiomed.2021.104319</w:t>
       </w:r>
     </w:p>
     <w:p>
       <w:pPr>
+        <w:pStyle w:val="ListParagraph"/>
+        <w:numPr>
+          <w:ilvl w:val="0"/>
+          <w:numId w:val="5"/>
+        </w:numPr>
         <w:tabs>
           <w:tab w:val="left" w:pos="720"/>
         </w:tabs>
         <w:spacing w:after="60"/>
-        <w:ind w:left="1440" w:hanging="1440"/>
+        <w:ind w:left="1440" w:hanging="1080"/>
+        <w:jc w:val="thaiDistribute"/>
       </w:pPr>
-      <w:r>
-        <w:t>15.</w:t>
-      </w:r>
-      <w:r>
-        <w:tab/>
-        <w:t xml:space="preserve">Rudin, C. (2019). Stop explaining black box machine learning models for </w:t>
-      </w:r>
-      <w:proofErr w:type="gramStart"/>
-      <w:r>
-        <w:t>high stakes</w:t>
-      </w:r>
-      <w:proofErr w:type="gramEnd"/>
-      <w:r>
-        <w:t xml:space="preserve"> decisions and use interpretable models instead. </w:t>
-      </w:r>
-      <w:r>
-        <w:rPr>
-          <w:i/>
-          <w:iCs/>
-        </w:rPr>
-        <w:t>Nature Machine Intelligence, 1</w:t>
-      </w:r>
-      <w:r>
-        <w:t>(5), 206–215. https://doi.org/10.1038/s42256-019-0048-x</w:t>
+      <w:proofErr w:type="spellStart"/>
+      <w:r>
+        <w:t>Rajpurkar</w:t>
+      </w:r>
+      <w:proofErr w:type="spellEnd"/>
+      <w:r>
+        <w:t xml:space="preserve">, P., Irvin, J., Zhu, K., Yang, B., Mehta, H., Duan, T., Ding, D., Bagul, A., Langlotz, C., </w:t>
+      </w:r>
+      <w:proofErr w:type="spellStart"/>
+      <w:r>
+        <w:t>Shpanskaya</w:t>
+      </w:r>
+      <w:proofErr w:type="spellEnd"/>
+      <w:r>
+        <w:t xml:space="preserve">, K., Lungren, M. P., &amp; Ng, A. Y. (2017). </w:t>
+      </w:r>
+      <w:proofErr w:type="spellStart"/>
+      <w:r>
+        <w:t>CheXNet</w:t>
+      </w:r>
+      <w:proofErr w:type="spellEnd"/>
+      <w:r>
+        <w:t xml:space="preserve">: Radiologist-level pneumonia detection on chest X-rays with deep learning. </w:t>
+      </w:r>
+      <w:proofErr w:type="spellStart"/>
+      <w:r>
+        <w:t>arXiv</w:t>
+      </w:r>
+      <w:proofErr w:type="spellEnd"/>
+      <w:r>
+        <w:t>. https://doi.org/10.48550/arXiv.1711.05225</w:t>
       </w:r>
     </w:p>
     <w:p>
       <w:pPr>
+        <w:pStyle w:val="ListParagraph"/>
+        <w:numPr>
+          <w:ilvl w:val="0"/>
+          <w:numId w:val="5"/>
+        </w:numPr>
         <w:tabs>
           <w:tab w:val="left" w:pos="720"/>
         </w:tabs>
         <w:spacing w:after="60"/>
-        <w:ind w:left="1440" w:hanging="1440"/>
+        <w:ind w:left="1440" w:hanging="1080"/>
+        <w:jc w:val="thaiDistribute"/>
       </w:pPr>
       <w:r>
-        <w:lastRenderedPageBreak/>
-        <w:t>16.</w:t>
-      </w:r>
-      <w:r>
-        <w:tab/>
-        <w:t xml:space="preserve">Selvaraju, R. R., Cogswell, M., Das, A., Vedantam, R., Parikh, D., &amp; Batra, D. (2017). Grad-CAM: Visual explanations from deep networks via gradient-based localization. In </w:t>
-      </w:r>
-      <w:r>
-        <w:rPr>
-          <w:i/>
-          <w:iCs/>
-        </w:rPr>
-        <w:t>Proceedings of the IEEE International Conference on Computer Vision (ICCV)</w:t>
-      </w:r>
-      <w:r>
-        <w:t xml:space="preserve"> (pp. 618–626). https://doi.org/10.1109/ICCV.2017.74</w:t>
+        <w:t xml:space="preserve">Raoof, S., Feigin, D., Sung, A., Raoof, S., </w:t>
+      </w:r>
+      <w:proofErr w:type="spellStart"/>
+      <w:r>
+        <w:t>Irugulpati</w:t>
+      </w:r>
+      <w:proofErr w:type="spellEnd"/>
+      <w:r>
+        <w:t>, L., &amp; Rosenow, E. C. (2012). Interpretation of plain chest roentgenogram. Chest, 141(2), 545–558. https://doi.org/10.1378/chest.10-1302</w:t>
       </w:r>
     </w:p>
     <w:p>
       <w:pPr>
+        <w:pStyle w:val="ListParagraph"/>
+        <w:numPr>
+          <w:ilvl w:val="0"/>
+          <w:numId w:val="5"/>
+        </w:numPr>
         <w:tabs>
           <w:tab w:val="left" w:pos="720"/>
         </w:tabs>
         <w:spacing w:after="60"/>
-        <w:ind w:left="1440" w:hanging="1440"/>
+        <w:ind w:left="1440" w:hanging="1080"/>
+        <w:jc w:val="thaiDistribute"/>
       </w:pPr>
       <w:r>
-        <w:t>17.</w:t>
-      </w:r>
-      <w:r>
-        <w:tab/>
-        <w:t xml:space="preserve">Sheu, R. K., Pardeshi, M. S., Pai, K. C., Chen, L. C., Wu, C. L., &amp; Chen, W. C. (2023). Interpretable classification of pneumonia infection using </w:t>
-      </w:r>
-      <w:proofErr w:type="spellStart"/>
-      <w:r>
-        <w:t>eXplainable</w:t>
-      </w:r>
-      <w:proofErr w:type="spellEnd"/>
-      <w:r>
-        <w:t xml:space="preserve"> AI (XAI-ICP). </w:t>
-      </w:r>
-      <w:r>
-        <w:rPr>
-          <w:i/>
-          <w:iCs/>
-        </w:rPr>
-        <w:t>IEEE Access, 11</w:t>
-      </w:r>
-      <w:r>
-        <w:t>, 28896–28919. https://doi.org/10.1109/ACCESS.2023.3255403</w:t>
+        <w:lastRenderedPageBreak/>
+        <w:t>Rudin, C. (2019). Stop explaining black box machine learning models for high stakes decisions and use interpretable models instead. Nature Machine Intelligence, 1(5), 206–215. https://doi.org/10.1038/s42256-019-0048-x</w:t>
       </w:r>
     </w:p>
     <w:p>
       <w:pPr>
+        <w:pStyle w:val="ListParagraph"/>
+        <w:numPr>
+          <w:ilvl w:val="0"/>
+          <w:numId w:val="5"/>
+        </w:numPr>
         <w:tabs>
           <w:tab w:val="left" w:pos="720"/>
         </w:tabs>
         <w:spacing w:after="60"/>
-        <w:ind w:left="1440" w:hanging="1440"/>
+        <w:ind w:left="1440" w:hanging="1080"/>
+        <w:jc w:val="thaiDistribute"/>
       </w:pPr>
       <w:r>
-        <w:t>18.</w:t>
-      </w:r>
-      <w:r>
-        <w:tab/>
-        <w:t xml:space="preserve">Song, L., Sun, H., Xiao, H., Lam, S. K., Zhan, Y., Ren, G., &amp; Cai, J. (2025). Artificial intelligence for chest X-ray image enhancement. </w:t>
-      </w:r>
-      <w:r>
-        <w:rPr>
-          <w:i/>
-          <w:iCs/>
-        </w:rPr>
-        <w:t>Radiation Medicine and Protection, 6</w:t>
-      </w:r>
-      <w:r>
-        <w:t>(1), 61–68. https://doi.org/10.1016/j.radmp.2024.12.003</w:t>
+        <w:t xml:space="preserve">Saito, T., &amp; </w:t>
+      </w:r>
+      <w:proofErr w:type="spellStart"/>
+      <w:r>
+        <w:t>Rehmsmeier</w:t>
+      </w:r>
+      <w:proofErr w:type="spellEnd"/>
+      <w:r>
+        <w:t>, M. (2015). The precision-recall plot is more informative than the ROC plot when evaluating binary classifiers on imbalanced datasets. PLOS ONE, 10(3), e0118432. https://doi.org/10.1371/journal.pone.0118432</w:t>
       </w:r>
     </w:p>
     <w:p>
       <w:pPr>
+        <w:pStyle w:val="ListParagraph"/>
+        <w:numPr>
+          <w:ilvl w:val="0"/>
+          <w:numId w:val="5"/>
+        </w:numPr>
         <w:tabs>
           <w:tab w:val="left" w:pos="720"/>
         </w:tabs>
         <w:spacing w:after="60"/>
-        <w:ind w:left="1440" w:hanging="1440"/>
+        <w:ind w:left="1440" w:hanging="1080"/>
+        <w:jc w:val="thaiDistribute"/>
       </w:pPr>
       <w:r>
-        <w:t>19.</w:t>
-      </w:r>
-      <w:r>
-        <w:tab/>
-        <w:t xml:space="preserve">Thamilarasi, V., Asaithambi, A., &amp; Roselin, R. (2025). Enhanced ensemble segmentation of lung chest X-ray images by denoising autoencoder and CLAHE. </w:t>
-      </w:r>
-      <w:r>
-        <w:rPr>
-          <w:i/>
-          <w:iCs/>
-        </w:rPr>
-        <w:t>ICTACT Journal on Image and Video Processing, 15</w:t>
-      </w:r>
-      <w:r>
-        <w:t>(3), 3501–3508. https://doi.org/10.21917/ijivp.2025.0496</w:t>
+        <w:t>Selvaraju, R. R., Cogswell, M., Das, A., Vedantam, R., Parikh, D., &amp; Batra, D. (2017). Grad-CAM: Visual explanations from deep networks via gradient-based localization. In Proceedings of the IEEE International Conference on Computer Vision (ICCV) (pp. 618–626). https://doi.org/10.1109/ICCV.2017.74</w:t>
       </w:r>
     </w:p>
     <w:p>
       <w:pPr>
+        <w:pStyle w:val="ListParagraph"/>
+        <w:numPr>
+          <w:ilvl w:val="0"/>
+          <w:numId w:val="5"/>
+        </w:numPr>
         <w:tabs>
           <w:tab w:val="left" w:pos="720"/>
         </w:tabs>
         <w:spacing w:after="60"/>
-        <w:ind w:left="1440" w:hanging="1440"/>
+        <w:ind w:left="1440" w:hanging="1080"/>
+        <w:jc w:val="thaiDistribute"/>
       </w:pPr>
       <w:r>
-        <w:t>20.</w:t>
-      </w:r>
-      <w:r>
-        <w:tab/>
-        <w:t xml:space="preserve">van der Velden, B. H. M., </w:t>
+        <w:t xml:space="preserve">Sheu, R. K., Pardeshi, M. S., Pai, K. C., Chen, L. C., Wu, C. L., &amp; Chen, W. C. (2023). Interpretable classification of pneumonia infection using </w:t>
       </w:r>
       <w:proofErr w:type="spellStart"/>
       <w:r>
-        <w:t>Kuijf</w:t>
+        <w:t>eXplainable</w:t>
       </w:r>
       <w:proofErr w:type="spellEnd"/>
       <w:r>
-        <w:t xml:space="preserve">, H. J., Gilhuijs, K. G. A., &amp; </w:t>
-      </w:r>
-      <w:proofErr w:type="spellStart"/>
-      <w:r>
-        <w:t>Viergever</w:t>
-      </w:r>
-      <w:proofErr w:type="spellEnd"/>
-      <w:r>
-        <w:t xml:space="preserve">, M. A. (2022). Explainable artificial intelligence (XAI) in deep learning-based medical image analysis. </w:t>
-      </w:r>
-      <w:r>
-        <w:rPr>
-          <w:i/>
-          <w:iCs/>
-        </w:rPr>
-        <w:t>Medical Image Analysis, 79</w:t>
-      </w:r>
-      <w:r>
-        <w:t>, 102470. https://doi.org/10.1016/j.media.2022.102470</w:t>
+        <w:t xml:space="preserve"> AI (XAI-ICP). IEEE Access, 11, 28896–28919. https://doi.org/10.1109/ACCESS.2023.3255403</w:t>
       </w:r>
     </w:p>
     <w:p>
       <w:pPr>
+        <w:pStyle w:val="ListParagraph"/>
+        <w:numPr>
+          <w:ilvl w:val="0"/>
+          <w:numId w:val="5"/>
+        </w:numPr>
         <w:tabs>
           <w:tab w:val="left" w:pos="720"/>
         </w:tabs>
         <w:spacing w:after="60"/>
-        <w:ind w:left="1440" w:hanging="1440"/>
+        <w:ind w:left="1440" w:hanging="1080"/>
+        <w:jc w:val="thaiDistribute"/>
       </w:pPr>
       <w:r>
-        <w:t>21.</w:t>
-      </w:r>
-      <w:r>
-        <w:tab/>
-        <w:t xml:space="preserve">Wang, X., Peng, Y., Lu, L., Lu, Z., Bagheri, M., &amp; Summers, R. M. (2017). ChestX-ray8: Hospital-scale chest X-ray database and benchmarks on weakly-supervised classification and localization of common thorax diseases. In </w:t>
-      </w:r>
-      <w:r>
-        <w:rPr>
-          <w:i/>
-          <w:iCs/>
-        </w:rPr>
-        <w:t>Proceedings of the IEEE Conference on Computer Vision and Pattern Recognition (CVPR)</w:t>
-      </w:r>
-      <w:r>
-        <w:t xml:space="preserve"> (pp. 2097–2106). https://doi.org/10.1109/CVPR.2017.369</w:t>
+        <w:t>Song, L., Sun, H., Xiao, H., Lam, S. K., Zhan, Y., Ren, G., &amp; Cai, J. (2025). Artificial intelligence for chest X-ray image enhancement. Radiation Medicine and Protection, 6(1), 61–68. https://doi.org/10.1016/j.radmp.2024.12.003</w:t>
       </w:r>
     </w:p>
     <w:p>
       <w:pPr>
+        <w:pStyle w:val="ListParagraph"/>
+        <w:numPr>
+          <w:ilvl w:val="0"/>
+          <w:numId w:val="5"/>
+        </w:numPr>
         <w:tabs>
           <w:tab w:val="left" w:pos="720"/>
         </w:tabs>
         <w:spacing w:after="60"/>
-        <w:ind w:left="1440" w:hanging="1440"/>
+        <w:ind w:left="1440" w:hanging="1080"/>
+        <w:jc w:val="thaiDistribute"/>
       </w:pPr>
       <w:r>
-        <w:t>22.</w:t>
-      </w:r>
-      <w:r>
-        <w:tab/>
-        <w:t xml:space="preserve">Wang, Z., </w:t>
-      </w:r>
-      <w:proofErr w:type="spellStart"/>
-      <w:r>
-        <w:t>Bovik</w:t>
-      </w:r>
-      <w:proofErr w:type="spellEnd"/>
-      <w:r>
-        <w:t xml:space="preserve">, A. C., Sheikh, H. R., &amp; Simoncelli, E. P. (2004). Image quality assessment: From error visibility to structural similarity. </w:t>
-      </w:r>
-      <w:r>
-        <w:rPr>
-          <w:i/>
-          <w:iCs/>
-        </w:rPr>
-        <w:t>IEEE Transactions on Image Processing, 13</w:t>
-      </w:r>
-      <w:r>
-        <w:t>(4), 600–612. https://doi.org/10.1109/TIP.2003.819861</w:t>
+        <w:t>Thamilarasi, V., Asaithambi, A., &amp; Roselin, R. (2025). Enhanced ensemble segmentation of lung chest X-ray images by denoising autoencoder and CLAHE. ICTACT Journal on Image and Video Processing, 15(3), 3501–3508. https://doi.org/10.21917/ijivp.2025.0496</w:t>
       </w:r>
     </w:p>
     <w:p>
       <w:pPr>
+        <w:pStyle w:val="ListParagraph"/>
+        <w:numPr>
+          <w:ilvl w:val="0"/>
+          <w:numId w:val="5"/>
+        </w:numPr>
         <w:tabs>
           <w:tab w:val="left" w:pos="720"/>
         </w:tabs>
         <w:spacing w:after="60"/>
-        <w:ind w:left="1440" w:hanging="1440"/>
+        <w:ind w:left="1440" w:hanging="1080"/>
+        <w:jc w:val="thaiDistribute"/>
       </w:pPr>
       <w:r>
-        <w:t>23.</w:t>
-      </w:r>
-      <w:r>
-        <w:tab/>
-        <w:t xml:space="preserve">World Health Organization. (2024). </w:t>
-      </w:r>
-      <w:r>
-        <w:rPr>
-          <w:i/>
-          <w:iCs/>
-        </w:rPr>
-        <w:t>The top 10 causes of death</w:t>
-      </w:r>
-      <w:r>
-        <w:t>. https://www.who.int/news-room/fact-sheets/detail/the-top-10-causes-of-death</w:t>
+        <w:t xml:space="preserve">van der Velden, B. H. M., </w:t>
+      </w:r>
+      <w:proofErr w:type="spellStart"/>
+      <w:r>
+        <w:t>Kuijf</w:t>
+      </w:r>
+      <w:proofErr w:type="spellEnd"/>
+      <w:r>
+        <w:t xml:space="preserve">, H. J., Gilhuijs, K. G. A., &amp; </w:t>
+      </w:r>
+      <w:proofErr w:type="spellStart"/>
+      <w:r>
+        <w:t>Viergever</w:t>
+      </w:r>
+      <w:proofErr w:type="spellEnd"/>
+      <w:r>
+        <w:t>, M. A. (2022). Explainable artificial intelligence (XAI) in deep learning-based medical image analysis. Medical Image Analysis, 79, 102470. https://doi.org/10.1016/j.media.2022.105420</w:t>
       </w:r>
     </w:p>
     <w:p>
-      <w:r>
-        <w:br w:type="page"/>
+      <w:pPr>
+        <w:pStyle w:val="ListParagraph"/>
+        <w:numPr>
+          <w:ilvl w:val="0"/>
+          <w:numId w:val="5"/>
+        </w:numPr>
+        <w:tabs>
+          <w:tab w:val="left" w:pos="720"/>
+        </w:tabs>
+        <w:spacing w:after="60"/>
+        <w:ind w:left="1440" w:hanging="1080"/>
+        <w:jc w:val="thaiDistribute"/>
+      </w:pPr>
+      <w:r>
+        <w:t>Wang, X., Peng, Y., Lu, L., Lu, Z., Bagheri, M., &amp; Summers, R. M. (2017). ChestX-ray8: Hospital-scale chest X-ray database and benchmarks on weakly-supervised classification and localization of common thorax diseases. In Proceedings of the IEEE Conference on Computer Vision and Pattern Recognition (CVPR) (pp. 2097–2106). https://doi.org/10.1109/CVPR.2017.369</w:t>
       </w:r>
     </w:p>
-    <w:p/>
+    <w:p>
+      <w:pPr>
+        <w:pStyle w:val="ListParagraph"/>
+        <w:numPr>
+          <w:ilvl w:val="0"/>
+          <w:numId w:val="5"/>
+        </w:numPr>
+        <w:tabs>
+          <w:tab w:val="left" w:pos="720"/>
+        </w:tabs>
+        <w:spacing w:after="60"/>
+        <w:ind w:left="1440" w:hanging="1080"/>
+        <w:jc w:val="thaiDistribute"/>
+      </w:pPr>
+      <w:r>
+        <w:t xml:space="preserve">Wang, Z., </w:t>
+      </w:r>
+      <w:proofErr w:type="spellStart"/>
+      <w:r>
+        <w:t>Bovik</w:t>
+      </w:r>
+      <w:proofErr w:type="spellEnd"/>
+      <w:r>
+        <w:t>, A. C., Sheikh, H. R., &amp; Simoncelli, E. P. (2004). Image quality assessment: From error visibility to structural similarity. IEEE Transactions on Image Processing, 13(4), 600–612. https://doi.org/10.1109/TIP.2003.819861</w:t>
+      </w:r>
+    </w:p>
+    <w:p>
+      <w:pPr>
+        <w:pStyle w:val="ListParagraph"/>
+        <w:numPr>
+          <w:ilvl w:val="0"/>
+          <w:numId w:val="5"/>
+        </w:numPr>
+        <w:tabs>
+          <w:tab w:val="left" w:pos="720"/>
+        </w:tabs>
+        <w:spacing w:after="60"/>
+        <w:ind w:left="1440" w:hanging="1080"/>
+        <w:jc w:val="thaiDistribute"/>
+      </w:pPr>
+      <w:r>
+        <w:t>World Health Organization. (2024). The top 10 causes of death. https://www.who.int/news-room/fact-sheets/detail/the-top-10-causes-of-death</w:t>
+      </w:r>
+    </w:p>
     <w:p>
       <w:pPr>
         <w:jc w:val="right"/>
@@ -39766,6 +40723,7 @@
         <w:rPr>
           <w:cs/>
         </w:rPr>
+        <w:lastRenderedPageBreak/>
         <w:t>ลงชื่อผู้ทำโครงงาน .............................................</w:t>
       </w:r>
     </w:p>
@@ -39865,13 +40823,8 @@
       </w:r>
     </w:p>
     <w:p>
-      <w:proofErr w:type="gramStart"/>
-      <w:r>
-        <w:t xml:space="preserve">(  </w:t>
-      </w:r>
-      <w:proofErr w:type="gramEnd"/>
-      <w:r>
-        <w:t xml:space="preserve"> ) </w:t>
+      <w:r>
+        <w:t xml:space="preserve">(   ) </w:t>
       </w:r>
       <w:r>
         <w:rPr>
@@ -39881,13 +40834,8 @@
       </w:r>
     </w:p>
     <w:p>
-      <w:proofErr w:type="gramStart"/>
-      <w:r>
-        <w:t xml:space="preserve">(  </w:t>
-      </w:r>
-      <w:proofErr w:type="gramEnd"/>
-      <w:r>
-        <w:t xml:space="preserve"> ) </w:t>
+      <w:r>
+        <w:t xml:space="preserve">(   ) </w:t>
       </w:r>
       <w:r>
         <w:rPr>
@@ -40027,6 +40975,92 @@
 <file path=word/numbering.xml><?xml version="1.0" encoding="utf-8"?>
 <w:numbering xmlns:wpc="http://schemas.microsoft.com/office/word/2010/wordprocessingCanvas" xmlns:cx="http://schemas.microsoft.com/office/drawing/2014/chartex" xmlns:cx1="http://schemas.microsoft.com/office/drawing/2015/9/8/chartex" xmlns:cx2="http://schemas.microsoft.com/office/drawing/2015/10/21/chartex" xmlns:cx3="http://schemas.microsoft.com/office/drawing/2016/5/9/chartex" xmlns:cx4="http://schemas.microsoft.com/office/drawing/2016/5/10/chartex" xmlns:cx5="http://schemas.microsoft.com/office/drawing/2016/5/11/chartex" xmlns:cx6="http://schemas.microsoft.com/office/drawing/2016/5/12/chartex" xmlns:cx7="http://schemas.microsoft.com/office/drawing/2016/5/13/chartex" xmlns:cx8="http://schemas.microsoft.com/office/drawing/2016/5/14/chartex" xmlns:mc="http://schemas.openxmlformats.org/markup-compatibility/2006" xmlns:aink="http://schemas.microsoft.com/office/drawing/2016/ink" xmlns:am3d="http://schemas.microsoft.com/office/drawing/2017/model3d" xmlns:o="urn:schemas-microsoft-com:office:office" xmlns:oel="http://schemas.microsoft.com/office/2019/extlst" xmlns:r="http://schemas.openxmlformats.org/officeDocument/2006/relationships" xmlns:m="http://schemas.openxmlformats.org/officeDocument/2006/math" xmlns:v="urn:schemas-microsoft-com:vml" xmlns:wp14="http://schemas.microsoft.com/office/word/2010/wordprocessingDrawing" xmlns:wp="http://schemas.openxmlformats.org/drawingml/2006/wordprocessingDrawing" xmlns:w10="urn:schemas-microsoft-com:office:word" xmlns:w="http://schemas.openxmlformats.org/wordprocessingml/2006/main" xmlns:w14="http://schemas.microsoft.com/office/word/2010/wordml" xmlns:w15="http://schemas.microsoft.com/office/word/2012/wordml" xmlns:w16cex="http://schemas.microsoft.com/office/word/2018/wordml/cex" xmlns:w16cid="http://schemas.microsoft.com/office/word/2016/wordml/cid" xmlns:w16="http://schemas.microsoft.com/office/word/2018/wordml" xmlns:w16du="http://schemas.microsoft.com/office/word/2023/wordml/word16du" xmlns:w16sdtdh="http://schemas.microsoft.com/office/word/2020/wordml/sdtdatahash" xmlns:w16sdtfl="http://schemas.microsoft.com/office/word/2024/wordml/sdtformatlock" xmlns:w16se="http://schemas.microsoft.com/office/word/2015/wordml/symex" xmlns:wpg="http://schemas.microsoft.com/office/word/2010/wordprocessingGroup" xmlns:wpi="http://schemas.microsoft.com/office/word/2010/wordprocessingInk" xmlns:wne="http://schemas.microsoft.com/office/word/2006/wordml" xmlns:wps="http://schemas.microsoft.com/office/word/2010/wordprocessingShape" mc:Ignorable="w14 w15 w16se w16cid w16 w16cex w16sdtdh w16sdtfl w16du wp14">
   <w:abstractNum w:abstractNumId="0" w15:restartNumberingAfterBreak="0">
+    <w:nsid w:val="16A448A8"/>
+    <w:multiLevelType w:val="hybridMultilevel"/>
+    <w:tmpl w:val="43BC04B2"/>
+    <w:lvl w:ilvl="0" w:tplc="0409000F">
+      <w:start w:val="1"/>
+      <w:numFmt w:val="decimal"/>
+      <w:lvlText w:val="%1."/>
+      <w:lvlJc w:val="left"/>
+      <w:pPr>
+        <w:ind w:left="720" w:hanging="360"/>
+      </w:pPr>
+    </w:lvl>
+    <w:lvl w:ilvl="1" w:tplc="04090019" w:tentative="1">
+      <w:start w:val="1"/>
+      <w:numFmt w:val="lowerLetter"/>
+      <w:lvlText w:val="%2."/>
+      <w:lvlJc w:val="left"/>
+      <w:pPr>
+        <w:ind w:left="1440" w:hanging="360"/>
+      </w:pPr>
+    </w:lvl>
+    <w:lvl w:ilvl="2" w:tplc="0409001B" w:tentative="1">
+      <w:start w:val="1"/>
+      <w:numFmt w:val="lowerRoman"/>
+      <w:lvlText w:val="%3."/>
+      <w:lvlJc w:val="right"/>
+      <w:pPr>
+        <w:ind w:left="2160" w:hanging="180"/>
+      </w:pPr>
+    </w:lvl>
+    <w:lvl w:ilvl="3" w:tplc="0409000F" w:tentative="1">
+      <w:start w:val="1"/>
+      <w:numFmt w:val="decimal"/>
+      <w:lvlText w:val="%4."/>
+      <w:lvlJc w:val="left"/>
+      <w:pPr>
+        <w:ind w:left="2880" w:hanging="360"/>
+      </w:pPr>
+    </w:lvl>
+    <w:lvl w:ilvl="4" w:tplc="04090019" w:tentative="1">
+      <w:start w:val="1"/>
+      <w:numFmt w:val="lowerLetter"/>
+      <w:lvlText w:val="%5."/>
+      <w:lvlJc w:val="left"/>
+      <w:pPr>
+        <w:ind w:left="3600" w:hanging="360"/>
+      </w:pPr>
+    </w:lvl>
+    <w:lvl w:ilvl="5" w:tplc="0409001B" w:tentative="1">
+      <w:start w:val="1"/>
+      <w:numFmt w:val="lowerRoman"/>
+      <w:lvlText w:val="%6."/>
+      <w:lvlJc w:val="right"/>
+      <w:pPr>
+        <w:ind w:left="4320" w:hanging="180"/>
+      </w:pPr>
+    </w:lvl>
+    <w:lvl w:ilvl="6" w:tplc="0409000F" w:tentative="1">
+      <w:start w:val="1"/>
+      <w:numFmt w:val="decimal"/>
+      <w:lvlText w:val="%7."/>
+      <w:lvlJc w:val="left"/>
+      <w:pPr>
+        <w:ind w:left="5040" w:hanging="360"/>
+      </w:pPr>
+    </w:lvl>
+    <w:lvl w:ilvl="7" w:tplc="04090019" w:tentative="1">
+      <w:start w:val="1"/>
+      <w:numFmt w:val="lowerLetter"/>
+      <w:lvlText w:val="%8."/>
+      <w:lvlJc w:val="left"/>
+      <w:pPr>
+        <w:ind w:left="5760" w:hanging="360"/>
+      </w:pPr>
+    </w:lvl>
+    <w:lvl w:ilvl="8" w:tplc="0409001B" w:tentative="1">
+      <w:start w:val="1"/>
+      <w:numFmt w:val="lowerRoman"/>
+      <w:lvlText w:val="%9."/>
+      <w:lvlJc w:val="right"/>
+      <w:pPr>
+        <w:ind w:left="6480" w:hanging="180"/>
+      </w:pPr>
+    </w:lvl>
+  </w:abstractNum>
+  <w:abstractNum w:abstractNumId="1" w15:restartNumberingAfterBreak="0">
     <w:nsid w:val="296E1F15"/>
     <w:multiLevelType w:val="hybridMultilevel"/>
     <w:tmpl w:val="E6B8A200"/>
@@ -40112,11 +41146,402 @@
       </w:pPr>
     </w:lvl>
   </w:abstractNum>
+  <w:abstractNum w:abstractNumId="2" w15:restartNumberingAfterBreak="0">
+    <w:nsid w:val="320D4C71"/>
+    <w:multiLevelType w:val="multilevel"/>
+    <w:tmpl w:val="95F20B3A"/>
+    <w:lvl w:ilvl="0">
+      <w:start w:val="1"/>
+      <w:numFmt w:val="decimal"/>
+      <w:lvlText w:val="%1."/>
+      <w:lvlJc w:val="left"/>
+      <w:pPr>
+        <w:tabs>
+          <w:tab w:val="num" w:pos="720"/>
+        </w:tabs>
+        <w:ind w:left="720" w:hanging="360"/>
+      </w:pPr>
+    </w:lvl>
+    <w:lvl w:ilvl="1">
+      <w:start w:val="1"/>
+      <w:numFmt w:val="bullet"/>
+      <w:lvlText w:val="o"/>
+      <w:lvlJc w:val="left"/>
+      <w:pPr>
+        <w:tabs>
+          <w:tab w:val="num" w:pos="1440"/>
+        </w:tabs>
+        <w:ind w:left="1440" w:hanging="360"/>
+      </w:pPr>
+      <w:rPr>
+        <w:rFonts w:ascii="Courier New" w:hAnsi="Courier New" w:hint="default"/>
+        <w:sz w:val="20"/>
+      </w:rPr>
+    </w:lvl>
+    <w:lvl w:ilvl="2" w:tentative="1">
+      <w:start w:val="1"/>
+      <w:numFmt w:val="decimal"/>
+      <w:lvlText w:val="%3."/>
+      <w:lvlJc w:val="left"/>
+      <w:pPr>
+        <w:tabs>
+          <w:tab w:val="num" w:pos="2160"/>
+        </w:tabs>
+        <w:ind w:left="2160" w:hanging="360"/>
+      </w:pPr>
+    </w:lvl>
+    <w:lvl w:ilvl="3" w:tentative="1">
+      <w:start w:val="1"/>
+      <w:numFmt w:val="decimal"/>
+      <w:lvlText w:val="%4."/>
+      <w:lvlJc w:val="left"/>
+      <w:pPr>
+        <w:tabs>
+          <w:tab w:val="num" w:pos="2880"/>
+        </w:tabs>
+        <w:ind w:left="2880" w:hanging="360"/>
+      </w:pPr>
+    </w:lvl>
+    <w:lvl w:ilvl="4" w:tentative="1">
+      <w:start w:val="1"/>
+      <w:numFmt w:val="decimal"/>
+      <w:lvlText w:val="%5."/>
+      <w:lvlJc w:val="left"/>
+      <w:pPr>
+        <w:tabs>
+          <w:tab w:val="num" w:pos="3600"/>
+        </w:tabs>
+        <w:ind w:left="3600" w:hanging="360"/>
+      </w:pPr>
+    </w:lvl>
+    <w:lvl w:ilvl="5" w:tentative="1">
+      <w:start w:val="1"/>
+      <w:numFmt w:val="decimal"/>
+      <w:lvlText w:val="%6."/>
+      <w:lvlJc w:val="left"/>
+      <w:pPr>
+        <w:tabs>
+          <w:tab w:val="num" w:pos="4320"/>
+        </w:tabs>
+        <w:ind w:left="4320" w:hanging="360"/>
+      </w:pPr>
+    </w:lvl>
+    <w:lvl w:ilvl="6" w:tentative="1">
+      <w:start w:val="1"/>
+      <w:numFmt w:val="decimal"/>
+      <w:lvlText w:val="%7."/>
+      <w:lvlJc w:val="left"/>
+      <w:pPr>
+        <w:tabs>
+          <w:tab w:val="num" w:pos="5040"/>
+        </w:tabs>
+        <w:ind w:left="5040" w:hanging="360"/>
+      </w:pPr>
+    </w:lvl>
+    <w:lvl w:ilvl="7" w:tentative="1">
+      <w:start w:val="1"/>
+      <w:numFmt w:val="decimal"/>
+      <w:lvlText w:val="%8."/>
+      <w:lvlJc w:val="left"/>
+      <w:pPr>
+        <w:tabs>
+          <w:tab w:val="num" w:pos="5760"/>
+        </w:tabs>
+        <w:ind w:left="5760" w:hanging="360"/>
+      </w:pPr>
+    </w:lvl>
+    <w:lvl w:ilvl="8" w:tentative="1">
+      <w:start w:val="1"/>
+      <w:numFmt w:val="decimal"/>
+      <w:lvlText w:val="%9."/>
+      <w:lvlJc w:val="left"/>
+      <w:pPr>
+        <w:tabs>
+          <w:tab w:val="num" w:pos="6480"/>
+        </w:tabs>
+        <w:ind w:left="6480" w:hanging="360"/>
+      </w:pPr>
+    </w:lvl>
+  </w:abstractNum>
+  <w:abstractNum w:abstractNumId="3" w15:restartNumberingAfterBreak="0">
+    <w:nsid w:val="544D5EC0"/>
+    <w:multiLevelType w:val="hybridMultilevel"/>
+    <w:tmpl w:val="5344E0BC"/>
+    <w:lvl w:ilvl="0" w:tplc="04090001">
+      <w:start w:val="1"/>
+      <w:numFmt w:val="bullet"/>
+      <w:lvlText w:val=""/>
+      <w:lvlJc w:val="left"/>
+      <w:pPr>
+        <w:ind w:left="720" w:hanging="360"/>
+      </w:pPr>
+      <w:rPr>
+        <w:rFonts w:ascii="Symbol" w:hAnsi="Symbol" w:hint="default"/>
+      </w:rPr>
+    </w:lvl>
+    <w:lvl w:ilvl="1" w:tplc="04090003" w:tentative="1">
+      <w:start w:val="1"/>
+      <w:numFmt w:val="bullet"/>
+      <w:lvlText w:val="o"/>
+      <w:lvlJc w:val="left"/>
+      <w:pPr>
+        <w:ind w:left="1440" w:hanging="360"/>
+      </w:pPr>
+      <w:rPr>
+        <w:rFonts w:ascii="Courier New" w:hAnsi="Courier New" w:cs="Courier New" w:hint="default"/>
+      </w:rPr>
+    </w:lvl>
+    <w:lvl w:ilvl="2" w:tplc="04090005" w:tentative="1">
+      <w:start w:val="1"/>
+      <w:numFmt w:val="bullet"/>
+      <w:lvlText w:val=""/>
+      <w:lvlJc w:val="left"/>
+      <w:pPr>
+        <w:ind w:left="2160" w:hanging="360"/>
+      </w:pPr>
+      <w:rPr>
+        <w:rFonts w:ascii="Wingdings" w:hAnsi="Wingdings" w:hint="default"/>
+      </w:rPr>
+    </w:lvl>
+    <w:lvl w:ilvl="3" w:tplc="04090001" w:tentative="1">
+      <w:start w:val="1"/>
+      <w:numFmt w:val="bullet"/>
+      <w:lvlText w:val=""/>
+      <w:lvlJc w:val="left"/>
+      <w:pPr>
+        <w:ind w:left="2880" w:hanging="360"/>
+      </w:pPr>
+      <w:rPr>
+        <w:rFonts w:ascii="Symbol" w:hAnsi="Symbol" w:hint="default"/>
+      </w:rPr>
+    </w:lvl>
+    <w:lvl w:ilvl="4" w:tplc="04090003" w:tentative="1">
+      <w:start w:val="1"/>
+      <w:numFmt w:val="bullet"/>
+      <w:lvlText w:val="o"/>
+      <w:lvlJc w:val="left"/>
+      <w:pPr>
+        <w:ind w:left="3600" w:hanging="360"/>
+      </w:pPr>
+      <w:rPr>
+        <w:rFonts w:ascii="Courier New" w:hAnsi="Courier New" w:cs="Courier New" w:hint="default"/>
+      </w:rPr>
+    </w:lvl>
+    <w:lvl w:ilvl="5" w:tplc="04090005" w:tentative="1">
+      <w:start w:val="1"/>
+      <w:numFmt w:val="bullet"/>
+      <w:lvlText w:val=""/>
+      <w:lvlJc w:val="left"/>
+      <w:pPr>
+        <w:ind w:left="4320" w:hanging="360"/>
+      </w:pPr>
+      <w:rPr>
+        <w:rFonts w:ascii="Wingdings" w:hAnsi="Wingdings" w:hint="default"/>
+      </w:rPr>
+    </w:lvl>
+    <w:lvl w:ilvl="6" w:tplc="04090001" w:tentative="1">
+      <w:start w:val="1"/>
+      <w:numFmt w:val="bullet"/>
+      <w:lvlText w:val=""/>
+      <w:lvlJc w:val="left"/>
+      <w:pPr>
+        <w:ind w:left="5040" w:hanging="360"/>
+      </w:pPr>
+      <w:rPr>
+        <w:rFonts w:ascii="Symbol" w:hAnsi="Symbol" w:hint="default"/>
+      </w:rPr>
+    </w:lvl>
+    <w:lvl w:ilvl="7" w:tplc="04090003" w:tentative="1">
+      <w:start w:val="1"/>
+      <w:numFmt w:val="bullet"/>
+      <w:lvlText w:val="o"/>
+      <w:lvlJc w:val="left"/>
+      <w:pPr>
+        <w:ind w:left="5760" w:hanging="360"/>
+      </w:pPr>
+      <w:rPr>
+        <w:rFonts w:ascii="Courier New" w:hAnsi="Courier New" w:cs="Courier New" w:hint="default"/>
+      </w:rPr>
+    </w:lvl>
+    <w:lvl w:ilvl="8" w:tplc="04090005" w:tentative="1">
+      <w:start w:val="1"/>
+      <w:numFmt w:val="bullet"/>
+      <w:lvlText w:val=""/>
+      <w:lvlJc w:val="left"/>
+      <w:pPr>
+        <w:ind w:left="6480" w:hanging="360"/>
+      </w:pPr>
+      <w:rPr>
+        <w:rFonts w:ascii="Wingdings" w:hAnsi="Wingdings" w:hint="default"/>
+      </w:rPr>
+    </w:lvl>
+  </w:abstractNum>
+  <w:abstractNum w:abstractNumId="4" w15:restartNumberingAfterBreak="0">
+    <w:nsid w:val="6B1E1A3F"/>
+    <w:multiLevelType w:val="multilevel"/>
+    <w:tmpl w:val="541648D6"/>
+    <w:lvl w:ilvl="0">
+      <w:start w:val="1"/>
+      <w:numFmt w:val="bullet"/>
+      <w:lvlText w:val=""/>
+      <w:lvlJc w:val="left"/>
+      <w:pPr>
+        <w:tabs>
+          <w:tab w:val="num" w:pos="720"/>
+        </w:tabs>
+        <w:ind w:left="720" w:hanging="360"/>
+      </w:pPr>
+      <w:rPr>
+        <w:rFonts w:ascii="Symbol" w:hAnsi="Symbol" w:hint="default"/>
+        <w:sz w:val="20"/>
+      </w:rPr>
+    </w:lvl>
+    <w:lvl w:ilvl="1" w:tentative="1">
+      <w:start w:val="1"/>
+      <w:numFmt w:val="bullet"/>
+      <w:lvlText w:val="o"/>
+      <w:lvlJc w:val="left"/>
+      <w:pPr>
+        <w:tabs>
+          <w:tab w:val="num" w:pos="1440"/>
+        </w:tabs>
+        <w:ind w:left="1440" w:hanging="360"/>
+      </w:pPr>
+      <w:rPr>
+        <w:rFonts w:ascii="Courier New" w:hAnsi="Courier New" w:hint="default"/>
+        <w:sz w:val="20"/>
+      </w:rPr>
+    </w:lvl>
+    <w:lvl w:ilvl="2" w:tentative="1">
+      <w:start w:val="1"/>
+      <w:numFmt w:val="bullet"/>
+      <w:lvlText w:val=""/>
+      <w:lvlJc w:val="left"/>
+      <w:pPr>
+        <w:tabs>
+          <w:tab w:val="num" w:pos="2160"/>
+        </w:tabs>
+        <w:ind w:left="2160" w:hanging="360"/>
+      </w:pPr>
+      <w:rPr>
+        <w:rFonts w:ascii="Wingdings" w:hAnsi="Wingdings" w:hint="default"/>
+        <w:sz w:val="20"/>
+      </w:rPr>
+    </w:lvl>
+    <w:lvl w:ilvl="3" w:tentative="1">
+      <w:start w:val="1"/>
+      <w:numFmt w:val="bullet"/>
+      <w:lvlText w:val=""/>
+      <w:lvlJc w:val="left"/>
+      <w:pPr>
+        <w:tabs>
+          <w:tab w:val="num" w:pos="2880"/>
+        </w:tabs>
+        <w:ind w:left="2880" w:hanging="360"/>
+      </w:pPr>
+      <w:rPr>
+        <w:rFonts w:ascii="Wingdings" w:hAnsi="Wingdings" w:hint="default"/>
+        <w:sz w:val="20"/>
+      </w:rPr>
+    </w:lvl>
+    <w:lvl w:ilvl="4" w:tentative="1">
+      <w:start w:val="1"/>
+      <w:numFmt w:val="bullet"/>
+      <w:lvlText w:val=""/>
+      <w:lvlJc w:val="left"/>
+      <w:pPr>
+        <w:tabs>
+          <w:tab w:val="num" w:pos="3600"/>
+        </w:tabs>
+        <w:ind w:left="3600" w:hanging="360"/>
+      </w:pPr>
+      <w:rPr>
+        <w:rFonts w:ascii="Wingdings" w:hAnsi="Wingdings" w:hint="default"/>
+        <w:sz w:val="20"/>
+      </w:rPr>
+    </w:lvl>
+    <w:lvl w:ilvl="5" w:tentative="1">
+      <w:start w:val="1"/>
+      <w:numFmt w:val="bullet"/>
+      <w:lvlText w:val=""/>
+      <w:lvlJc w:val="left"/>
+      <w:pPr>
+        <w:tabs>
+          <w:tab w:val="num" w:pos="4320"/>
+        </w:tabs>
+        <w:ind w:left="4320" w:hanging="360"/>
+      </w:pPr>
+      <w:rPr>
+        <w:rFonts w:ascii="Wingdings" w:hAnsi="Wingdings" w:hint="default"/>
+        <w:sz w:val="20"/>
+      </w:rPr>
+    </w:lvl>
+    <w:lvl w:ilvl="6" w:tentative="1">
+      <w:start w:val="1"/>
+      <w:numFmt w:val="bullet"/>
+      <w:lvlText w:val=""/>
+      <w:lvlJc w:val="left"/>
+      <w:pPr>
+        <w:tabs>
+          <w:tab w:val="num" w:pos="5040"/>
+        </w:tabs>
+        <w:ind w:left="5040" w:hanging="360"/>
+      </w:pPr>
+      <w:rPr>
+        <w:rFonts w:ascii="Wingdings" w:hAnsi="Wingdings" w:hint="default"/>
+        <w:sz w:val="20"/>
+      </w:rPr>
+    </w:lvl>
+    <w:lvl w:ilvl="7" w:tentative="1">
+      <w:start w:val="1"/>
+      <w:numFmt w:val="bullet"/>
+      <w:lvlText w:val=""/>
+      <w:lvlJc w:val="left"/>
+      <w:pPr>
+        <w:tabs>
+          <w:tab w:val="num" w:pos="5760"/>
+        </w:tabs>
+        <w:ind w:left="5760" w:hanging="360"/>
+      </w:pPr>
+      <w:rPr>
+        <w:rFonts w:ascii="Wingdings" w:hAnsi="Wingdings" w:hint="default"/>
+        <w:sz w:val="20"/>
+      </w:rPr>
+    </w:lvl>
+    <w:lvl w:ilvl="8" w:tentative="1">
+      <w:start w:val="1"/>
+      <w:numFmt w:val="bullet"/>
+      <w:lvlText w:val=""/>
+      <w:lvlJc w:val="left"/>
+      <w:pPr>
+        <w:tabs>
+          <w:tab w:val="num" w:pos="6480"/>
+        </w:tabs>
+        <w:ind w:left="6480" w:hanging="360"/>
+      </w:pPr>
+      <w:rPr>
+        <w:rFonts w:ascii="Wingdings" w:hAnsi="Wingdings" w:hint="default"/>
+        <w:sz w:val="20"/>
+      </w:rPr>
+    </w:lvl>
+  </w:abstractNum>
   <w:num w:numId="1" w16cid:durableId="1688098849">
-    <w:abstractNumId w:val="0"/>
+    <w:abstractNumId w:val="1"/>
     <w:lvlOverride w:ilvl="0">
       <w:startOverride w:val="1"/>
     </w:lvlOverride>
+  </w:num>
+  <w:num w:numId="2" w16cid:durableId="294214210">
+    <w:abstractNumId w:val="2"/>
+  </w:num>
+  <w:num w:numId="3" w16cid:durableId="1194535947">
+    <w:abstractNumId w:val="4"/>
+  </w:num>
+  <w:num w:numId="4" w16cid:durableId="99764417">
+    <w:abstractNumId w:val="3"/>
+  </w:num>
+  <w:num w:numId="5" w16cid:durableId="1941638771">
+    <w:abstractNumId w:val="0"/>
   </w:num>
 </w:numbering>
 </file>
@@ -40737,6 +42162,28 @@
       <w:szCs w:val="20"/>
     </w:rPr>
   </w:style>
+  <w:style w:type="character" w:styleId="PlaceholderText">
+    <w:name w:val="Placeholder Text"/>
+    <w:basedOn w:val="DefaultParagraphFont"/>
+    <w:uiPriority w:val="99"/>
+    <w:semiHidden/>
+    <w:rsid w:val="008F1D56"/>
+    <w:rPr>
+      <w:color w:val="666666"/>
+    </w:rPr>
+  </w:style>
+  <w:style w:type="character" w:styleId="UnresolvedMention">
+    <w:name w:val="Unresolved Mention"/>
+    <w:basedOn w:val="DefaultParagraphFont"/>
+    <w:uiPriority w:val="99"/>
+    <w:semiHidden/>
+    <w:unhideWhenUsed/>
+    <w:rsid w:val="00015C29"/>
+    <w:rPr>
+      <w:color w:val="605E5C"/>
+      <w:shd w:val="clear" w:color="auto" w:fill="E1DFDD"/>
+    </w:rPr>
+  </w:style>
 </w:styles>
 </file>
 

--- a/เค้าโครงโครงงานคอมพิวเตอร์.docx
+++ b/เค้าโครงโครงงานคอมพิวเตอร์.docx
@@ -700,10 +700,7 @@
       </w:r>
       <w:proofErr w:type="spellEnd"/>
       <w:r>
-        <w:t xml:space="preserve">  </w:t>
-      </w:r>
-      <w:r>
-        <w:t xml:space="preserve"> </w:t>
+        <w:t xml:space="preserve">   </w:t>
       </w:r>
       <w:proofErr w:type="spellStart"/>
       <w:r>
@@ -8462,7 +8459,7 @@
     <w:p>
       <w:pPr>
         <w:spacing w:after="240"/>
-        <w:jc w:val="center"/>
+        <w:ind w:left="709" w:hanging="709"/>
       </w:pPr>
       <w:proofErr w:type="spellStart"/>
       <w:r>
@@ -8478,68 +8475,67 @@
           <w:b/>
           <w:bCs/>
         </w:rPr>
+        <w:t xml:space="preserve"> 1</w:t>
+      </w:r>
+      <w:r>
+        <w:tab/>
+      </w:r>
+      <w:r>
+        <w:rPr>
+          <w:cs/>
+        </w:rPr>
+        <w:t xml:space="preserve">ตัวอย่างภาพ </w:t>
+      </w:r>
+      <w:r>
+        <w:t xml:space="preserve">Infiltration </w:t>
+      </w:r>
+      <w:r>
+        <w:rPr>
+          <w:cs/>
+        </w:rPr>
+        <w:t xml:space="preserve">จากชุดข้อมูล </w:t>
+      </w:r>
+      <w:proofErr w:type="spellStart"/>
+      <w:r>
+        <w:t>VinBigData</w:t>
+      </w:r>
+      <w:proofErr w:type="spellEnd"/>
+      <w:r>
         <w:t xml:space="preserve"> </w:t>
       </w:r>
-      <w:proofErr w:type="gramStart"/>
-      <w:r>
-        <w:rPr>
-          <w:b/>
-          <w:bCs/>
-        </w:rPr>
-        <w:t>1</w:t>
-      </w:r>
-      <w:r>
-        <w:t xml:space="preserve">  </w:t>
-      </w:r>
-      <w:proofErr w:type="spellStart"/>
-      <w:r>
-        <w:t>ตัวอย่างภาพ</w:t>
-      </w:r>
-      <w:proofErr w:type="spellEnd"/>
-      <w:proofErr w:type="gramEnd"/>
-      <w:r>
-        <w:t xml:space="preserve"> Infiltration </w:t>
-      </w:r>
-      <w:proofErr w:type="spellStart"/>
-      <w:r>
-        <w:t>จากชุดข้อมูล</w:t>
-      </w:r>
-      <w:proofErr w:type="spellEnd"/>
-      <w:r>
-        <w:t xml:space="preserve"> </w:t>
-      </w:r>
-      <w:proofErr w:type="spellStart"/>
-      <w:r>
-        <w:t>VinBigData</w:t>
-      </w:r>
-      <w:proofErr w:type="spellEnd"/>
-      <w:r>
-        <w:t xml:space="preserve"> </w:t>
-      </w:r>
-      <w:proofErr w:type="spellStart"/>
-      <w:r>
-        <w:t>ที่เติม</w:t>
-      </w:r>
-      <w:proofErr w:type="spellEnd"/>
-      <w:r>
-        <w:t xml:space="preserve"> Gaussian Noise </w:t>
-      </w:r>
-      <w:proofErr w:type="spellStart"/>
-      <w:r>
-        <w:t>ระดับ</w:t>
-      </w:r>
-      <w:proofErr w:type="spellEnd"/>
-      <w:r>
-        <w:t xml:space="preserve"> N2 </w:t>
-      </w:r>
-      <w:proofErr w:type="spellStart"/>
-      <w:r>
-        <w:t>และผลจากวิธีลดสัญญาณรบกวนแต่ละวิธีในการทดลองที่</w:t>
-      </w:r>
-      <w:proofErr w:type="spellEnd"/>
-      <w:r>
-        <w:t xml:space="preserve"> 2</w:t>
-      </w:r>
+      <w:r>
+        <w:rPr>
+          <w:cs/>
+        </w:rPr>
+        <w:t xml:space="preserve">ที่เติม </w:t>
+      </w:r>
+      <w:r>
+        <w:t xml:space="preserve">Gaussian Noise </w:t>
+      </w:r>
+      <w:r>
+        <w:rPr>
+          <w:cs/>
+        </w:rPr>
+        <w:t xml:space="preserve">ระดับ </w:t>
+      </w:r>
+      <w:r>
+        <w:t xml:space="preserve">N2 </w:t>
+      </w:r>
+      <w:r>
+        <w:rPr>
+          <w:cs/>
+        </w:rPr>
+        <w:t xml:space="preserve">และผลจากวิธีลดสัญญาณรบกวนแต่ละวิธีในการทดลองที่ </w:t>
+      </w:r>
+      <w:r>
+        <w:t>2</w:t>
+      </w:r>
+    </w:p>
+    <w:p>
+      <w:pPr>
+        <w:spacing w:after="240"/>
+        <w:ind w:left="709" w:hanging="709"/>
+      </w:pPr>
     </w:p>
     <w:p>
       <w:pPr>
@@ -8548,6 +8544,7 @@
         <w:ind w:left="360"/>
       </w:pPr>
       <w:r>
+        <w:lastRenderedPageBreak/>
         <w:t xml:space="preserve">5.4 </w:t>
       </w:r>
       <w:proofErr w:type="spellStart"/>
@@ -8621,14 +8618,7 @@
         <w:rPr>
           <w:cs/>
         </w:rPr>
-        <w:t>เพื่อวิเคราะห์ความสัมพันธ์</w:t>
-      </w:r>
-      <w:r>
-        <w:rPr>
-          <w:cs/>
-        </w:rPr>
-        <w:lastRenderedPageBreak/>
-        <w:t>ระหว่างคุณภาพภาพทางสถิติ (</w:t>
+        <w:t>เพื่อวิเคราะห์ความสัมพันธ์ระหว่างคุณภาพภาพทางสถิติ (</w:t>
       </w:r>
       <w:r>
         <w:t xml:space="preserve">Image Fidelity) </w:t>
@@ -8684,6 +8674,15 @@
         </w:rPr>
         <w:t>คือค่าความคลาดเคลื่อนกำลังสองเฉลี่ย</w:t>
       </w:r>
+    </w:p>
+    <w:p>
+      <w:pPr>
+        <w:tabs>
+          <w:tab w:val="left" w:pos="1080"/>
+        </w:tabs>
+        <w:ind w:left="1080" w:hanging="360"/>
+        <w:jc w:val="both"/>
+      </w:pPr>
     </w:p>
     <w:p>
       <w:pPr>
@@ -8765,6 +8764,12 @@
     </w:p>
     <w:p>
       <w:pPr>
+        <w:spacing w:before="60" w:after="60"/>
+        <w:jc w:val="center"/>
+      </w:pPr>
+    </w:p>
+    <w:p>
+      <w:pPr>
         <w:tabs>
           <w:tab w:val="left" w:pos="1080"/>
         </w:tabs>
@@ -9649,6 +9654,7 @@
         <w:rPr>
           <w:rFonts w:ascii="TH SarabunPSK" w:hAnsi="TH SarabunPSK" w:cs="TH SarabunPSK"/>
         </w:rPr>
+        <w:lastRenderedPageBreak/>
         <w:t>Accuracy (</w:t>
       </w:r>
       <w:r>
@@ -9761,7 +9767,6 @@
         <w:jc w:val="thaiDistribute"/>
       </w:pPr>
       <w:r>
-        <w:lastRenderedPageBreak/>
         <w:tab/>
         <w:t>Precision (</w:t>
       </w:r>
@@ -9807,6 +9812,12 @@
         </w:rPr>
         <w:t>เพื่อประเมินความน่าเชื่อถือเมื่อแบบจำลองแจ้งเตือนว่าพบโรค</w:t>
       </w:r>
+    </w:p>
+    <w:p>
+      <w:pPr>
+        <w:spacing w:before="60" w:after="60"/>
+        <w:jc w:val="thaiDistribute"/>
+      </w:pPr>
     </w:p>
     <w:p>
       <w:pPr>
@@ -9852,7 +9863,7 @@
     <w:p>
       <w:pPr>
         <w:spacing w:before="60" w:after="60"/>
-        <w:jc w:val="thaiDistribute"/>
+        <w:jc w:val="center"/>
       </w:pPr>
     </w:p>
     <w:p>
@@ -9915,6 +9926,12 @@
       <w:r>
         <w:t xml:space="preserve"> (False Negative)</w:t>
       </w:r>
+    </w:p>
+    <w:p>
+      <w:pPr>
+        <w:spacing w:before="60" w:after="60"/>
+        <w:jc w:val="thaiDistribute"/>
+      </w:pPr>
     </w:p>
     <w:p>
       <w:pPr>
@@ -10193,6 +10210,7 @@
         <w:rPr>
           <w:rFonts w:ascii="TH SarabunPSK" w:hAnsi="TH SarabunPSK" w:cs="TH SarabunPSK"/>
         </w:rPr>
+        <w:lastRenderedPageBreak/>
         <w:tab/>
       </w:r>
       <w:r>
@@ -10437,7 +10455,6 @@
         <w:rPr>
           <w:rFonts w:ascii="TH SarabunPSK" w:hAnsi="TH SarabunPSK" w:cs="TH SarabunPSK"/>
         </w:rPr>
-        <w:lastRenderedPageBreak/>
         <w:t xml:space="preserve">1.0 </w:t>
       </w:r>
       <w:r>
@@ -11202,6 +11219,15 @@
       <w:r>
         <w:t xml:space="preserve"> Tolerance</w:t>
       </w:r>
+    </w:p>
+    <w:p>
+      <w:pPr>
+        <w:tabs>
+          <w:tab w:val="left" w:pos="1080"/>
+        </w:tabs>
+        <w:ind w:left="1440" w:hanging="720"/>
+        <w:jc w:val="both"/>
+      </w:pPr>
     </w:p>
     <w:p>
       <w:pPr>
@@ -11261,6 +11287,12 @@
     </w:p>
     <w:p>
       <w:pPr>
+        <w:spacing w:before="60" w:after="60"/>
+        <w:jc w:val="center"/>
+      </w:pPr>
+    </w:p>
+    <w:p>
+      <w:pPr>
         <w:tabs>
           <w:tab w:val="left" w:pos="1080"/>
         </w:tabs>
@@ -11288,6 +11320,15 @@
         <w:t>:</w:t>
       </w:r>
       <w:proofErr w:type="gramEnd"/>
+    </w:p>
+    <w:p>
+      <w:pPr>
+        <w:tabs>
+          <w:tab w:val="left" w:pos="1080"/>
+        </w:tabs>
+        <w:ind w:left="1080" w:hanging="360"/>
+        <w:jc w:val="both"/>
+      </w:pPr>
     </w:p>
     <w:p>
       <w:pPr>
@@ -11409,90 +11450,105 @@
     </w:p>
     <w:p>
       <w:pPr>
+        <w:spacing w:before="60" w:after="60"/>
+        <w:jc w:val="center"/>
+      </w:pPr>
+    </w:p>
+    <w:p>
+      <w:pPr>
+        <w:ind w:left="1418" w:hanging="709"/>
+      </w:pPr>
+      <w:r>
+        <w:br w:type="page"/>
+      </w:r>
+      <w:r>
+        <w:lastRenderedPageBreak/>
+        <w:t>5.8.</w:t>
+      </w:r>
+      <w:r>
+        <w:t>3.</w:t>
+      </w:r>
+      <w:r>
+        <w:tab/>
+        <w:t>Intersection over Union (</w:t>
+      </w:r>
+      <w:proofErr w:type="spellStart"/>
+      <w:r>
+        <w:t>IoU</w:t>
+      </w:r>
+      <w:proofErr w:type="spellEnd"/>
+      <w:r>
+        <w:t xml:space="preserve">) </w:t>
+      </w:r>
+      <w:proofErr w:type="spellStart"/>
+      <w:r>
+        <w:t>และ</w:t>
+      </w:r>
+      <w:proofErr w:type="spellEnd"/>
+      <w:r>
+        <w:t xml:space="preserve"> Dice Coefficient: </w:t>
+      </w:r>
+      <w:proofErr w:type="spellStart"/>
+      <w:r>
+        <w:t>โดยที่</w:t>
+      </w:r>
+      <w:proofErr w:type="spellEnd"/>
+      <w:r>
+        <w:t xml:space="preserve"> </w:t>
+      </w:r>
+      <w:proofErr w:type="spellStart"/>
+      <w:r>
+        <w:t>Mτ</w:t>
+      </w:r>
+      <w:proofErr w:type="spellEnd"/>
+      <w:r>
+        <w:t xml:space="preserve"> = {(</w:t>
+      </w:r>
+      <w:proofErr w:type="spellStart"/>
+      <w:proofErr w:type="gramStart"/>
+      <w:r>
+        <w:t>x,y</w:t>
+      </w:r>
+      <w:proofErr w:type="spellEnd"/>
+      <w:proofErr w:type="gramEnd"/>
+      <w:r>
+        <w:t>) | H(</w:t>
+      </w:r>
+      <w:proofErr w:type="spellStart"/>
+      <w:proofErr w:type="gramStart"/>
+      <w:r>
+        <w:t>x,y</w:t>
+      </w:r>
+      <w:proofErr w:type="spellEnd"/>
+      <w:proofErr w:type="gramEnd"/>
+      <w:r>
+        <w:t xml:space="preserve">) ≥ τ · max(H)} </w:t>
+      </w:r>
+      <w:proofErr w:type="spellStart"/>
+      <w:r>
+        <w:t>ที่ระดับเกณฑ์การตัด</w:t>
+      </w:r>
+      <w:proofErr w:type="spellEnd"/>
+      <w:r>
+        <w:t xml:space="preserve"> τ = 0.3 </w:t>
+      </w:r>
+      <w:proofErr w:type="spellStart"/>
+      <w:r>
+        <w:t>และ</w:t>
+      </w:r>
+      <w:proofErr w:type="spellEnd"/>
+      <w:r>
+        <w:t xml:space="preserve"> τ = 0.5</w:t>
+      </w:r>
+    </w:p>
+    <w:p>
+      <w:pPr>
         <w:tabs>
           <w:tab w:val="left" w:pos="1080"/>
         </w:tabs>
         <w:ind w:left="1440" w:hanging="720"/>
         <w:jc w:val="both"/>
       </w:pPr>
-      <w:r>
-        <w:t>5.8.</w:t>
-      </w:r>
-      <w:r>
-        <w:t>3.</w:t>
-      </w:r>
-      <w:r>
-        <w:tab/>
-        <w:t>Intersection over Union (</w:t>
-      </w:r>
-      <w:proofErr w:type="spellStart"/>
-      <w:r>
-        <w:t>IoU</w:t>
-      </w:r>
-      <w:proofErr w:type="spellEnd"/>
-      <w:r>
-        <w:t xml:space="preserve">) </w:t>
-      </w:r>
-      <w:proofErr w:type="spellStart"/>
-      <w:r>
-        <w:t>และ</w:t>
-      </w:r>
-      <w:proofErr w:type="spellEnd"/>
-      <w:r>
-        <w:t xml:space="preserve"> Dice Coefficient: </w:t>
-      </w:r>
-      <w:proofErr w:type="spellStart"/>
-      <w:r>
-        <w:t>โดยที่</w:t>
-      </w:r>
-      <w:proofErr w:type="spellEnd"/>
-      <w:r>
-        <w:t xml:space="preserve"> </w:t>
-      </w:r>
-      <w:proofErr w:type="spellStart"/>
-      <w:r>
-        <w:t>Mτ</w:t>
-      </w:r>
-      <w:proofErr w:type="spellEnd"/>
-      <w:r>
-        <w:t xml:space="preserve"> = {(</w:t>
-      </w:r>
-      <w:proofErr w:type="spellStart"/>
-      <w:proofErr w:type="gramStart"/>
-      <w:r>
-        <w:t>x,y</w:t>
-      </w:r>
-      <w:proofErr w:type="spellEnd"/>
-      <w:proofErr w:type="gramEnd"/>
-      <w:r>
-        <w:t>) | H(</w:t>
-      </w:r>
-      <w:proofErr w:type="spellStart"/>
-      <w:proofErr w:type="gramStart"/>
-      <w:r>
-        <w:t>x,y</w:t>
-      </w:r>
-      <w:proofErr w:type="spellEnd"/>
-      <w:proofErr w:type="gramEnd"/>
-      <w:r>
-        <w:t xml:space="preserve">) ≥ τ · max(H)} </w:t>
-      </w:r>
-      <w:proofErr w:type="spellStart"/>
-      <w:r>
-        <w:t>ที่ระดับเกณฑ์การตัด</w:t>
-      </w:r>
-      <w:proofErr w:type="spellEnd"/>
-      <w:r>
-        <w:t xml:space="preserve"> τ = 0.3 </w:t>
-      </w:r>
-      <w:proofErr w:type="spellStart"/>
-      <w:r>
-        <w:t>และ</w:t>
-      </w:r>
-      <w:proofErr w:type="spellEnd"/>
-      <w:r>
-        <w:t xml:space="preserve"> τ = 0.5</w:t>
-      </w:r>
     </w:p>
     <w:p>
       <w:pPr>
@@ -11537,6 +11593,12 @@
     </w:p>
     <w:p>
       <w:pPr>
+        <w:spacing w:before="60" w:after="60"/>
+        <w:jc w:val="center"/>
+      </w:pPr>
+    </w:p>
+    <w:p>
+      <w:pPr>
         <w:ind w:firstLine="720"/>
         <w:jc w:val="thaiDistribute"/>
       </w:pPr>
@@ -11652,7 +11714,6 @@
         <w:ind w:left="360"/>
       </w:pPr>
       <w:r>
-        <w:lastRenderedPageBreak/>
         <w:t xml:space="preserve">5.9 </w:t>
       </w:r>
       <w:proofErr w:type="spellStart"/>
@@ -11731,8 +11792,14 @@
       </w:r>
     </w:p>
     <w:p>
+      <w:r>
+        <w:br w:type="page"/>
+      </w:r>
+    </w:p>
+    <w:p>
       <w:proofErr w:type="spellStart"/>
       <w:r>
+        <w:lastRenderedPageBreak/>
         <w:t>ผลการทดลองที่</w:t>
       </w:r>
       <w:proofErr w:type="spellEnd"/>
@@ -11755,6 +11822,7 @@
     </w:p>
     <w:p>
       <w:pPr>
+        <w:spacing w:after="240"/>
         <w:ind w:left="851" w:hanging="851"/>
         <w:jc w:val="thaiDistribute"/>
       </w:pPr>
@@ -17416,7 +17484,7 @@
     <w:p>
       <w:pPr>
         <w:keepNext/>
-        <w:spacing w:before="240"/>
+        <w:spacing w:before="240" w:after="240"/>
         <w:ind w:left="851" w:hanging="851"/>
         <w:jc w:val="thaiDistribute"/>
       </w:pPr>
@@ -23088,9 +23156,9 @@
         </w:rPr>
         <w:lastRenderedPageBreak/>
         <w:drawing>
-          <wp:inline distT="0" distB="0" distL="0" distR="0" wp14:anchorId="14B6004F" wp14:editId="2536A1A1">
-            <wp:extent cx="5238750" cy="3257550"/>
-            <wp:effectExtent l="0" t="0" r="0" b="0"/>
+          <wp:inline distT="0" distB="0" distL="0" distR="0" wp14:anchorId="14B6004F" wp14:editId="0AC4608D">
+            <wp:extent cx="5135880" cy="3193584"/>
+            <wp:effectExtent l="0" t="0" r="7620" b="6985"/>
             <wp:docPr id="2" name="fig2" descr="เมทริกซ์ความสับสน (Confusion Matrices) ของสภาวะตัวแทน 6 สภาวะในการทดลองที่ 1 บนชุดข้อมูล NIH ChestX-ray14" title="ภาพที่ 2"/>
             <wp:cNvGraphicFramePr>
               <a:graphicFrameLocks xmlns:a="http://schemas.openxmlformats.org/drawingml/2006/main" noChangeAspect="1"/>
@@ -23114,7 +23182,7 @@
                   <pic:spPr bwMode="auto">
                     <a:xfrm>
                       <a:off x="0" y="0"/>
-                      <a:ext cx="5238750" cy="3257550"/>
+                      <a:ext cx="5139132" cy="3195606"/>
                     </a:xfrm>
                     <a:prstGeom prst="rect">
                       <a:avLst/>
@@ -23129,8 +23197,9 @@
     </w:p>
     <w:p>
       <w:pPr>
-        <w:spacing w:after="240"/>
-        <w:jc w:val="center"/>
+        <w:spacing w:before="240" w:after="240"/>
+        <w:ind w:left="851" w:hanging="851"/>
+        <w:jc w:val="thaiDistribute"/>
       </w:pPr>
       <w:proofErr w:type="spellStart"/>
       <w:r>
@@ -23146,54 +23215,63 @@
           <w:b/>
           <w:bCs/>
         </w:rPr>
-        <w:t xml:space="preserve"> </w:t>
-      </w:r>
-      <w:proofErr w:type="gramStart"/>
-      <w:r>
-        <w:rPr>
-          <w:b/>
-          <w:bCs/>
-        </w:rPr>
-        <w:t>2</w:t>
-      </w:r>
-      <w:r>
-        <w:t xml:space="preserve">  </w:t>
+        <w:t xml:space="preserve"> 2</w:t>
+      </w:r>
+      <w:r>
+        <w:rPr>
+          <w:cs/>
+        </w:rPr>
+        <w:tab/>
+      </w:r>
+      <w:r>
+        <w:rPr>
+          <w:cs/>
+        </w:rPr>
+        <w:t>เมทริก</w:t>
       </w:r>
       <w:proofErr w:type="spellStart"/>
       <w:r>
-        <w:t>เมทริกซ์ความสับสน</w:t>
+        <w:rPr>
+          <w:cs/>
+        </w:rPr>
+        <w:t>ซ์</w:t>
       </w:r>
       <w:proofErr w:type="spellEnd"/>
-      <w:proofErr w:type="gramEnd"/>
-      <w:r>
-        <w:t xml:space="preserve"> (Confusion Matrices) </w:t>
-      </w:r>
-      <w:proofErr w:type="spellStart"/>
-      <w:r>
-        <w:t>ของสภาวะตัวแทน</w:t>
-      </w:r>
-      <w:proofErr w:type="spellEnd"/>
-      <w:r>
-        <w:t xml:space="preserve"> 6 </w:t>
-      </w:r>
-      <w:r>
-        <w:br/>
-      </w:r>
-      <w:proofErr w:type="spellStart"/>
-      <w:r>
-        <w:t>สภาวะในการทดลองที่</w:t>
-      </w:r>
-      <w:proofErr w:type="spellEnd"/>
-      <w:r>
-        <w:t xml:space="preserve"> 1 </w:t>
-      </w:r>
-      <w:proofErr w:type="spellStart"/>
-      <w:r>
-        <w:t>บนชุดข้อมูล</w:t>
-      </w:r>
-      <w:proofErr w:type="spellEnd"/>
-      <w:r>
-        <w:t xml:space="preserve"> NIH ChestX-ray14</w:t>
+      <w:r>
+        <w:rPr>
+          <w:cs/>
+        </w:rPr>
+        <w:t>ความสับสน (</w:t>
+      </w:r>
+      <w:r>
+        <w:t xml:space="preserve">Confusion Matrices) </w:t>
+      </w:r>
+      <w:r>
+        <w:rPr>
+          <w:cs/>
+        </w:rPr>
+        <w:t xml:space="preserve">ของสภาวะตัวแทน </w:t>
+      </w:r>
+      <w:r>
+        <w:t xml:space="preserve">6 </w:t>
+      </w:r>
+      <w:r>
+        <w:rPr>
+          <w:cs/>
+        </w:rPr>
+        <w:t xml:space="preserve">สภาวะในการทดลองที่ </w:t>
+      </w:r>
+      <w:r>
+        <w:t xml:space="preserve">1 </w:t>
+      </w:r>
+      <w:r>
+        <w:rPr>
+          <w:cs/>
+        </w:rPr>
+        <w:t xml:space="preserve">บนชุดข้อมูล </w:t>
+      </w:r>
+      <w:r>
+        <w:t>NIH ChestX-ray14</w:t>
       </w:r>
     </w:p>
     <w:p>
@@ -23207,9 +23285,9 @@
           <w:noProof/>
         </w:rPr>
         <w:drawing>
-          <wp:inline distT="0" distB="0" distL="0" distR="0" wp14:anchorId="3BE3698B" wp14:editId="1E54BAFC">
-            <wp:extent cx="5238750" cy="3257550"/>
-            <wp:effectExtent l="0" t="0" r="0" b="0"/>
+          <wp:inline distT="0" distB="0" distL="0" distR="0" wp14:anchorId="3BE3698B" wp14:editId="166CCAD7">
+            <wp:extent cx="4991100" cy="3103557"/>
+            <wp:effectExtent l="0" t="0" r="0" b="1905"/>
             <wp:docPr id="3" name="fig3" descr="เมทริกซ์ความสับสน (Confusion Matrices) ของสภาวะตัวแทน 6 สภาวะในการทดลองที่ 1 บนชุดข้อมูล VinBigData" title="ภาพที่ 3"/>
             <wp:cNvGraphicFramePr>
               <a:graphicFrameLocks xmlns:a="http://schemas.openxmlformats.org/drawingml/2006/main" noChangeAspect="1"/>
@@ -23233,7 +23311,7 @@
                   <pic:spPr bwMode="auto">
                     <a:xfrm>
                       <a:off x="0" y="0"/>
-                      <a:ext cx="5238750" cy="3257550"/>
+                      <a:ext cx="4993757" cy="3105209"/>
                     </a:xfrm>
                     <a:prstGeom prst="rect">
                       <a:avLst/>
@@ -23248,8 +23326,9 @@
     </w:p>
     <w:p>
       <w:pPr>
-        <w:spacing w:after="240"/>
-        <w:jc w:val="center"/>
+        <w:spacing w:before="240" w:after="240"/>
+        <w:ind w:left="851" w:hanging="851"/>
+        <w:jc w:val="thaiDistribute"/>
       </w:pPr>
       <w:proofErr w:type="spellStart"/>
       <w:r>
@@ -23265,38 +23344,29 @@
           <w:b/>
           <w:bCs/>
         </w:rPr>
+        <w:t xml:space="preserve"> 3</w:t>
+      </w:r>
+      <w:r>
+        <w:tab/>
+      </w:r>
+      <w:proofErr w:type="spellStart"/>
+      <w:r>
+        <w:t>เมทริกซ์ความสับสน</w:t>
+      </w:r>
+      <w:proofErr w:type="spellEnd"/>
+      <w:r>
+        <w:t xml:space="preserve"> (Confusion Matrices) </w:t>
+      </w:r>
+      <w:proofErr w:type="spellStart"/>
+      <w:r>
+        <w:t>ของสภาวะตัวแทน</w:t>
+      </w:r>
+      <w:proofErr w:type="spellEnd"/>
+      <w:r>
+        <w:t xml:space="preserve"> 6</w:t>
+      </w:r>
+      <w:r>
         <w:t xml:space="preserve"> </w:t>
-      </w:r>
-      <w:proofErr w:type="gramStart"/>
-      <w:r>
-        <w:rPr>
-          <w:b/>
-          <w:bCs/>
-        </w:rPr>
-        <w:t>3</w:t>
-      </w:r>
-      <w:r>
-        <w:t xml:space="preserve">  </w:t>
-      </w:r>
-      <w:proofErr w:type="spellStart"/>
-      <w:r>
-        <w:t>เมทริกซ์ความสับสน</w:t>
-      </w:r>
-      <w:proofErr w:type="spellEnd"/>
-      <w:proofErr w:type="gramEnd"/>
-      <w:r>
-        <w:t xml:space="preserve"> (Confusion Matrices) </w:t>
-      </w:r>
-      <w:proofErr w:type="spellStart"/>
-      <w:r>
-        <w:t>ของสภาวะตัวแทน</w:t>
-      </w:r>
-      <w:proofErr w:type="spellEnd"/>
-      <w:r>
-        <w:t xml:space="preserve"> 6</w:t>
-      </w:r>
-      <w:r>
-        <w:br/>
       </w:r>
       <w:proofErr w:type="spellStart"/>
       <w:r>
@@ -23324,7 +23394,7 @@
       <w:pPr>
         <w:keepNext/>
         <w:spacing w:before="60"/>
-        <w:ind w:left="720" w:hanging="720"/>
+        <w:ind w:left="720" w:hanging="862"/>
       </w:pPr>
       <w:proofErr w:type="spellStart"/>
       <w:r>
@@ -23353,7 +23423,7 @@
       <w:pPr>
         <w:keepNext/>
         <w:spacing w:after="120"/>
-        <w:ind w:left="709" w:hanging="851"/>
+        <w:ind w:left="851" w:hanging="993"/>
         <w:jc w:val="thaiDistribute"/>
       </w:pPr>
       <w:r>
@@ -27269,6 +27339,7 @@
         <w:keepNext/>
         <w:spacing w:after="120"/>
         <w:rPr>
+          <w:rFonts w:hint="cs"/>
           <w:b/>
           <w:bCs/>
         </w:rPr>
@@ -27277,9 +27348,10 @@
     <w:p>
       <w:pPr>
         <w:keepNext/>
-        <w:spacing w:after="120"/>
-        <w:ind w:left="851" w:hanging="851"/>
-        <w:rPr>
+        <w:spacing w:before="240" w:after="120"/>
+        <w:ind w:left="993" w:hanging="993"/>
+        <w:rPr>
+          <w:rFonts w:hint="cs"/>
           <w:cs/>
         </w:rPr>
       </w:pPr>
@@ -31665,8 +31737,8 @@
     <w:p>
       <w:pPr>
         <w:keepNext/>
-        <w:spacing w:before="240"/>
-        <w:ind w:left="851" w:hanging="851"/>
+        <w:spacing w:before="240" w:after="240"/>
+        <w:ind w:left="993" w:hanging="993"/>
         <w:rPr>
           <w:rFonts w:ascii="TH SarabunPSK" w:hAnsi="TH SarabunPSK" w:cs="TH SarabunPSK"/>
         </w:rPr>
@@ -31704,67 +31776,73 @@
         </w:rPr>
         <w:tab/>
       </w:r>
+      <w:r>
+        <w:rPr>
+          <w:rFonts w:ascii="TH SarabunPSK" w:hAnsi="TH SarabunPSK" w:cs="TH SarabunPSK" w:hint="cs"/>
+        </w:rPr>
+        <w:t xml:space="preserve">วิธีที่ให้ผลดีที่สุดแยกตามตระกูลสัญญาณรบกวน </w:t>
+      </w:r>
       <w:proofErr w:type="spellStart"/>
       <w:r>
         <w:rPr>
           <w:rFonts w:ascii="TH SarabunPSK" w:hAnsi="TH SarabunPSK" w:cs="TH SarabunPSK" w:hint="cs"/>
         </w:rPr>
-        <w:t>วิธีที่ให้ผลดีที่สุดแยกตามตระกูลสัญญาณรบกวน</w:t>
+        <w:t>เปรียบเทียบ</w:t>
       </w:r>
       <w:proofErr w:type="spellEnd"/>
       <w:r>
         <w:rPr>
           <w:rFonts w:ascii="TH SarabunPSK" w:hAnsi="TH SarabunPSK" w:cs="TH SarabunPSK" w:hint="cs"/>
         </w:rPr>
+        <w:t xml:space="preserve"> 2 </w:t>
+      </w:r>
+      <w:proofErr w:type="spellStart"/>
+      <w:r>
+        <w:rPr>
+          <w:rFonts w:ascii="TH SarabunPSK" w:hAnsi="TH SarabunPSK" w:cs="TH SarabunPSK" w:hint="cs"/>
+        </w:rPr>
+        <w:t>ชุดข้อมูล</w:t>
+      </w:r>
+      <w:proofErr w:type="spellEnd"/>
+      <w:r>
+        <w:rPr>
+          <w:rFonts w:ascii="TH SarabunPSK" w:hAnsi="TH SarabunPSK" w:cs="TH SarabunPSK"/>
+        </w:rPr>
         <w:t xml:space="preserve"> </w:t>
       </w:r>
+      <w:r>
+        <w:rPr>
+          <w:rFonts w:ascii="TH SarabunPSK" w:hAnsi="TH SarabunPSK" w:cs="TH SarabunPSK" w:hint="cs"/>
+        </w:rPr>
+        <w:t xml:space="preserve">(NIH </w:t>
+      </w:r>
       <w:proofErr w:type="spellStart"/>
       <w:r>
         <w:rPr>
           <w:rFonts w:ascii="TH SarabunPSK" w:hAnsi="TH SarabunPSK" w:cs="TH SarabunPSK" w:hint="cs"/>
         </w:rPr>
-        <w:t>เปรียบเทียบ</w:t>
+        <w:t>เปรียบเทียบด้วย</w:t>
       </w:r>
       <w:proofErr w:type="spellEnd"/>
       <w:r>
         <w:rPr>
           <w:rFonts w:ascii="TH SarabunPSK" w:hAnsi="TH SarabunPSK" w:cs="TH SarabunPSK" w:hint="cs"/>
         </w:rPr>
-        <w:t xml:space="preserve"> 2 </w:t>
+        <w:t xml:space="preserve"> </w:t>
       </w:r>
       <w:proofErr w:type="spellStart"/>
       <w:r>
         <w:rPr>
           <w:rFonts w:ascii="TH SarabunPSK" w:hAnsi="TH SarabunPSK" w:cs="TH SarabunPSK" w:hint="cs"/>
         </w:rPr>
-        <w:t>ชุดข้อมูล</w:t>
+        <w:t>ROC</w:t>
       </w:r>
       <w:proofErr w:type="spellEnd"/>
       <w:r>
         <w:rPr>
-          <w:rFonts w:ascii="TH SarabunPSK" w:hAnsi="TH SarabunPSK" w:cs="TH SarabunPSK"/>
-        </w:rPr>
-        <w:t xml:space="preserve"> </w:t>
-      </w:r>
-      <w:r>
-        <w:rPr>
           <w:rFonts w:ascii="TH SarabunPSK" w:hAnsi="TH SarabunPSK" w:cs="TH SarabunPSK" w:hint="cs"/>
         </w:rPr>
-        <w:t xml:space="preserve">(NIH </w:t>
-      </w:r>
-      <w:proofErr w:type="spellStart"/>
-      <w:r>
-        <w:rPr>
-          <w:rFonts w:ascii="TH SarabunPSK" w:hAnsi="TH SarabunPSK" w:cs="TH SarabunPSK" w:hint="cs"/>
-        </w:rPr>
-        <w:t>เปรียบเทียบด้วย</w:t>
-      </w:r>
-      <w:proofErr w:type="spellEnd"/>
-      <w:r>
-        <w:rPr>
-          <w:rFonts w:ascii="TH SarabunPSK" w:hAnsi="TH SarabunPSK" w:cs="TH SarabunPSK" w:hint="cs"/>
-        </w:rPr>
-        <w:t xml:space="preserve"> ROC-AUC; </w:t>
+        <w:t xml:space="preserve">-AUC; </w:t>
       </w:r>
       <w:proofErr w:type="spellStart"/>
       <w:r>
@@ -33386,7 +33464,7 @@
     <w:p>
       <w:pPr>
         <w:spacing w:after="240"/>
-        <w:jc w:val="center"/>
+        <w:ind w:left="709" w:hanging="709"/>
       </w:pPr>
       <w:proofErr w:type="spellStart"/>
       <w:r>
@@ -33402,67 +33480,69 @@
           <w:b/>
           <w:bCs/>
         </w:rPr>
-        <w:t xml:space="preserve"> </w:t>
-      </w:r>
-      <w:proofErr w:type="gramStart"/>
-      <w:r>
-        <w:rPr>
-          <w:b/>
-          <w:bCs/>
-        </w:rPr>
-        <w:t>4</w:t>
-      </w:r>
-      <w:r>
-        <w:t xml:space="preserve">  </w:t>
+        <w:t xml:space="preserve"> 4</w:t>
+      </w:r>
+      <w:r>
+        <w:tab/>
+      </w:r>
+      <w:r>
+        <w:rPr>
+          <w:cs/>
+        </w:rPr>
+        <w:t>เมทริก</w:t>
       </w:r>
       <w:proofErr w:type="spellStart"/>
       <w:r>
-        <w:t>เมทริกซ์ความสับสนรวม</w:t>
+        <w:rPr>
+          <w:cs/>
+        </w:rPr>
+        <w:t>ซ์</w:t>
       </w:r>
       <w:proofErr w:type="spellEnd"/>
-      <w:proofErr w:type="gramEnd"/>
-      <w:r>
-        <w:t xml:space="preserve"> 16 </w:t>
-      </w:r>
-      <w:proofErr w:type="spellStart"/>
-      <w:r>
-        <w:t>สภาวะ</w:t>
-      </w:r>
-      <w:proofErr w:type="spellEnd"/>
-      <w:r>
-        <w:t xml:space="preserve"> (1,600 </w:t>
-      </w:r>
-      <w:proofErr w:type="spellStart"/>
-      <w:r>
-        <w:t>การทำนายต่อวิธี</w:t>
-      </w:r>
-      <w:proofErr w:type="spellEnd"/>
-      <w:r>
-        <w:t xml:space="preserve">) </w:t>
-      </w:r>
-      <w:proofErr w:type="spellStart"/>
-      <w:r>
-        <w:t>ของ</w:t>
-      </w:r>
-      <w:proofErr w:type="spellEnd"/>
-      <w:r>
-        <w:t xml:space="preserve"> 4 </w:t>
-      </w:r>
-      <w:proofErr w:type="spellStart"/>
-      <w:r>
-        <w:t>วิธีสำคัญในการทดลองที่</w:t>
-      </w:r>
-      <w:proofErr w:type="spellEnd"/>
-      <w:r>
-        <w:t xml:space="preserve"> 2 </w:t>
-      </w:r>
-      <w:proofErr w:type="spellStart"/>
-      <w:r>
-        <w:t>บนชุดข้อมูล</w:t>
-      </w:r>
-      <w:proofErr w:type="spellEnd"/>
-      <w:r>
-        <w:t xml:space="preserve"> NIH ChestX-ray14</w:t>
+      <w:r>
+        <w:rPr>
+          <w:cs/>
+        </w:rPr>
+        <w:t xml:space="preserve">ความสับสนรวม </w:t>
+      </w:r>
+      <w:r>
+        <w:t xml:space="preserve">16 </w:t>
+      </w:r>
+      <w:r>
+        <w:rPr>
+          <w:cs/>
+        </w:rPr>
+        <w:t>สภาวะ (</w:t>
+      </w:r>
+      <w:r>
+        <w:t xml:space="preserve">1,600 </w:t>
+      </w:r>
+      <w:r>
+        <w:rPr>
+          <w:cs/>
+        </w:rPr>
+        <w:t xml:space="preserve">การทำนายต่อวิธี) ของ </w:t>
+      </w:r>
+      <w:r>
+        <w:t xml:space="preserve">4 </w:t>
+      </w:r>
+      <w:r>
+        <w:rPr>
+          <w:cs/>
+        </w:rPr>
+        <w:t xml:space="preserve">วิธีสำคัญในการทดลองที่ </w:t>
+      </w:r>
+      <w:r>
+        <w:t xml:space="preserve">2 </w:t>
+      </w:r>
+      <w:r>
+        <w:rPr>
+          <w:cs/>
+        </w:rPr>
+        <w:t xml:space="preserve">บนชุดข้อมูล </w:t>
+      </w:r>
+      <w:r>
+        <w:t>NIH ChestX-ray14</w:t>
       </w:r>
     </w:p>
     <w:p>
@@ -33517,8 +33597,8 @@
     </w:p>
     <w:p>
       <w:pPr>
-        <w:spacing w:after="240"/>
-        <w:jc w:val="center"/>
+        <w:spacing w:before="240" w:after="240"/>
+        <w:ind w:left="851" w:hanging="851"/>
       </w:pPr>
       <w:proofErr w:type="spellStart"/>
       <w:r>
@@ -33534,73 +33614,202 @@
           <w:b/>
           <w:bCs/>
         </w:rPr>
-        <w:t xml:space="preserve"> </w:t>
-      </w:r>
-      <w:proofErr w:type="gramStart"/>
-      <w:r>
+        <w:t xml:space="preserve"> 5</w:t>
+      </w:r>
+      <w:r>
+        <w:tab/>
+      </w:r>
+      <w:r>
+        <w:rPr>
+          <w:cs/>
+        </w:rPr>
+        <w:t>เมทริก</w:t>
+      </w:r>
+      <w:proofErr w:type="spellStart"/>
+      <w:r>
+        <w:rPr>
+          <w:cs/>
+        </w:rPr>
+        <w:t>ซ์</w:t>
+      </w:r>
+      <w:proofErr w:type="spellEnd"/>
+      <w:r>
+        <w:rPr>
+          <w:cs/>
+        </w:rPr>
+        <w:t xml:space="preserve">ความสับสนรวม </w:t>
+      </w:r>
+      <w:r>
+        <w:t xml:space="preserve">16 </w:t>
+      </w:r>
+      <w:r>
+        <w:rPr>
+          <w:cs/>
+        </w:rPr>
+        <w:t>สภาวะ (</w:t>
+      </w:r>
+      <w:r>
+        <w:t xml:space="preserve">1,600 </w:t>
+      </w:r>
+      <w:r>
+        <w:rPr>
+          <w:cs/>
+        </w:rPr>
+        <w:t xml:space="preserve">การทำนายต่อวิธี) ของ </w:t>
+      </w:r>
+      <w:r>
+        <w:t xml:space="preserve">4 </w:t>
+      </w:r>
+      <w:r>
+        <w:rPr>
+          <w:cs/>
+        </w:rPr>
+        <w:t xml:space="preserve">วิธีสำคัญในการทดลองที่ </w:t>
+      </w:r>
+      <w:r>
+        <w:t xml:space="preserve">2 </w:t>
+      </w:r>
+      <w:r>
+        <w:rPr>
+          <w:cs/>
+        </w:rPr>
+        <w:t xml:space="preserve">บนชุดข้อมูล </w:t>
+      </w:r>
+      <w:proofErr w:type="spellStart"/>
+      <w:r>
+        <w:t>VinBigData</w:t>
+      </w:r>
+      <w:proofErr w:type="spellEnd"/>
+    </w:p>
+    <w:p>
+      <w:pPr>
         <w:rPr>
           <w:b/>
           <w:bCs/>
-        </w:rPr>
-        <w:t>5</w:t>
-      </w:r>
-      <w:r>
-        <w:t xml:space="preserve">  </w:t>
-      </w:r>
-      <w:proofErr w:type="spellStart"/>
-      <w:r>
-        <w:t>เมทริกซ์ความสับสนรวม</w:t>
-      </w:r>
-      <w:proofErr w:type="spellEnd"/>
-      <w:proofErr w:type="gramEnd"/>
-      <w:r>
-        <w:t xml:space="preserve"> 16 </w:t>
-      </w:r>
-      <w:proofErr w:type="spellStart"/>
-      <w:r>
-        <w:t>สภาวะ</w:t>
-      </w:r>
-      <w:proofErr w:type="spellEnd"/>
-      <w:r>
-        <w:t xml:space="preserve"> (1,600 </w:t>
-      </w:r>
-      <w:proofErr w:type="spellStart"/>
-      <w:r>
-        <w:t>การทำนายต่อวิธี</w:t>
-      </w:r>
-      <w:proofErr w:type="spellEnd"/>
-      <w:r>
-        <w:t xml:space="preserve">) </w:t>
-      </w:r>
-      <w:proofErr w:type="spellStart"/>
-      <w:r>
-        <w:t>ของ</w:t>
-      </w:r>
-      <w:proofErr w:type="spellEnd"/>
-      <w:r>
-        <w:t xml:space="preserve"> 4 </w:t>
-      </w:r>
-      <w:proofErr w:type="spellStart"/>
-      <w:r>
-        <w:t>วิธีสำคัญในการทดลองที่</w:t>
-      </w:r>
-      <w:proofErr w:type="spellEnd"/>
-      <w:r>
-        <w:t xml:space="preserve"> 2 </w:t>
-      </w:r>
-      <w:proofErr w:type="spellStart"/>
-      <w:r>
-        <w:t>บนชุดข้อมูล</w:t>
-      </w:r>
-      <w:proofErr w:type="spellEnd"/>
-      <w:r>
-        <w:t xml:space="preserve"> </w:t>
-      </w:r>
-      <w:proofErr w:type="spellStart"/>
-      <w:r>
-        <w:t>VinBigData</w:t>
-      </w:r>
-      <w:proofErr w:type="spellEnd"/>
+          <w:cs/>
+        </w:rPr>
+      </w:pPr>
+      <w:r>
+        <w:rPr>
+          <w:b/>
+          <w:bCs/>
+          <w:cs/>
+        </w:rPr>
+        <w:br w:type="page"/>
+      </w:r>
+    </w:p>
+    <w:p>
+      <w:pPr>
+        <w:keepNext/>
+        <w:spacing w:before="240" w:after="120"/>
+        <w:jc w:val="thaiDistribute"/>
+        <w:rPr>
+          <w:rFonts w:ascii="TH SarabunPSK" w:hAnsi="TH SarabunPSK" w:cs="TH SarabunPSK" w:hint="cs"/>
+        </w:rPr>
+      </w:pPr>
+      <w:r>
+        <w:rPr>
+          <w:rFonts w:ascii="TH SarabunPSK" w:hAnsi="TH SarabunPSK" w:cs="TH SarabunPSK" w:hint="cs"/>
+          <w:cs/>
+        </w:rPr>
+        <w:lastRenderedPageBreak/>
+        <w:t xml:space="preserve">ผลการทดลองที่ </w:t>
+      </w:r>
+      <w:r>
+        <w:rPr>
+          <w:rFonts w:ascii="TH SarabunPSK" w:hAnsi="TH SarabunPSK" w:cs="TH SarabunPSK" w:hint="cs"/>
+        </w:rPr>
+        <w:t>2 (</w:t>
+      </w:r>
+      <w:r>
+        <w:rPr>
+          <w:rFonts w:ascii="TH SarabunPSK" w:hAnsi="TH SarabunPSK" w:cs="TH SarabunPSK" w:hint="cs"/>
+          <w:cs/>
+        </w:rPr>
+        <w:t xml:space="preserve">ต่อ): ความสัมพันธ์ระหว่างคุณภาพภาพกับประสิทธิภาพการจำแนกโรค — เพื่อตรวจสอบว่าค่า </w:t>
+      </w:r>
+      <w:r>
+        <w:rPr>
+          <w:rFonts w:ascii="TH SarabunPSK" w:hAnsi="TH SarabunPSK" w:cs="TH SarabunPSK" w:hint="cs"/>
+        </w:rPr>
+        <w:t xml:space="preserve">PSNR/SSIM </w:t>
+      </w:r>
+      <w:r>
+        <w:rPr>
+          <w:rFonts w:ascii="TH SarabunPSK" w:hAnsi="TH SarabunPSK" w:cs="TH SarabunPSK" w:hint="cs"/>
+          <w:cs/>
+        </w:rPr>
+        <w:t xml:space="preserve">ที่สูงขึ้นทำให้การจำแนกโรคดีขึ้นจริงหรือไม่ ผู้วิจัยเลือกสภาวะ </w:t>
+      </w:r>
+      <w:r>
+        <w:rPr>
+          <w:rFonts w:ascii="TH SarabunPSK" w:hAnsi="TH SarabunPSK" w:cs="TH SarabunPSK" w:hint="cs"/>
+        </w:rPr>
+        <w:t>Gaussian N3 (</w:t>
+      </w:r>
+      <w:r>
+        <w:rPr>
+          <w:rFonts w:ascii="Calibri" w:hAnsi="Calibri" w:cs="Calibri"/>
+        </w:rPr>
+        <w:t>σ</w:t>
+      </w:r>
+      <w:r>
+        <w:rPr>
+          <w:rFonts w:ascii="TH SarabunPSK" w:hAnsi="TH SarabunPSK" w:cs="TH SarabunPSK" w:hint="cs"/>
+        </w:rPr>
+        <w:t xml:space="preserve"> = 0.10) </w:t>
+      </w:r>
+      <w:r>
+        <w:rPr>
+          <w:rFonts w:ascii="TH SarabunPSK" w:hAnsi="TH SarabunPSK" w:cs="TH SarabunPSK" w:hint="cs"/>
+          <w:cs/>
+        </w:rPr>
+        <w:t xml:space="preserve">ซึ่งเป็นสัญญาณรบกวนระดับรุนแรงที่สุดของตระกูล </w:t>
+      </w:r>
+      <w:r>
+        <w:rPr>
+          <w:rFonts w:ascii="TH SarabunPSK" w:hAnsi="TH SarabunPSK" w:cs="TH SarabunPSK" w:hint="cs"/>
+        </w:rPr>
+        <w:t xml:space="preserve">Gaussian </w:t>
+      </w:r>
+      <w:r>
+        <w:rPr>
+          <w:rFonts w:ascii="TH SarabunPSK" w:hAnsi="TH SarabunPSK" w:cs="TH SarabunPSK" w:hint="cs"/>
+          <w:cs/>
+        </w:rPr>
+        <w:t>เป็นกรณีศึกษาตัวแทน โดยเปรียบเทียบภาพดิบ (</w:t>
+      </w:r>
+      <w:r>
+        <w:rPr>
+          <w:rFonts w:ascii="TH SarabunPSK" w:hAnsi="TH SarabunPSK" w:cs="TH SarabunPSK" w:hint="cs"/>
+        </w:rPr>
+        <w:t xml:space="preserve">Baseline), Median Filter L3 (7×7) </w:t>
+      </w:r>
+      <w:r>
+        <w:rPr>
+          <w:rFonts w:ascii="TH SarabunPSK" w:hAnsi="TH SarabunPSK" w:cs="TH SarabunPSK" w:hint="cs"/>
+          <w:cs/>
+        </w:rPr>
+        <w:t xml:space="preserve">และ </w:t>
+      </w:r>
+      <w:r>
+        <w:rPr>
+          <w:rFonts w:ascii="TH SarabunPSK" w:hAnsi="TH SarabunPSK" w:cs="TH SarabunPSK" w:hint="cs"/>
+        </w:rPr>
+        <w:t xml:space="preserve">DAE </w:t>
+      </w:r>
+      <w:r>
+        <w:rPr>
+          <w:rFonts w:ascii="Arial" w:hAnsi="Arial" w:cs="Arial"/>
+        </w:rPr>
+        <w:t>→</w:t>
+      </w:r>
+      <w:r>
+        <w:rPr>
+          <w:rFonts w:ascii="TH SarabunPSK" w:hAnsi="TH SarabunPSK" w:cs="TH SarabunPSK" w:hint="cs"/>
+        </w:rPr>
+        <w:t xml:space="preserve"> CLAHE</w:t>
+      </w:r>
     </w:p>
     <w:p>
       <w:pPr>
@@ -33614,7 +33823,6 @@
           <w:b/>
           <w:bCs/>
         </w:rPr>
-        <w:lastRenderedPageBreak/>
         <w:t>ตารางที่</w:t>
       </w:r>
       <w:proofErr w:type="spellEnd"/>
@@ -34792,7 +35000,7 @@
     <w:p>
       <w:pPr>
         <w:spacing w:after="240"/>
-        <w:jc w:val="center"/>
+        <w:ind w:left="851" w:hanging="851"/>
       </w:pPr>
       <w:proofErr w:type="spellStart"/>
       <w:r>
@@ -34808,25 +35016,19 @@
           <w:b/>
           <w:bCs/>
         </w:rPr>
+        <w:t xml:space="preserve"> 6</w:t>
+      </w:r>
+      <w:r>
         <w:t xml:space="preserve"> </w:t>
       </w:r>
-      <w:proofErr w:type="gramStart"/>
-      <w:r>
-        <w:rPr>
-          <w:b/>
-          <w:bCs/>
-        </w:rPr>
-        <w:t>6</w:t>
-      </w:r>
-      <w:r>
-        <w:t xml:space="preserve">  </w:t>
+      <w:r>
+        <w:tab/>
       </w:r>
       <w:proofErr w:type="spellStart"/>
       <w:r>
         <w:t>ความสัมพันธ์ระหว่างค่า</w:t>
       </w:r>
       <w:proofErr w:type="spellEnd"/>
-      <w:proofErr w:type="gramEnd"/>
       <w:r>
         <w:t xml:space="preserve"> PSNR </w:t>
       </w:r>
@@ -35126,6 +35328,7 @@
         <w:t xml:space="preserve">แต่ค่า </w:t>
       </w:r>
       <w:r>
+        <w:lastRenderedPageBreak/>
         <w:t xml:space="preserve">ROC-AUC </w:t>
       </w:r>
       <w:r>
@@ -35323,14 +35526,7 @@
         <w:rPr>
           <w:cs/>
         </w:rPr>
-        <w:t xml:space="preserve">สูงสุด </w:t>
-      </w:r>
-      <w:r>
-        <w:rPr>
-          <w:cs/>
-        </w:rPr>
-        <w:lastRenderedPageBreak/>
-        <w:t>(</w:t>
+        <w:t>สูงสุด (</w:t>
       </w:r>
       <w:r>
         <w:t xml:space="preserve">0.9800) </w:t>
@@ -36069,16 +36265,30 @@
     </w:p>
     <w:p>
       <w:pPr>
-        <w:keepNext/>
-        <w:spacing w:before="240" w:after="60"/>
-      </w:pPr>
-      <w:r>
         <w:rPr>
           <w:b/>
           <w:bCs/>
           <w:sz w:val="32"/>
           <w:szCs w:val="32"/>
         </w:rPr>
+      </w:pPr>
+      <w:r>
+        <w:rPr>
+          <w:b/>
+          <w:bCs/>
+          <w:sz w:val="32"/>
+          <w:szCs w:val="32"/>
+        </w:rPr>
+        <w:br w:type="page"/>
+      </w:r>
+      <w:r>
+        <w:rPr>
+          <w:b/>
+          <w:bCs/>
+          <w:sz w:val="32"/>
+          <w:szCs w:val="32"/>
+        </w:rPr>
+        <w:lastRenderedPageBreak/>
         <w:t xml:space="preserve">6. </w:t>
       </w:r>
       <w:proofErr w:type="spellStart"/>
@@ -36272,7 +36482,6 @@
         <w:rPr>
           <w:cs/>
         </w:rPr>
-        <w:lastRenderedPageBreak/>
         <w:t>และการรวมเทคนิค (</w:t>
       </w:r>
       <w:r>
@@ -36775,6 +36984,7 @@
         <w:jc w:val="thaiDistribute"/>
       </w:pPr>
       <w:r>
+        <w:lastRenderedPageBreak/>
         <w:t>6.3.</w:t>
       </w:r>
       <w:r>
@@ -36948,7 +37158,6 @@
           <w:sz w:val="32"/>
           <w:szCs w:val="32"/>
         </w:rPr>
-        <w:lastRenderedPageBreak/>
         <w:t xml:space="preserve">8. </w:t>
       </w:r>
       <w:proofErr w:type="spellStart"/>
@@ -37068,6 +37277,7 @@
           <w:sz w:val="32"/>
           <w:szCs w:val="32"/>
         </w:rPr>
+        <w:lastRenderedPageBreak/>
         <w:t xml:space="preserve">9. </w:t>
       </w:r>
       <w:proofErr w:type="spellStart"/>
@@ -39898,11 +40108,6 @@
     </w:tbl>
     <w:p>
       <w:pPr>
-        <w:spacing w:after="120"/>
-      </w:pPr>
-    </w:p>
-    <w:p>
-      <w:pPr>
         <w:keepNext/>
         <w:spacing w:before="240" w:after="60"/>
       </w:pPr>
@@ -39913,7 +40118,6 @@
           <w:sz w:val="32"/>
           <w:szCs w:val="32"/>
         </w:rPr>
-        <w:lastRenderedPageBreak/>
         <w:t xml:space="preserve">10. </w:t>
       </w:r>
       <w:proofErr w:type="spellStart"/>
@@ -40327,6 +40531,7 @@
           <w:sz w:val="32"/>
           <w:szCs w:val="32"/>
         </w:rPr>
+        <w:lastRenderedPageBreak/>
         <w:t xml:space="preserve">11. </w:t>
       </w:r>
       <w:proofErr w:type="spellStart"/>
@@ -40507,7 +40712,6 @@
         <w:jc w:val="thaiDistribute"/>
       </w:pPr>
       <w:r>
-        <w:lastRenderedPageBreak/>
         <w:t>Dhar, T., Dey, N., Borra, S., &amp; Sherratt, R. S. (2023). Challenges of deep learning in medical image analysis—Improving explainability and trust. IEEE Transactions on Technology and Society, 4(1), 68–75. https://doi.org/10.1109/TTS.2023.3234203</w:t>
       </w:r>
     </w:p>
@@ -40612,6 +40816,7 @@
         <w:jc w:val="thaiDistribute"/>
       </w:pPr>
       <w:r>
+        <w:lastRenderedPageBreak/>
         <w:t>Lundberg, S. M., &amp; Lee, S.-I. (2017). A unified approach to interpreting model predictions. In Advances in Neural Information Processing Systems (Vol. 30, pp. 4765–4774). https://doi.org/10.48550/arXiv.1705.07874</w:t>
       </w:r>
     </w:p>
@@ -40789,7 +40994,6 @@
         <w:jc w:val="thaiDistribute"/>
       </w:pPr>
       <w:r>
-        <w:lastRenderedPageBreak/>
         <w:t xml:space="preserve">Rudin, C. (2019). Stop explaining black box machine learning models for </w:t>
       </w:r>
       <w:proofErr w:type="gramStart"/>
@@ -40886,6 +41090,7 @@
         <w:jc w:val="thaiDistribute"/>
       </w:pPr>
       <w:r>
+        <w:lastRenderedPageBreak/>
         <w:t>Song, L., Sun, H., Xiao, H., Lam, S. K., Zhan, Y., Ren, G., &amp; Cai, J. (2025). Artificial intelligence for chest X-ray image enhancement. Radiation Medicine and Protection, 6(1), 61–68. https://doi.org/10.1016/j.radmp.2024.12.003</w:t>
       </w:r>
     </w:p>
@@ -41005,14 +41210,15 @@
     </w:p>
     <w:p>
       <w:pPr>
-        <w:jc w:val="right"/>
+        <w:rPr>
+          <w:cs/>
+        </w:rPr>
       </w:pPr>
       <w:r>
         <w:rPr>
           <w:cs/>
         </w:rPr>
-        <w:lastRenderedPageBreak/>
-        <w:t>ลงชื่อผู้ทำโครงงาน .............................................</w:t>
+        <w:br w:type="page"/>
       </w:r>
     </w:p>
     <w:p>
@@ -41020,27 +41226,25 @@
         <w:jc w:val="right"/>
       </w:pPr>
       <w:r>
+        <w:rPr>
+          <w:cs/>
+        </w:rPr>
+        <w:lastRenderedPageBreak/>
+        <w:t>ลงชื่อผู้ทำโครงงาน .............................................</w:t>
+      </w:r>
+    </w:p>
+    <w:p>
+      <w:pPr>
+        <w:jc w:val="right"/>
+      </w:pPr>
+      <w:r>
         <w:t>(</w:t>
       </w:r>
       <w:r>
         <w:rPr>
           <w:cs/>
         </w:rPr>
-        <w:t>นาย</w:t>
-      </w:r>
-      <w:proofErr w:type="spellStart"/>
-      <w:r>
-        <w:rPr>
-          <w:cs/>
-        </w:rPr>
-        <w:t>ปิ</w:t>
-      </w:r>
-      <w:proofErr w:type="spellEnd"/>
-      <w:r>
-        <w:rPr>
-          <w:cs/>
-        </w:rPr>
-        <w:t>ยะพล ตุ่นป่า)</w:t>
+        <w:t>นายสัพพัญญู คำตุ้ม)</w:t>
       </w:r>
       <w:r>
         <w:tab/>
@@ -41084,7 +41288,21 @@
         <w:rPr>
           <w:cs/>
         </w:rPr>
-        <w:t>นายสัพพัญญู คำตุ้ม)</w:t>
+        <w:t>นาย</w:t>
+      </w:r>
+      <w:proofErr w:type="spellStart"/>
+      <w:r>
+        <w:rPr>
+          <w:cs/>
+        </w:rPr>
+        <w:t>ปิ</w:t>
+      </w:r>
+      <w:proofErr w:type="spellEnd"/>
+      <w:r>
+        <w:rPr>
+          <w:cs/>
+        </w:rPr>
+        <w:t>ยะพล ตุ่นป่า)</w:t>
       </w:r>
       <w:r>
         <w:tab/>
@@ -41142,6 +41360,7 @@
         <w:t>อื่น ๆ .........................................................................................................................</w:t>
       </w:r>
     </w:p>
+    <w:p/>
     <w:p/>
     <w:p>
       <w:pPr>
